--- a/ANILA_prod-intranet-card_專案學習報告.docx
+++ b/ANILA_prod-intranet-card_專案學習報告.docx
@@ -28,9 +28,9 @@
           <w:rFonts w:ascii="Microsoft JhengHei" w:hAnsi="Microsoft JhengHei" w:eastAsia="Microsoft JhengHei"/>
           <w:b/>
           <w:color w:val="2E74B5"/>
-          <w:sz w:val="40"/>
+          <w:sz w:val="38"/>
         </w:rPr>
-        <w:t>prod-intranet-card 分支</w:t>
+        <w:t>從零到 v1.0.0 的工程實錄</w:t>
       </w:r>
     </w:p>
     <w:p>
@@ -41,9 +41,9 @@
         <w:rPr>
           <w:rFonts w:ascii="Microsoft JhengHei" w:hAnsi="Microsoft JhengHei" w:eastAsia="Microsoft JhengHei"/>
           <w:color w:val="595959"/>
-          <w:sz w:val="26"/>
+          <w:sz w:val="25"/>
         </w:rPr>
-        <w:t>中科院內網 / 自然人憑證卡部署版</w:t>
+        <w:t>聚焦 prod-intranet-card（中科院內網 / 自然人憑證卡部署版）</w:t>
       </w:r>
     </w:p>
     <w:p/>
@@ -57,7 +57,7 @@
           <w:b/>
           <w:sz w:val="28"/>
         </w:rPr>
-        <w:t>── 滿一年技術專案總結與學習報告 ──</w:t>
+        <w:t>── 就職滿一年技術專案總結與學習報告 ──</w:t>
       </w:r>
     </w:p>
     <w:p/>
@@ -65,7 +65,6 @@
     <w:p/>
     <w:p/>
     <w:p/>
-    <w:p/>
     <w:p>
       <w:pPr>
         <w:jc w:val="center"/>
@@ -76,7 +75,7 @@
           <w:color w:val="595959"/>
           <w:sz w:val="22"/>
         </w:rPr>
-        <w:t>專案性質：企業內部多租戶 AI 平台（air-gapped 落地）</w:t>
+        <w:t>專案性質：企業內部多租戶 AI 平台（runtime-first，air-gapped 落地）</w:t>
         <w:br/>
       </w:r>
       <w:r>
@@ -85,7 +84,7 @@
           <w:color w:val="595959"/>
           <w:sz w:val="22"/>
         </w:rPr>
-        <w:t>本報告涵蓋分支：prod-intranet-card（唯一 SSO / 憑證卡 fork）</w:t>
+        <w:t>涵蓋範圍：全部 7 條分支 + main（SSOT）+ 完整專案演進史</w:t>
         <w:br/>
       </w:r>
       <w:r>
@@ -94,7 +93,16 @@
           <w:color w:val="595959"/>
           <w:sz w:val="22"/>
         </w:rPr>
-        <w:t>分支期間：2026-04-17 ～ 2026-06-17 ｜ 平台版本：v1.0.0</w:t>
+        <w:t>專案演進：2026-04-17 三專案合併 ～ 2026-06-17 v1.0.0</w:t>
+        <w:br/>
+      </w:r>
+      <w:r>
+        <w:rPr>
+          <w:rFonts w:ascii="Microsoft JhengHei" w:hAnsi="Microsoft JhengHei" w:eastAsia="Microsoft JhengHei"/>
+          <w:color w:val="595959"/>
+          <w:sz w:val="22"/>
+        </w:rPr>
+        <w:t>main 212 commits ｜ prod-intranet-card 譜系 485 commits</w:t>
         <w:br/>
       </w:r>
       <w:r>
@@ -114,7 +122,7 @@
     </w:p>
     <w:p>
       <w:pPr>
-        <w:spacing w:before="280" w:after="120" w:line="288" w:lineRule="auto"/>
+        <w:spacing w:before="300" w:after="120" w:line="276" w:lineRule="auto"/>
         <w:pBdr>
           <w:bottom w:val="single" w:sz="6" w:space="4" w:color="1F4E79"/>
         </w:pBdr>
@@ -131,7 +139,7 @@
     </w:p>
     <w:p>
       <w:pPr>
-        <w:spacing w:before="20" w:after="60" w:line="312" w:lineRule="auto"/>
+        <w:spacing w:before="20" w:after="50" w:line="312" w:lineRule="auto"/>
       </w:pPr>
       <w:r>
         <w:rPr>
@@ -140,12 +148,12 @@
           <w:color w:val="1F4E79"/>
           <w:sz w:val="21"/>
         </w:rPr>
-        <w:t>壹、寫在前面：一年之後回看這個專案</w:t>
+        <w:t>壹、寫在前面：一年之後，回看這個從零長出來的平台</w:t>
       </w:r>
     </w:p>
     <w:p>
       <w:pPr>
-        <w:spacing w:before="20" w:after="60" w:line="312" w:lineRule="auto"/>
+        <w:spacing w:before="20" w:after="50" w:line="312" w:lineRule="auto"/>
       </w:pPr>
       <w:r>
         <w:rPr>
@@ -154,12 +162,36 @@
           <w:color w:val="1F4E79"/>
           <w:sz w:val="21"/>
         </w:rPr>
-        <w:t>貳、專案緣起與本分支定位</w:t>
+        <w:t>貳、專案起源與演進時間軸</w:t>
       </w:r>
     </w:p>
     <w:p>
       <w:pPr>
-        <w:spacing w:before="20" w:after="60" w:line="312" w:lineRule="auto"/>
+        <w:spacing w:before="20" w:after="50" w:line="312" w:lineRule="auto"/>
+      </w:pPr>
+      <w:r>
+        <w:rPr>
+          <w:rFonts w:ascii="Microsoft JhengHei" w:hAnsi="Microsoft JhengHei" w:eastAsia="Microsoft JhengHei"/>
+          <w:sz w:val="21"/>
+        </w:rPr>
+        <w:t xml:space="preserve">　2.1　從三個專案到一個平台：四個關鍵時間點</w:t>
+      </w:r>
+    </w:p>
+    <w:p>
+      <w:pPr>
+        <w:spacing w:before="20" w:after="50" w:line="312" w:lineRule="auto"/>
+      </w:pPr>
+      <w:r>
+        <w:rPr>
+          <w:rFonts w:ascii="Microsoft JhengHei" w:hAnsi="Microsoft JhengHei" w:eastAsia="Microsoft JhengHei"/>
+          <w:sz w:val="21"/>
+        </w:rPr>
+        <w:t xml:space="preserve">　2.2　唯一規劃文件 anila_plan.md：Runtime-first / Router-first</w:t>
+      </w:r>
+    </w:p>
+    <w:p>
+      <w:pPr>
+        <w:spacing w:before="20" w:after="50" w:line="312" w:lineRule="auto"/>
       </w:pPr>
       <w:r>
         <w:rPr>
@@ -168,12 +200,12 @@
           <w:color w:val="1F4E79"/>
           <w:sz w:val="21"/>
         </w:rPr>
-        <w:t>參、整體架構總覽</w:t>
+        <w:t>參、貫穿全專案的核心設計決策</w:t>
       </w:r>
     </w:p>
     <w:p>
       <w:pPr>
-        <w:spacing w:before="20" w:after="60" w:line="312" w:lineRule="auto"/>
+        <w:spacing w:before="20" w:after="50" w:line="312" w:lineRule="auto"/>
       </w:pPr>
       <w:r>
         <w:rPr>
@@ -182,108 +214,12 @@
           <w:color w:val="1F4E79"/>
           <w:sz w:val="21"/>
         </w:rPr>
-        <w:t>肆、核心技術深掘</w:t>
+        <w:t>肆、anila-core SDK 的養成：P0 / P1 / P2 階段演進</w:t>
       </w:r>
     </w:p>
     <w:p>
       <w:pPr>
-        <w:spacing w:before="20" w:after="60" w:line="312" w:lineRule="auto"/>
-      </w:pPr>
-      <w:r>
-        <w:rPr>
-          <w:rFonts w:ascii="Microsoft JhengHei" w:hAnsi="Microsoft JhengHei" w:eastAsia="Microsoft JhengHei"/>
-          <w:sz w:val="21"/>
-        </w:rPr>
-        <w:t xml:space="preserve">　4.1　自然人憑證卡認證：從「假驗章」到真實 PKCS#7/CMS 驗證</w:t>
-      </w:r>
-    </w:p>
-    <w:p>
-      <w:pPr>
-        <w:spacing w:before="20" w:after="60" w:line="312" w:lineRule="auto"/>
-      </w:pPr>
-      <w:r>
-        <w:rPr>
-          <w:rFonts w:ascii="Microsoft JhengHei" w:hAnsi="Microsoft JhengHei" w:eastAsia="Microsoft JhengHei"/>
-          <w:sz w:val="21"/>
-        </w:rPr>
-        <w:t xml:space="preserve">　4.2　內網登入收斂與 owner break-glass</w:t>
-      </w:r>
-    </w:p>
-    <w:p>
-      <w:pPr>
-        <w:spacing w:before="20" w:after="60" w:line="312" w:lineRule="auto"/>
-      </w:pPr>
-      <w:r>
-        <w:rPr>
-          <w:rFonts w:ascii="Microsoft JhengHei" w:hAnsi="Microsoft JhengHei" w:eastAsia="Microsoft JhengHei"/>
-          <w:sz w:val="21"/>
-        </w:rPr>
-        <w:t xml:space="preserve">　4.3　CSP 控制平面 / 資料平面與 Classified 單向閂鎖</w:t>
-      </w:r>
-    </w:p>
-    <w:p>
-      <w:pPr>
-        <w:spacing w:before="20" w:after="60" w:line="312" w:lineRule="auto"/>
-      </w:pPr>
-      <w:r>
-        <w:rPr>
-          <w:rFonts w:ascii="Microsoft JhengHei" w:hAnsi="Microsoft JhengHei" w:eastAsia="Microsoft JhengHei"/>
-          <w:sz w:val="21"/>
-        </w:rPr>
-        <w:t xml:space="preserve">　4.4　anila-core：執行期基座與記憶層</w:t>
-      </w:r>
-    </w:p>
-    <w:p>
-      <w:pPr>
-        <w:spacing w:before="20" w:after="60" w:line="312" w:lineRule="auto"/>
-      </w:pPr>
-      <w:r>
-        <w:rPr>
-          <w:rFonts w:ascii="Microsoft JhengHei" w:hAnsi="Microsoft JhengHei" w:eastAsia="Microsoft JhengHei"/>
-          <w:sz w:val="21"/>
-        </w:rPr>
-        <w:t xml:space="preserve">　4.5　anila-core-router：LLM-as-Router 智慧分派</w:t>
-      </w:r>
-    </w:p>
-    <w:p>
-      <w:pPr>
-        <w:spacing w:before="20" w:after="60" w:line="312" w:lineRule="auto"/>
-      </w:pPr>
-      <w:r>
-        <w:rPr>
-          <w:rFonts w:ascii="Microsoft JhengHei" w:hAnsi="Microsoft JhengHei" w:eastAsia="Microsoft JhengHei"/>
-          <w:sz w:val="21"/>
-        </w:rPr>
-        <w:t xml:space="preserve">　4.6　anila-studio：RAG + LLM + FLUX + PPTX 簡報生成</w:t>
-      </w:r>
-    </w:p>
-    <w:p>
-      <w:pPr>
-        <w:spacing w:before="20" w:after="60" w:line="312" w:lineRule="auto"/>
-      </w:pPr>
-      <w:r>
-        <w:rPr>
-          <w:rFonts w:ascii="Microsoft JhengHei" w:hAnsi="Microsoft JhengHei" w:eastAsia="Microsoft JhengHei"/>
-          <w:sz w:val="21"/>
-        </w:rPr>
-        <w:t xml:space="preserve">　4.7　ingestion-worker：非同步 RAG 索引管線</w:t>
-      </w:r>
-    </w:p>
-    <w:p>
-      <w:pPr>
-        <w:spacing w:before="20" w:after="60" w:line="312" w:lineRule="auto"/>
-      </w:pPr>
-      <w:r>
-        <w:rPr>
-          <w:rFonts w:ascii="Microsoft JhengHei" w:hAnsi="Microsoft JhengHei" w:eastAsia="Microsoft JhengHei"/>
-          <w:sz w:val="21"/>
-        </w:rPr>
-        <w:t xml:space="preserve">　4.8　前端：ANILA_UI 與 ANILALM</w:t>
-      </w:r>
-    </w:p>
-    <w:p>
-      <w:pPr>
-        <w:spacing w:before="20" w:after="60" w:line="312" w:lineRule="auto"/>
+        <w:spacing w:before="20" w:after="50" w:line="312" w:lineRule="auto"/>
       </w:pPr>
       <w:r>
         <w:rPr>
@@ -292,12 +228,12 @@
           <w:color w:val="1F4E79"/>
           <w:sz w:val="21"/>
         </w:rPr>
-        <w:t>伍、離線 / Air-gapped 部署工程</w:t>
+        <w:t>伍、整體架構總覽</w:t>
       </w:r>
     </w:p>
     <w:p>
       <w:pPr>
-        <w:spacing w:before="20" w:after="60" w:line="312" w:lineRule="auto"/>
+        <w:spacing w:before="20" w:after="50" w:line="312" w:lineRule="auto"/>
       </w:pPr>
       <w:r>
         <w:rPr>
@@ -306,12 +242,108 @@
           <w:color w:val="1F4E79"/>
           <w:sz w:val="21"/>
         </w:rPr>
-        <w:t>陸、安全設計與一次關鍵的弱點稽核</w:t>
+        <w:t>陸、核心子系統技術深掘</w:t>
       </w:r>
     </w:p>
     <w:p>
       <w:pPr>
-        <w:spacing w:before="20" w:after="60" w:line="312" w:lineRule="auto"/>
+        <w:spacing w:before="20" w:after="50" w:line="312" w:lineRule="auto"/>
+      </w:pPr>
+      <w:r>
+        <w:rPr>
+          <w:rFonts w:ascii="Microsoft JhengHei" w:hAnsi="Microsoft JhengHei" w:eastAsia="Microsoft JhengHei"/>
+          <w:sz w:val="21"/>
+        </w:rPr>
+        <w:t xml:space="preserve">　6.1　anila-core：七階段引擎與三層記憶</w:t>
+      </w:r>
+    </w:p>
+    <w:p>
+      <w:pPr>
+        <w:spacing w:before="20" w:after="50" w:line="312" w:lineRule="auto"/>
+      </w:pPr>
+      <w:r>
+        <w:rPr>
+          <w:rFonts w:ascii="Microsoft JhengHei" w:hAnsi="Microsoft JhengHei" w:eastAsia="Microsoft JhengHei"/>
+          <w:sz w:val="21"/>
+        </w:rPr>
+        <w:t xml:space="preserve">　6.2　anila-agent：官方 Agent 模板與開發者生態</w:t>
+      </w:r>
+    </w:p>
+    <w:p>
+      <w:pPr>
+        <w:spacing w:before="20" w:after="50" w:line="312" w:lineRule="auto"/>
+      </w:pPr>
+      <w:r>
+        <w:rPr>
+          <w:rFonts w:ascii="Microsoft JhengHei" w:hAnsi="Microsoft JhengHei" w:eastAsia="Microsoft JhengHei"/>
+          <w:sz w:val="21"/>
+        </w:rPr>
+        <w:t xml:space="preserve">　6.3　CSP：控制 / 資料平面與 Classified 單向閂鎖</w:t>
+      </w:r>
+    </w:p>
+    <w:p>
+      <w:pPr>
+        <w:spacing w:before="20" w:after="50" w:line="312" w:lineRule="auto"/>
+      </w:pPr>
+      <w:r>
+        <w:rPr>
+          <w:rFonts w:ascii="Microsoft JhengHei" w:hAnsi="Microsoft JhengHei" w:eastAsia="Microsoft JhengHei"/>
+          <w:sz w:val="21"/>
+        </w:rPr>
+        <w:t xml:space="preserve">　6.4　anila-core-router：LLM-as-Router 智慧分派</w:t>
+      </w:r>
+    </w:p>
+    <w:p>
+      <w:pPr>
+        <w:spacing w:before="20" w:after="50" w:line="312" w:lineRule="auto"/>
+      </w:pPr>
+      <w:r>
+        <w:rPr>
+          <w:rFonts w:ascii="Microsoft JhengHei" w:hAnsi="Microsoft JhengHei" w:eastAsia="Microsoft JhengHei"/>
+          <w:sz w:val="21"/>
+        </w:rPr>
+        <w:t xml:space="preserve">　6.5　anila-studio：RAG + LLM + FLUX + PPTX 簡報生成</w:t>
+      </w:r>
+    </w:p>
+    <w:p>
+      <w:pPr>
+        <w:spacing w:before="20" w:after="50" w:line="312" w:lineRule="auto"/>
+      </w:pPr>
+      <w:r>
+        <w:rPr>
+          <w:rFonts w:ascii="Microsoft JhengHei" w:hAnsi="Microsoft JhengHei" w:eastAsia="Microsoft JhengHei"/>
+          <w:sz w:val="21"/>
+        </w:rPr>
+        <w:t xml:space="preserve">　6.6　ingestion-worker：非同步 RAG 索引管線</w:t>
+      </w:r>
+    </w:p>
+    <w:p>
+      <w:pPr>
+        <w:spacing w:before="20" w:after="50" w:line="312" w:lineRule="auto"/>
+      </w:pPr>
+      <w:r>
+        <w:rPr>
+          <w:rFonts w:ascii="Microsoft JhengHei" w:hAnsi="Microsoft JhengHei" w:eastAsia="Microsoft JhengHei"/>
+          <w:sz w:val="21"/>
+        </w:rPr>
+        <w:t xml:space="preserve">　6.7　模型服務 stack：vLLM / TensorRT-LLM / FLUX</w:t>
+      </w:r>
+    </w:p>
+    <w:p>
+      <w:pPr>
+        <w:spacing w:before="20" w:after="50" w:line="312" w:lineRule="auto"/>
+      </w:pPr>
+      <w:r>
+        <w:rPr>
+          <w:rFonts w:ascii="Microsoft JhengHei" w:hAnsi="Microsoft JhengHei" w:eastAsia="Microsoft JhengHei"/>
+          <w:sz w:val="21"/>
+        </w:rPr>
+        <w:t xml:space="preserve">　6.8　前端：ANILA_UI 與 ANILALM</w:t>
+      </w:r>
+    </w:p>
+    <w:p>
+      <w:pPr>
+        <w:spacing w:before="20" w:after="50" w:line="312" w:lineRule="auto"/>
       </w:pPr>
       <w:r>
         <w:rPr>
@@ -320,12 +352,60 @@
           <w:color w:val="1F4E79"/>
           <w:sz w:val="21"/>
         </w:rPr>
-        <w:t>柒、AI 治理：對齊 ISO/IEC 42001:2023</w:t>
+        <w:t>柒、prod-intranet-card：把平台「落地」到內網</w:t>
       </w:r>
     </w:p>
     <w:p>
       <w:pPr>
-        <w:spacing w:before="20" w:after="60" w:line="312" w:lineRule="auto"/>
+        <w:spacing w:before="20" w:after="50" w:line="312" w:lineRule="auto"/>
+      </w:pPr>
+      <w:r>
+        <w:rPr>
+          <w:rFonts w:ascii="Microsoft JhengHei" w:hAnsi="Microsoft JhengHei" w:eastAsia="Microsoft JhengHei"/>
+          <w:sz w:val="21"/>
+        </w:rPr>
+        <w:t xml:space="preserve">　7.1　自然人憑證卡認證：從假驗章到真實 PKCS#7/CMS 驗章</w:t>
+      </w:r>
+    </w:p>
+    <w:p>
+      <w:pPr>
+        <w:spacing w:before="20" w:after="50" w:line="312" w:lineRule="auto"/>
+      </w:pPr>
+      <w:r>
+        <w:rPr>
+          <w:rFonts w:ascii="Microsoft JhengHei" w:hAnsi="Microsoft JhengHei" w:eastAsia="Microsoft JhengHei"/>
+          <w:sz w:val="21"/>
+        </w:rPr>
+        <w:t xml:space="preserve">　7.2　內網登入收斂與 owner break-glass</w:t>
+      </w:r>
+    </w:p>
+    <w:p>
+      <w:pPr>
+        <w:spacing w:before="20" w:after="50" w:line="312" w:lineRule="auto"/>
+      </w:pPr>
+      <w:r>
+        <w:rPr>
+          <w:rFonts w:ascii="Microsoft JhengHei" w:hAnsi="Microsoft JhengHei" w:eastAsia="Microsoft JhengHei"/>
+          <w:sz w:val="21"/>
+        </w:rPr>
+        <w:t xml:space="preserve">　7.3　離線 / Air-gapped 部署工程</w:t>
+      </w:r>
+    </w:p>
+    <w:p>
+      <w:pPr>
+        <w:spacing w:before="20" w:after="50" w:line="312" w:lineRule="auto"/>
+      </w:pPr>
+      <w:r>
+        <w:rPr>
+          <w:rFonts w:ascii="Microsoft JhengHei" w:hAnsi="Microsoft JhengHei" w:eastAsia="Microsoft JhengHei"/>
+          <w:sz w:val="21"/>
+        </w:rPr>
+        <w:t xml:space="preserve">　7.4　nginx 閘道 hardening</w:t>
+      </w:r>
+    </w:p>
+    <w:p>
+      <w:pPr>
+        <w:spacing w:before="20" w:after="50" w:line="312" w:lineRule="auto"/>
       </w:pPr>
       <w:r>
         <w:rPr>
@@ -334,12 +414,12 @@
           <w:color w:val="1F4E79"/>
           <w:sz w:val="21"/>
         </w:rPr>
-        <w:t>捌、分支策略與工程方法論</w:t>
+        <w:t>捌、七條分支的策略與同步方法論</w:t>
       </w:r>
     </w:p>
     <w:p>
       <w:pPr>
-        <w:spacing w:before="20" w:after="60" w:line="312" w:lineRule="auto"/>
+        <w:spacing w:before="20" w:after="50" w:line="312" w:lineRule="auto"/>
       </w:pPr>
       <w:r>
         <w:rPr>
@@ -348,12 +428,12 @@
           <w:color w:val="1F4E79"/>
           <w:sz w:val="21"/>
         </w:rPr>
-        <w:t>玖、一年回顧：我從這個專案學到什麼</w:t>
+        <w:t>玖、安全：一次完整的弱點稽核（88 findings）</w:t>
       </w:r>
     </w:p>
     <w:p>
       <w:pPr>
-        <w:spacing w:before="20" w:after="60" w:line="312" w:lineRule="auto"/>
+        <w:spacing w:before="20" w:after="50" w:line="312" w:lineRule="auto"/>
       </w:pPr>
       <w:r>
         <w:rPr>
@@ -362,12 +442,12 @@
           <w:color w:val="1F4E79"/>
           <w:sz w:val="21"/>
         </w:rPr>
-        <w:t>拾、結語與未來展望</w:t>
+        <w:t>拾、AI 治理：對齊 ISO/IEC 42001:2023</w:t>
       </w:r>
     </w:p>
     <w:p>
       <w:pPr>
-        <w:spacing w:before="20" w:after="60" w:line="312" w:lineRule="auto"/>
+        <w:spacing w:before="20" w:after="50" w:line="312" w:lineRule="auto"/>
       </w:pPr>
       <w:r>
         <w:rPr>
@@ -376,7 +456,91 @@
           <w:color w:val="1F4E79"/>
           <w:sz w:val="21"/>
         </w:rPr>
-        <w:t>附錄　專案統計數據與關鍵檔案地圖</w:t>
+        <w:t>拾壹、工程旅程：轉折、逆轉與教訓</w:t>
+      </w:r>
+    </w:p>
+    <w:p>
+      <w:pPr>
+        <w:spacing w:before="20" w:after="50" w:line="312" w:lineRule="auto"/>
+      </w:pPr>
+      <w:r>
+        <w:rPr>
+          <w:rFonts w:ascii="Microsoft JhengHei" w:hAnsi="Microsoft JhengHei" w:eastAsia="Microsoft JhengHei"/>
+          <w:b/>
+          <w:color w:val="1F4E79"/>
+          <w:sz w:val="21"/>
+        </w:rPr>
+        <w:t>拾貳、一年回顧：我從這個專案學到什麼</w:t>
+      </w:r>
+    </w:p>
+    <w:p>
+      <w:pPr>
+        <w:spacing w:before="20" w:after="50" w:line="312" w:lineRule="auto"/>
+      </w:pPr>
+      <w:r>
+        <w:rPr>
+          <w:rFonts w:ascii="Microsoft JhengHei" w:hAnsi="Microsoft JhengHei" w:eastAsia="Microsoft JhengHei"/>
+          <w:b/>
+          <w:color w:val="1F4E79"/>
+          <w:sz w:val="21"/>
+        </w:rPr>
+        <w:t>拾參、結語與未來展望</w:t>
+      </w:r>
+    </w:p>
+    <w:p>
+      <w:pPr>
+        <w:spacing w:before="20" w:after="50" w:line="312" w:lineRule="auto"/>
+      </w:pPr>
+      <w:r>
+        <w:rPr>
+          <w:rFonts w:ascii="Microsoft JhengHei" w:hAnsi="Microsoft JhengHei" w:eastAsia="Microsoft JhengHei"/>
+          <w:b/>
+          <w:color w:val="1F4E79"/>
+          <w:sz w:val="21"/>
+        </w:rPr>
+        <w:t>附錄 A　專案統計數據</w:t>
+      </w:r>
+    </w:p>
+    <w:p>
+      <w:pPr>
+        <w:spacing w:before="20" w:after="50" w:line="312" w:lineRule="auto"/>
+      </w:pPr>
+      <w:r>
+        <w:rPr>
+          <w:rFonts w:ascii="Microsoft JhengHei" w:hAnsi="Microsoft JhengHei" w:eastAsia="Microsoft JhengHei"/>
+          <w:b/>
+          <w:color w:val="1F4E79"/>
+          <w:sz w:val="21"/>
+        </w:rPr>
+        <w:t>附錄 B　七分支對照表</w:t>
+      </w:r>
+    </w:p>
+    <w:p>
+      <w:pPr>
+        <w:spacing w:before="20" w:after="50" w:line="312" w:lineRule="auto"/>
+      </w:pPr>
+      <w:r>
+        <w:rPr>
+          <w:rFonts w:ascii="Microsoft JhengHei" w:hAnsi="Microsoft JhengHei" w:eastAsia="Microsoft JhengHei"/>
+          <w:b/>
+          <w:color w:val="1F4E79"/>
+          <w:sz w:val="21"/>
+        </w:rPr>
+        <w:t>附錄 C　P0/P1/P2 里程碑精選</w:t>
+      </w:r>
+    </w:p>
+    <w:p>
+      <w:pPr>
+        <w:spacing w:before="20" w:after="50" w:line="312" w:lineRule="auto"/>
+      </w:pPr>
+      <w:r>
+        <w:rPr>
+          <w:rFonts w:ascii="Microsoft JhengHei" w:hAnsi="Microsoft JhengHei" w:eastAsia="Microsoft JhengHei"/>
+          <w:b/>
+          <w:color w:val="1F4E79"/>
+          <w:sz w:val="21"/>
+        </w:rPr>
+        <w:t>附錄 D　關鍵檔案地圖</w:t>
       </w:r>
     </w:p>
     <w:p>
@@ -386,7 +550,7 @@
     </w:p>
     <w:p>
       <w:pPr>
-        <w:spacing w:before="280" w:after="120" w:line="288" w:lineRule="auto"/>
+        <w:spacing w:before="300" w:after="120" w:line="276" w:lineRule="auto"/>
         <w:pBdr>
           <w:bottom w:val="single" w:sz="6" w:space="4" w:color="1F4E79"/>
         </w:pBdr>
@@ -398,7 +562,7 @@
           <w:color w:val="1F4E79"/>
           <w:sz w:val="34"/>
         </w:rPr>
-        <w:t>壹、寫在前面：一年之後回看這個專案</w:t>
+        <w:t>壹、寫在前面：一年之後，回看這個從零長出來的平台</w:t>
       </w:r>
     </w:p>
     <w:p>
@@ -413,7 +577,7 @@
           <w:color w:val="1A1A1A"/>
           <w:sz w:val="21"/>
         </w:rPr>
-        <w:t>這份報告是我就職滿一年的學習總結。一年前我加入時，手上只有三個彼此獨立、尚未真正整合的子專案（onyx、myCSPPlatform、AgenticRAG），以及一個還很模糊的目標：替院內打造一套「自己人可以信任、可以離線跑、可以長出各單位 Agent」的 AI 平台。一年後，這個目標成形為 ANILA——一套 runtime-first 的多 Agent 平台，並且有了七條為不同部署對象量身的分支。</w:t>
+        <w:t>這份報告是我就職滿一年的學習總結。上一版我只寫了 prod-intranet-card 這一條分支，但後來我意識到：如果只談落地的那一面，就看不見這個專案真正的「起末」——它是怎麼從三個彼此獨立、還沒整合的專案，一路長成今天這套有 main 作為唯一真實源（SSOT）、底下再分出七條為不同部署對象量身分支的平台。所以這一版我把整個專案的演進史，連同所有分支，都重新讀過一遍再寫。</w:t>
       </w:r>
     </w:p>
     <w:p>
@@ -428,7 +592,7 @@
           <w:color w:val="1A1A1A"/>
           <w:sz w:val="21"/>
         </w:rPr>
-        <w:t>我選擇用 prod-intranet-card 這一條分支來寫這份報告，原因很簡單：它是整個平台「落地」的那一面。其他分支談的是功能與開發，而這一條分支談的是——當這套系統真的要進到中科院內網、機房沒有外網、登入只能靠自然人憑證卡、而且要對齊 ISO/IEC 42001 治理要求時，所有「理論上可行」的設計會被現實逼出什麼樣的工程細節。這一年我成長最多的部分，正好都在這裡。</w:t>
+        <w:t>這一年我真正參與並主導的，是把「onyx / myCSPPlatform / AgenticRAG」三個專案，重構成 ANILA——一套 runtime-first 的多 Agent 平台。它的核心理念只有一句話：把 AgenticRAG 裡那個叫 anila-core 的 Python 套件「去 RAG 化」，升格成整個平台的執行期基座（runtime foundation）；而 Router 不是重寫，是「用這個基座配置成 dispatcher 角色」的一個服務。這個判斷後來成了整個平台的脊椎。</w:t>
       </w:r>
     </w:p>
     <w:p>
@@ -446,7 +610,7 @@
           <w:color w:val="334455"/>
           <w:sz w:val="21"/>
         </w:rPr>
-        <w:t>這份報告我盡量寫得具體：每一個我引以為傲的設計，背後幾乎都有一次「原本以為簡單、結果踩了坑、最後收斂成一個明確契約」的過程。我想誠實記下這些過程，而不只是展示最後乾淨的結果。</w:t>
+        <w:t>我盡量誠實地寫：每一個我引以為傲的設計，背後幾乎都有一段「原本以為簡單、結果踩了坑、最後收斂成一個明確契約」的過程；甚至有些方向是走了一半才掉頭的。我想把這些轉折也記下來，因為那才是這一年我真正的成長。</w:t>
       </w:r>
     </w:p>
     <w:p>
@@ -461,12 +625,12 @@
           <w:color w:val="1A1A1A"/>
           <w:sz w:val="21"/>
         </w:rPr>
-        <w:t>整個平台到本分支 HEAD 為止累積了 485 個 commit，約 631 個 Python 檔、後端約 3.47 萬行、anila-core SDK 約 2.11 萬行、44 支資料庫 migration、174 個測試檔、111 份文件。這些數字不是用來炫耀規模，而是想說明：這一年我面對的不是一個玩具，而是一個需要同時兼顧安全、可維運、可治理的真實系統。</w:t>
+        <w:t>規模上，main 累積了 212 個 commit，prod-intranet-card 譜系（含 main 之前的歷史）有 485 個。整個平台約 631 個 Python 檔、後端約 3.47 萬行、anila-core SDK 約 2.11 萬行、44 支資料庫 migration、174 個測試檔、111 份文件。這些數字不是用來炫耀，而是想說明：這一年我面對的不是練習題，而是一個要同時兼顧安全、可維運、可治理、還要能在沒有外網的機房裡跑起來的真實系統。</w:t>
       </w:r>
     </w:p>
     <w:p>
       <w:pPr>
-        <w:spacing w:before="280" w:after="120" w:line="288" w:lineRule="auto"/>
+        <w:spacing w:before="300" w:after="120" w:line="276" w:lineRule="auto"/>
         <w:pBdr>
           <w:bottom w:val="single" w:sz="6" w:space="4" w:color="1F4E79"/>
         </w:pBdr>
@@ -478,26 +642,26 @@
           <w:color w:val="1F4E79"/>
           <w:sz w:val="34"/>
         </w:rPr>
-        <w:t>貳、專案緣起與本分支定位</w:t>
+        <w:t>貳、專案起源與演進時間軸</w:t>
       </w:r>
     </w:p>
     <w:p>
       <w:pPr>
-        <w:spacing w:before="200" w:after="120" w:line="288" w:lineRule="auto"/>
+        <w:spacing w:before="200" w:after="120" w:line="276" w:lineRule="auto"/>
       </w:pPr>
       <w:r>
         <w:rPr>
           <w:rFonts w:ascii="Microsoft JhengHei" w:hAnsi="Microsoft JhengHei" w:eastAsia="Microsoft JhengHei"/>
           <w:b/>
           <w:color w:val="1F4E79"/>
-          <w:sz w:val="28"/>
+          <w:sz w:val="27"/>
         </w:rPr>
-        <w:t>2.1　從三個專案到一個平台</w:t>
+        <w:t>2.1　從三個專案到一個平台：四個關鍵時間點</w:t>
       </w:r>
     </w:p>
     <w:p>
       <w:pPr>
-        <w:spacing w:before="40" w:after="120" w:line="360" w:lineRule="auto"/>
+        <w:spacing w:before="40" w:after="60" w:line="360" w:lineRule="auto"/>
       </w:pPr>
       <w:r>
         <w:rPr>
@@ -507,143 +671,7 @@
           <w:color w:val="1A1A1A"/>
           <w:sz w:val="21"/>
         </w:rPr>
-        <w:t>專案最初的關鍵認知，寫在我們唯一的規劃文件 anila_plan.md 裡：AgenticRAG 的 Python package「anila-core」應該去 RAG-first 化，升格成整個平台的 runtime foundation；而 Router 不是 from scratch 重寫，是「用這個 runtime 配置成 dispatcher 角色」的一個新 service。RAG 只是其中一種可選的 agent 能力，不是 runtime 本體。這個判斷後來成為整個平台的脊椎。</w:t>
-      </w:r>
-    </w:p>
-    <w:p>
-      <w:pPr>
-        <w:spacing w:before="40" w:after="60" w:line="360" w:lineRule="auto"/>
-      </w:pPr>
-      <w:r>
-        <w:rPr>
-          <w:rFonts w:ascii="Microsoft JhengHei" w:hAnsi="Microsoft JhengHei" w:eastAsia="Microsoft JhengHei"/>
-          <w:b w:val="0"/>
-          <w:i w:val="0"/>
-          <w:color w:val="1A1A1A"/>
-          <w:sz w:val="21"/>
-        </w:rPr>
-        <w:t>在這個基礎上，我們對齊了幾個從頭到尾沒有動搖的設計決策：</w:t>
-      </w:r>
-    </w:p>
-    <w:p>
-      <w:pPr>
-        <w:pStyle w:val="ListBullet"/>
-        <w:spacing w:before="20" w:after="60" w:line="336" w:lineRule="auto"/>
-        <w:ind w:left="360"/>
-      </w:pPr>
-      <w:r>
-        <w:rPr>
-          <w:rFonts w:ascii="Microsoft JhengHei" w:hAnsi="Microsoft JhengHei" w:eastAsia="Microsoft JhengHei"/>
-          <w:b/>
-          <w:color w:val="2E74B5"/>
-          <w:sz w:val="21"/>
-        </w:rPr>
-        <w:t xml:space="preserve">單一收斂點　</w:t>
-      </w:r>
-      <w:r>
-        <w:rPr>
-          <w:rFonts w:ascii="Microsoft JhengHei" w:hAnsi="Microsoft JhengHei" w:eastAsia="Microsoft JhengHei"/>
-          <w:sz w:val="21"/>
-        </w:rPr>
-        <w:t>CSP 是資料平面（Data Plane）：所有 LLM / Agent 流量一律經 CSP proxy，用量在 CSP 一次結算；Router 與 agent 都不持有上游模型金鑰，只持有 CSP 發的 Key。</w:t>
-      </w:r>
-    </w:p>
-    <w:p>
-      <w:pPr>
-        <w:pStyle w:val="ListBullet"/>
-        <w:spacing w:before="20" w:after="60" w:line="336" w:lineRule="auto"/>
-        <w:ind w:left="360"/>
-      </w:pPr>
-      <w:r>
-        <w:rPr>
-          <w:rFonts w:ascii="Microsoft JhengHei" w:hAnsi="Microsoft JhengHei" w:eastAsia="Microsoft JhengHei"/>
-          <w:b/>
-          <w:color w:val="2E74B5"/>
-          <w:sz w:val="21"/>
-        </w:rPr>
-        <w:t xml:space="preserve">模型與 Agent 分離　</w:t>
-      </w:r>
-      <w:r>
-        <w:rPr>
-          <w:rFonts w:ascii="Microsoft JhengHei" w:hAnsi="Microsoft JhengHei" w:eastAsia="Microsoft JhengHei"/>
-          <w:sz w:val="21"/>
-        </w:rPr>
-        <w:t>Registry 拆兩張表：model_registry 只管原始 LLM / embedding endpoint；新增 agents 表管理 endpoint-based 的註冊 agent（owner / 審核 / manifest / 健康 / 可見性）。</w:t>
-      </w:r>
-    </w:p>
-    <w:p>
-      <w:pPr>
-        <w:pStyle w:val="ListBullet"/>
-        <w:spacing w:before="20" w:after="60" w:line="336" w:lineRule="auto"/>
-        <w:ind w:left="360"/>
-      </w:pPr>
-      <w:r>
-        <w:rPr>
-          <w:rFonts w:ascii="Microsoft JhengHei" w:hAnsi="Microsoft JhengHei" w:eastAsia="Microsoft JhengHei"/>
-          <w:b/>
-          <w:color w:val="2E74B5"/>
-          <w:sz w:val="21"/>
-        </w:rPr>
-        <w:t xml:space="preserve">認證分層　</w:t>
-      </w:r>
-      <w:r>
-        <w:rPr>
-          <w:rFonts w:ascii="Microsoft JhengHei" w:hAnsi="Microsoft JhengHei" w:eastAsia="Microsoft JhengHei"/>
-          <w:sz w:val="21"/>
-        </w:rPr>
-        <w:t>三層憑證契約：控制面用 JWT（user session）、資料面用 CSP API Key（sk-）、CSP 對下游 agent 用 service-to-service token，真實使用者身份以可信轉發 header 傳遞。</w:t>
-      </w:r>
-    </w:p>
-    <w:p>
-      <w:pPr>
-        <w:pStyle w:val="ListBullet"/>
-        <w:spacing w:before="20" w:after="60" w:line="336" w:lineRule="auto"/>
-        <w:ind w:left="360"/>
-      </w:pPr>
-      <w:r>
-        <w:rPr>
-          <w:rFonts w:ascii="Microsoft JhengHei" w:hAnsi="Microsoft JhengHei" w:eastAsia="Microsoft JhengHei"/>
-          <w:b/>
-          <w:color w:val="2E74B5"/>
-          <w:sz w:val="21"/>
-        </w:rPr>
-        <w:t xml:space="preserve">關注點分離　</w:t>
-      </w:r>
-      <w:r>
-        <w:rPr>
-          <w:rFonts w:ascii="Microsoft JhengHei" w:hAnsi="Microsoft JhengHei" w:eastAsia="Microsoft JhengHei"/>
-          <w:sz w:val="21"/>
-        </w:rPr>
-        <w:t>主循環是 router / orchestrator，不預設內建業務 RAG；知識檢索能力下放到各 agent。</w:t>
-      </w:r>
-    </w:p>
-    <w:p>
-      <w:pPr>
-        <w:spacing w:before="200" w:after="120" w:line="288" w:lineRule="auto"/>
-      </w:pPr>
-      <w:r>
-        <w:rPr>
-          <w:rFonts w:ascii="Microsoft JhengHei" w:hAnsi="Microsoft JhengHei" w:eastAsia="Microsoft JhengHei"/>
-          <w:b/>
-          <w:color w:val="1F4E79"/>
-          <w:sz w:val="28"/>
-        </w:rPr>
-        <w:t>2.2　為什麼會有 prod-intranet-card 這條分支</w:t>
-      </w:r>
-    </w:p>
-    <w:p>
-      <w:pPr>
-        <w:spacing w:before="40" w:after="60" w:line="360" w:lineRule="auto"/>
-      </w:pPr>
-      <w:r>
-        <w:rPr>
-          <w:rFonts w:ascii="Microsoft JhengHei" w:hAnsi="Microsoft JhengHei" w:eastAsia="Microsoft JhengHei"/>
-          <w:b w:val="0"/>
-          <w:i w:val="0"/>
-          <w:color w:val="1A1A1A"/>
-          <w:sz w:val="21"/>
-        </w:rPr>
-        <w:t>中科院內網部署有三個無法妥協的現實，把這條分支和其他所有分支區分開來：</w:t>
+        <w:t>整個專案的「起末」可以用四個被 git tag 釘住的時間點串起來。我把它畫成一條時間軸：</w:t>
       </w:r>
     </w:p>
     <w:tbl>
@@ -668,7 +696,7 @@
       <w:tr>
         <w:tc>
           <w:tcPr>
-            <w:tcW w:type="dxa" w:w="1296"/>
+            <w:tcW w:type="dxa" w:w="1800"/>
             <w:shd w:val="clear" w:fill="1F4E79"/>
           </w:tcPr>
           <w:p>
@@ -680,9 +708,29 @@
                 <w:rFonts w:ascii="Microsoft JhengHei" w:hAnsi="Microsoft JhengHei" w:eastAsia="Microsoft JhengHei"/>
                 <w:b/>
                 <w:color w:val="FFFFFF"/>
-                <w:sz w:val="18"/>
+                <w:sz w:val="17"/>
               </w:rPr>
-              <w:t>面向</w:t>
+              <w:t>時間</w:t>
+            </w:r>
+          </w:p>
+        </w:tc>
+        <w:tc>
+          <w:tcPr>
+            <w:tcW w:type="dxa" w:w="3672"/>
+            <w:shd w:val="clear" w:fill="1F4E79"/>
+          </w:tcPr>
+          <w:p>
+            <w:pPr>
+              <w:spacing w:before="40" w:after="40" w:line="276" w:lineRule="auto"/>
+            </w:pPr>
+            <w:r>
+              <w:rPr>
+                <w:rFonts w:ascii="Microsoft JhengHei" w:hAnsi="Microsoft JhengHei" w:eastAsia="Microsoft JhengHei"/>
+                <w:b/>
+                <w:color w:val="FFFFFF"/>
+                <w:sz w:val="17"/>
+              </w:rPr>
+              <w:t>事件</w:t>
             </w:r>
           </w:p>
         </w:tc>
@@ -700,29 +748,9 @@
                 <w:rFonts w:ascii="Microsoft JhengHei" w:hAnsi="Microsoft JhengHei" w:eastAsia="Microsoft JhengHei"/>
                 <w:b/>
                 <w:color w:val="FFFFFF"/>
-                <w:sz w:val="18"/>
+                <w:sz w:val="17"/>
               </w:rPr>
-              <w:t>內網部署的現實</w:t>
-            </w:r>
-          </w:p>
-        </w:tc>
-        <w:tc>
-          <w:tcPr>
-            <w:tcW w:type="dxa" w:w="4320"/>
-            <w:shd w:val="clear" w:fill="1F4E79"/>
-          </w:tcPr>
-          <w:p>
-            <w:pPr>
-              <w:spacing w:before="40" w:after="40" w:line="276" w:lineRule="auto"/>
-            </w:pPr>
-            <w:r>
-              <w:rPr>
-                <w:rFonts w:ascii="Microsoft JhengHei" w:hAnsi="Microsoft JhengHei" w:eastAsia="Microsoft JhengHei"/>
-                <w:b/>
-                <w:color w:val="FFFFFF"/>
-                <w:sz w:val="18"/>
-              </w:rPr>
-              <w:t>對工程的影響</w:t>
+              <w:t>意義</w:t>
             </w:r>
           </w:p>
         </w:tc>
@@ -730,7 +758,7 @@
       <w:tr>
         <w:tc>
           <w:tcPr>
-            <w:tcW w:type="dxa" w:w="1296"/>
+            <w:tcW w:type="dxa" w:w="1800"/>
           </w:tcPr>
           <w:p>
             <w:pPr>
@@ -740,9 +768,26 @@
               <w:rPr>
                 <w:rFonts w:ascii="Microsoft JhengHei" w:hAnsi="Microsoft JhengHei" w:eastAsia="Microsoft JhengHei"/>
                 <w:b/>
-                <w:sz w:val="18"/>
+                <w:sz w:val="17"/>
               </w:rPr>
-              <w:t>網路</w:t>
+              <w:t>2026-04-17</w:t>
+            </w:r>
+          </w:p>
+        </w:tc>
+        <w:tc>
+          <w:tcPr>
+            <w:tcW w:type="dxa" w:w="3672"/>
+          </w:tcPr>
+          <w:p>
+            <w:pPr>
+              <w:spacing w:before="30" w:after="30" w:line="288" w:lineRule="auto"/>
+            </w:pPr>
+            <w:r>
+              <w:rPr>
+                <w:rFonts w:ascii="Microsoft JhengHei" w:hAnsi="Microsoft JhengHei" w:eastAsia="Microsoft JhengHei"/>
+                <w:sz w:val="17"/>
+              </w:rPr>
+              <w:t>三專案合併（onyx / myCSPPlatform / AgenticRAG）</w:t>
             </w:r>
           </w:p>
         </w:tc>
@@ -757,26 +802,9 @@
             <w:r>
               <w:rPr>
                 <w:rFonts w:ascii="Microsoft JhengHei" w:hAnsi="Microsoft JhengHei" w:eastAsia="Microsoft JhengHei"/>
-                <w:sz w:val="18"/>
+                <w:sz w:val="17"/>
               </w:rPr>
-              <w:t>機房 air-gapped，完全沒有外網</w:t>
-            </w:r>
-          </w:p>
-        </w:tc>
-        <w:tc>
-          <w:tcPr>
-            <w:tcW w:type="dxa" w:w="4320"/>
-          </w:tcPr>
-          <w:p>
-            <w:pPr>
-              <w:spacing w:before="30" w:after="30" w:line="288" w:lineRule="auto"/>
-            </w:pPr>
-            <w:r>
-              <w:rPr>
-                <w:rFonts w:ascii="Microsoft JhengHei" w:hAnsi="Microsoft JhengHei" w:eastAsia="Microsoft JhengHei"/>
-                <w:sz w:val="18"/>
-              </w:rPr>
-              <w:t>所有 image、模型權重、Python 套件都得先在外網打包，再實體搬進去 docker load</w:t>
+              <w:t>起點。三個專案先以 submodule 掛進來，再 inline 成完整原始碼，附上整合計畫。</w:t>
             </w:r>
           </w:p>
         </w:tc>
@@ -784,7 +812,7 @@
       <w:tr>
         <w:tc>
           <w:tcPr>
-            <w:tcW w:type="dxa" w:w="1296"/>
+            <w:tcW w:type="dxa" w:w="1800"/>
             <w:shd w:val="clear" w:fill="F4F6F9"/>
           </w:tcPr>
           <w:p>
@@ -795,9 +823,27 @@
               <w:rPr>
                 <w:rFonts w:ascii="Microsoft JhengHei" w:hAnsi="Microsoft JhengHei" w:eastAsia="Microsoft JhengHei"/>
                 <w:b/>
-                <w:sz w:val="18"/>
+                <w:sz w:val="17"/>
               </w:rPr>
-              <w:t>認證</w:t>
+              <w:t>2026-04-27</w:t>
+            </w:r>
+          </w:p>
+        </w:tc>
+        <w:tc>
+          <w:tcPr>
+            <w:tcW w:type="dxa" w:w="3672"/>
+            <w:shd w:val="clear" w:fill="F4F6F9"/>
+          </w:tcPr>
+          <w:p>
+            <w:pPr>
+              <w:spacing w:before="30" w:after="30" w:line="288" w:lineRule="auto"/>
+            </w:pPr>
+            <w:r>
+              <w:rPr>
+                <w:rFonts w:ascii="Microsoft JhengHei" w:hAnsi="Microsoft JhengHei" w:eastAsia="Microsoft JhengHei"/>
+                <w:sz w:val="17"/>
+              </w:rPr>
+              <w:t>移除 onyx（tag pre-onyx-filter-repo）</w:t>
             </w:r>
           </w:p>
         </w:tc>
@@ -813,27 +859,9 @@
             <w:r>
               <w:rPr>
                 <w:rFonts w:ascii="Microsoft JhengHei" w:hAnsi="Microsoft JhengHei" w:eastAsia="Microsoft JhengHei"/>
-                <w:sz w:val="18"/>
+                <w:sz w:val="17"/>
               </w:rPr>
-              <w:t>登入只能用中科院自然人憑證卡（PKI 卡）</w:t>
-            </w:r>
-          </w:p>
-        </w:tc>
-        <w:tc>
-          <w:tcPr>
-            <w:tcW w:type="dxa" w:w="4320"/>
-            <w:shd w:val="clear" w:fill="F4F6F9"/>
-          </w:tcPr>
-          <w:p>
-            <w:pPr>
-              <w:spacing w:before="30" w:after="30" w:line="288" w:lineRule="auto"/>
-            </w:pPr>
-            <w:r>
-              <w:rPr>
-                <w:rFonts w:ascii="Microsoft JhengHei" w:hAnsi="Microsoft JhengHei" w:eastAsia="Microsoft JhengHei"/>
-                <w:sz w:val="18"/>
-              </w:rPr>
-              <w:t>需要真實 PKCS#7/CMS 驗章 + CA bundle 鏈驗證，並把帳密 / OIDC 登入面全部關掉</w:t>
+              <w:t>onyx upstream（4690 檔 / 61MB）被 filter-repo 移除，.git 從 34MB 縮到 5.7MB（−83%）。onyx 交由各單位 agent 開發團隊，平台團隊不再維護。</w:t>
             </w:r>
           </w:p>
         </w:tc>
@@ -841,7 +869,7 @@
       <w:tr>
         <w:tc>
           <w:tcPr>
-            <w:tcW w:type="dxa" w:w="1296"/>
+            <w:tcW w:type="dxa" w:w="1800"/>
           </w:tcPr>
           <w:p>
             <w:pPr>
@@ -851,9 +879,26 @@
               <w:rPr>
                 <w:rFonts w:ascii="Microsoft JhengHei" w:hAnsi="Microsoft JhengHei" w:eastAsia="Microsoft JhengHei"/>
                 <w:b/>
-                <w:sz w:val="18"/>
+                <w:sz w:val="17"/>
               </w:rPr>
-              <w:t>治理</w:t>
+              <w:t>2026-05-06</w:t>
+            </w:r>
+          </w:p>
+        </w:tc>
+        <w:tc>
+          <w:tcPr>
+            <w:tcW w:type="dxa" w:w="3672"/>
+          </w:tcPr>
+          <w:p>
+            <w:pPr>
+              <w:spacing w:before="30" w:after="30" w:line="288" w:lineRule="auto"/>
+            </w:pPr>
+            <w:r>
+              <w:rPr>
+                <w:rFonts w:ascii="Microsoft JhengHei" w:hAnsi="Microsoft JhengHei" w:eastAsia="Microsoft JhengHei"/>
+                <w:sz w:val="17"/>
+              </w:rPr>
+              <w:t>main「Initial commit」重建（SSOT）</w:t>
             </w:r>
           </w:p>
         </w:tc>
@@ -868,15 +913,256 @@
             <w:r>
               <w:rPr>
                 <w:rFonts w:ascii="Microsoft JhengHei" w:hAnsi="Microsoft JhengHei" w:eastAsia="Microsoft JhengHei"/>
-                <w:sz w:val="18"/>
+                <w:sz w:val="17"/>
               </w:rPr>
-              <w:t>需對齊 ISO/IEC 42001:2023</w:t>
+              <w:t>以一個全新、與舊歷史無共同祖先的 root commit 重建乾淨歷史。這條 main 從此是唯一真實源。</w:t>
+            </w:r>
+          </w:p>
+        </w:tc>
+      </w:tr>
+      <w:tr>
+        <w:tc>
+          <w:tcPr>
+            <w:tcW w:type="dxa" w:w="1800"/>
+            <w:shd w:val="clear" w:fill="F4F6F9"/>
+          </w:tcPr>
+          <w:p>
+            <w:pPr>
+              <w:spacing w:before="30" w:after="30" w:line="288" w:lineRule="auto"/>
+            </w:pPr>
+            <w:r>
+              <w:rPr>
+                <w:rFonts w:ascii="Microsoft JhengHei" w:hAnsi="Microsoft JhengHei" w:eastAsia="Microsoft JhengHei"/>
+                <w:b/>
+                <w:sz w:val="17"/>
+              </w:rPr>
+              <w:t>2026-05-26</w:t>
             </w:r>
           </w:p>
         </w:tc>
         <w:tc>
           <w:tcPr>
-            <w:tcW w:type="dxa" w:w="4320"/>
+            <w:tcW w:type="dxa" w:w="3672"/>
+            <w:shd w:val="clear" w:fill="F4F6F9"/>
+          </w:tcPr>
+          <w:p>
+            <w:pPr>
+              <w:spacing w:before="30" w:after="30" w:line="288" w:lineRule="auto"/>
+            </w:pPr>
+            <w:r>
+              <w:rPr>
+                <w:rFonts w:ascii="Microsoft JhengHei" w:hAnsi="Microsoft JhengHei" w:eastAsia="Microsoft JhengHei"/>
+                <w:sz w:val="17"/>
+              </w:rPr>
+              <w:t>分支重組（tag pre-branch-restructure）</w:t>
+            </w:r>
+          </w:p>
+        </w:tc>
+        <w:tc>
+          <w:tcPr>
+            <w:tcW w:type="dxa" w:w="3744"/>
+            <w:shd w:val="clear" w:fill="F4F6F9"/>
+          </w:tcPr>
+          <w:p>
+            <w:pPr>
+              <w:spacing w:before="30" w:after="30" w:line="288" w:lineRule="auto"/>
+            </w:pPr>
+            <w:r>
+              <w:rPr>
+                <w:rFonts w:ascii="Microsoft JhengHei" w:hAnsi="Microsoft JhengHei" w:eastAsia="Microsoft JhengHei"/>
+                <w:sz w:val="17"/>
+              </w:rPr>
+              <w:t>把舊 prod 改名為 prod-intranet-card，並建立「公開／國軍／內網 × dev／trial／prod × 帳密／卡片」的七分支矩陣。</w:t>
+            </w:r>
+          </w:p>
+        </w:tc>
+      </w:tr>
+      <w:tr>
+        <w:tc>
+          <w:tcPr>
+            <w:tcW w:type="dxa" w:w="1800"/>
+          </w:tcPr>
+          <w:p>
+            <w:pPr>
+              <w:spacing w:before="30" w:after="30" w:line="288" w:lineRule="auto"/>
+            </w:pPr>
+            <w:r>
+              <w:rPr>
+                <w:rFonts w:ascii="Microsoft JhengHei" w:hAnsi="Microsoft JhengHei" w:eastAsia="Microsoft JhengHei"/>
+                <w:b/>
+                <w:sz w:val="17"/>
+              </w:rPr>
+              <w:t>2026-06-12 ～ 14</w:t>
+            </w:r>
+          </w:p>
+        </w:tc>
+        <w:tc>
+          <w:tcPr>
+            <w:tcW w:type="dxa" w:w="3672"/>
+          </w:tcPr>
+          <w:p>
+            <w:pPr>
+              <w:spacing w:before="30" w:after="30" w:line="288" w:lineRule="auto"/>
+            </w:pPr>
+            <w:r>
+              <w:rPr>
+                <w:rFonts w:ascii="Microsoft JhengHei" w:hAnsi="Microsoft JhengHei" w:eastAsia="Microsoft JhengHei"/>
+                <w:sz w:val="17"/>
+              </w:rPr>
+              <w:t>v1.0.0 發布</w:t>
+            </w:r>
+          </w:p>
+        </w:tc>
+        <w:tc>
+          <w:tcPr>
+            <w:tcW w:type="dxa" w:w="3744"/>
+          </w:tcPr>
+          <w:p>
+            <w:pPr>
+              <w:spacing w:before="30" w:after="30" w:line="288" w:lineRule="auto"/>
+            </w:pPr>
+            <w:r>
+              <w:rPr>
+                <w:rFonts w:ascii="Microsoft JhengHei" w:hAnsi="Microsoft JhengHei" w:eastAsia="Microsoft JhengHei"/>
+                <w:sz w:val="17"/>
+              </w:rPr>
+              <w:t>main bump 版本、改授權為 GNU GPL v3.0；annotated v1.0.0 tag 落在 prod-intranet-card（內網 TLS fullchain 發布版）。</w:t>
+            </w:r>
+          </w:p>
+        </w:tc>
+      </w:tr>
+    </w:tbl>
+    <w:p>
+      <w:pPr>
+        <w:spacing w:after="40"/>
+      </w:pPr>
+    </w:p>
+    <w:p>
+      <w:pPr>
+        <w:spacing w:before="60" w:after="120" w:line="360" w:lineRule="auto"/>
+      </w:pPr>
+      <w:r>
+        <w:rPr>
+          <w:rFonts w:ascii="Microsoft JhengHei" w:hAnsi="Microsoft JhengHei" w:eastAsia="Microsoft JhengHei"/>
+          <w:b w:val="0"/>
+          <w:i w:val="0"/>
+          <w:color w:val="1A1A1A"/>
+          <w:sz w:val="21"/>
+        </w:rPr>
+        <w:t>我特別想記下 onyx 移交那一刻：把一個 61MB 的上游 clone 從 repo 歷史裡乾淨地切掉，需要 git filter-repo、需要強推所有分支、需要所有人重新 clone。那是我第一次體會到「git 歷史本身也是要被治理的資產」——不是把檔案刪掉就算數，而是要讓歷史也乾淨。</w:t>
+      </w:r>
+    </w:p>
+    <w:p>
+      <w:pPr>
+        <w:spacing w:before="200" w:after="120" w:line="276" w:lineRule="auto"/>
+      </w:pPr>
+      <w:r>
+        <w:rPr>
+          <w:rFonts w:ascii="Microsoft JhengHei" w:hAnsi="Microsoft JhengHei" w:eastAsia="Microsoft JhengHei"/>
+          <w:b/>
+          <w:color w:val="1F4E79"/>
+          <w:sz w:val="27"/>
+        </w:rPr>
+        <w:t>2.2　唯一規劃文件 anila_plan.md：Runtime-first / Router-first</w:t>
+      </w:r>
+    </w:p>
+    <w:p>
+      <w:pPr>
+        <w:spacing w:before="40" w:after="60" w:line="360" w:lineRule="auto"/>
+      </w:pPr>
+      <w:r>
+        <w:rPr>
+          <w:rFonts w:ascii="Microsoft JhengHei" w:hAnsi="Microsoft JhengHei" w:eastAsia="Microsoft JhengHei"/>
+          <w:b w:val="0"/>
+          <w:i w:val="0"/>
+          <w:color w:val="1A1A1A"/>
+          <w:sz w:val="21"/>
+        </w:rPr>
+        <w:t>整個專案只有一份規劃文件（anila_plan.md，v7），這是刻意的——我不想讓計畫散落在無數張投影片裡。它定義了平台願景與七個建置階段：</w:t>
+      </w:r>
+    </w:p>
+    <w:tbl>
+      <w:tblPr>
+        <w:tblW w:type="auto" w:w="0"/>
+        <w:jc w:val="center"/>
+        <w:tblLook w:firstColumn="1" w:firstRow="1" w:lastColumn="0" w:lastRow="0" w:noHBand="0" w:noVBand="1" w:val="04A0"/>
+        <w:tblBorders>
+          <w:top w:val="single" w:sz="4" w:space="0" w:color="BFBFBF"/>
+          <w:left w:val="single" w:sz="4" w:space="0" w:color="BFBFBF"/>
+          <w:bottom w:val="single" w:sz="4" w:space="0" w:color="BFBFBF"/>
+          <w:right w:val="single" w:sz="4" w:space="0" w:color="BFBFBF"/>
+          <w:insideH w:val="single" w:sz="4" w:space="0" w:color="BFBFBF"/>
+          <w:insideV w:val="single" w:sz="4" w:space="0" w:color="BFBFBF"/>
+        </w:tblBorders>
+      </w:tblPr>
+      <w:tblGrid>
+        <w:gridCol w:w="4680"/>
+        <w:gridCol w:w="4680"/>
+      </w:tblGrid>
+      <w:tr>
+        <w:tc>
+          <w:tcPr>
+            <w:tcW w:type="dxa" w:w="1152"/>
+            <w:shd w:val="clear" w:fill="1F4E79"/>
+          </w:tcPr>
+          <w:p>
+            <w:pPr>
+              <w:spacing w:before="40" w:after="40" w:line="276" w:lineRule="auto"/>
+            </w:pPr>
+            <w:r>
+              <w:rPr>
+                <w:rFonts w:ascii="Microsoft JhengHei" w:hAnsi="Microsoft JhengHei" w:eastAsia="Microsoft JhengHei"/>
+                <w:b/>
+                <w:color w:val="FFFFFF"/>
+                <w:sz w:val="18"/>
+              </w:rPr>
+              <w:t>階段</w:t>
+            </w:r>
+          </w:p>
+        </w:tc>
+        <w:tc>
+          <w:tcPr>
+            <w:tcW w:type="dxa" w:w="8064"/>
+            <w:shd w:val="clear" w:fill="1F4E79"/>
+          </w:tcPr>
+          <w:p>
+            <w:pPr>
+              <w:spacing w:before="40" w:after="40" w:line="276" w:lineRule="auto"/>
+            </w:pPr>
+            <w:r>
+              <w:rPr>
+                <w:rFonts w:ascii="Microsoft JhengHei" w:hAnsi="Microsoft JhengHei" w:eastAsia="Microsoft JhengHei"/>
+                <w:b/>
+                <w:color w:val="FFFFFF"/>
+                <w:sz w:val="18"/>
+              </w:rPr>
+              <w:t>內容</w:t>
+            </w:r>
+          </w:p>
+        </w:tc>
+      </w:tr>
+      <w:tr>
+        <w:tc>
+          <w:tcPr>
+            <w:tcW w:type="dxa" w:w="1152"/>
+          </w:tcPr>
+          <w:p>
+            <w:pPr>
+              <w:spacing w:before="30" w:after="30" w:line="288" w:lineRule="auto"/>
+            </w:pPr>
+            <w:r>
+              <w:rPr>
+                <w:rFonts w:ascii="Microsoft JhengHei" w:hAnsi="Microsoft JhengHei" w:eastAsia="Microsoft JhengHei"/>
+                <w:b/>
+                <w:sz w:val="18"/>
+              </w:rPr>
+              <w:t>P1</w:t>
+            </w:r>
+          </w:p>
+        </w:tc>
+        <w:tc>
+          <w:tcPr>
+            <w:tcW w:type="dxa" w:w="8064"/>
           </w:tcPr>
           <w:p>
             <w:pPr>
@@ -887,7 +1173,235 @@
                 <w:rFonts w:ascii="Microsoft JhengHei" w:hAnsi="Microsoft JhengHei" w:eastAsia="Microsoft JhengHei"/>
                 <w:sz w:val="18"/>
               </w:rPr>
-              <w:t>模型與 Agent 需可追溯（commit SHA、V&amp;V 狀態、AIIA、model card），審計日誌不可少</w:t>
+              <w:t>anila-core Python runtime foundation（去 RAG 化，升格成基座）</w:t>
+            </w:r>
+          </w:p>
+        </w:tc>
+      </w:tr>
+      <w:tr>
+        <w:tc>
+          <w:tcPr>
+            <w:tcW w:type="dxa" w:w="1152"/>
+            <w:shd w:val="clear" w:fill="F4F6F9"/>
+          </w:tcPr>
+          <w:p>
+            <w:pPr>
+              <w:spacing w:before="30" w:after="30" w:line="288" w:lineRule="auto"/>
+            </w:pPr>
+            <w:r>
+              <w:rPr>
+                <w:rFonts w:ascii="Microsoft JhengHei" w:hAnsi="Microsoft JhengHei" w:eastAsia="Microsoft JhengHei"/>
+                <w:b/>
+                <w:sz w:val="18"/>
+              </w:rPr>
+              <w:t>P2</w:t>
+            </w:r>
+          </w:p>
+        </w:tc>
+        <w:tc>
+          <w:tcPr>
+            <w:tcW w:type="dxa" w:w="8064"/>
+            <w:shd w:val="clear" w:fill="F4F6F9"/>
+          </w:tcPr>
+          <w:p>
+            <w:pPr>
+              <w:spacing w:before="30" w:after="30" w:line="288" w:lineRule="auto"/>
+            </w:pPr>
+            <w:r>
+              <w:rPr>
+                <w:rFonts w:ascii="Microsoft JhengHei" w:hAnsi="Microsoft JhengHei" w:eastAsia="Microsoft JhengHei"/>
+                <w:sz w:val="18"/>
+              </w:rPr>
+              <w:t>myCSPPlatform 資料 + 控制平面（新增 agents 表、developer 角色、SSE proxy、用量結算）</w:t>
+            </w:r>
+          </w:p>
+        </w:tc>
+      </w:tr>
+      <w:tr>
+        <w:tc>
+          <w:tcPr>
+            <w:tcW w:type="dxa" w:w="1152"/>
+          </w:tcPr>
+          <w:p>
+            <w:pPr>
+              <w:spacing w:before="30" w:after="30" w:line="288" w:lineRule="auto"/>
+            </w:pPr>
+            <w:r>
+              <w:rPr>
+                <w:rFonts w:ascii="Microsoft JhengHei" w:hAnsi="Microsoft JhengHei" w:eastAsia="Microsoft JhengHei"/>
+                <w:b/>
+                <w:sz w:val="18"/>
+              </w:rPr>
+              <w:t>P3</w:t>
+            </w:r>
+          </w:p>
+        </w:tc>
+        <w:tc>
+          <w:tcPr>
+            <w:tcW w:type="dxa" w:w="8064"/>
+          </w:tcPr>
+          <w:p>
+            <w:pPr>
+              <w:spacing w:before="30" w:after="30" w:line="288" w:lineRule="auto"/>
+            </w:pPr>
+            <w:r>
+              <w:rPr>
+                <w:rFonts w:ascii="Microsoft JhengHei" w:hAnsi="Microsoft JhengHei" w:eastAsia="Microsoft JhengHei"/>
+                <w:sz w:val="18"/>
+              </w:rPr>
+              <w:t>Router MVP：打通 user → Router → CSP → registered agent 一條線</w:t>
+            </w:r>
+          </w:p>
+        </w:tc>
+      </w:tr>
+      <w:tr>
+        <w:tc>
+          <w:tcPr>
+            <w:tcW w:type="dxa" w:w="1152"/>
+            <w:shd w:val="clear" w:fill="F4F6F9"/>
+          </w:tcPr>
+          <w:p>
+            <w:pPr>
+              <w:spacing w:before="30" w:after="30" w:line="288" w:lineRule="auto"/>
+            </w:pPr>
+            <w:r>
+              <w:rPr>
+                <w:rFonts w:ascii="Microsoft JhengHei" w:hAnsi="Microsoft JhengHei" w:eastAsia="Microsoft JhengHei"/>
+                <w:b/>
+                <w:sz w:val="18"/>
+              </w:rPr>
+              <w:t>P4</w:t>
+            </w:r>
+          </w:p>
+        </w:tc>
+        <w:tc>
+          <w:tcPr>
+            <w:tcW w:type="dxa" w:w="8064"/>
+            <w:shd w:val="clear" w:fill="F4F6F9"/>
+          </w:tcPr>
+          <w:p>
+            <w:pPr>
+              <w:spacing w:before="30" w:after="30" w:line="288" w:lineRule="auto"/>
+            </w:pPr>
+            <w:r>
+              <w:rPr>
+                <w:rFonts w:ascii="Microsoft JhengHei" w:hAnsi="Microsoft JhengHei" w:eastAsia="Microsoft JhengHei"/>
+                <w:sz w:val="18"/>
+              </w:rPr>
+              <w:t>Onyx 未來模組規劃（僅文件，不進開發排程）</w:t>
+            </w:r>
+          </w:p>
+        </w:tc>
+      </w:tr>
+      <w:tr>
+        <w:tc>
+          <w:tcPr>
+            <w:tcW w:type="dxa" w:w="1152"/>
+          </w:tcPr>
+          <w:p>
+            <w:pPr>
+              <w:spacing w:before="30" w:after="30" w:line="288" w:lineRule="auto"/>
+            </w:pPr>
+            <w:r>
+              <w:rPr>
+                <w:rFonts w:ascii="Microsoft JhengHei" w:hAnsi="Microsoft JhengHei" w:eastAsia="Microsoft JhengHei"/>
+                <w:b/>
+                <w:sz w:val="18"/>
+              </w:rPr>
+              <w:t>P5</w:t>
+            </w:r>
+          </w:p>
+        </w:tc>
+        <w:tc>
+          <w:tcPr>
+            <w:tcW w:type="dxa" w:w="8064"/>
+          </w:tcPr>
+          <w:p>
+            <w:pPr>
+              <w:spacing w:before="30" w:after="30" w:line="288" w:lineRule="auto"/>
+            </w:pPr>
+            <w:r>
+              <w:rPr>
+                <w:rFonts w:ascii="Microsoft JhengHei" w:hAnsi="Microsoft JhengHei" w:eastAsia="Microsoft JhengHei"/>
+                <w:sz w:val="18"/>
+              </w:rPr>
+              <w:t>ANILA Runtime UI（end-user 對話客戶端）</w:t>
+            </w:r>
+          </w:p>
+        </w:tc>
+      </w:tr>
+      <w:tr>
+        <w:tc>
+          <w:tcPr>
+            <w:tcW w:type="dxa" w:w="1152"/>
+            <w:shd w:val="clear" w:fill="F4F6F9"/>
+          </w:tcPr>
+          <w:p>
+            <w:pPr>
+              <w:spacing w:before="30" w:after="30" w:line="288" w:lineRule="auto"/>
+            </w:pPr>
+            <w:r>
+              <w:rPr>
+                <w:rFonts w:ascii="Microsoft JhengHei" w:hAnsi="Microsoft JhengHei" w:eastAsia="Microsoft JhengHei"/>
+                <w:b/>
+                <w:sz w:val="18"/>
+              </w:rPr>
+              <w:t>P6</w:t>
+            </w:r>
+          </w:p>
+        </w:tc>
+        <w:tc>
+          <w:tcPr>
+            <w:tcW w:type="dxa" w:w="8064"/>
+            <w:shd w:val="clear" w:fill="F4F6F9"/>
+          </w:tcPr>
+          <w:p>
+            <w:pPr>
+              <w:spacing w:before="30" w:after="30" w:line="288" w:lineRule="auto"/>
+            </w:pPr>
+            <w:r>
+              <w:rPr>
+                <w:rFonts w:ascii="Microsoft JhengHei" w:hAnsi="Microsoft JhengHei" w:eastAsia="Microsoft JhengHei"/>
+                <w:sz w:val="18"/>
+              </w:rPr>
+              <w:t>開發者生態：anila-core init / register CLI + 官方模板</w:t>
+            </w:r>
+          </w:p>
+        </w:tc>
+      </w:tr>
+      <w:tr>
+        <w:tc>
+          <w:tcPr>
+            <w:tcW w:type="dxa" w:w="1152"/>
+          </w:tcPr>
+          <w:p>
+            <w:pPr>
+              <w:spacing w:before="30" w:after="30" w:line="288" w:lineRule="auto"/>
+            </w:pPr>
+            <w:r>
+              <w:rPr>
+                <w:rFonts w:ascii="Microsoft JhengHei" w:hAnsi="Microsoft JhengHei" w:eastAsia="Microsoft JhengHei"/>
+                <w:b/>
+                <w:sz w:val="18"/>
+              </w:rPr>
+              <w:t>P7</w:t>
+            </w:r>
+          </w:p>
+        </w:tc>
+        <w:tc>
+          <w:tcPr>
+            <w:tcW w:type="dxa" w:w="8064"/>
+          </w:tcPr>
+          <w:p>
+            <w:pPr>
+              <w:spacing w:before="30" w:after="30" w:line="288" w:lineRule="auto"/>
+            </w:pPr>
+            <w:r>
+              <w:rPr>
+                <w:rFonts w:ascii="Microsoft JhengHei" w:hAnsi="Microsoft JhengHei" w:eastAsia="Microsoft JhengHei"/>
+                <w:sz w:val="18"/>
+              </w:rPr>
+              <w:t>平台 hardening：Alembic migration、健康檢查、啟動安全檢查</w:t>
             </w:r>
           </w:p>
         </w:tc>
@@ -910,7 +1424,172 @@
           <w:color w:val="1A1A1A"/>
           <w:sz w:val="21"/>
         </w:rPr>
-        <w:t>正因如此，這條分支是七條分支裡唯一含 SSO / card auth fork 的一條。它的定位是「main + 認證 / SSO / 卡片 fork + 內網 hardening」，而 main 永遠是 SSOT（single source of truth）——新功能先進 main，再 sync 進來。這個紀律後面我會專門談（捌）。</w:t>
+        <w:t>幾個從頭到尾沒有動搖的設計決策，也都寫在這份文件裡——它們是後面所有章節的共同前提，我整理在第參章。</w:t>
+      </w:r>
+    </w:p>
+    <w:p>
+      <w:pPr>
+        <w:spacing w:before="300" w:after="120" w:line="276" w:lineRule="auto"/>
+        <w:pBdr>
+          <w:bottom w:val="single" w:sz="6" w:space="4" w:color="1F4E79"/>
+        </w:pBdr>
+      </w:pPr>
+      <w:r>
+        <w:rPr>
+          <w:rFonts w:ascii="Microsoft JhengHei" w:hAnsi="Microsoft JhengHei" w:eastAsia="Microsoft JhengHei"/>
+          <w:b/>
+          <w:color w:val="1F4E79"/>
+          <w:sz w:val="34"/>
+        </w:rPr>
+        <w:t>參、貫穿全專案的核心設計決策</w:t>
+      </w:r>
+    </w:p>
+    <w:p>
+      <w:pPr>
+        <w:spacing w:before="40" w:after="60" w:line="360" w:lineRule="auto"/>
+      </w:pPr>
+      <w:r>
+        <w:rPr>
+          <w:rFonts w:ascii="Microsoft JhengHei" w:hAnsi="Microsoft JhengHei" w:eastAsia="Microsoft JhengHei"/>
+          <w:b w:val="0"/>
+          <w:i w:val="0"/>
+          <w:color w:val="1A1A1A"/>
+          <w:sz w:val="21"/>
+        </w:rPr>
+        <w:t>這些原則在不同子系統裡反覆出現，可以說是整個平台的「憲法」：</w:t>
+      </w:r>
+    </w:p>
+    <w:p>
+      <w:pPr>
+        <w:pStyle w:val="ListBullet"/>
+        <w:spacing w:before="20" w:after="60" w:line="336" w:lineRule="auto"/>
+        <w:ind w:left="360"/>
+      </w:pPr>
+      <w:r>
+        <w:rPr>
+          <w:rFonts w:ascii="Microsoft JhengHei" w:hAnsi="Microsoft JhengHei" w:eastAsia="Microsoft JhengHei"/>
+          <w:b/>
+          <w:color w:val="2E74B5"/>
+          <w:sz w:val="21"/>
+        </w:rPr>
+        <w:t xml:space="preserve">CSP = 資料平面　</w:t>
+      </w:r>
+      <w:r>
+        <w:rPr>
+          <w:rFonts w:ascii="Microsoft JhengHei" w:hAnsi="Microsoft JhengHei" w:eastAsia="Microsoft JhengHei"/>
+          <w:sz w:val="21"/>
+        </w:rPr>
+        <w:t>所有 LLM / Agent 流量一律經 CSP proxy，用量在 CSP 一次結算；Router 與 agent 不持有上游模型金鑰，只持有 CSP 發的 Key。</w:t>
+      </w:r>
+    </w:p>
+    <w:p>
+      <w:pPr>
+        <w:pStyle w:val="ListBullet"/>
+        <w:spacing w:before="20" w:after="60" w:line="336" w:lineRule="auto"/>
+        <w:ind w:left="360"/>
+      </w:pPr>
+      <w:r>
+        <w:rPr>
+          <w:rFonts w:ascii="Microsoft JhengHei" w:hAnsi="Microsoft JhengHei" w:eastAsia="Microsoft JhengHei"/>
+          <w:b/>
+          <w:color w:val="2E74B5"/>
+          <w:sz w:val="21"/>
+        </w:rPr>
+        <w:t xml:space="preserve">模型與 Agent 分離　</w:t>
+      </w:r>
+      <w:r>
+        <w:rPr>
+          <w:rFonts w:ascii="Microsoft JhengHei" w:hAnsi="Microsoft JhengHei" w:eastAsia="Microsoft JhengHei"/>
+          <w:sz w:val="21"/>
+        </w:rPr>
+        <w:t>model_registry 只管原始 LLM / embedding endpoint；新增 agents 表管理 endpoint-based 註冊 agent（owner / 審核 / manifest / 健康 / 可見性）。</w:t>
+      </w:r>
+    </w:p>
+    <w:p>
+      <w:pPr>
+        <w:pStyle w:val="ListBullet"/>
+        <w:spacing w:before="20" w:after="60" w:line="336" w:lineRule="auto"/>
+        <w:ind w:left="360"/>
+      </w:pPr>
+      <w:r>
+        <w:rPr>
+          <w:rFonts w:ascii="Microsoft JhengHei" w:hAnsi="Microsoft JhengHei" w:eastAsia="Microsoft JhengHei"/>
+          <w:b/>
+          <w:color w:val="2E74B5"/>
+          <w:sz w:val="21"/>
+        </w:rPr>
+        <w:t xml:space="preserve">三層憑證契約　</w:t>
+      </w:r>
+      <w:r>
+        <w:rPr>
+          <w:rFonts w:ascii="Microsoft JhengHei" w:hAnsi="Microsoft JhengHei" w:eastAsia="Microsoft JhengHei"/>
+          <w:sz w:val="21"/>
+        </w:rPr>
+        <w:t>控制面用 JWT、資料面用 CSP API Key（sk-）、CSP 對下游 agent 用 service-to-service token（csk-），真實使用者身份以可信轉發 header 傳遞。</w:t>
+      </w:r>
+    </w:p>
+    <w:p>
+      <w:pPr>
+        <w:pStyle w:val="ListBullet"/>
+        <w:spacing w:before="20" w:after="60" w:line="336" w:lineRule="auto"/>
+        <w:ind w:left="360"/>
+      </w:pPr>
+      <w:r>
+        <w:rPr>
+          <w:rFonts w:ascii="Microsoft JhengHei" w:hAnsi="Microsoft JhengHei" w:eastAsia="Microsoft JhengHei"/>
+          <w:b/>
+          <w:color w:val="2E74B5"/>
+          <w:sz w:val="21"/>
+        </w:rPr>
+        <w:t xml:space="preserve">關注點分離　</w:t>
+      </w:r>
+      <w:r>
+        <w:rPr>
+          <w:rFonts w:ascii="Microsoft JhengHei" w:hAnsi="Microsoft JhengHei" w:eastAsia="Microsoft JhengHei"/>
+          <w:sz w:val="21"/>
+        </w:rPr>
+        <w:t>主循環是 router / orchestrator，不預設內建業務 RAG；知識檢索能力下放到各 agent。</w:t>
+      </w:r>
+    </w:p>
+    <w:p>
+      <w:pPr>
+        <w:pStyle w:val="ListBullet"/>
+        <w:spacing w:before="20" w:after="60" w:line="336" w:lineRule="auto"/>
+        <w:ind w:left="360"/>
+      </w:pPr>
+      <w:r>
+        <w:rPr>
+          <w:rFonts w:ascii="Microsoft JhengHei" w:hAnsi="Microsoft JhengHei" w:eastAsia="Microsoft JhengHei"/>
+          <w:b/>
+          <w:color w:val="2E74B5"/>
+          <w:sz w:val="21"/>
+        </w:rPr>
+        <w:t xml:space="preserve">務實取捨　</w:t>
+      </w:r>
+      <w:r>
+        <w:rPr>
+          <w:rFonts w:ascii="Microsoft JhengHei" w:hAnsi="Microsoft JhengHei" w:eastAsia="Microsoft JhengHei"/>
+          <w:sz w:val="21"/>
+        </w:rPr>
+        <w:t>on-prem 部署不做 token / request 配額（migration 0006 移除），只保留 nginx IP 層 limit_req 作為 DDoS 緩衝。</w:t>
+      </w:r>
+    </w:p>
+    <w:p>
+      <w:pPr>
+        <w:spacing w:before="120" w:after="160" w:line="360" w:lineRule="auto"/>
+        <w:ind w:left="400" w:right="320"/>
+        <w:pBdr>
+          <w:left w:val="single" w:sz="18" w:space="8" w:color="2E74B5"/>
+        </w:pBdr>
+      </w:pPr>
+      <w:r>
+        <w:rPr>
+          <w:rFonts w:ascii="Microsoft JhengHei" w:hAnsi="Microsoft JhengHei" w:eastAsia="Microsoft JhengHei"/>
+          <w:i/>
+          <w:color w:val="334455"/>
+          <w:sz w:val="21"/>
+        </w:rPr>
+        <w:t>這一年我學到，好的架構決策往往不是「加了什麼」，而是「明確地不做什麼、以及把責任放在哪一層」。這五條原則替我擋掉了無數次「要不要在這裡也塞個 RAG / 也存個金鑰」的誘惑。</w:t>
       </w:r>
     </w:p>
     <w:p>
@@ -920,7 +1599,7 @@
     </w:p>
     <w:p>
       <w:pPr>
-        <w:spacing w:before="280" w:after="120" w:line="288" w:lineRule="auto"/>
+        <w:spacing w:before="300" w:after="120" w:line="276" w:lineRule="auto"/>
         <w:pBdr>
           <w:bottom w:val="single" w:sz="6" w:space="4" w:color="1F4E79"/>
         </w:pBdr>
@@ -932,7 +1611,7 @@
           <w:color w:val="1F4E79"/>
           <w:sz w:val="34"/>
         </w:rPr>
-        <w:t>參、整體架構總覽</w:t>
+        <w:t>肆、anila-core SDK 的養成：P0 / P1 / P2 階段演進</w:t>
       </w:r>
     </w:p>
     <w:p>
@@ -947,7 +1626,306 @@
           <w:color w:val="1A1A1A"/>
           <w:sz w:val="21"/>
         </w:rPr>
-        <w:t>ANILA 由數個服務組成，全部以 docker compose 編排，對外只露出一個 nginx 閘道。下表是我心中這套系統的「一頁速查」：</w:t>
+        <w:t>如果說平台是骨架，anila-core 就是讓 Agent 能跑起來的肌肉。它不是憑空寫的——而是綜合了三套 SDK 的深掘研究：openai-agents 當 runtime 基底、claude-code 當 harness 模式來源、antigravity 當架構參考（只借設計、不引依賴）。整個演進被切成 P0 / P1 / P2 三波，commit 紀錄幾乎是照著 roadmap 一項一項打勾完成的。</w:t>
+      </w:r>
+    </w:p>
+    <w:tbl>
+      <w:tblPr>
+        <w:tblW w:type="auto" w:w="0"/>
+        <w:jc w:val="center"/>
+        <w:tblLook w:firstColumn="1" w:firstRow="1" w:lastColumn="0" w:lastRow="0" w:noHBand="0" w:noVBand="1" w:val="04A0"/>
+        <w:tblBorders>
+          <w:top w:val="single" w:sz="4" w:space="0" w:color="BFBFBF"/>
+          <w:left w:val="single" w:sz="4" w:space="0" w:color="BFBFBF"/>
+          <w:bottom w:val="single" w:sz="4" w:space="0" w:color="BFBFBF"/>
+          <w:right w:val="single" w:sz="4" w:space="0" w:color="BFBFBF"/>
+          <w:insideH w:val="single" w:sz="4" w:space="0" w:color="BFBFBF"/>
+          <w:insideV w:val="single" w:sz="4" w:space="0" w:color="BFBFBF"/>
+        </w:tblBorders>
+      </w:tblPr>
+      <w:tblGrid>
+        <w:gridCol w:w="3120"/>
+        <w:gridCol w:w="3120"/>
+        <w:gridCol w:w="3120"/>
+      </w:tblGrid>
+      <w:tr>
+        <w:tc>
+          <w:tcPr>
+            <w:tcW w:type="dxa" w:w="1872"/>
+            <w:shd w:val="clear" w:fill="1F4E79"/>
+          </w:tcPr>
+          <w:p>
+            <w:pPr>
+              <w:spacing w:before="40" w:after="40" w:line="276" w:lineRule="auto"/>
+            </w:pPr>
+            <w:r>
+              <w:rPr>
+                <w:rFonts w:ascii="Microsoft JhengHei" w:hAnsi="Microsoft JhengHei" w:eastAsia="Microsoft JhengHei"/>
+                <w:b/>
+                <w:color w:val="FFFFFF"/>
+                <w:sz w:val="17"/>
+              </w:rPr>
+              <w:t>波次</w:t>
+            </w:r>
+          </w:p>
+        </w:tc>
+        <w:tc>
+          <w:tcPr>
+            <w:tcW w:type="dxa" w:w="2592"/>
+            <w:shd w:val="clear" w:fill="1F4E79"/>
+          </w:tcPr>
+          <w:p>
+            <w:pPr>
+              <w:spacing w:before="40" w:after="40" w:line="276" w:lineRule="auto"/>
+            </w:pPr>
+            <w:r>
+              <w:rPr>
+                <w:rFonts w:ascii="Microsoft JhengHei" w:hAnsi="Microsoft JhengHei" w:eastAsia="Microsoft JhengHei"/>
+                <w:b/>
+                <w:color w:val="FFFFFF"/>
+                <w:sz w:val="17"/>
+              </w:rPr>
+              <w:t>主題</w:t>
+            </w:r>
+          </w:p>
+        </w:tc>
+        <w:tc>
+          <w:tcPr>
+            <w:tcW w:type="dxa" w:w="4752"/>
+            <w:shd w:val="clear" w:fill="1F4E79"/>
+          </w:tcPr>
+          <w:p>
+            <w:pPr>
+              <w:spacing w:before="40" w:after="40" w:line="276" w:lineRule="auto"/>
+            </w:pPr>
+            <w:r>
+              <w:rPr>
+                <w:rFonts w:ascii="Microsoft JhengHei" w:hAnsi="Microsoft JhengHei" w:eastAsia="Microsoft JhengHei"/>
+                <w:b/>
+                <w:color w:val="FFFFFF"/>
+                <w:sz w:val="17"/>
+              </w:rPr>
+              <w:t>代表性里程碑</w:t>
+            </w:r>
+          </w:p>
+        </w:tc>
+      </w:tr>
+      <w:tr>
+        <w:tc>
+          <w:tcPr>
+            <w:tcW w:type="dxa" w:w="1872"/>
+          </w:tcPr>
+          <w:p>
+            <w:pPr>
+              <w:spacing w:before="30" w:after="30" w:line="288" w:lineRule="auto"/>
+            </w:pPr>
+            <w:r>
+              <w:rPr>
+                <w:rFonts w:ascii="Microsoft JhengHei" w:hAnsi="Microsoft JhengHei" w:eastAsia="Microsoft JhengHei"/>
+                <w:b/>
+                <w:sz w:val="17"/>
+              </w:rPr>
+              <w:t>P0 基礎（9 項）</w:t>
+            </w:r>
+          </w:p>
+        </w:tc>
+        <w:tc>
+          <w:tcPr>
+            <w:tcW w:type="dxa" w:w="2592"/>
+          </w:tcPr>
+          <w:p>
+            <w:pPr>
+              <w:spacing w:before="30" w:after="30" w:line="288" w:lineRule="auto"/>
+            </w:pPr>
+            <w:r>
+              <w:rPr>
+                <w:rFonts w:ascii="Microsoft JhengHei" w:hAnsi="Microsoft JhengHei" w:eastAsia="Microsoft JhengHei"/>
+                <w:sz w:val="17"/>
+              </w:rPr>
+              <w:t>生命週期 / 工具中繼 / 守門 / 政策 / 追蹤</w:t>
+            </w:r>
+          </w:p>
+        </w:tc>
+        <w:tc>
+          <w:tcPr>
+            <w:tcW w:type="dxa" w:w="4752"/>
+          </w:tcPr>
+          <w:p>
+            <w:pPr>
+              <w:spacing w:before="30" w:after="30" w:line="288" w:lineRule="auto"/>
+            </w:pPr>
+            <w:r>
+              <w:rPr>
+                <w:rFonts w:ascii="Microsoft JhengHei" w:hAnsi="Microsoft JhengHei" w:eastAsia="Microsoft JhengHei"/>
+                <w:sz w:val="17"/>
+              </w:rPr>
+              <w:t>Lifecycle hooks、ToolMetadata（read-only/destructive/concurrency_safe）、Guardrails 框架、Policy DSL（allow/deny/disable）、AgentTool 子代理派工、Tracing 框架</w:t>
+            </w:r>
+          </w:p>
+        </w:tc>
+      </w:tr>
+      <w:tr>
+        <w:tc>
+          <w:tcPr>
+            <w:tcW w:type="dxa" w:w="1872"/>
+            <w:shd w:val="clear" w:fill="F4F6F9"/>
+          </w:tcPr>
+          <w:p>
+            <w:pPr>
+              <w:spacing w:before="30" w:after="30" w:line="288" w:lineRule="auto"/>
+            </w:pPr>
+            <w:r>
+              <w:rPr>
+                <w:rFonts w:ascii="Microsoft JhengHei" w:hAnsi="Microsoft JhengHei" w:eastAsia="Microsoft JhengHei"/>
+                <w:b/>
+                <w:sz w:val="17"/>
+              </w:rPr>
+              <w:t>P1 中期（~19 項）</w:t>
+            </w:r>
+          </w:p>
+        </w:tc>
+        <w:tc>
+          <w:tcPr>
+            <w:tcW w:type="dxa" w:w="2592"/>
+            <w:shd w:val="clear" w:fill="F4F6F9"/>
+          </w:tcPr>
+          <w:p>
+            <w:pPr>
+              <w:spacing w:before="30" w:after="30" w:line="288" w:lineRule="auto"/>
+            </w:pPr>
+            <w:r>
+              <w:rPr>
+                <w:rFonts w:ascii="Microsoft JhengHei" w:hAnsi="Microsoft JhengHei" w:eastAsia="Microsoft JhengHei"/>
+                <w:sz w:val="17"/>
+              </w:rPr>
+              <w:t>多代理 / 併發 / 記憶壓縮 / HITL / 成本</w:t>
+            </w:r>
+          </w:p>
+        </w:tc>
+        <w:tc>
+          <w:tcPr>
+            <w:tcW w:type="dxa" w:w="4752"/>
+            <w:shd w:val="clear" w:fill="F4F6F9"/>
+          </w:tcPr>
+          <w:p>
+            <w:pPr>
+              <w:spacing w:before="30" w:after="30" w:line="288" w:lineRule="auto"/>
+            </w:pPr>
+            <w:r>
+              <w:rPr>
+                <w:rFonts w:ascii="Microsoft JhengHei" w:hAnsi="Microsoft JhengHei" w:eastAsia="Microsoft JhengHei"/>
+                <w:sz w:val="17"/>
+              </w:rPr>
+              <w:t>forkSubagent prompt-cache、runTools 唯讀並行/寫入序列、CompactingSession 壓縮器、HITL pause/resume + 工具核准、Token budget、MCP bridge（timeout/retry/heartbeat）、Cost tracker、ToolSearch 延遲工具</w:t>
+            </w:r>
+          </w:p>
+        </w:tc>
+      </w:tr>
+      <w:tr>
+        <w:tc>
+          <w:tcPr>
+            <w:tcW w:type="dxa" w:w="1872"/>
+          </w:tcPr>
+          <w:p>
+            <w:pPr>
+              <w:spacing w:before="30" w:after="30" w:line="288" w:lineRule="auto"/>
+            </w:pPr>
+            <w:r>
+              <w:rPr>
+                <w:rFonts w:ascii="Microsoft JhengHei" w:hAnsi="Microsoft JhengHei" w:eastAsia="Microsoft JhengHei"/>
+                <w:b/>
+                <w:sz w:val="17"/>
+              </w:rPr>
+              <w:t>P2 評估後實作（15 項）</w:t>
+            </w:r>
+          </w:p>
+        </w:tc>
+        <w:tc>
+          <w:tcPr>
+            <w:tcW w:type="dxa" w:w="2592"/>
+          </w:tcPr>
+          <w:p>
+            <w:pPr>
+              <w:spacing w:before="30" w:after="30" w:line="288" w:lineRule="auto"/>
+            </w:pPr>
+            <w:r>
+              <w:rPr>
+                <w:rFonts w:ascii="Microsoft JhengHei" w:hAnsi="Microsoft JhengHei" w:eastAsia="Microsoft JhengHei"/>
+                <w:sz w:val="17"/>
+              </w:rPr>
+              <w:t>技能 / 斜線指令 / 背景任務 / 記憶</w:t>
+            </w:r>
+          </w:p>
+        </w:tc>
+        <w:tc>
+          <w:tcPr>
+            <w:tcW w:type="dxa" w:w="4752"/>
+          </w:tcPr>
+          <w:p>
+            <w:pPr>
+              <w:spacing w:before="30" w:after="30" w:line="288" w:lineRule="auto"/>
+            </w:pPr>
+            <w:r>
+              <w:rPr>
+                <w:rFonts w:ascii="Microsoft JhengHei" w:hAnsi="Microsoft JhengHei" w:eastAsia="Microsoft JhengHei"/>
+                <w:sz w:val="17"/>
+              </w:rPr>
+              <w:t>Skill loader（frontmatter）、10 個內建 slash command、Task 背景任務、SessionMemory + autoDream 跨 session 摘要、policyLimits 組織政策、queryTracking 多層派工追蹤、draw_graph 視覺化</w:t>
+            </w:r>
+          </w:p>
+        </w:tc>
+      </w:tr>
+    </w:tbl>
+    <w:p>
+      <w:pPr>
+        <w:spacing w:after="40"/>
+      </w:pPr>
+    </w:p>
+    <w:p>
+      <w:pPr>
+        <w:spacing w:before="60" w:after="120" w:line="360" w:lineRule="auto"/>
+      </w:pPr>
+      <w:r>
+        <w:rPr>
+          <w:rFonts w:ascii="Microsoft JhengHei" w:hAnsi="Microsoft JhengHei" w:eastAsia="Microsoft JhengHei"/>
+          <w:b w:val="0"/>
+          <w:i w:val="0"/>
+          <w:color w:val="1A1A1A"/>
+          <w:sz w:val="21"/>
+        </w:rPr>
+        <w:t>這一段對我個人意義很大：它逼我把 Claude Code、OpenAI Agents 這些「別人家的 harness」拆開來讀懂，再用 Python 重新長出一套適合內網、適合多租戶、適合被治理的版本。我不是抄，而是理解了每個機制「為什麼存在」，再決定要不要、怎麼放進 anila-core。完整里程碑見附錄 C。</w:t>
+      </w:r>
+    </w:p>
+    <w:p>
+      <w:pPr>
+        <w:spacing w:before="300" w:after="120" w:line="276" w:lineRule="auto"/>
+        <w:pBdr>
+          <w:bottom w:val="single" w:sz="6" w:space="4" w:color="1F4E79"/>
+        </w:pBdr>
+      </w:pPr>
+      <w:r>
+        <w:rPr>
+          <w:rFonts w:ascii="Microsoft JhengHei" w:hAnsi="Microsoft JhengHei" w:eastAsia="Microsoft JhengHei"/>
+          <w:b/>
+          <w:color w:val="1F4E79"/>
+          <w:sz w:val="34"/>
+        </w:rPr>
+        <w:t>伍、整體架構總覽</w:t>
+      </w:r>
+    </w:p>
+    <w:p>
+      <w:pPr>
+        <w:spacing w:before="40" w:after="60" w:line="360" w:lineRule="auto"/>
+      </w:pPr>
+      <w:r>
+        <w:rPr>
+          <w:rFonts w:ascii="Microsoft JhengHei" w:hAnsi="Microsoft JhengHei" w:eastAsia="Microsoft JhengHei"/>
+          <w:b w:val="0"/>
+          <w:i w:val="0"/>
+          <w:color w:val="1A1A1A"/>
+          <w:sz w:val="21"/>
+        </w:rPr>
+        <w:t>ANILA 由數個服務組成，全部以 docker compose 編排，對外只露出一個 nginx 閘道：</w:t>
       </w:r>
     </w:p>
     <w:tbl>
@@ -985,7 +1963,7 @@
                 <w:rFonts w:ascii="Microsoft JhengHei" w:hAnsi="Microsoft JhengHei" w:eastAsia="Microsoft JhengHei"/>
                 <w:b/>
                 <w:color w:val="FFFFFF"/>
-                <w:sz w:val="17"/>
+                <w:sz w:val="16"/>
               </w:rPr>
               <w:t>子系統</w:t>
             </w:r>
@@ -1005,7 +1983,7 @@
                 <w:rFonts w:ascii="Microsoft JhengHei" w:hAnsi="Microsoft JhengHei" w:eastAsia="Microsoft JhengHei"/>
                 <w:b/>
                 <w:color w:val="FFFFFF"/>
-                <w:sz w:val="17"/>
+                <w:sz w:val="16"/>
               </w:rPr>
               <w:t>角色</w:t>
             </w:r>
@@ -1025,7 +2003,7 @@
                 <w:rFonts w:ascii="Microsoft JhengHei" w:hAnsi="Microsoft JhengHei" w:eastAsia="Microsoft JhengHei"/>
                 <w:b/>
                 <w:color w:val="FFFFFF"/>
-                <w:sz w:val="17"/>
+                <w:sz w:val="16"/>
               </w:rPr>
               <w:t>技術</w:t>
             </w:r>
@@ -1033,7 +2011,7 @@
         </w:tc>
         <w:tc>
           <w:tcPr>
-            <w:tcW w:type="dxa" w:w="1296"/>
+            <w:tcW w:type="dxa" w:w="720"/>
             <w:shd w:val="clear" w:fill="1F4E79"/>
           </w:tcPr>
           <w:p>
@@ -1045,9 +2023,9 @@
                 <w:rFonts w:ascii="Microsoft JhengHei" w:hAnsi="Microsoft JhengHei" w:eastAsia="Microsoft JhengHei"/>
                 <w:b/>
                 <w:color w:val="FFFFFF"/>
-                <w:sz w:val="17"/>
+                <w:sz w:val="16"/>
               </w:rPr>
-              <w:t>內部 Port</w:t>
+              <w:t>Port</w:t>
             </w:r>
           </w:p>
         </w:tc>
@@ -1065,7 +2043,7 @@
               <w:rPr>
                 <w:rFonts w:ascii="Microsoft JhengHei" w:hAnsi="Microsoft JhengHei" w:eastAsia="Microsoft JhengHei"/>
                 <w:b/>
-                <w:sz w:val="17"/>
+                <w:sz w:val="16"/>
               </w:rPr>
               <w:t>myCSPPlatform (CSP)</w:t>
             </w:r>
@@ -1082,7 +2060,7 @@
             <w:r>
               <w:rPr>
                 <w:rFonts w:ascii="Microsoft JhengHei" w:hAnsi="Microsoft JhengHei" w:eastAsia="Microsoft JhengHei"/>
-                <w:sz w:val="17"/>
+                <w:sz w:val="16"/>
               </w:rPr>
               <w:t>控制平面 + 資料平面：使用者 / API Key / 模型 / Agent / 對話 / 審計 / OpenAI 相容代理 / 卡片 + SSO 認證 / JWKS / token 撤銷</w:t>
             </w:r>
@@ -1099,15 +2077,15 @@
             <w:r>
               <w:rPr>
                 <w:rFonts w:ascii="Microsoft JhengHei" w:hAnsi="Microsoft JhengHei" w:eastAsia="Microsoft JhengHei"/>
-                <w:sz w:val="17"/>
+                <w:sz w:val="16"/>
               </w:rPr>
-              <w:t>FastAPI + PostgreSQL(pgvector)</w:t>
+              <w:t>FastAPI + pgvector</w:t>
             </w:r>
           </w:p>
         </w:tc>
         <w:tc>
           <w:tcPr>
-            <w:tcW w:type="dxa" w:w="1296"/>
+            <w:tcW w:type="dxa" w:w="720"/>
           </w:tcPr>
           <w:p>
             <w:pPr>
@@ -1116,9 +2094,9 @@
             <w:r>
               <w:rPr>
                 <w:rFonts w:ascii="Microsoft JhengHei" w:hAnsi="Microsoft JhengHei" w:eastAsia="Microsoft JhengHei"/>
-                <w:sz w:val="17"/>
+                <w:sz w:val="16"/>
               </w:rPr>
-              <w:t>:8000</w:t>
+              <w:t>8000</w:t>
             </w:r>
           </w:p>
         </w:tc>
@@ -1137,7 +2115,7 @@
               <w:rPr>
                 <w:rFonts w:ascii="Microsoft JhengHei" w:hAnsi="Microsoft JhengHei" w:eastAsia="Microsoft JhengHei"/>
                 <w:b/>
-                <w:sz w:val="17"/>
+                <w:sz w:val="16"/>
               </w:rPr>
               <w:t>anila-core</w:t>
             </w:r>
@@ -1155,9 +2133,9 @@
             <w:r>
               <w:rPr>
                 <w:rFonts w:ascii="Microsoft JhengHei" w:hAnsi="Microsoft JhengHei" w:eastAsia="Microsoft JhengHei"/>
-                <w:sz w:val="17"/>
+                <w:sz w:val="16"/>
               </w:rPr>
-              <w:t>執行期基座（SDK）：engine / registry / tools / providers / memory / compact / security</w:t>
+              <w:t>執行期基座 SDK：engine / registry / tools / providers / memory / compact / security</w:t>
             </w:r>
           </w:p>
         </w:tc>
@@ -1173,15 +2151,15 @@
             <w:r>
               <w:rPr>
                 <w:rFonts w:ascii="Microsoft JhengHei" w:hAnsi="Microsoft JhengHei" w:eastAsia="Microsoft JhengHei"/>
-                <w:sz w:val="17"/>
+                <w:sz w:val="16"/>
               </w:rPr>
-              <w:t>純 Python 套件</w:t>
+              <w:t>Python 套件</w:t>
             </w:r>
           </w:p>
         </w:tc>
         <w:tc>
           <w:tcPr>
-            <w:tcW w:type="dxa" w:w="1296"/>
+            <w:tcW w:type="dxa" w:w="720"/>
             <w:shd w:val="clear" w:fill="F4F6F9"/>
           </w:tcPr>
           <w:p>
@@ -1191,7 +2169,7 @@
             <w:r>
               <w:rPr>
                 <w:rFonts w:ascii="Microsoft JhengHei" w:hAnsi="Microsoft JhengHei" w:eastAsia="Microsoft JhengHei"/>
-                <w:sz w:val="17"/>
+                <w:sz w:val="16"/>
               </w:rPr>
               <w:t>—</w:t>
             </w:r>
@@ -1211,9 +2189,9 @@
               <w:rPr>
                 <w:rFonts w:ascii="Microsoft JhengHei" w:hAnsi="Microsoft JhengHei" w:eastAsia="Microsoft JhengHei"/>
                 <w:b/>
-                <w:sz w:val="17"/>
+                <w:sz w:val="16"/>
               </w:rPr>
-              <w:t>anila-core-router</w:t>
+              <w:t>anila-agent</w:t>
             </w:r>
           </w:p>
         </w:tc>
@@ -1228,9 +2206,9 @@
             <w:r>
               <w:rPr>
                 <w:rFonts w:ascii="Microsoft JhengHei" w:hAnsi="Microsoft JhengHei" w:eastAsia="Microsoft JhengHei"/>
-                <w:sz w:val="17"/>
+                <w:sz w:val="16"/>
               </w:rPr>
-              <w:t>OpenAI 相容分派器：LLM-as-Router，把 query 派給合適的 agent</w:t>
+              <w:t>官方 sub-agent 模板（RAG starter，git subtree）</w:t>
             </w:r>
           </w:p>
         </w:tc>
@@ -1245,15 +2223,15 @@
             <w:r>
               <w:rPr>
                 <w:rFonts w:ascii="Microsoft JhengHei" w:hAnsi="Microsoft JhengHei" w:eastAsia="Microsoft JhengHei"/>
-                <w:sz w:val="17"/>
+                <w:sz w:val="16"/>
               </w:rPr>
-              <w:t>FastAPI（用 anila-core 打造）</w:t>
+              <w:t>Python（pin openai-agents 0.17.5）</w:t>
             </w:r>
           </w:p>
         </w:tc>
         <w:tc>
           <w:tcPr>
-            <w:tcW w:type="dxa" w:w="1296"/>
+            <w:tcW w:type="dxa" w:w="720"/>
           </w:tcPr>
           <w:p>
             <w:pPr>
@@ -1262,9 +2240,9 @@
             <w:r>
               <w:rPr>
                 <w:rFonts w:ascii="Microsoft JhengHei" w:hAnsi="Microsoft JhengHei" w:eastAsia="Microsoft JhengHei"/>
-                <w:sz w:val="17"/>
+                <w:sz w:val="16"/>
               </w:rPr>
-              <w:t>:9000</w:t>
+              <w:t>8200</w:t>
             </w:r>
           </w:p>
         </w:tc>
@@ -1283,9 +2261,9 @@
               <w:rPr>
                 <w:rFonts w:ascii="Microsoft JhengHei" w:hAnsi="Microsoft JhengHei" w:eastAsia="Microsoft JhengHei"/>
                 <w:b/>
-                <w:sz w:val="17"/>
+                <w:sz w:val="16"/>
               </w:rPr>
-              <w:t>anila-studio</w:t>
+              <w:t>anila-core-router</w:t>
             </w:r>
           </w:p>
         </w:tc>
@@ -1301,9 +2279,9 @@
             <w:r>
               <w:rPr>
                 <w:rFonts w:ascii="Microsoft JhengHei" w:hAnsi="Microsoft JhengHei" w:eastAsia="Microsoft JhengHei"/>
-                <w:sz w:val="17"/>
+                <w:sz w:val="16"/>
               </w:rPr>
-              <w:t>簡報 / 報告生成：RAG + LLM + FLUX + PPTX；本地驗 JWT + Redis 撤銷訂閱</w:t>
+              <w:t>OpenAI 相容分派器：LLM-as-Router</w:t>
             </w:r>
           </w:p>
         </w:tc>
@@ -1319,7 +2297,7 @@
             <w:r>
               <w:rPr>
                 <w:rFonts w:ascii="Microsoft JhengHei" w:hAnsi="Microsoft JhengHei" w:eastAsia="Microsoft JhengHei"/>
-                <w:sz w:val="17"/>
+                <w:sz w:val="16"/>
               </w:rPr>
               <w:t>FastAPI</w:t>
             </w:r>
@@ -1327,7 +2305,7 @@
         </w:tc>
         <w:tc>
           <w:tcPr>
-            <w:tcW w:type="dxa" w:w="1296"/>
+            <w:tcW w:type="dxa" w:w="720"/>
             <w:shd w:val="clear" w:fill="F4F6F9"/>
           </w:tcPr>
           <w:p>
@@ -1337,9 +2315,9 @@
             <w:r>
               <w:rPr>
                 <w:rFonts w:ascii="Microsoft JhengHei" w:hAnsi="Microsoft JhengHei" w:eastAsia="Microsoft JhengHei"/>
-                <w:sz w:val="17"/>
+                <w:sz w:val="16"/>
               </w:rPr>
-              <w:t>:8100</w:t>
+              <w:t>9000</w:t>
             </w:r>
           </w:p>
         </w:tc>
@@ -1357,9 +2335,9 @@
               <w:rPr>
                 <w:rFonts w:ascii="Microsoft JhengHei" w:hAnsi="Microsoft JhengHei" w:eastAsia="Microsoft JhengHei"/>
                 <w:b/>
-                <w:sz w:val="17"/>
+                <w:sz w:val="16"/>
               </w:rPr>
-              <w:t>ingestion-worker</w:t>
+              <w:t>anila-studio</w:t>
             </w:r>
           </w:p>
         </w:tc>
@@ -1374,9 +2352,9 @@
             <w:r>
               <w:rPr>
                 <w:rFonts w:ascii="Microsoft JhengHei" w:hAnsi="Microsoft JhengHei" w:eastAsia="Microsoft JhengHei"/>
-                <w:sz w:val="17"/>
+                <w:sz w:val="16"/>
               </w:rPr>
-              <w:t>非同步索引管線：parse → chunk → embed → pgvector</w:t>
+              <w:t>簡報 / 報告生成：RAG + LLM + FLUX + PPTX</w:t>
             </w:r>
           </w:p>
         </w:tc>
@@ -1391,15 +2369,15 @@
             <w:r>
               <w:rPr>
                 <w:rFonts w:ascii="Microsoft JhengHei" w:hAnsi="Microsoft JhengHei" w:eastAsia="Microsoft JhengHei"/>
-                <w:sz w:val="17"/>
+                <w:sz w:val="16"/>
               </w:rPr>
-              <w:t>Arq + Redis</w:t>
+              <w:t>FastAPI</w:t>
             </w:r>
           </w:p>
         </w:tc>
         <w:tc>
           <w:tcPr>
-            <w:tcW w:type="dxa" w:w="1296"/>
+            <w:tcW w:type="dxa" w:w="720"/>
           </w:tcPr>
           <w:p>
             <w:pPr>
@@ -1408,9 +2386,9 @@
             <w:r>
               <w:rPr>
                 <w:rFonts w:ascii="Microsoft JhengHei" w:hAnsi="Microsoft JhengHei" w:eastAsia="Microsoft JhengHei"/>
-                <w:sz w:val="17"/>
+                <w:sz w:val="16"/>
               </w:rPr>
-              <w:t>（無 host port）</w:t>
+              <w:t>8100</w:t>
             </w:r>
           </w:p>
         </w:tc>
@@ -1429,9 +2407,9 @@
               <w:rPr>
                 <w:rFonts w:ascii="Microsoft JhengHei" w:hAnsi="Microsoft JhengHei" w:eastAsia="Microsoft JhengHei"/>
                 <w:b/>
-                <w:sz w:val="17"/>
+                <w:sz w:val="16"/>
               </w:rPr>
-              <w:t>ANILA_UI</w:t>
+              <w:t>ingestion-worker</w:t>
             </w:r>
           </w:p>
         </w:tc>
@@ -1447,9 +2425,9 @@
             <w:r>
               <w:rPr>
                 <w:rFonts w:ascii="Microsoft JhengHei" w:hAnsi="Microsoft JhengHei" w:eastAsia="Microsoft JhengHei"/>
-                <w:sz w:val="17"/>
+                <w:sz w:val="16"/>
               </w:rPr>
-              <w:t>Chat Runtime 前端：對話、分類、分享、交接，含卡片登入畫面</w:t>
+              <w:t>非同步索引：parse→chunk→embed→pgvector</w:t>
             </w:r>
           </w:p>
         </w:tc>
@@ -1465,15 +2443,15 @@
             <w:r>
               <w:rPr>
                 <w:rFonts w:ascii="Microsoft JhengHei" w:hAnsi="Microsoft JhengHei" w:eastAsia="Microsoft JhengHei"/>
-                <w:sz w:val="17"/>
+                <w:sz w:val="16"/>
               </w:rPr>
-              <w:t>React + Vite</w:t>
+              <w:t>Arq + Redis</w:t>
             </w:r>
           </w:p>
         </w:tc>
         <w:tc>
           <w:tcPr>
-            <w:tcW w:type="dxa" w:w="1296"/>
+            <w:tcW w:type="dxa" w:w="720"/>
             <w:shd w:val="clear" w:fill="F4F6F9"/>
           </w:tcPr>
           <w:p>
@@ -1483,7 +2461,153 @@
             <w:r>
               <w:rPr>
                 <w:rFonts w:ascii="Microsoft JhengHei" w:hAnsi="Microsoft JhengHei" w:eastAsia="Microsoft JhengHei"/>
-                <w:sz w:val="17"/>
+                <w:sz w:val="16"/>
+              </w:rPr>
+              <w:t>—</w:t>
+            </w:r>
+          </w:p>
+        </w:tc>
+      </w:tr>
+      <w:tr>
+        <w:tc>
+          <w:tcPr>
+            <w:tcW w:type="dxa" w:w="2160"/>
+          </w:tcPr>
+          <w:p>
+            <w:pPr>
+              <w:spacing w:before="30" w:after="30" w:line="288" w:lineRule="auto"/>
+            </w:pPr>
+            <w:r>
+              <w:rPr>
+                <w:rFonts w:ascii="Microsoft JhengHei" w:hAnsi="Microsoft JhengHei" w:eastAsia="Microsoft JhengHei"/>
+                <w:b/>
+                <w:sz w:val="16"/>
+              </w:rPr>
+              <w:t>ANILA_UI</w:t>
+            </w:r>
+          </w:p>
+        </w:tc>
+        <w:tc>
+          <w:tcPr>
+            <w:tcW w:type="dxa" w:w="4320"/>
+          </w:tcPr>
+          <w:p>
+            <w:pPr>
+              <w:spacing w:before="30" w:after="30" w:line="288" w:lineRule="auto"/>
+            </w:pPr>
+            <w:r>
+              <w:rPr>
+                <w:rFonts w:ascii="Microsoft JhengHei" w:hAnsi="Microsoft JhengHei" w:eastAsia="Microsoft JhengHei"/>
+                <w:sz w:val="16"/>
+              </w:rPr>
+              <w:t>Chat Runtime 前端（含卡片登入畫面）</w:t>
+            </w:r>
+          </w:p>
+        </w:tc>
+        <w:tc>
+          <w:tcPr>
+            <w:tcW w:type="dxa" w:w="2160"/>
+          </w:tcPr>
+          <w:p>
+            <w:pPr>
+              <w:spacing w:before="30" w:after="30" w:line="288" w:lineRule="auto"/>
+            </w:pPr>
+            <w:r>
+              <w:rPr>
+                <w:rFonts w:ascii="Microsoft JhengHei" w:hAnsi="Microsoft JhengHei" w:eastAsia="Microsoft JhengHei"/>
+                <w:sz w:val="16"/>
+              </w:rPr>
+              <w:t>React</w:t>
+            </w:r>
+          </w:p>
+        </w:tc>
+        <w:tc>
+          <w:tcPr>
+            <w:tcW w:type="dxa" w:w="720"/>
+          </w:tcPr>
+          <w:p>
+            <w:pPr>
+              <w:spacing w:before="30" w:after="30" w:line="288" w:lineRule="auto"/>
+            </w:pPr>
+            <w:r>
+              <w:rPr>
+                <w:rFonts w:ascii="Microsoft JhengHei" w:hAnsi="Microsoft JhengHei" w:eastAsia="Microsoft JhengHei"/>
+                <w:sz w:val="16"/>
+              </w:rPr>
+              <w:t>nginx 後</w:t>
+            </w:r>
+          </w:p>
+        </w:tc>
+      </w:tr>
+      <w:tr>
+        <w:tc>
+          <w:tcPr>
+            <w:tcW w:type="dxa" w:w="2160"/>
+            <w:shd w:val="clear" w:fill="F4F6F9"/>
+          </w:tcPr>
+          <w:p>
+            <w:pPr>
+              <w:spacing w:before="30" w:after="30" w:line="288" w:lineRule="auto"/>
+            </w:pPr>
+            <w:r>
+              <w:rPr>
+                <w:rFonts w:ascii="Microsoft JhengHei" w:hAnsi="Microsoft JhengHei" w:eastAsia="Microsoft JhengHei"/>
+                <w:b/>
+                <w:sz w:val="16"/>
+              </w:rPr>
+              <w:t>ANILALM</w:t>
+            </w:r>
+          </w:p>
+        </w:tc>
+        <w:tc>
+          <w:tcPr>
+            <w:tcW w:type="dxa" w:w="4320"/>
+            <w:shd w:val="clear" w:fill="F4F6F9"/>
+          </w:tcPr>
+          <w:p>
+            <w:pPr>
+              <w:spacing w:before="30" w:after="30" w:line="288" w:lineRule="auto"/>
+            </w:pPr>
+            <w:r>
+              <w:rPr>
+                <w:rFonts w:ascii="Microsoft JhengHei" w:hAnsi="Microsoft JhengHei" w:eastAsia="Microsoft JhengHei"/>
+                <w:sz w:val="16"/>
+              </w:rPr>
+              <w:t>知識庫 + Studio SPA</w:t>
+            </w:r>
+          </w:p>
+        </w:tc>
+        <w:tc>
+          <w:tcPr>
+            <w:tcW w:type="dxa" w:w="2160"/>
+            <w:shd w:val="clear" w:fill="F4F6F9"/>
+          </w:tcPr>
+          <w:p>
+            <w:pPr>
+              <w:spacing w:before="30" w:after="30" w:line="288" w:lineRule="auto"/>
+            </w:pPr>
+            <w:r>
+              <w:rPr>
+                <w:rFonts w:ascii="Microsoft JhengHei" w:hAnsi="Microsoft JhengHei" w:eastAsia="Microsoft JhengHei"/>
+                <w:sz w:val="16"/>
+              </w:rPr>
+              <w:t>React + TS</w:t>
+            </w:r>
+          </w:p>
+        </w:tc>
+        <w:tc>
+          <w:tcPr>
+            <w:tcW w:type="dxa" w:w="720"/>
+            <w:shd w:val="clear" w:fill="F4F6F9"/>
+          </w:tcPr>
+          <w:p>
+            <w:pPr>
+              <w:spacing w:before="30" w:after="30" w:line="288" w:lineRule="auto"/>
+            </w:pPr>
+            <w:r>
+              <w:rPr>
+                <w:rFonts w:ascii="Microsoft JhengHei" w:hAnsi="Microsoft JhengHei" w:eastAsia="Microsoft JhengHei"/>
+                <w:sz w:val="16"/>
               </w:rPr>
               <w:t>nginx 後</w:t>
             </w:r>
@@ -1503,9 +2627,9 @@
               <w:rPr>
                 <w:rFonts w:ascii="Microsoft JhengHei" w:hAnsi="Microsoft JhengHei" w:eastAsia="Microsoft JhengHei"/>
                 <w:b/>
-                <w:sz w:val="17"/>
+                <w:sz w:val="16"/>
               </w:rPr>
-              <w:t>ANILALM</w:t>
+              <w:t>models stack</w:t>
             </w:r>
           </w:p>
         </w:tc>
@@ -1520,9 +2644,9 @@
             <w:r>
               <w:rPr>
                 <w:rFonts w:ascii="Microsoft JhengHei" w:hAnsi="Microsoft JhengHei" w:eastAsia="Microsoft JhengHei"/>
-                <w:sz w:val="17"/>
+                <w:sz w:val="16"/>
               </w:rPr>
-              <w:t>知識庫 + Studio SPA</w:t>
+              <w:t>vLLM / TensorRT-LLM / FLUX 影像生成 / NV-embed proxy</w:t>
             </w:r>
           </w:p>
         </w:tc>
@@ -1537,15 +2661,15 @@
             <w:r>
               <w:rPr>
                 <w:rFonts w:ascii="Microsoft JhengHei" w:hAnsi="Microsoft JhengHei" w:eastAsia="Microsoft JhengHei"/>
-                <w:sz w:val="17"/>
+                <w:sz w:val="16"/>
               </w:rPr>
-              <w:t>React + Vite + TS</w:t>
+              <w:t>獨立 compose（anila-models-net）</w:t>
             </w:r>
           </w:p>
         </w:tc>
         <w:tc>
           <w:tcPr>
-            <w:tcW w:type="dxa" w:w="1296"/>
+            <w:tcW w:type="dxa" w:w="720"/>
           </w:tcPr>
           <w:p>
             <w:pPr>
@@ -1554,9 +2678,9 @@
             <w:r>
               <w:rPr>
                 <w:rFonts w:ascii="Microsoft JhengHei" w:hAnsi="Microsoft JhengHei" w:eastAsia="Microsoft JhengHei"/>
-                <w:sz w:val="17"/>
+                <w:sz w:val="16"/>
               </w:rPr>
-              <w:t>nginx 後（/anilalm/）</w:t>
+              <w:t>—</w:t>
             </w:r>
           </w:p>
         </w:tc>
@@ -1575,9 +2699,9 @@
               <w:rPr>
                 <w:rFonts w:ascii="Microsoft JhengHei" w:hAnsi="Microsoft JhengHei" w:eastAsia="Microsoft JhengHei"/>
                 <w:b/>
-                <w:sz w:val="17"/>
+                <w:sz w:val="16"/>
               </w:rPr>
-              <w:t>pptx-renderer</w:t>
+              <w:t>nginx</w:t>
             </w:r>
           </w:p>
         </w:tc>
@@ -1593,9 +2717,9 @@
             <w:r>
               <w:rPr>
                 <w:rFonts w:ascii="Microsoft JhengHei" w:hAnsi="Microsoft JhengHei" w:eastAsia="Microsoft JhengHei"/>
-                <w:sz w:val="17"/>
+                <w:sz w:val="16"/>
               </w:rPr>
-              <w:t>簡報渲染微服務（spec → .pptx + 截圖 QA）</w:t>
+              <w:t>唯一對外閘道：Host allowlist + 7 安全 header + 限流 + TLS</w:t>
             </w:r>
           </w:p>
         </w:tc>
@@ -1611,15 +2735,15 @@
             <w:r>
               <w:rPr>
                 <w:rFonts w:ascii="Microsoft JhengHei" w:hAnsi="Microsoft JhengHei" w:eastAsia="Microsoft JhengHei"/>
-                <w:sz w:val="17"/>
+                <w:sz w:val="16"/>
               </w:rPr>
-              <w:t>Node + LibreOffice</w:t>
+              <w:t>nginx</w:t>
             </w:r>
           </w:p>
         </w:tc>
         <w:tc>
           <w:tcPr>
-            <w:tcW w:type="dxa" w:w="1296"/>
+            <w:tcW w:type="dxa" w:w="720"/>
             <w:shd w:val="clear" w:fill="F4F6F9"/>
           </w:tcPr>
           <w:p>
@@ -1629,155 +2753,9 @@
             <w:r>
               <w:rPr>
                 <w:rFonts w:ascii="Microsoft JhengHei" w:hAnsi="Microsoft JhengHei" w:eastAsia="Microsoft JhengHei"/>
-                <w:sz w:val="17"/>
+                <w:sz w:val="16"/>
               </w:rPr>
-              <w:t>:7100</w:t>
-            </w:r>
-          </w:p>
-        </w:tc>
-      </w:tr>
-      <w:tr>
-        <w:tc>
-          <w:tcPr>
-            <w:tcW w:type="dxa" w:w="2160"/>
-          </w:tcPr>
-          <w:p>
-            <w:pPr>
-              <w:spacing w:before="30" w:after="30" w:line="288" w:lineRule="auto"/>
-            </w:pPr>
-            <w:r>
-              <w:rPr>
-                <w:rFonts w:ascii="Microsoft JhengHei" w:hAnsi="Microsoft JhengHei" w:eastAsia="Microsoft JhengHei"/>
-                <w:b/>
-                <w:sz w:val="17"/>
-              </w:rPr>
-              <w:t>nginx</w:t>
-            </w:r>
-          </w:p>
-        </w:tc>
-        <w:tc>
-          <w:tcPr>
-            <w:tcW w:type="dxa" w:w="4320"/>
-          </w:tcPr>
-          <w:p>
-            <w:pPr>
-              <w:spacing w:before="30" w:after="30" w:line="288" w:lineRule="auto"/>
-            </w:pPr>
-            <w:r>
-              <w:rPr>
-                <w:rFonts w:ascii="Microsoft JhengHei" w:hAnsi="Microsoft JhengHei" w:eastAsia="Microsoft JhengHei"/>
-                <w:sz w:val="17"/>
-              </w:rPr>
-              <w:t>對外唯一閘道：Host allowlist + 7 個安全 header + 限流 + TLS</w:t>
-            </w:r>
-          </w:p>
-        </w:tc>
-        <w:tc>
-          <w:tcPr>
-            <w:tcW w:type="dxa" w:w="2160"/>
-          </w:tcPr>
-          <w:p>
-            <w:pPr>
-              <w:spacing w:before="30" w:after="30" w:line="288" w:lineRule="auto"/>
-            </w:pPr>
-            <w:r>
-              <w:rPr>
-                <w:rFonts w:ascii="Microsoft JhengHei" w:hAnsi="Microsoft JhengHei" w:eastAsia="Microsoft JhengHei"/>
-                <w:sz w:val="17"/>
-              </w:rPr>
-              <w:t>nginx</w:t>
-            </w:r>
-          </w:p>
-        </w:tc>
-        <w:tc>
-          <w:tcPr>
-            <w:tcW w:type="dxa" w:w="1296"/>
-          </w:tcPr>
-          <w:p>
-            <w:pPr>
-              <w:spacing w:before="30" w:after="30" w:line="288" w:lineRule="auto"/>
-            </w:pPr>
-            <w:r>
-              <w:rPr>
-                <w:rFonts w:ascii="Microsoft JhengHei" w:hAnsi="Microsoft JhengHei" w:eastAsia="Microsoft JhengHei"/>
-                <w:sz w:val="17"/>
-              </w:rPr>
-              <w:t>:443 / :4443</w:t>
-            </w:r>
-          </w:p>
-        </w:tc>
-      </w:tr>
-      <w:tr>
-        <w:tc>
-          <w:tcPr>
-            <w:tcW w:type="dxa" w:w="2160"/>
-            <w:shd w:val="clear" w:fill="F4F6F9"/>
-          </w:tcPr>
-          <w:p>
-            <w:pPr>
-              <w:spacing w:before="30" w:after="30" w:line="288" w:lineRule="auto"/>
-            </w:pPr>
-            <w:r>
-              <w:rPr>
-                <w:rFonts w:ascii="Microsoft JhengHei" w:hAnsi="Microsoft JhengHei" w:eastAsia="Microsoft JhengHei"/>
-                <w:b/>
-                <w:sz w:val="17"/>
-              </w:rPr>
-              <w:t>redis / pgvector</w:t>
-            </w:r>
-          </w:p>
-        </w:tc>
-        <w:tc>
-          <w:tcPr>
-            <w:tcW w:type="dxa" w:w="4320"/>
-            <w:shd w:val="clear" w:fill="F4F6F9"/>
-          </w:tcPr>
-          <w:p>
-            <w:pPr>
-              <w:spacing w:before="30" w:after="30" w:line="288" w:lineRule="auto"/>
-            </w:pPr>
-            <w:r>
-              <w:rPr>
-                <w:rFonts w:ascii="Microsoft JhengHei" w:hAnsi="Microsoft JhengHei" w:eastAsia="Microsoft JhengHei"/>
-                <w:sz w:val="17"/>
-              </w:rPr>
-              <w:t>佇列 + token 撤銷 pub/sub ／ 向量資料庫</w:t>
-            </w:r>
-          </w:p>
-        </w:tc>
-        <w:tc>
-          <w:tcPr>
-            <w:tcW w:type="dxa" w:w="2160"/>
-            <w:shd w:val="clear" w:fill="F4F6F9"/>
-          </w:tcPr>
-          <w:p>
-            <w:pPr>
-              <w:spacing w:before="30" w:after="30" w:line="288" w:lineRule="auto"/>
-            </w:pPr>
-            <w:r>
-              <w:rPr>
-                <w:rFonts w:ascii="Microsoft JhengHei" w:hAnsi="Microsoft JhengHei" w:eastAsia="Microsoft JhengHei"/>
-                <w:sz w:val="17"/>
-              </w:rPr>
-              <w:t>redis:7 / pgvector:pg16</w:t>
-            </w:r>
-          </w:p>
-        </w:tc>
-        <w:tc>
-          <w:tcPr>
-            <w:tcW w:type="dxa" w:w="1296"/>
-            <w:shd w:val="clear" w:fill="F4F6F9"/>
-          </w:tcPr>
-          <w:p>
-            <w:pPr>
-              <w:spacing w:before="30" w:after="30" w:line="288" w:lineRule="auto"/>
-            </w:pPr>
-            <w:r>
-              <w:rPr>
-                <w:rFonts w:ascii="Microsoft JhengHei" w:hAnsi="Microsoft JhengHei" w:eastAsia="Microsoft JhengHei"/>
-                <w:sz w:val="17"/>
-              </w:rPr>
-              <w:t>—</w:t>
+              <w:t>443 / 4443</w:t>
             </w:r>
           </w:p>
         </w:tc>
@@ -1845,7 +2823,7 @@
     </w:p>
     <w:p>
       <w:pPr>
-        <w:spacing w:before="80" w:after="120" w:line="360" w:lineRule="auto"/>
+        <w:spacing w:before="60" w:after="120" w:line="360" w:lineRule="auto"/>
       </w:pPr>
       <w:r>
         <w:rPr>
@@ -1855,7 +2833,7 @@
           <w:color w:val="1A1A1A"/>
           <w:sz w:val="21"/>
         </w:rPr>
-        <w:t>這張架構的精神，是把「政策」和「執行」分開：所有對外、對上游、對使用者的決策（誰能用哪個模型、用了多少、對話是否機密）都收斂在 CSP；真正的推論與 Agent 邏輯則分散在 router 與各 agent。下面幾節，我會分別深掘每個我親手打造的核心。</w:t>
+        <w:t>這套架構的精神是把「政策」與「執行」分開：所有對外、對上游、對使用者的決策都收斂在 CSP；真正的推論與 Agent 邏輯則分散在 router 與各 agent。</w:t>
       </w:r>
     </w:p>
     <w:p>
@@ -1865,7 +2843,7 @@
     </w:p>
     <w:p>
       <w:pPr>
-        <w:spacing w:before="280" w:after="120" w:line="288" w:lineRule="auto"/>
+        <w:spacing w:before="300" w:after="120" w:line="276" w:lineRule="auto"/>
         <w:pBdr>
           <w:bottom w:val="single" w:sz="6" w:space="4" w:color="1F4E79"/>
         </w:pBdr>
@@ -1877,26 +2855,26 @@
           <w:color w:val="1F4E79"/>
           <w:sz w:val="34"/>
         </w:rPr>
-        <w:t>肆、核心技術深掘</w:t>
+        <w:t>陸、核心子系統技術深掘</w:t>
       </w:r>
     </w:p>
     <w:p>
       <w:pPr>
-        <w:spacing w:before="200" w:after="120" w:line="288" w:lineRule="auto"/>
+        <w:spacing w:before="200" w:after="120" w:line="276" w:lineRule="auto"/>
       </w:pPr>
       <w:r>
         <w:rPr>
           <w:rFonts w:ascii="Microsoft JhengHei" w:hAnsi="Microsoft JhengHei" w:eastAsia="Microsoft JhengHei"/>
           <w:b/>
           <w:color w:val="1F4E79"/>
-          <w:sz w:val="28"/>
+          <w:sz w:val="27"/>
         </w:rPr>
-        <w:t>4.1　自然人憑證卡認證：從「假驗章」到真實 PKCS#7/CMS 驗證</w:t>
+        <w:t>6.1　anila-core：七階段引擎與三層記憶</w:t>
       </w:r>
     </w:p>
     <w:p>
       <w:pPr>
-        <w:spacing w:before="40" w:after="120" w:line="360" w:lineRule="auto"/>
+        <w:spacing w:before="40" w:after="40" w:line="360" w:lineRule="auto"/>
       </w:pPr>
       <w:r>
         <w:rPr>
@@ -1906,312 +2884,7 @@
           <w:color w:val="1A1A1A"/>
           <w:sz w:val="21"/>
         </w:rPr>
-        <w:t>如果要我選整個分支「最該被認真對待」的一段程式，毫無疑問是卡片登入。這也是我這一年印象最深刻的一課。</w:t>
-      </w:r>
-    </w:p>
-    <w:p>
-      <w:pPr>
-        <w:spacing w:before="40" w:after="120" w:line="360" w:lineRule="auto"/>
-      </w:pPr>
-      <w:r>
-        <w:rPr>
-          <w:rFonts w:ascii="Microsoft JhengHei" w:hAnsi="Microsoft JhengHei" w:eastAsia="Microsoft JhengHei"/>
-          <w:b w:val="0"/>
-          <w:color w:val="1A1A1A"/>
-          <w:sz w:val="21"/>
-        </w:rPr>
-        <w:t>早期版本曾經有一個嚴重的設計缺陷：登入時只比對「卡號」是否存在，並沒有真正驗證卡片簽出來的簽章。</w:t>
-      </w:r>
-      <w:r>
-        <w:rPr>
-          <w:rFonts w:ascii="Microsoft JhengHei" w:hAnsi="Microsoft JhengHei" w:eastAsia="Microsoft JhengHei"/>
-          <w:b/>
-          <w:color w:val="A02020"/>
-          <w:sz w:val="21"/>
-        </w:rPr>
-        <w:t>這等於把門鎖換成只看門牌號碼——任何人只要知道一個合法工號，就能偽造身份登入。</w:t>
-      </w:r>
-    </w:p>
-    <w:p>
-      <w:pPr>
-        <w:spacing w:before="40" w:after="60" w:line="360" w:lineRule="auto"/>
-      </w:pPr>
-      <w:r>
-        <w:rPr>
-          <w:rFonts w:ascii="Microsoft JhengHei" w:hAnsi="Microsoft JhengHei" w:eastAsia="Microsoft JhengHei"/>
-          <w:b w:val="0"/>
-          <w:i w:val="0"/>
-          <w:color w:val="1A1A1A"/>
-          <w:sz w:val="21"/>
-        </w:rPr>
-        <w:t>這個洞在一次安全檢視中被揪出來，對應的修補 commit ed13e5c 直接標成「close auth-bypass CRITICAL」。修補的方向不是補丁，而是把整個驗證流程重寫成真實的密碼學驗證。現在的流程（backend/app/services/card_auth.py）分成三層：</w:t>
-      </w:r>
-    </w:p>
-    <w:tbl>
-      <w:tblPr>
-        <w:tblW w:type="auto" w:w="0"/>
-        <w:jc w:val="center"/>
-        <w:tblLook w:firstColumn="1" w:firstRow="1" w:lastColumn="0" w:lastRow="0" w:noHBand="0" w:noVBand="1" w:val="04A0"/>
-        <w:tblBorders>
-          <w:top w:val="single" w:sz="4" w:space="0" w:color="BFBFBF"/>
-          <w:left w:val="single" w:sz="4" w:space="0" w:color="BFBFBF"/>
-          <w:bottom w:val="single" w:sz="4" w:space="0" w:color="BFBFBF"/>
-          <w:right w:val="single" w:sz="4" w:space="0" w:color="BFBFBF"/>
-          <w:insideH w:val="single" w:sz="4" w:space="0" w:color="BFBFBF"/>
-          <w:insideV w:val="single" w:sz="4" w:space="0" w:color="BFBFBF"/>
-        </w:tblBorders>
-      </w:tblPr>
-      <w:tblGrid>
-        <w:gridCol w:w="3120"/>
-        <w:gridCol w:w="3120"/>
-        <w:gridCol w:w="3120"/>
-      </w:tblGrid>
-      <w:tr>
-        <w:tc>
-          <w:tcPr>
-            <w:tcW w:type="dxa" w:w="2304"/>
-            <w:shd w:val="clear" w:fill="1F4E79"/>
-          </w:tcPr>
-          <w:p>
-            <w:pPr>
-              <w:spacing w:before="40" w:after="40" w:line="276" w:lineRule="auto"/>
-            </w:pPr>
-            <w:r>
-              <w:rPr>
-                <w:rFonts w:ascii="Microsoft JhengHei" w:hAnsi="Microsoft JhengHei" w:eastAsia="Microsoft JhengHei"/>
-                <w:b/>
-                <w:color w:val="FFFFFF"/>
-                <w:sz w:val="17"/>
-              </w:rPr>
-              <w:t>層</w:t>
-            </w:r>
-          </w:p>
-        </w:tc>
-        <w:tc>
-          <w:tcPr>
-            <w:tcW w:type="dxa" w:w="4608"/>
-            <w:shd w:val="clear" w:fill="1F4E79"/>
-          </w:tcPr>
-          <w:p>
-            <w:pPr>
-              <w:spacing w:before="40" w:after="40" w:line="276" w:lineRule="auto"/>
-            </w:pPr>
-            <w:r>
-              <w:rPr>
-                <w:rFonts w:ascii="Microsoft JhengHei" w:hAnsi="Microsoft JhengHei" w:eastAsia="Microsoft JhengHei"/>
-                <w:b/>
-                <w:color w:val="FFFFFF"/>
-                <w:sz w:val="17"/>
-              </w:rPr>
-              <w:t>做什麼</w:t>
-            </w:r>
-          </w:p>
-        </w:tc>
-        <w:tc>
-          <w:tcPr>
-            <w:tcW w:type="dxa" w:w="2304"/>
-            <w:shd w:val="clear" w:fill="1F4E79"/>
-          </w:tcPr>
-          <w:p>
-            <w:pPr>
-              <w:spacing w:before="40" w:after="40" w:line="276" w:lineRule="auto"/>
-            </w:pPr>
-            <w:r>
-              <w:rPr>
-                <w:rFonts w:ascii="Microsoft JhengHei" w:hAnsi="Microsoft JhengHei" w:eastAsia="Microsoft JhengHei"/>
-                <w:b/>
-                <w:color w:val="FFFFFF"/>
-                <w:sz w:val="17"/>
-              </w:rPr>
-              <w:t>拒絕什麼</w:t>
-            </w:r>
-          </w:p>
-        </w:tc>
-      </w:tr>
-      <w:tr>
-        <w:tc>
-          <w:tcPr>
-            <w:tcW w:type="dxa" w:w="2304"/>
-          </w:tcPr>
-          <w:p>
-            <w:pPr>
-              <w:spacing w:before="30" w:after="30" w:line="288" w:lineRule="auto"/>
-            </w:pPr>
-            <w:r>
-              <w:rPr>
-                <w:rFonts w:ascii="Microsoft JhengHei" w:hAnsi="Microsoft JhengHei" w:eastAsia="Microsoft JhengHei"/>
-                <w:b/>
-                <w:sz w:val="17"/>
-              </w:rPr>
-              <w:t>1. CMS 結構 + nonce 綁定</w:t>
-            </w:r>
-          </w:p>
-        </w:tc>
-        <w:tc>
-          <w:tcPr>
-            <w:tcW w:type="dxa" w:w="4608"/>
-          </w:tcPr>
-          <w:p>
-            <w:pPr>
-              <w:spacing w:before="30" w:after="30" w:line="288" w:lineRule="auto"/>
-            </w:pPr>
-            <w:r>
-              <w:rPr>
-                <w:rFonts w:ascii="Microsoft JhengHei" w:hAnsi="Microsoft JhengHei" w:eastAsia="Microsoft JhengHei"/>
-                <w:sz w:val="17"/>
-              </w:rPr>
-              <w:t>解出 PKCS#7/CMS 的 signed_data，比對 eContent 是否等於本次 challenge 的 nonce</w:t>
-            </w:r>
-          </w:p>
-        </w:tc>
-        <w:tc>
-          <w:tcPr>
-            <w:tcW w:type="dxa" w:w="2304"/>
-          </w:tcPr>
-          <w:p>
-            <w:pPr>
-              <w:spacing w:before="30" w:after="30" w:line="288" w:lineRule="auto"/>
-            </w:pPr>
-            <w:r>
-              <w:rPr>
-                <w:rFonts w:ascii="Microsoft JhengHei" w:hAnsi="Microsoft JhengHei" w:eastAsia="Microsoft JhengHei"/>
-                <w:sz w:val="17"/>
-              </w:rPr>
-              <w:t>重放攻擊：舊簽章換個 nonce 就失效</w:t>
-            </w:r>
-          </w:p>
-        </w:tc>
-      </w:tr>
-      <w:tr>
-        <w:tc>
-          <w:tcPr>
-            <w:tcW w:type="dxa" w:w="2304"/>
-            <w:shd w:val="clear" w:fill="F4F6F9"/>
-          </w:tcPr>
-          <w:p>
-            <w:pPr>
-              <w:spacing w:before="30" w:after="30" w:line="288" w:lineRule="auto"/>
-            </w:pPr>
-            <w:r>
-              <w:rPr>
-                <w:rFonts w:ascii="Microsoft JhengHei" w:hAnsi="Microsoft JhengHei" w:eastAsia="Microsoft JhengHei"/>
-                <w:b/>
-                <w:sz w:val="17"/>
-              </w:rPr>
-              <w:t>2. SignerInfo 簽章驗證</w:t>
-            </w:r>
-          </w:p>
-        </w:tc>
-        <w:tc>
-          <w:tcPr>
-            <w:tcW w:type="dxa" w:w="4608"/>
-            <w:shd w:val="clear" w:fill="F4F6F9"/>
-          </w:tcPr>
-          <w:p>
-            <w:pPr>
-              <w:spacing w:before="30" w:after="30" w:line="288" w:lineRule="auto"/>
-            </w:pPr>
-            <w:r>
-              <w:rPr>
-                <w:rFonts w:ascii="Microsoft JhengHei" w:hAnsi="Microsoft JhengHei" w:eastAsia="Microsoft JhengHei"/>
-                <w:sz w:val="17"/>
-              </w:rPr>
-              <w:t>驗 messageDigest == hash(eContent)，再用憑證公鑰驗 signedAttrs 上的簽章（支援 RSA-PKCS1v15 / PSS / ECDSA）</w:t>
-            </w:r>
-          </w:p>
-        </w:tc>
-        <w:tc>
-          <w:tcPr>
-            <w:tcW w:type="dxa" w:w="2304"/>
-            <w:shd w:val="clear" w:fill="F4F6F9"/>
-          </w:tcPr>
-          <w:p>
-            <w:pPr>
-              <w:spacing w:before="30" w:after="30" w:line="288" w:lineRule="auto"/>
-            </w:pPr>
-            <w:r>
-              <w:rPr>
-                <w:rFonts w:ascii="Microsoft JhengHei" w:hAnsi="Microsoft JhengHei" w:eastAsia="Microsoft JhengHei"/>
-                <w:sz w:val="17"/>
-              </w:rPr>
-              <w:t>簽章數學不成立的偽造</w:t>
-            </w:r>
-          </w:p>
-        </w:tc>
-      </w:tr>
-      <w:tr>
-        <w:tc>
-          <w:tcPr>
-            <w:tcW w:type="dxa" w:w="2304"/>
-          </w:tcPr>
-          <w:p>
-            <w:pPr>
-              <w:spacing w:before="30" w:after="30" w:line="288" w:lineRule="auto"/>
-            </w:pPr>
-            <w:r>
-              <w:rPr>
-                <w:rFonts w:ascii="Microsoft JhengHei" w:hAnsi="Microsoft JhengHei" w:eastAsia="Microsoft JhengHei"/>
-                <w:b/>
-                <w:sz w:val="17"/>
-              </w:rPr>
-              <w:t>3. 憑證鏈驗證</w:t>
-            </w:r>
-          </w:p>
-        </w:tc>
-        <w:tc>
-          <w:tcPr>
-            <w:tcW w:type="dxa" w:w="4608"/>
-          </w:tcPr>
-          <w:p>
-            <w:pPr>
-              <w:spacing w:before="30" w:after="30" w:line="288" w:lineRule="auto"/>
-            </w:pPr>
-            <w:r>
-              <w:rPr>
-                <w:rFonts w:ascii="Microsoft JhengHei" w:hAnsi="Microsoft JhengHei" w:eastAsia="Microsoft JhengHei"/>
-                <w:sz w:val="17"/>
-              </w:rPr>
-              <w:t>把 signer 憑證一路往上驗到釘死（pinned）的 CSPKI Root + 中科院憑證管理中心 CA bundle</w:t>
-            </w:r>
-          </w:p>
-        </w:tc>
-        <w:tc>
-          <w:tcPr>
-            <w:tcW w:type="dxa" w:w="2304"/>
-          </w:tcPr>
-          <w:p>
-            <w:pPr>
-              <w:spacing w:before="30" w:after="30" w:line="288" w:lineRule="auto"/>
-            </w:pPr>
-            <w:r>
-              <w:rPr>
-                <w:rFonts w:ascii="Microsoft JhengHei" w:hAnsi="Microsoft JhengHei" w:eastAsia="Microsoft JhengHei"/>
-                <w:sz w:val="17"/>
-              </w:rPr>
-              <w:t>自簽憑證填上 owner 工號（這正是原 CVE 的攻擊手法）</w:t>
-            </w:r>
-          </w:p>
-        </w:tc>
-      </w:tr>
-    </w:tbl>
-    <w:p>
-      <w:pPr>
-        <w:spacing w:after="40"/>
-      </w:pPr>
-    </w:p>
-    <w:p>
-      <w:pPr>
-        <w:spacing w:before="60" w:after="120" w:line="360" w:lineRule="auto"/>
-      </w:pPr>
-      <w:r>
-        <w:rPr>
-          <w:rFonts w:ascii="Microsoft JhengHei" w:hAnsi="Microsoft JhengHei" w:eastAsia="Microsoft JhengHei"/>
-          <w:b w:val="0"/>
-          <w:i w:val="0"/>
-          <w:color w:val="1A1A1A"/>
-          <w:sz w:val="21"/>
-        </w:rPr>
-        <w:t>最關鍵的觀念是信任邊界（trust boundary）：前端透過中華電信 HiPKI 本機讀卡元件（VITE_CARD_COMPONENT_ORIGIN，預設 localhost:16888）讀卡、簽章；但前端送上來的工號、姓名、email 一律「不信任」，後端一定重新從通過驗證的憑證 Subject / SAN 裡抽取真實身份。我在測試裡特地留了一個回歸守護案例——拿自簽憑證填上 owner 的工號，必須因鏈驗失敗被拒。</w:t>
+        <w:t>anila-core 的核心是一個七階段的回合循環（QueryEngine）：</w:t>
       </w:r>
     </w:p>
     <w:tbl>
@@ -2247,7 +2920,7 @@
                 <w:color w:val="24292E"/>
                 <w:sz w:val="17"/>
               </w:rPr>
-              <w:t># card_auth.py — 三層驗證的進入點</w:t>
+              <w:t>Stage 1 pre_process → 注入記憶 + 檢查是否需壓縮 context</w:t>
             </w:r>
           </w:p>
           <w:p>
@@ -2260,7 +2933,7 @@
                 <w:color w:val="24292E"/>
                 <w:sz w:val="17"/>
               </w:rPr>
-              <w:t>der = base64.b64decode(signature_b64, validate=True)</w:t>
+              <w:t>Stage 2 api_call    → 呼叫 provider，串流 deltas</w:t>
             </w:r>
           </w:p>
           <w:p>
@@ -2273,7 +2946,7 @@
                 <w:color w:val="24292E"/>
                 <w:sz w:val="17"/>
               </w:rPr>
-              <w:t>signer_cert = _verify_cms_and_get_signer(der, expected_nonce)  # 層1+2</w:t>
+              <w:t>Stage 3 completion  → 檢查 finish_reason</w:t>
             </w:r>
           </w:p>
           <w:p>
@@ -2286,7 +2959,7 @@
                 <w:color w:val="24292E"/>
                 <w:sz w:val="17"/>
               </w:rPr>
-              <w:t>claims      = _extract_claims(signer_cert, card_serial)        # 工號/姓名/email</w:t>
+              <w:t>Stage 4 tool_exec   → 工具分派（唯讀並行 / 寫入序列）</w:t>
             </w:r>
           </w:p>
           <w:p>
@@ -2299,7 +2972,33 @@
                 <w:color w:val="24292E"/>
                 <w:sz w:val="17"/>
               </w:rPr>
-              <w:t>_verify_chain(signer_cert)  # 層3：必須連到釘死的 CSPKI CA，否則 raise</w:t>
+              <w:t>Stage 5 attachments → 把 tool 結果配回對話歷史</w:t>
+            </w:r>
+          </w:p>
+          <w:p>
+            <w:pPr>
+              <w:spacing w:before="0" w:after="0" w:line="264" w:lineRule="auto"/>
+            </w:pPr>
+            <w:r>
+              <w:rPr>
+                <w:rFonts w:ascii="Consolas" w:hAnsi="Consolas" w:eastAsia="Consolas"/>
+                <w:color w:val="24292E"/>
+                <w:sz w:val="17"/>
+              </w:rPr>
+              <w:t>Stage 6 limit_check → max_turns / token 預算 / context window</w:t>
+            </w:r>
+          </w:p>
+          <w:p>
+            <w:pPr>
+              <w:spacing w:before="0" w:after="0" w:line="264" w:lineRule="auto"/>
+            </w:pPr>
+            <w:r>
+              <w:rPr>
+                <w:rFonts w:ascii="Consolas" w:hAnsi="Consolas" w:eastAsia="Consolas"/>
+                <w:color w:val="24292E"/>
+                <w:sz w:val="17"/>
+              </w:rPr>
+              <w:t>Stage 7 continue?   → BudgetTracker：CONTINUE / COMPACT / STOP</w:t>
             </w:r>
           </w:p>
         </w:tc>
@@ -2312,7 +3011,7 @@
     </w:p>
     <w:p>
       <w:pPr>
-        <w:spacing w:before="60" w:after="120" w:line="360" w:lineRule="auto"/>
+        <w:spacing w:before="40" w:after="40" w:line="360" w:lineRule="auto"/>
       </w:pPr>
       <w:r>
         <w:rPr>
@@ -2322,21 +3021,30 @@
           <w:color w:val="1A1A1A"/>
           <w:sz w:val="21"/>
         </w:rPr>
-        <w:t>還有一個我覺得體現「為內網設計」的決定：撤銷檢查（CRL/OCSP）刻意不做。因為機房沒有外網，連不到撤銷清單伺服器；卡片的生命週期改由 User.is_active / 核准流程在平台側控制，卡片實體作廢由人事流程處理。這不是偷懶，而是在 air-gapped 前提下誠實面對「哪些線上檢查根本不可能成立」，並把信任改放到能控制的地方。</w:t>
+        <w:t>我很喜歡 BudgetTracker 把「要不要繼續」做成明確決策而非丟例外——它保證 agent 在真正放棄前一定先嘗試一次壓縮。所有 post-turn 工作（萃取長期記憶、更新 session memory）都用 fire-and-forget 背景 task，失敗也不拖垮這一回合。</w:t>
       </w:r>
     </w:p>
     <w:p>
       <w:pPr>
-        <w:spacing w:before="200" w:after="120" w:line="288" w:lineRule="auto"/>
+        <w:spacing w:before="40" w:after="40" w:line="360" w:lineRule="auto"/>
       </w:pPr>
       <w:r>
         <w:rPr>
           <w:rFonts w:ascii="Microsoft JhengHei" w:hAnsi="Microsoft JhengHei" w:eastAsia="Microsoft JhengHei"/>
           <w:b/>
-          <w:color w:val="1F4E79"/>
-          <w:sz w:val="24"/>
+          <w:color w:val="2E74B5"/>
+          <w:sz w:val="21"/>
         </w:rPr>
-        <w:t>Bootstrap：第一張卡怎麼進來</w:t>
+        <w:t>記憶層</w:t>
+      </w:r>
+      <w:r>
+        <w:rPr>
+          <w:rFonts w:ascii="Microsoft JhengHei" w:hAnsi="Microsoft JhengHei" w:eastAsia="Microsoft JhengHei"/>
+          <w:b w:val="0"/>
+          <w:color w:val="1A1A1A"/>
+          <w:sz w:val="21"/>
+        </w:rPr>
+        <w:t>是我最自豪的設計，分三層：短期 session 記憶、Compact 壓縮層、長期記憶（每輪自動萃取個人事實 + embed 訊息片段，下次對話用向量 ANN 自動帶回，跨 agent 共享）。</w:t>
       </w:r>
     </w:p>
     <w:p>
@@ -2351,26 +3059,26 @@
           <w:color w:val="1A1A1A"/>
           <w:sz w:val="21"/>
         </w:rPr>
-        <w:t>沒有任何使用者的系統，第一個 owner 怎麼產生？我用 CARD_INITIAL_OWNERS（員工編號 CSV）解決：列在裡面的人，第一次刷卡就直接建為 owner 且 is_approved=True；其他人首刷會自動建帳號但 is_approved=False，走「pending_registration（選單位）→ pending_approval（等管理員核准）」的流程。challenge 是一個 120 秒 TTL 的 JWT（無伺服器端狀態），registration token 則是 15 分鐘 TTL。我也加了 email 碰撞保護：若卡片 email 已綁在別的帳號，直接拒絕，避免帳號被頂替。</w:t>
+        <w:t>關鍵的架構分工（記憶層 RFC 的 route 3）是：anila-core 定義「記憶是什麼、怎麼萃取、相關性怎麼算」，CSP 負責「記憶存在哪、誰能存取」，兩邊用一個 MemoryAdapter Protocol 對接。這個分工讓記憶語意可單元測試、可換後端（檔案系統給 dev、PostgreSQL+pgvector 給 prod），而不用改 agent 程式。記憶 chunk 還帶 is_encrypted 旗標，與後面講的 Classified 閂鎖咬合。</w:t>
       </w:r>
     </w:p>
     <w:p>
       <w:pPr>
-        <w:spacing w:before="200" w:after="120" w:line="288" w:lineRule="auto"/>
+        <w:spacing w:before="200" w:after="120" w:line="276" w:lineRule="auto"/>
       </w:pPr>
       <w:r>
         <w:rPr>
           <w:rFonts w:ascii="Microsoft JhengHei" w:hAnsi="Microsoft JhengHei" w:eastAsia="Microsoft JhengHei"/>
           <w:b/>
           <w:color w:val="1F4E79"/>
-          <w:sz w:val="28"/>
+          <w:sz w:val="27"/>
         </w:rPr>
-        <w:t>4.2　內網登入收斂與 owner break-glass</w:t>
+        <w:t>6.2　anila-agent：官方 Agent 模板與開發者生態</w:t>
       </w:r>
     </w:p>
     <w:p>
       <w:pPr>
-        <w:spacing w:before="40" w:after="120" w:line="360" w:lineRule="auto"/>
+        <w:spacing w:before="40" w:after="60" w:line="360" w:lineRule="auto"/>
       </w:pPr>
       <w:r>
         <w:rPr>
@@ -2380,7 +3088,76 @@
           <w:color w:val="1A1A1A"/>
           <w:sz w:val="21"/>
         </w:rPr>
-        <w:t>內網部署啟用 REQUIRE_CARD_LOGIN_ONLY=true 之後，帳密登入、OIDC、自助註冊等 endpoint 全部回 404（不是 403）。回 404 是刻意的——外部探測者無法分辨「功能被政策關掉」還是「endpoint 根本不存在」，所有失敗狀態（密碼錯、非 owner、不存在）都長一樣。</w:t>
+        <w:t>anila-agent 是給各單位開發者「複製來改」的官方 RAG 模板（git subtree），它示範了一個 agent 該長什麼樣。它不是 anila-core 的依賴，而是一份獨立的最佳實踐參考。我在它身上放了三個我很在意的設計：</w:t>
+      </w:r>
+    </w:p>
+    <w:p>
+      <w:pPr>
+        <w:pStyle w:val="ListBullet"/>
+        <w:spacing w:before="20" w:after="60" w:line="336" w:lineRule="auto"/>
+        <w:ind w:left="360"/>
+      </w:pPr>
+      <w:r>
+        <w:rPr>
+          <w:rFonts w:ascii="Microsoft JhengHei" w:hAnsi="Microsoft JhengHei" w:eastAsia="Microsoft JhengHei"/>
+          <w:b/>
+          <w:color w:val="2E74B5"/>
+          <w:sz w:val="21"/>
+        </w:rPr>
+        <w:t xml:space="preserve">政策守門　</w:t>
+      </w:r>
+      <w:r>
+        <w:rPr>
+          <w:rFonts w:ascii="Microsoft JhengHei" w:hAnsi="Microsoft JhengHei" w:eastAsia="Microsoft JhengHei"/>
+          <w:sz w:val="21"/>
+        </w:rPr>
+        <w:t>Deny-all 政策：configs/policy.yaml 預設 deny、唯讀工具自動放行；寫入 / admin 工具「必須」有明確規則，否則 agent 啟動就 fail-closed 報錯。</w:t>
+      </w:r>
+    </w:p>
+    <w:p>
+      <w:pPr>
+        <w:pStyle w:val="ListBullet"/>
+        <w:spacing w:before="20" w:after="60" w:line="336" w:lineRule="auto"/>
+        <w:ind w:left="360"/>
+      </w:pPr>
+      <w:r>
+        <w:rPr>
+          <w:rFonts w:ascii="Microsoft JhengHei" w:hAnsi="Microsoft JhengHei" w:eastAsia="Microsoft JhengHei"/>
+          <w:b/>
+          <w:color w:val="2E74B5"/>
+          <w:sz w:val="21"/>
+        </w:rPr>
+        <w:t xml:space="preserve">離線不變式　</w:t>
+      </w:r>
+      <w:r>
+        <w:rPr>
+          <w:rFonts w:ascii="Microsoft JhengHei" w:hAnsi="Microsoft JhengHei" w:eastAsia="Microsoft JhengHei"/>
+          <w:sz w:val="21"/>
+        </w:rPr>
+        <w:t>Air-gap 三鐵律：強制走 Chat Completions（vLLM 沒實作 Responses API）、關閉 tracing（避免連 platform.openai.com）、注入 self-signed TLS 信任。</w:t>
+      </w:r>
+    </w:p>
+    <w:p>
+      <w:pPr>
+        <w:pStyle w:val="ListBullet"/>
+        <w:spacing w:before="20" w:after="60" w:line="336" w:lineRule="auto"/>
+        <w:ind w:left="360"/>
+      </w:pPr>
+      <w:r>
+        <w:rPr>
+          <w:rFonts w:ascii="Microsoft JhengHei" w:hAnsi="Microsoft JhengHei" w:eastAsia="Microsoft JhengHei"/>
+          <w:b/>
+          <w:color w:val="2E74B5"/>
+          <w:sz w:val="21"/>
+        </w:rPr>
+        <w:t xml:space="preserve">記憶隔離　</w:t>
+      </w:r>
+      <w:r>
+        <w:rPr>
+          <w:rFonts w:ascii="Microsoft JhengHei" w:hAnsi="Microsoft JhengHei" w:eastAsia="Microsoft JhengHei"/>
+          <w:sz w:val="21"/>
+        </w:rPr>
+        <w:t>多租戶 memdir：以 CSP service token 驗證身份 → 每位使用者獨立記憶目錄；萃取記憶時還會清洗 PII / 金鑰（csk-、sk-、JWT、email）。</w:t>
       </w:r>
     </w:p>
     <w:p>
@@ -2395,39 +3172,131 @@
           <w:color w:val="1A1A1A"/>
           <w:sz w:val="21"/>
         </w:rPr>
-        <w:t>但這裡有一個我自己很滿意的權衡：owner break-glass。如果哪天讀卡系統整個掛了，難道所有人都被鎖在門外？所以我保留了一條窄門——唯有 owner 角色可以用帳密登入（2026-06-11 定案）。非 owner 即使密碼正確也回 404。更進一步，我在啟動時加了一個一致性斷言：如果設了 REQUIRE_CARD_LOGIN_ONLY=true 卻沒開 ENABLE_CARD_LOGIN，container 會直接 fail-fast 起不來——避免出現「所有登入路徑都被鎖死、沒有人能進去」的 bricked 慘劇。</w:t>
+        <w:t>開發者流程是：fork 模板 → 在 /developer/agents 精靈註冊 → 自助核發一把 csk-（同一把同時授權 agent inbound 與 RAG 檢索 outbound，narrowly scoped 到綁定的 collection）→ admin 審核 → 上線。</w:t>
       </w:r>
     </w:p>
     <w:p>
       <w:pPr>
-        <w:spacing w:before="120" w:after="160" w:line="360" w:lineRule="auto"/>
-        <w:ind w:left="400" w:right="320"/>
-        <w:pBdr>
-          <w:left w:val="single" w:sz="18" w:space="8" w:color="2E74B5"/>
-        </w:pBdr>
+        <w:spacing w:before="120" w:after="40" w:line="240" w:lineRule="auto"/>
+        <w:jc w:val="center"/>
+      </w:pPr>
+      <w:r>
+        <w:drawing>
+          <wp:inline xmlns:a="http://schemas.openxmlformats.org/drawingml/2006/main" xmlns:pic="http://schemas.openxmlformats.org/drawingml/2006/picture">
+            <wp:extent cx="5486400" cy="3429000"/>
+            <wp:docPr id="2" name="Picture 2"/>
+            <wp:cNvGraphicFramePr>
+              <a:graphicFrameLocks noChangeAspect="1"/>
+            </wp:cNvGraphicFramePr>
+            <a:graphic>
+              <a:graphicData uri="http://schemas.openxmlformats.org/drawingml/2006/picture">
+                <pic:pic>
+                  <pic:nvPicPr>
+                    <pic:cNvPr id="0" name="developer-guide.png"/>
+                    <pic:cNvPicPr/>
+                  </pic:nvPicPr>
+                  <pic:blipFill>
+                    <a:blip r:embed="rId11"/>
+                    <a:stretch>
+                      <a:fillRect/>
+                    </a:stretch>
+                  </pic:blipFill>
+                  <pic:spPr>
+                    <a:xfrm>
+                      <a:off x="0" y="0"/>
+                      <a:ext cx="5486400" cy="3429000"/>
+                    </a:xfrm>
+                    <a:prstGeom prst="rect"/>
+                  </pic:spPr>
+                </pic:pic>
+              </a:graphicData>
+            </a:graphic>
+          </wp:inline>
+        </w:drawing>
+      </w:r>
+    </w:p>
+    <w:p>
+      <w:pPr>
+        <w:spacing w:before="0" w:after="160" w:line="264" w:lineRule="auto"/>
+        <w:jc w:val="center"/>
       </w:pPr>
       <w:r>
         <w:rPr>
           <w:rFonts w:ascii="Microsoft JhengHei" w:hAnsi="Microsoft JhengHei" w:eastAsia="Microsoft JhengHei"/>
           <w:i/>
-          <w:color w:val="334455"/>
-          <w:sz w:val="21"/>
+          <w:color w:val="595959"/>
+          <w:sz w:val="17"/>
         </w:rPr>
-        <w:t>這一段教會我：安全設計不是把門關到最緊就好，而是要同時想清楚「正常路徑」「異常但合法的逃生路徑」與「錯誤設定下的自我保護」。三者缺一，系統就不是真的可維運。</w:t>
+        <w:t>圖 2：開發者指南——各單位照模板複製出自己的 Agent 並註冊進來。</w:t>
       </w:r>
     </w:p>
     <w:p>
       <w:pPr>
-        <w:spacing w:before="200" w:after="120" w:line="288" w:lineRule="auto"/>
+        <w:spacing w:before="120" w:after="40" w:line="240" w:lineRule="auto"/>
+        <w:jc w:val="center"/>
+      </w:pPr>
+      <w:r>
+        <w:drawing>
+          <wp:inline xmlns:a="http://schemas.openxmlformats.org/drawingml/2006/main" xmlns:pic="http://schemas.openxmlformats.org/drawingml/2006/picture">
+            <wp:extent cx="5486400" cy="3429000"/>
+            <wp:docPr id="3" name="Picture 3"/>
+            <wp:cNvGraphicFramePr>
+              <a:graphicFrameLocks noChangeAspect="1"/>
+            </wp:cNvGraphicFramePr>
+            <a:graphic>
+              <a:graphicData uri="http://schemas.openxmlformats.org/drawingml/2006/picture">
+                <pic:pic>
+                  <pic:nvPicPr>
+                    <pic:cNvPr id="0" name="agents.png"/>
+                    <pic:cNvPicPr/>
+                  </pic:nvPicPr>
+                  <pic:blipFill>
+                    <a:blip r:embed="rId12"/>
+                    <a:stretch>
+                      <a:fillRect/>
+                    </a:stretch>
+                  </pic:blipFill>
+                  <pic:spPr>
+                    <a:xfrm>
+                      <a:off x="0" y="0"/>
+                      <a:ext cx="5486400" cy="3429000"/>
+                    </a:xfrm>
+                    <a:prstGeom prst="rect"/>
+                  </pic:spPr>
+                </pic:pic>
+              </a:graphicData>
+            </a:graphic>
+          </wp:inline>
+        </w:drawing>
+      </w:r>
+    </w:p>
+    <w:p>
+      <w:pPr>
+        <w:spacing w:before="0" w:after="160" w:line="264" w:lineRule="auto"/>
+        <w:jc w:val="center"/>
+      </w:pPr>
+      <w:r>
+        <w:rPr>
+          <w:rFonts w:ascii="Microsoft JhengHei" w:hAnsi="Microsoft JhengHei" w:eastAsia="Microsoft JhengHei"/>
+          <w:i/>
+          <w:color w:val="595959"/>
+          <w:sz w:val="17"/>
+        </w:rPr>
+        <w:t>圖 3：Agent 登錄與審核——developer 註冊、admin 審核後才可被發現 / 呼叫。</w:t>
+      </w:r>
+    </w:p>
+    <w:p>
+      <w:pPr>
+        <w:spacing w:before="200" w:after="120" w:line="276" w:lineRule="auto"/>
       </w:pPr>
       <w:r>
         <w:rPr>
           <w:rFonts w:ascii="Microsoft JhengHei" w:hAnsi="Microsoft JhengHei" w:eastAsia="Microsoft JhengHei"/>
           <w:b/>
           <w:color w:val="1F4E79"/>
-          <w:sz w:val="28"/>
+          <w:sz w:val="27"/>
         </w:rPr>
-        <w:t>4.3　CSP 控制平面 / 資料平面與 Classified 單向閂鎖</w:t>
+        <w:t>6.3　CSP：控制 / 資料平面與 Classified 單向閂鎖</w:t>
       </w:r>
     </w:p>
     <w:p>
@@ -2442,68 +3311,7 @@
           <w:color w:val="1A1A1A"/>
           <w:sz w:val="21"/>
         </w:rPr>
-        <w:t>CSP（myCSPPlatform，FastAPI）是整個平台的心臟，分成兩個平面：</w:t>
-      </w:r>
-    </w:p>
-    <w:p>
-      <w:pPr>
-        <w:pStyle w:val="ListBullet"/>
-        <w:spacing w:before="20" w:after="60" w:line="336" w:lineRule="auto"/>
-        <w:ind w:left="360"/>
-      </w:pPr>
-      <w:r>
-        <w:rPr>
-          <w:rFonts w:ascii="Microsoft JhengHei" w:hAnsi="Microsoft JhengHei" w:eastAsia="Microsoft JhengHei"/>
-          <w:b/>
-          <w:color w:val="2E74B5"/>
-          <w:sz w:val="21"/>
-        </w:rPr>
-        <w:t xml:space="preserve">控制平面　</w:t>
-      </w:r>
-      <w:r>
-        <w:rPr>
-          <w:rFonts w:ascii="Microsoft JhengHei" w:hAnsi="Microsoft JhengHei" w:eastAsia="Microsoft JhengHei"/>
-          <w:sz w:val="21"/>
-        </w:rPr>
-        <w:t>控制平面 /api/*：使用者、API Key、模型登錄、Agent 登錄、對話、附件、分享、交接（handoff）、審計日誌、記憶——全部走 JWT。</w:t>
-      </w:r>
-    </w:p>
-    <w:p>
-      <w:pPr>
-        <w:pStyle w:val="ListBullet"/>
-        <w:spacing w:before="20" w:after="60" w:line="336" w:lineRule="auto"/>
-        <w:ind w:left="360"/>
-      </w:pPr>
-      <w:r>
-        <w:rPr>
-          <w:rFonts w:ascii="Microsoft JhengHei" w:hAnsi="Microsoft JhengHei" w:eastAsia="Microsoft JhengHei"/>
-          <w:b/>
-          <w:color w:val="2E74B5"/>
-          <w:sz w:val="21"/>
-        </w:rPr>
-        <w:t xml:space="preserve">資料平面　</w:t>
-      </w:r>
-      <w:r>
-        <w:rPr>
-          <w:rFonts w:ascii="Microsoft JhengHei" w:hAnsi="Microsoft JhengHei" w:eastAsia="Microsoft JhengHei"/>
-          <w:sz w:val="21"/>
-        </w:rPr>
-        <w:t>資料平面 /v1/*：OpenAI 相容代理（chat/completions、embeddings、models、agents）——走 CSP API Key。</w:t>
-      </w:r>
-    </w:p>
-    <w:p>
-      <w:pPr>
-        <w:spacing w:before="60" w:after="60" w:line="360" w:lineRule="auto"/>
-      </w:pPr>
-      <w:r>
-        <w:rPr>
-          <w:rFonts w:ascii="Microsoft JhengHei" w:hAnsi="Microsoft JhengHei" w:eastAsia="Microsoft JhengHei"/>
-          <w:b w:val="0"/>
-          <w:i w:val="0"/>
-          <w:color w:val="1A1A1A"/>
-          <w:sz w:val="21"/>
-        </w:rPr>
-        <w:t>我特別想談 Classified 單向閂鎖（one-way latch），因為它是「處理敏感資料」這個需求最漂亮的落點。規則是：主 LLM 對話預設未加密，但只要對話過程「碰到」一個需要加密的 agent，整段對話就升級為機密，而且永不降級。這在資料安全上對應到 Bell-LaPadula 的「no write-down」精神。</w:t>
+        <w:t>CSP（myCSPPlatform，FastAPI）是平台心臟，分控制平面（/api/*，走 JWT）與資料平面（/v1/*，走 CSP API Key）。我想特別談 Classified 單向閂鎖（one-way latch）：主 LLM 對話預設未加密，但只要對話「碰到」需要加密的 agent，整段對話就升級為機密，且永不降級——對應到資料安全的 Bell-LaPadula「no write-down」精神。</w:t>
       </w:r>
     </w:p>
     <w:tbl>
@@ -2619,7 +3427,7 @@
                 <w:rFonts w:ascii="Microsoft JhengHei" w:hAnsi="Microsoft JhengHei" w:eastAsia="Microsoft JhengHei"/>
                 <w:sz w:val="17"/>
               </w:rPr>
-              <w:t>對話被路由到 requires_encryption=true 的 agent</w:t>
+              <w:t>路由到 requires_encryption=true 的 agent</w:t>
             </w:r>
           </w:p>
         </w:tc>
@@ -2636,7 +3444,7 @@
                 <w:rFonts w:ascii="Microsoft JhengHei" w:hAnsi="Microsoft JhengHei" w:eastAsia="Microsoft JhengHei"/>
                 <w:sz w:val="17"/>
               </w:rPr>
-              <w:t>classified=true（agent 政策）</w:t>
+              <w:t>classified=true</w:t>
             </w:r>
           </w:p>
         </w:tc>
@@ -2675,7 +3483,7 @@
                 <w:rFonts w:ascii="Microsoft JhengHei" w:hAnsi="Microsoft JhengHei" w:eastAsia="Microsoft JhengHei"/>
                 <w:sz w:val="17"/>
               </w:rPr>
-              <w:t>RAG 取回的記憶 chunk 帶有 is_encrypted=true</w:t>
+              <w:t>取回的記憶 chunk 帶 is_encrypted=true</w:t>
             </w:r>
           </w:p>
         </w:tc>
@@ -2747,7 +3555,7 @@
                 <w:rFonts w:ascii="Microsoft JhengHei" w:hAnsi="Microsoft JhengHei" w:eastAsia="Microsoft JhengHei"/>
                 <w:sz w:val="17"/>
               </w:rPr>
-              <w:t>classified=true（明確人為動作）</w:t>
+              <w:t>classified=true（人為）</w:t>
             </w:r>
           </w:p>
         </w:tc>
@@ -2770,7 +3578,7 @@
           <w:color w:val="1A1A1A"/>
           <w:sz w:val="21"/>
         </w:rPr>
-        <w:t>三條路徑都用 idempotent 的 SQL（WHERE classified=FALSE）保證只閂一次，並把狀態持久化到 DB；前端三層（CSP + Router + UI）都鎖，且 UI 沒有任何「解除機密」的開關。連公開分享 endpoint 都會在 classified=true 時把標題與內容遮蔽掉。</w:t>
+        <w:t>三條路徑都用 idempotent SQL（WHERE classified=FALSE）只閂一次，並持久化到 DB；CSP + Router + UI 三層都鎖，UI 沒有任何解除機密的開關，連公開分享 endpoint 都會在 classified 時遮蔽標題與內容。</w:t>
       </w:r>
     </w:p>
     <w:p>
@@ -2782,7 +3590,7 @@
         <w:drawing>
           <wp:inline xmlns:a="http://schemas.openxmlformats.org/drawingml/2006/main" xmlns:pic="http://schemas.openxmlformats.org/drawingml/2006/picture">
             <wp:extent cx="5486400" cy="3857625"/>
-            <wp:docPr id="2" name="Picture 2"/>
+            <wp:docPr id="4" name="Picture 4"/>
             <wp:cNvGraphicFramePr>
               <a:graphicFrameLocks noChangeAspect="1"/>
             </wp:cNvGraphicFramePr>
@@ -2794,7 +3602,7 @@
                     <pic:cNvPicPr/>
                   </pic:nvPicPr>
                   <pic:blipFill>
-                    <a:blip r:embed="rId11"/>
+                    <a:blip r:embed="rId13"/>
                     <a:stretch>
                       <a:fillRect/>
                     </a:stretch>
@@ -2825,26 +3633,12 @@
           <w:color w:val="595959"/>
           <w:sz w:val="17"/>
         </w:rPr>
-        <w:t>圖 2：Classified 單向閂鎖——對話一旦升級為機密，介面無降級路徑。</w:t>
+        <w:t>圖 4：Classified 單向閂鎖——對話一旦升級機密，介面無降級路徑。</w:t>
       </w:r>
     </w:p>
     <w:p>
       <w:pPr>
-        <w:spacing w:before="200" w:after="120" w:line="288" w:lineRule="auto"/>
-      </w:pPr>
-      <w:r>
-        <w:rPr>
-          <w:rFonts w:ascii="Microsoft JhengHei" w:hAnsi="Microsoft JhengHei" w:eastAsia="Microsoft JhengHei"/>
-          <w:b/>
-          <w:color w:val="1F4E79"/>
-          <w:sz w:val="24"/>
-        </w:rPr>
-        <w:t>一次很實際的教訓：交接、審計與權限</w:t>
-      </w:r>
-    </w:p>
-    <w:p>
-      <w:pPr>
-        <w:spacing w:before="40" w:after="40" w:line="360" w:lineRule="auto"/>
+        <w:spacing w:before="40" w:after="120" w:line="360" w:lineRule="auto"/>
       </w:pPr>
       <w:r>
         <w:rPr>
@@ -2854,655 +3648,7 @@
           <w:color w:val="1A1A1A"/>
           <w:sz w:val="21"/>
         </w:rPr>
-        <w:t>CSP 還承載了不少「企業內部才會在意」的功能：交接（把對話轉給另一個人或 agent）、審計日誌（所有 admin 操作 + 卡片登入 / OIDC 失敗都自動寫入）、以及 user &lt; developer &lt; admin &lt; owner 的角色階層。審計服務刻意做成 fail-soft——寫審計失敗不會讓 API 回 500，因為「記不到 log」不該連帶把使用者的正常操作也搞掛。owner-only 的欄位（如 IP、metadata）對一般 admin 會被遮成「&lt;owner-only&gt;」。</w:t>
-      </w:r>
-    </w:p>
-    <w:p>
-      <w:pPr>
-        <w:spacing w:before="120" w:after="40" w:line="240" w:lineRule="auto"/>
-        <w:jc w:val="center"/>
-      </w:pPr>
-      <w:r>
-        <w:drawing>
-          <wp:inline xmlns:a="http://schemas.openxmlformats.org/drawingml/2006/main" xmlns:pic="http://schemas.openxmlformats.org/drawingml/2006/picture">
-            <wp:extent cx="5486400" cy="3429000"/>
-            <wp:docPr id="3" name="Picture 3"/>
-            <wp:cNvGraphicFramePr>
-              <a:graphicFrameLocks noChangeAspect="1"/>
-            </wp:cNvGraphicFramePr>
-            <a:graphic>
-              <a:graphicData uri="http://schemas.openxmlformats.org/drawingml/2006/picture">
-                <pic:pic>
-                  <pic:nvPicPr>
-                    <pic:cNvPr id="0" name="audit-logs.png"/>
-                    <pic:cNvPicPr/>
-                  </pic:nvPicPr>
-                  <pic:blipFill>
-                    <a:blip r:embed="rId12"/>
-                    <a:stretch>
-                      <a:fillRect/>
-                    </a:stretch>
-                  </pic:blipFill>
-                  <pic:spPr>
-                    <a:xfrm>
-                      <a:off x="0" y="0"/>
-                      <a:ext cx="5486400" cy="3429000"/>
-                    </a:xfrm>
-                    <a:prstGeom prst="rect"/>
-                  </pic:spPr>
-                </pic:pic>
-              </a:graphicData>
-            </a:graphic>
-          </wp:inline>
-        </w:drawing>
-      </w:r>
-    </w:p>
-    <w:p>
-      <w:pPr>
-        <w:spacing w:before="0" w:after="160" w:line="264" w:lineRule="auto"/>
-        <w:jc w:val="center"/>
-      </w:pPr>
-      <w:r>
-        <w:rPr>
-          <w:rFonts w:ascii="Microsoft JhengHei" w:hAnsi="Microsoft JhengHei" w:eastAsia="Microsoft JhengHei"/>
-          <w:i/>
-          <w:color w:val="595959"/>
-          <w:sz w:val="17"/>
-        </w:rPr>
-        <w:t>圖 3：審計日誌——每一筆 admin 操作與登入事件都可追溯。</w:t>
-      </w:r>
-    </w:p>
-    <w:p>
-      <w:r>
-        <w:br w:type="page"/>
-      </w:r>
-    </w:p>
-    <w:p>
-      <w:pPr>
-        <w:spacing w:before="200" w:after="120" w:line="288" w:lineRule="auto"/>
-      </w:pPr>
-      <w:r>
-        <w:rPr>
-          <w:rFonts w:ascii="Microsoft JhengHei" w:hAnsi="Microsoft JhengHei" w:eastAsia="Microsoft JhengHei"/>
-          <w:b/>
-          <w:color w:val="1F4E79"/>
-          <w:sz w:val="28"/>
-        </w:rPr>
-        <w:t>4.4　anila-core：執行期基座與記憶層</w:t>
-      </w:r>
-    </w:p>
-    <w:p>
-      <w:pPr>
-        <w:spacing w:before="40" w:after="60" w:line="360" w:lineRule="auto"/>
-      </w:pPr>
-      <w:r>
-        <w:rPr>
-          <w:rFonts w:ascii="Microsoft JhengHei" w:hAnsi="Microsoft JhengHei" w:eastAsia="Microsoft JhengHei"/>
-          <w:b w:val="0"/>
-          <w:i w:val="0"/>
-          <w:color w:val="1A1A1A"/>
-          <w:sz w:val="21"/>
-        </w:rPr>
-        <w:t>anila-core 是我投入最多心力的 SDK，它定義了「一個 Agent 在這個平台上怎麼跑」。核心是一個七階段的回合循環（QueryEngine）：</w:t>
-      </w:r>
-    </w:p>
-    <w:tbl>
-      <w:tblPr>
-        <w:tblW w:type="auto" w:w="0"/>
-        <w:jc w:val="center"/>
-        <w:tblLook w:firstColumn="1" w:firstRow="1" w:lastColumn="0" w:lastRow="0" w:noHBand="0" w:noVBand="1" w:val="04A0"/>
-        <w:tblBorders>
-          <w:top w:val="single" w:sz="4" w:space="0" w:color="D0D3D7"/>
-          <w:left w:val="single" w:sz="4" w:space="0" w:color="D0D3D7"/>
-          <w:bottom w:val="single" w:sz="4" w:space="0" w:color="D0D3D7"/>
-          <w:right w:val="single" w:sz="4" w:space="0" w:color="D0D3D7"/>
-          <w:insideH w:val="single" w:sz="4" w:space="0" w:color="D0D3D7"/>
-          <w:insideV w:val="single" w:sz="4" w:space="0" w:color="D0D3D7"/>
-        </w:tblBorders>
-      </w:tblPr>
-      <w:tblGrid>
-        <w:gridCol w:w="9360"/>
-      </w:tblGrid>
-      <w:tr>
-        <w:tc>
-          <w:tcPr>
-            <w:tcW w:type="dxa" w:w="9072"/>
-            <w:shd w:val="clear" w:fill="F2F3F5"/>
-          </w:tcPr>
-          <w:p>
-            <w:pPr>
-              <w:spacing w:before="0" w:after="0" w:line="264" w:lineRule="auto"/>
-            </w:pPr>
-            <w:r>
-              <w:rPr>
-                <w:rFonts w:ascii="Consolas" w:hAnsi="Consolas" w:eastAsia="Consolas"/>
-                <w:color w:val="24292E"/>
-                <w:sz w:val="17"/>
-              </w:rPr>
-              <w:t>Stage 1 pre_process   → 注入記憶 + 檢查是否需要壓縮 context</w:t>
-            </w:r>
-          </w:p>
-          <w:p>
-            <w:pPr>
-              <w:spacing w:before="0" w:after="0" w:line="264" w:lineRule="auto"/>
-            </w:pPr>
-            <w:r>
-              <w:rPr>
-                <w:rFonts w:ascii="Consolas" w:hAnsi="Consolas" w:eastAsia="Consolas"/>
-                <w:color w:val="24292E"/>
-                <w:sz w:val="17"/>
-              </w:rPr>
-              <w:t>Stage 2 api_call      → 呼叫 provider，串流 deltas</w:t>
-            </w:r>
-          </w:p>
-          <w:p>
-            <w:pPr>
-              <w:spacing w:before="0" w:after="0" w:line="264" w:lineRule="auto"/>
-            </w:pPr>
-            <w:r>
-              <w:rPr>
-                <w:rFonts w:ascii="Consolas" w:hAnsi="Consolas" w:eastAsia="Consolas"/>
-                <w:color w:val="24292E"/>
-                <w:sz w:val="17"/>
-              </w:rPr>
-              <w:t>Stage 3 completion    → 檢查 finish_reason</w:t>
-            </w:r>
-          </w:p>
-          <w:p>
-            <w:pPr>
-              <w:spacing w:before="0" w:after="0" w:line="264" w:lineRule="auto"/>
-            </w:pPr>
-            <w:r>
-              <w:rPr>
-                <w:rFonts w:ascii="Consolas" w:hAnsi="Consolas" w:eastAsia="Consolas"/>
-                <w:color w:val="24292E"/>
-                <w:sz w:val="17"/>
-              </w:rPr>
-              <w:t>Stage 4 tool_exec     → 工具分派（唯讀並行 / 寫入序列）</w:t>
-            </w:r>
-          </w:p>
-          <w:p>
-            <w:pPr>
-              <w:spacing w:before="0" w:after="0" w:line="264" w:lineRule="auto"/>
-            </w:pPr>
-            <w:r>
-              <w:rPr>
-                <w:rFonts w:ascii="Consolas" w:hAnsi="Consolas" w:eastAsia="Consolas"/>
-                <w:color w:val="24292E"/>
-                <w:sz w:val="17"/>
-              </w:rPr>
-              <w:t>Stage 5 attachments   → 把 tool 結果配回對話歷史</w:t>
-            </w:r>
-          </w:p>
-          <w:p>
-            <w:pPr>
-              <w:spacing w:before="0" w:after="0" w:line="264" w:lineRule="auto"/>
-            </w:pPr>
-            <w:r>
-              <w:rPr>
-                <w:rFonts w:ascii="Consolas" w:hAnsi="Consolas" w:eastAsia="Consolas"/>
-                <w:color w:val="24292E"/>
-                <w:sz w:val="17"/>
-              </w:rPr>
-              <w:t>Stage 6 limit_check   → max_turns / token 預算 / context window</w:t>
-            </w:r>
-          </w:p>
-          <w:p>
-            <w:pPr>
-              <w:spacing w:before="0" w:after="0" w:line="264" w:lineRule="auto"/>
-            </w:pPr>
-            <w:r>
-              <w:rPr>
-                <w:rFonts w:ascii="Consolas" w:hAnsi="Consolas" w:eastAsia="Consolas"/>
-                <w:color w:val="24292E"/>
-                <w:sz w:val="17"/>
-              </w:rPr>
-              <w:t>Stage 7 continue?     → BudgetTracker 決定 CONTINUE / COMPACT / STOP</w:t>
-            </w:r>
-          </w:p>
-        </w:tc>
-      </w:tr>
-    </w:tbl>
-    <w:p>
-      <w:pPr>
-        <w:spacing w:after="40"/>
-      </w:pPr>
-    </w:p>
-    <w:p>
-      <w:pPr>
-        <w:spacing w:before="60" w:after="120" w:line="360" w:lineRule="auto"/>
-      </w:pPr>
-      <w:r>
-        <w:rPr>
-          <w:rFonts w:ascii="Microsoft JhengHei" w:hAnsi="Microsoft JhengHei" w:eastAsia="Microsoft JhengHei"/>
-          <w:b w:val="0"/>
-          <w:i w:val="0"/>
-          <w:color w:val="1A1A1A"/>
-          <w:sz w:val="21"/>
-        </w:rPr>
-        <w:t>我很喜歡 BudgetTracker 把「要不要繼續」做成一個明確的決策（CONTINUE / COMPACT / STOP），而不是丟例外。它保證 agent 在真正放棄前，一定會先嘗試一次 context 壓縮（compact）。所有 post-turn 的工作（萃取長期記憶、更新 session memory）都用 fire-and-forget 的背景 task 跑，就算失敗也不會拖垮這一回合的回應。</w:t>
-      </w:r>
-    </w:p>
-    <w:p>
-      <w:pPr>
-        <w:spacing w:before="200" w:after="120" w:line="288" w:lineRule="auto"/>
-      </w:pPr>
-      <w:r>
-        <w:rPr>
-          <w:rFonts w:ascii="Microsoft JhengHei" w:hAnsi="Microsoft JhengHei" w:eastAsia="Microsoft JhengHei"/>
-          <w:b/>
-          <w:color w:val="1F4E79"/>
-          <w:sz w:val="24"/>
-        </w:rPr>
-        <w:t>旗艦功能：跨對話、跨 agent 的使用者記憶層</w:t>
-      </w:r>
-    </w:p>
-    <w:p>
-      <w:pPr>
-        <w:spacing w:before="40" w:after="60" w:line="360" w:lineRule="auto"/>
-      </w:pPr>
-      <w:r>
-        <w:rPr>
-          <w:rFonts w:ascii="Microsoft JhengHei" w:hAnsi="Microsoft JhengHei" w:eastAsia="Microsoft JhengHei"/>
-          <w:b w:val="0"/>
-          <w:i w:val="0"/>
-          <w:color w:val="1A1A1A"/>
-          <w:sz w:val="21"/>
-        </w:rPr>
-        <w:t>記憶層是我最自豪的設計，分成三層：</w:t>
-      </w:r>
-    </w:p>
-    <w:p>
-      <w:pPr>
-        <w:pStyle w:val="ListBullet"/>
-        <w:spacing w:before="20" w:after="60" w:line="336" w:lineRule="auto"/>
-        <w:ind w:left="360"/>
-      </w:pPr>
-      <w:r>
-        <w:rPr>
-          <w:rFonts w:ascii="Microsoft JhengHei" w:hAnsi="Microsoft JhengHei" w:eastAsia="Microsoft JhengHei"/>
-          <w:b/>
-          <w:color w:val="2E74B5"/>
-          <w:sz w:val="21"/>
-        </w:rPr>
-        <w:t xml:space="preserve">短期　</w:t>
-      </w:r>
-      <w:r>
-        <w:rPr>
-          <w:rFonts w:ascii="Microsoft JhengHei" w:hAnsi="Microsoft JhengHei" w:eastAsia="Microsoft JhengHei"/>
-          <w:sz w:val="21"/>
-        </w:rPr>
-        <w:t>短期 session 記憶：單一對話的歷史 + pause/resume 狀態（SqliteSession / 可換 Postgres）。</w:t>
-      </w:r>
-    </w:p>
-    <w:p>
-      <w:pPr>
-        <w:pStyle w:val="ListBullet"/>
-        <w:spacing w:before="20" w:after="60" w:line="336" w:lineRule="auto"/>
-        <w:ind w:left="360"/>
-      </w:pPr>
-      <w:r>
-        <w:rPr>
-          <w:rFonts w:ascii="Microsoft JhengHei" w:hAnsi="Microsoft JhengHei" w:eastAsia="Microsoft JhengHei"/>
-          <w:b/>
-          <w:color w:val="2E74B5"/>
-          <w:sz w:val="21"/>
-        </w:rPr>
-        <w:t xml:space="preserve">壓縮　</w:t>
-      </w:r>
-      <w:r>
-        <w:rPr>
-          <w:rFonts w:ascii="Microsoft JhengHei" w:hAnsi="Microsoft JhengHei" w:eastAsia="Microsoft JhengHei"/>
-          <w:sz w:val="21"/>
-        </w:rPr>
-        <w:t>Compact 層：token 超過門檻時，由背景 agent 把對話摘要掉；session memory（markdown）在每次壓縮後仍存活並注入每一回合。</w:t>
-      </w:r>
-    </w:p>
-    <w:p>
-      <w:pPr>
-        <w:pStyle w:val="ListBullet"/>
-        <w:spacing w:before="20" w:after="60" w:line="336" w:lineRule="auto"/>
-        <w:ind w:left="360"/>
-      </w:pPr>
-      <w:r>
-        <w:rPr>
-          <w:rFonts w:ascii="Microsoft JhengHei" w:hAnsi="Microsoft JhengHei" w:eastAsia="Microsoft JhengHei"/>
-          <w:b/>
-          <w:color w:val="2E74B5"/>
-          <w:sz w:val="21"/>
-        </w:rPr>
-        <w:t xml:space="preserve">長期　</w:t>
-      </w:r>
-      <w:r>
-        <w:rPr>
-          <w:rFonts w:ascii="Microsoft JhengHei" w:hAnsi="Microsoft JhengHei" w:eastAsia="Microsoft JhengHei"/>
-          <w:sz w:val="21"/>
-        </w:rPr>
-        <w:t>長期記憶：每輪自動萃取個人事實 + embed 訊息片段，下次對話用向量 ANN 自動帶回，並且跨 agent 共享。</w:t>
-      </w:r>
-    </w:p>
-    <w:p>
-      <w:pPr>
-        <w:spacing w:before="60" w:after="120" w:line="360" w:lineRule="auto"/>
-      </w:pPr>
-      <w:r>
-        <w:rPr>
-          <w:rFonts w:ascii="Microsoft JhengHei" w:hAnsi="Microsoft JhengHei" w:eastAsia="Microsoft JhengHei"/>
-          <w:b w:val="0"/>
-          <w:i w:val="0"/>
-          <w:color w:val="1A1A1A"/>
-          <w:sz w:val="21"/>
-        </w:rPr>
-        <w:t>這裡有一個我覺得很關鍵的架構分工（RFC 裡的 route 3）：anila-core 定義「記憶是什麼、怎麼萃取、相關性怎麼算」（語意），而 CSP 負責「記憶存在哪、誰能存取」（實體儲存 + HTTP API）。兩邊用一個 MemoryAdapter Protocol 對接。這個分工讓記憶語意可以單元測試、可以換後端（檔案系統給 dev、PostgreSQL+pgvector 給 prod），而不用改 agent 的程式。</w:t>
-      </w:r>
-    </w:p>
-    <w:p>
-      <w:pPr>
-        <w:spacing w:before="40" w:after="40" w:line="360" w:lineRule="auto"/>
-      </w:pPr>
-      <w:r>
-        <w:rPr>
-          <w:rFonts w:ascii="Microsoft JhengHei" w:hAnsi="Microsoft JhengHei" w:eastAsia="Microsoft JhengHei"/>
-          <w:b w:val="0"/>
-          <w:i w:val="0"/>
-          <w:color w:val="1A1A1A"/>
-          <w:sz w:val="21"/>
-        </w:rPr>
-        <w:t>記憶層也和前面的 Classified 閂鎖咬合：記憶 chunk 會帶 is_encrypted 旗標，當一段未加密的對話取回了加密來源的記憶，整段對話就被「繼承」升級為機密。這是我把兩個獨立功能接在一起、卻意外得到一個很乾淨的安全不變式的時刻。</w:t>
-      </w:r>
-    </w:p>
-    <w:p>
-      <w:pPr>
-        <w:spacing w:before="40" w:after="120" w:line="360" w:lineRule="auto"/>
-      </w:pPr>
-      <w:r>
-        <w:rPr>
-          <w:rFonts w:ascii="Microsoft JhengHei" w:hAnsi="Microsoft JhengHei" w:eastAsia="Microsoft JhengHei"/>
-          <w:b w:val="0"/>
-          <w:i w:val="0"/>
-          <w:color w:val="1A1A1A"/>
-          <w:sz w:val="21"/>
-        </w:rPr>
-        <w:t>工具框架方面，anila-core 內建了 dispatch_to_agent、ask_user、plan_mode 等工具，並有 allow/deny list 與 plan-mode gate；另外實作了 frontmatter-based 的 Skill loader 與 10 個內建 slash command（/help、/cost、/budget、/trace、/tools、/find、/task、/memory、/graph、/clear）。憑證加密用 AES-256-GCM + PBKDF2（600k 迭代，並對舊資料保留 100k fallback 透明解密），SSRF guard 對所有 user-supplied endpoint 把關。</w:t>
-      </w:r>
-    </w:p>
-    <w:p>
-      <w:pPr>
-        <w:spacing w:before="200" w:after="120" w:line="288" w:lineRule="auto"/>
-      </w:pPr>
-      <w:r>
-        <w:rPr>
-          <w:rFonts w:ascii="Microsoft JhengHei" w:hAnsi="Microsoft JhengHei" w:eastAsia="Microsoft JhengHei"/>
-          <w:b/>
-          <w:color w:val="1F4E79"/>
-          <w:sz w:val="28"/>
-        </w:rPr>
-        <w:t>4.5　anila-core-router：LLM-as-Router 智慧分派</w:t>
-      </w:r>
-    </w:p>
-    <w:p>
-      <w:pPr>
-        <w:spacing w:before="40" w:after="40" w:line="360" w:lineRule="auto"/>
-      </w:pPr>
-      <w:r>
-        <w:rPr>
-          <w:rFonts w:ascii="Microsoft JhengHei" w:hAnsi="Microsoft JhengHei" w:eastAsia="Microsoft JhengHei"/>
-          <w:b w:val="0"/>
-          <w:i w:val="0"/>
-          <w:color w:val="1A1A1A"/>
-          <w:sz w:val="21"/>
-        </w:rPr>
-        <w:t>Router 本身只是一個約兩百行的薄部署層——真正的分派邏輯在 anila-core 裡。它的工作是：向 CSP 取得這把 API Key 可用的 agent 清單（TTL 快取），把清單放進 system prompt，讓主 LLM 決定要 (a) 輸出 DISPATCH:&lt;agent_id&gt;:&lt;query&gt; 把問題派給某個 agent、(b) 直接回答、或 (c) 反問澄清。</w:t>
-      </w:r>
-    </w:p>
-    <w:p>
-      <w:pPr>
-        <w:spacing w:before="40" w:after="40" w:line="360" w:lineRule="auto"/>
-      </w:pPr>
-      <w:r>
-        <w:rPr>
-          <w:rFonts w:ascii="Microsoft JhengHei" w:hAnsi="Microsoft JhengHei" w:eastAsia="Microsoft JhengHei"/>
-          <w:b w:val="0"/>
-          <w:i w:val="0"/>
-          <w:color w:val="1A1A1A"/>
-          <w:sz w:val="21"/>
-        </w:rPr>
-        <w:t>實作上有兩個很「真實世界」的細節讓我印象深刻：一是要用 Unicode-aware 的 regex 解析 DISPATCH 指令，因為 agent 名稱常常是中文；二是 Gemma 類模型有時會在答案前漏出一段思考（thought leakage），我得寫一個 sanitizer 把英文思考段和中文正式答案切開。Router 對 CSP 的認證走 per-credential service token（csk-），並用「state file → bootstrap → legacy env」三段式解析，token 輪換時還能 hot-reload 不重啟。</w:t>
-      </w:r>
-    </w:p>
-    <w:p>
-      <w:pPr>
-        <w:spacing w:before="200" w:after="120" w:line="288" w:lineRule="auto"/>
-      </w:pPr>
-      <w:r>
-        <w:rPr>
-          <w:rFonts w:ascii="Microsoft JhengHei" w:hAnsi="Microsoft JhengHei" w:eastAsia="Microsoft JhengHei"/>
-          <w:b/>
-          <w:color w:val="1F4E79"/>
-          <w:sz w:val="28"/>
-        </w:rPr>
-        <w:t>4.6　anila-studio：RAG + LLM + FLUX + PPTX 簡報生成</w:t>
-      </w:r>
-    </w:p>
-    <w:p>
-      <w:pPr>
-        <w:spacing w:before="40" w:after="40" w:line="360" w:lineRule="auto"/>
-      </w:pPr>
-      <w:r>
-        <w:rPr>
-          <w:rFonts w:ascii="Microsoft JhengHei" w:hAnsi="Microsoft JhengHei" w:eastAsia="Microsoft JhengHei"/>
-          <w:b w:val="0"/>
-          <w:i w:val="0"/>
-          <w:color w:val="1A1A1A"/>
-          <w:sz w:val="21"/>
-        </w:rPr>
-        <w:t>Studio 是把平台能力「秀給人看」的服務：使用者選一個知識庫、給一個主題，它就生出一份簡報（也支援報告 / 心智圖 / 資訊圖 / 資料表）。管線大致是：RAG 取回 chunk → LLM 產生投影片 spec（嚴格 JSON）→ Pydantic 驗證 → pptx-renderer 渲成 .pptx → 截圖 → 視覺 QA（幾何檢查 + Gemma VLM）→ 有缺陷就 LLM 修正再渲一次。</w:t>
-      </w:r>
-    </w:p>
-    <w:p>
-      <w:pPr>
-        <w:spacing w:before="40" w:after="40" w:line="360" w:lineRule="auto"/>
-      </w:pPr>
-      <w:r>
-        <w:rPr>
-          <w:rFonts w:ascii="Microsoft JhengHei" w:hAnsi="Microsoft JhengHei" w:eastAsia="Microsoft JhengHei"/>
-          <w:b w:val="0"/>
-          <w:i w:val="0"/>
-          <w:color w:val="1A1A1A"/>
-          <w:sz w:val="21"/>
-        </w:rPr>
-        <w:t>這裡我學到一個很重要的工程教訓：早期 Studio 是同步 endpoint，一個請求要 hold 住連線 60–180 秒，不但 UI modal 卡死，還因為 CJK 編碼的缺陷 metadata 撐爆 nginx 8KB 的 upstream header buffer，回 502。我把它整個改寫成 job-based 非同步模型：POST 立刻回 202 + job_id（&lt;50ms），前端再輪詢狀態、最後下載 .pptx。順帶把 nginx 的 proxy buffer 開大到 32k。</w:t>
-      </w:r>
-    </w:p>
-    <w:p>
-      <w:pPr>
-        <w:spacing w:before="40" w:after="40" w:line="360" w:lineRule="auto"/>
-      </w:pPr>
-      <w:r>
-        <w:rPr>
-          <w:rFonts w:ascii="Microsoft JhengHei" w:hAnsi="Microsoft JhengHei" w:eastAsia="Microsoft JhengHei"/>
-          <w:b w:val="0"/>
-          <w:i w:val="0"/>
-          <w:color w:val="1A1A1A"/>
-          <w:sz w:val="21"/>
-        </w:rPr>
-        <w:t>圖像生成用 FLUX，且做了品質 gate：每次生成 N 個候選、用 VLM 排序挑最好的，retry 時用不同的 seed stride 去探索不同 latent 區域。Studio 不查 DB，而是用 JWKS 在本地驗 CSP 簽的 RS256 JWT，並訂閱 Redis 的 token 撤銷頻道（fail-closed：Redis 斷線就 503）。</w:t>
-      </w:r>
-    </w:p>
-    <w:p>
-      <w:pPr>
-        <w:spacing w:before="120" w:after="40" w:line="240" w:lineRule="auto"/>
-        <w:jc w:val="center"/>
-      </w:pPr>
-      <w:r>
-        <w:drawing>
-          <wp:inline xmlns:a="http://schemas.openxmlformats.org/drawingml/2006/main" xmlns:pic="http://schemas.openxmlformats.org/drawingml/2006/picture">
-            <wp:extent cx="5486400" cy="3429000"/>
-            <wp:docPr id="4" name="Picture 4"/>
-            <wp:cNvGraphicFramePr>
-              <a:graphicFrameLocks noChangeAspect="1"/>
-            </wp:cNvGraphicFramePr>
-            <a:graphic>
-              <a:graphicData uri="http://schemas.openxmlformats.org/drawingml/2006/picture">
-                <pic:pic>
-                  <pic:nvPicPr>
-                    <pic:cNvPr id="0" name="anilalm.png"/>
-                    <pic:cNvPicPr/>
-                  </pic:nvPicPr>
-                  <pic:blipFill>
-                    <a:blip r:embed="rId13"/>
-                    <a:stretch>
-                      <a:fillRect/>
-                    </a:stretch>
-                  </pic:blipFill>
-                  <pic:spPr>
-                    <a:xfrm>
-                      <a:off x="0" y="0"/>
-                      <a:ext cx="5486400" cy="3429000"/>
-                    </a:xfrm>
-                    <a:prstGeom prst="rect"/>
-                  </pic:spPr>
-                </pic:pic>
-              </a:graphicData>
-            </a:graphic>
-          </wp:inline>
-        </w:drawing>
-      </w:r>
-    </w:p>
-    <w:p>
-      <w:pPr>
-        <w:spacing w:before="0" w:after="160" w:line="264" w:lineRule="auto"/>
-        <w:jc w:val="center"/>
-      </w:pPr>
-      <w:r>
-        <w:rPr>
-          <w:rFonts w:ascii="Microsoft JhengHei" w:hAnsi="Microsoft JhengHei" w:eastAsia="Microsoft JhengHei"/>
-          <w:i/>
-          <w:color w:val="595959"/>
-          <w:sz w:val="17"/>
-        </w:rPr>
-        <w:t>圖 4：ANILALM 知識庫 + Studio——從知識庫一鍵生成簡報。</w:t>
-      </w:r>
-    </w:p>
-    <w:p>
-      <w:pPr>
-        <w:spacing w:before="200" w:after="120" w:line="288" w:lineRule="auto"/>
-      </w:pPr>
-      <w:r>
-        <w:rPr>
-          <w:rFonts w:ascii="Microsoft JhengHei" w:hAnsi="Microsoft JhengHei" w:eastAsia="Microsoft JhengHei"/>
-          <w:b/>
-          <w:color w:val="1F4E79"/>
-          <w:sz w:val="28"/>
-        </w:rPr>
-        <w:t>4.7　ingestion-worker：非同步 RAG 索引管線</w:t>
-      </w:r>
-    </w:p>
-    <w:p>
-      <w:pPr>
-        <w:spacing w:before="40" w:after="60" w:line="360" w:lineRule="auto"/>
-      </w:pPr>
-      <w:r>
-        <w:rPr>
-          <w:rFonts w:ascii="Microsoft JhengHei" w:hAnsi="Microsoft JhengHei" w:eastAsia="Microsoft JhengHei"/>
-          <w:b w:val="0"/>
-          <w:i w:val="0"/>
-          <w:color w:val="1A1A1A"/>
-          <w:sz w:val="21"/>
-        </w:rPr>
-        <w:t>文件進到知識庫後，由 ingestion-worker（Arq + Redis）非同步處理：parse → 圖片 caption（VLM）→ chunk（預設 hierarchical）→ embed → 寫進 pgvector。幾個我覺得值得記下的設計：</w:t>
-      </w:r>
-    </w:p>
-    <w:p>
-      <w:pPr>
-        <w:pStyle w:val="ListBullet"/>
-        <w:spacing w:before="20" w:after="60" w:line="336" w:lineRule="auto"/>
-        <w:ind w:left="360"/>
-      </w:pPr>
-      <w:r>
-        <w:rPr>
-          <w:rFonts w:ascii="Microsoft JhengHei" w:hAnsi="Microsoft JhengHei" w:eastAsia="Microsoft JhengHei"/>
-          <w:b/>
-          <w:color w:val="2E74B5"/>
-          <w:sz w:val="21"/>
-        </w:rPr>
-        <w:t xml:space="preserve">維度契約　</w:t>
-      </w:r>
-      <w:r>
-        <w:rPr>
-          <w:rFonts w:ascii="Microsoft JhengHei" w:hAnsi="Microsoft JhengHei" w:eastAsia="Microsoft JhengHei"/>
-          <w:sz w:val="21"/>
-        </w:rPr>
-        <w:t>向量維度截斷契約：NV-embed-V2 原生 4096 維，但 DB schema 是 halfvec(4000)，所以在 client 端截掉尾端 96 維，並對每個回應做維度斷言（fail-fast，絕不讓錯維度進到 INSERT）。</w:t>
-      </w:r>
-    </w:p>
-    <w:p>
-      <w:pPr>
-        <w:pStyle w:val="ListBullet"/>
-        <w:spacing w:before="20" w:after="60" w:line="336" w:lineRule="auto"/>
-        <w:ind w:left="360"/>
-      </w:pPr>
-      <w:r>
-        <w:rPr>
-          <w:rFonts w:ascii="Microsoft JhengHei" w:hAnsi="Microsoft JhengHei" w:eastAsia="Microsoft JhengHei"/>
-          <w:b/>
-          <w:color w:val="2E74B5"/>
-          <w:sz w:val="21"/>
-        </w:rPr>
-        <w:t xml:space="preserve">列級安全　</w:t>
-      </w:r>
-      <w:r>
-        <w:rPr>
-          <w:rFonts w:ascii="Microsoft JhengHei" w:hAnsi="Microsoft JhengHei" w:eastAsia="Microsoft JhengHei"/>
-          <w:sz w:val="21"/>
-        </w:rPr>
-        <w:t>RLS 隔離：worker 以非 superuser 的 csp_app 角色連線，每次寫入前 SET LOCAL anila.collection_id，從資料庫層防止跨知識庫洩漏。</w:t>
-      </w:r>
-    </w:p>
-    <w:p>
-      <w:pPr>
-        <w:pStyle w:val="ListBullet"/>
-        <w:spacing w:before="20" w:after="60" w:line="336" w:lineRule="auto"/>
-        <w:ind w:left="360"/>
-      </w:pPr>
-      <w:r>
-        <w:rPr>
-          <w:rFonts w:ascii="Microsoft JhengHei" w:hAnsi="Microsoft JhengHei" w:eastAsia="Microsoft JhengHei"/>
-          <w:b/>
-          <w:color w:val="2E74B5"/>
-          <w:sz w:val="21"/>
-        </w:rPr>
-        <w:t xml:space="preserve">關係圖　</w:t>
-      </w:r>
-      <w:r>
-        <w:rPr>
-          <w:rFonts w:ascii="Microsoft JhengHei" w:hAnsi="Microsoft JhengHei" w:eastAsia="Microsoft JhengHei"/>
-          <w:sz w:val="21"/>
-        </w:rPr>
-        <w:t>跨文件關係抽取：規則式（citation 正則）+ LLM 式 + 相似度式三條獨立 pipeline，產生文件關係圖。我還特地把 citation extractor 收緊，濾掉「前二項」「其他法」這類雜訊，只留真正的外部法規引用。</w:t>
-      </w:r>
-    </w:p>
-    <w:p>
-      <w:pPr>
-        <w:pStyle w:val="ListBullet"/>
-        <w:spacing w:before="20" w:after="60" w:line="336" w:lineRule="auto"/>
-        <w:ind w:left="360"/>
-      </w:pPr>
-      <w:r>
-        <w:rPr>
-          <w:rFonts w:ascii="Microsoft JhengHei" w:hAnsi="Microsoft JhengHei" w:eastAsia="Microsoft JhengHei"/>
-          <w:b/>
-          <w:color w:val="2E74B5"/>
-          <w:sz w:val="21"/>
-        </w:rPr>
-        <w:t xml:space="preserve">可評估　</w:t>
-      </w:r>
-      <w:r>
-        <w:rPr>
-          <w:rFonts w:ascii="Microsoft JhengHei" w:hAnsi="Microsoft JhengHei" w:eastAsia="Microsoft JhengHei"/>
-          <w:sz w:val="21"/>
-        </w:rPr>
-        <w:t>Chunking Evaluator：可以對多種切塊策略跑 Hit@1 / Hit@5 / MRR 評分，甚至用 LLM-as-judge 打 1–3 分，再推薦最佳策略。</w:t>
+        <w:t>CSP 也承載交接（handoff）、審計日誌（所有 admin 操作 + 卡片 / OIDC 登入失敗自動寫入，且 fail-soft——記不到 log 不該讓正常操作回 500）、以及 user &lt; developer &lt; admin &lt; owner 的角色階層；owner-only 欄位（IP、metadata）對一般 admin 遮成「&lt;owner-only&gt;」。</w:t>
       </w:r>
     </w:p>
     <w:p>
@@ -3522,7 +3668,7 @@
               <a:graphicData uri="http://schemas.openxmlformats.org/drawingml/2006/picture">
                 <pic:pic>
                   <pic:nvPicPr>
-                    <pic:cNvPr id="0" name="knowledge-collections.png"/>
+                    <pic:cNvPr id="0" name="audit-logs.png"/>
                     <pic:cNvPicPr/>
                   </pic:nvPicPr>
                   <pic:blipFill>
@@ -3557,21 +3703,21 @@
           <w:color w:val="595959"/>
           <w:sz w:val="17"/>
         </w:rPr>
-        <w:t>圖 5：知識庫 Collections——文件經 ingestion-worker 索引後即可被 Agent 檢索。</w:t>
+        <w:t>圖 5：審計日誌——每筆 admin 操作與登入事件都可追溯。</w:t>
       </w:r>
     </w:p>
     <w:p>
       <w:pPr>
-        <w:spacing w:before="200" w:after="120" w:line="288" w:lineRule="auto"/>
+        <w:spacing w:before="200" w:after="120" w:line="276" w:lineRule="auto"/>
       </w:pPr>
       <w:r>
         <w:rPr>
           <w:rFonts w:ascii="Microsoft JhengHei" w:hAnsi="Microsoft JhengHei" w:eastAsia="Microsoft JhengHei"/>
           <w:b/>
           <w:color w:val="1F4E79"/>
-          <w:sz w:val="28"/>
+          <w:sz w:val="27"/>
         </w:rPr>
-        <w:t>4.8　前端：ANILA_UI 與 ANILALM</w:t>
+        <w:t>6.4　anila-core-router：LLM-as-Router 智慧分派</w:t>
       </w:r>
     </w:p>
     <w:p>
@@ -3586,7 +3732,21 @@
           <w:color w:val="1A1A1A"/>
           <w:sz w:val="21"/>
         </w:rPr>
-        <w:t>ANILA_UI（React）是終端使用者的對話介面。它完全不在前端存 token——靠 httpOnly cookie + double-submit CSRF。為了支援 agentic 功能，我設計了一套 typed SSE 事件介面（onInterrupt / onTodos / onFollowUps / onToolCallStarted / onSpans…），讓前端能即時呈現 agent 的暫停詢問、待辦清單、工具執行、甚至 OTel trace 樹。分類（classified）一律由後端驅動，前端沒有手動鎖 / 解鎖的開關——這是刻意的安全不變式。</w:t>
+        <w:t>Router 本身只是約兩百行的薄部署層，分派邏輯在 anila-core。它向 CSP 取得這把 API Key 可用的 agent 清單（TTL 快取），放進 system prompt，讓主 LLM 決定要 (a) 輸出 DISPATCH:&lt;agent_id&gt;:&lt;query&gt; 派工、(b) 直接回答、或 (c) 反問澄清。實作上兩個很真實的細節：要用 Unicode-aware regex 解析中文 agent 名稱；以及替 Gemma 類模型寫一個 sanitizer，把漏出的英文思考段和中文正式答案切開。</w:t>
+      </w:r>
+    </w:p>
+    <w:p>
+      <w:pPr>
+        <w:spacing w:before="200" w:after="120" w:line="276" w:lineRule="auto"/>
+      </w:pPr>
+      <w:r>
+        <w:rPr>
+          <w:rFonts w:ascii="Microsoft JhengHei" w:hAnsi="Microsoft JhengHei" w:eastAsia="Microsoft JhengHei"/>
+          <w:b/>
+          <w:color w:val="1F4E79"/>
+          <w:sz w:val="27"/>
+        </w:rPr>
+        <w:t>6.5　anila-studio：RAG + LLM + FLUX + PPTX 簡報生成</w:t>
       </w:r>
     </w:p>
     <w:p>
@@ -3601,7 +3761,22 @@
           <w:color w:val="1A1A1A"/>
           <w:sz w:val="21"/>
         </w:rPr>
-        <w:t>ANILALM 則是知識庫 + Studio 的 SPA（Vite + React + TS），掛在 nginx 的 /anilalm/ 子路徑下；它還包了一個獨立的 pptx-renderer（Node + LibreOffice）微服務，讓 CSP image 維持純 Python、渲染器則可被任何未來的呼叫者重用。</w:t>
+        <w:t>Studio 把平台能力「秀給人看」：選知識庫、給主題，就生出簡報（也支援報告 / 心智圖 / 資訊圖 / 資料表）。管線是 RAG 取回 → LLM 產生投影片 spec（嚴格 JSON）→ Pydantic 驗證 → pptx-renderer 渲成 .pptx → 截圖 → 視覺 QA（幾何檢查 + Gemma VLM）→ 有缺陷就 LLM 修正再渲一次。</w:t>
+      </w:r>
+    </w:p>
+    <w:p>
+      <w:pPr>
+        <w:spacing w:before="40" w:after="40" w:line="360" w:lineRule="auto"/>
+      </w:pPr>
+      <w:r>
+        <w:rPr>
+          <w:rFonts w:ascii="Microsoft JhengHei" w:hAnsi="Microsoft JhengHei" w:eastAsia="Microsoft JhengHei"/>
+          <w:b w:val="0"/>
+          <w:i w:val="0"/>
+          <w:color w:val="1A1A1A"/>
+          <w:sz w:val="21"/>
+        </w:rPr>
+        <w:t>一個很重要的工程教訓：早期 Studio 是同步 endpoint，一個請求 hold 連線 60–180 秒，不但卡死 UI，還因 CJK 編碼的缺陷 metadata 撐爆 nginx 8KB header buffer 回 502。我把它整個改寫成 job-based 非同步：POST 立刻回 202 + job_id（&lt;50ms），前端輪詢、最後下載 .pptx；並把 nginx proxy buffer 開到 32k。影像用 FLUX 並做品質 gate（生 N 個候選、VLM 排序、retry 換 seed stride）。</w:t>
       </w:r>
     </w:p>
     <w:p>
@@ -3621,7 +3796,7 @@
               <a:graphicData uri="http://schemas.openxmlformats.org/drawingml/2006/picture">
                 <pic:pic>
                   <pic:nvPicPr>
-                    <pic:cNvPr id="0" name="chat-ui.png"/>
+                    <pic:cNvPr id="0" name="anilalm.png"/>
                     <pic:cNvPicPr/>
                   </pic:nvPicPr>
                   <pic:blipFill>
@@ -3656,7 +3831,128 @@
           <w:color w:val="595959"/>
           <w:sz w:val="17"/>
         </w:rPr>
-        <w:t>圖 6：ANILA Chat UI——終端使用者與所有 Agent 對話的統一入口。</w:t>
+        <w:t>圖 6：ANILALM 知識庫 + Studio——從知識庫一鍵生成簡報。</w:t>
+      </w:r>
+    </w:p>
+    <w:p>
+      <w:pPr>
+        <w:spacing w:before="200" w:after="120" w:line="276" w:lineRule="auto"/>
+      </w:pPr>
+      <w:r>
+        <w:rPr>
+          <w:rFonts w:ascii="Microsoft JhengHei" w:hAnsi="Microsoft JhengHei" w:eastAsia="Microsoft JhengHei"/>
+          <w:b/>
+          <w:color w:val="1F4E79"/>
+          <w:sz w:val="27"/>
+        </w:rPr>
+        <w:t>6.6　ingestion-worker：非同步 RAG 索引管線</w:t>
+      </w:r>
+    </w:p>
+    <w:p>
+      <w:pPr>
+        <w:spacing w:before="40" w:after="60" w:line="360" w:lineRule="auto"/>
+      </w:pPr>
+      <w:r>
+        <w:rPr>
+          <w:rFonts w:ascii="Microsoft JhengHei" w:hAnsi="Microsoft JhengHei" w:eastAsia="Microsoft JhengHei"/>
+          <w:b w:val="0"/>
+          <w:i w:val="0"/>
+          <w:color w:val="1A1A1A"/>
+          <w:sz w:val="21"/>
+        </w:rPr>
+        <w:t>文件進知識庫後由 ingestion-worker（Arq + Redis）非同步處理：parse → 圖片 caption（VLM）→ chunk（hierarchical）→ embed → 寫 pgvector。幾個值得記下的設計：</w:t>
+      </w:r>
+    </w:p>
+    <w:p>
+      <w:pPr>
+        <w:pStyle w:val="ListBullet"/>
+        <w:spacing w:before="20" w:after="60" w:line="336" w:lineRule="auto"/>
+        <w:ind w:left="360"/>
+      </w:pPr>
+      <w:r>
+        <w:rPr>
+          <w:rFonts w:ascii="Microsoft JhengHei" w:hAnsi="Microsoft JhengHei" w:eastAsia="Microsoft JhengHei"/>
+          <w:b/>
+          <w:color w:val="2E74B5"/>
+          <w:sz w:val="21"/>
+        </w:rPr>
+        <w:t xml:space="preserve">維度契約　</w:t>
+      </w:r>
+      <w:r>
+        <w:rPr>
+          <w:rFonts w:ascii="Microsoft JhengHei" w:hAnsi="Microsoft JhengHei" w:eastAsia="Microsoft JhengHei"/>
+          <w:sz w:val="21"/>
+        </w:rPr>
+        <w:t>向量維度截斷契約：NV-embed-V2 原生 4096 維，DB schema 是 halfvec(4000)，client 端截掉尾端 96 維並對每個回應做維度斷言（fail-fast）。</w:t>
+      </w:r>
+    </w:p>
+    <w:p>
+      <w:pPr>
+        <w:pStyle w:val="ListBullet"/>
+        <w:spacing w:before="20" w:after="60" w:line="336" w:lineRule="auto"/>
+        <w:ind w:left="360"/>
+      </w:pPr>
+      <w:r>
+        <w:rPr>
+          <w:rFonts w:ascii="Microsoft JhengHei" w:hAnsi="Microsoft JhengHei" w:eastAsia="Microsoft JhengHei"/>
+          <w:b/>
+          <w:color w:val="2E74B5"/>
+          <w:sz w:val="21"/>
+        </w:rPr>
+        <w:t xml:space="preserve">列級安全　</w:t>
+      </w:r>
+      <w:r>
+        <w:rPr>
+          <w:rFonts w:ascii="Microsoft JhengHei" w:hAnsi="Microsoft JhengHei" w:eastAsia="Microsoft JhengHei"/>
+          <w:sz w:val="21"/>
+        </w:rPr>
+        <w:t>RLS 隔離：worker 以非 superuser 的 csp_app 角色連線，每次寫入前 SET LOCAL anila.collection_id，從資料庫層防跨知識庫洩漏。</w:t>
+      </w:r>
+    </w:p>
+    <w:p>
+      <w:pPr>
+        <w:pStyle w:val="ListBullet"/>
+        <w:spacing w:before="20" w:after="60" w:line="336" w:lineRule="auto"/>
+        <w:ind w:left="360"/>
+      </w:pPr>
+      <w:r>
+        <w:rPr>
+          <w:rFonts w:ascii="Microsoft JhengHei" w:hAnsi="Microsoft JhengHei" w:eastAsia="Microsoft JhengHei"/>
+          <w:b/>
+          <w:color w:val="2E74B5"/>
+          <w:sz w:val="21"/>
+        </w:rPr>
+        <w:t xml:space="preserve">關係圖　</w:t>
+      </w:r>
+      <w:r>
+        <w:rPr>
+          <w:rFonts w:ascii="Microsoft JhengHei" w:hAnsi="Microsoft JhengHei" w:eastAsia="Microsoft JhengHei"/>
+          <w:sz w:val="21"/>
+        </w:rPr>
+        <w:t>跨文件關係抽取：規則式 + LLM 式 + 相似度式三條獨立 pipeline 產生文件關係圖；citation extractor 還收緊濾掉「前二項」「其他法」這類雜訊。</w:t>
+      </w:r>
+    </w:p>
+    <w:p>
+      <w:pPr>
+        <w:pStyle w:val="ListBullet"/>
+        <w:spacing w:before="20" w:after="60" w:line="336" w:lineRule="auto"/>
+        <w:ind w:left="360"/>
+      </w:pPr>
+      <w:r>
+        <w:rPr>
+          <w:rFonts w:ascii="Microsoft JhengHei" w:hAnsi="Microsoft JhengHei" w:eastAsia="Microsoft JhengHei"/>
+          <w:b/>
+          <w:color w:val="2E74B5"/>
+          <w:sz w:val="21"/>
+        </w:rPr>
+        <w:t xml:space="preserve">可評估　</w:t>
+      </w:r>
+      <w:r>
+        <w:rPr>
+          <w:rFonts w:ascii="Microsoft JhengHei" w:hAnsi="Microsoft JhengHei" w:eastAsia="Microsoft JhengHei"/>
+          <w:sz w:val="21"/>
+        </w:rPr>
+        <w:t>Chunking Evaluator：對多種切塊策略跑 Hit@1 / Hit@5 / MRR，甚至用 LLM-as-judge 打分，再推薦最佳策略。</w:t>
       </w:r>
     </w:p>
     <w:p>
@@ -3676,7 +3972,7 @@
               <a:graphicData uri="http://schemas.openxmlformats.org/drawingml/2006/picture">
                 <pic:pic>
                   <pic:nvPicPr>
-                    <pic:cNvPr id="0" name="agents.png"/>
+                    <pic:cNvPr id="0" name="knowledge-collections.png"/>
                     <pic:cNvPicPr/>
                   </pic:nvPicPr>
                   <pic:blipFill>
@@ -3711,7 +4007,414 @@
           <w:color w:val="595959"/>
           <w:sz w:val="17"/>
         </w:rPr>
-        <w:t>圖 7：Agent 登錄與審核——developer 註冊、admin 審核後才可被發現。</w:t>
+        <w:t>圖 7：知識庫 Collections——文件經 ingestion-worker 索引後即可被 Agent 檢索。</w:t>
+      </w:r>
+    </w:p>
+    <w:p>
+      <w:pPr>
+        <w:spacing w:before="200" w:after="120" w:line="276" w:lineRule="auto"/>
+      </w:pPr>
+      <w:r>
+        <w:rPr>
+          <w:rFonts w:ascii="Microsoft JhengHei" w:hAnsi="Microsoft JhengHei" w:eastAsia="Microsoft JhengHei"/>
+          <w:b/>
+          <w:color w:val="1F4E79"/>
+          <w:sz w:val="27"/>
+        </w:rPr>
+        <w:t>6.7　模型服務 stack：vLLM / TensorRT-LLM / FLUX</w:t>
+      </w:r>
+    </w:p>
+    <w:p>
+      <w:pPr>
+        <w:spacing w:before="40" w:after="60" w:line="360" w:lineRule="auto"/>
+      </w:pPr>
+      <w:r>
+        <w:rPr>
+          <w:rFonts w:ascii="Microsoft JhengHei" w:hAnsi="Microsoft JhengHei" w:eastAsia="Microsoft JhengHei"/>
+          <w:b w:val="0"/>
+          <w:i w:val="0"/>
+          <w:color w:val="1A1A1A"/>
+          <w:sz w:val="21"/>
+        </w:rPr>
+        <w:t>模型 stack 跑在獨立的 anila-models-net network 上，全部 expose 不對 host 開 port，只靠容器 DNS 互通。主要服務：</w:t>
+      </w:r>
+    </w:p>
+    <w:tbl>
+      <w:tblPr>
+        <w:tblW w:type="auto" w:w="0"/>
+        <w:jc w:val="center"/>
+        <w:tblLook w:firstColumn="1" w:firstRow="1" w:lastColumn="0" w:lastRow="0" w:noHBand="0" w:noVBand="1" w:val="04A0"/>
+        <w:tblBorders>
+          <w:top w:val="single" w:sz="4" w:space="0" w:color="BFBFBF"/>
+          <w:left w:val="single" w:sz="4" w:space="0" w:color="BFBFBF"/>
+          <w:bottom w:val="single" w:sz="4" w:space="0" w:color="BFBFBF"/>
+          <w:right w:val="single" w:sz="4" w:space="0" w:color="BFBFBF"/>
+          <w:insideH w:val="single" w:sz="4" w:space="0" w:color="BFBFBF"/>
+          <w:insideV w:val="single" w:sz="4" w:space="0" w:color="BFBFBF"/>
+        </w:tblBorders>
+      </w:tblPr>
+      <w:tblGrid>
+        <w:gridCol w:w="3120"/>
+        <w:gridCol w:w="3120"/>
+        <w:gridCol w:w="3120"/>
+      </w:tblGrid>
+      <w:tr>
+        <w:tc>
+          <w:tcPr>
+            <w:tcW w:type="dxa" w:w="2448"/>
+            <w:shd w:val="clear" w:fill="1F4E79"/>
+          </w:tcPr>
+          <w:p>
+            <w:pPr>
+              <w:spacing w:before="40" w:after="40" w:line="276" w:lineRule="auto"/>
+            </w:pPr>
+            <w:r>
+              <w:rPr>
+                <w:rFonts w:ascii="Microsoft JhengHei" w:hAnsi="Microsoft JhengHei" w:eastAsia="Microsoft JhengHei"/>
+                <w:b/>
+                <w:color w:val="FFFFFF"/>
+                <w:sz w:val="17"/>
+              </w:rPr>
+              <w:t>服務</w:t>
+            </w:r>
+          </w:p>
+        </w:tc>
+        <w:tc>
+          <w:tcPr>
+            <w:tcW w:type="dxa" w:w="3168"/>
+            <w:shd w:val="clear" w:fill="1F4E79"/>
+          </w:tcPr>
+          <w:p>
+            <w:pPr>
+              <w:spacing w:before="40" w:after="40" w:line="276" w:lineRule="auto"/>
+            </w:pPr>
+            <w:r>
+              <w:rPr>
+                <w:rFonts w:ascii="Microsoft JhengHei" w:hAnsi="Microsoft JhengHei" w:eastAsia="Microsoft JhengHei"/>
+                <w:b/>
+                <w:color w:val="FFFFFF"/>
+                <w:sz w:val="17"/>
+              </w:rPr>
+              <w:t>引擎 / 模型</w:t>
+            </w:r>
+          </w:p>
+        </w:tc>
+        <w:tc>
+          <w:tcPr>
+            <w:tcW w:type="dxa" w:w="3744"/>
+            <w:shd w:val="clear" w:fill="1F4E79"/>
+          </w:tcPr>
+          <w:p>
+            <w:pPr>
+              <w:spacing w:before="40" w:after="40" w:line="276" w:lineRule="auto"/>
+            </w:pPr>
+            <w:r>
+              <w:rPr>
+                <w:rFonts w:ascii="Microsoft JhengHei" w:hAnsi="Microsoft JhengHei" w:eastAsia="Microsoft JhengHei"/>
+                <w:b/>
+                <w:color w:val="FFFFFF"/>
+                <w:sz w:val="17"/>
+              </w:rPr>
+              <w:t>角色</w:t>
+            </w:r>
+          </w:p>
+        </w:tc>
+      </w:tr>
+      <w:tr>
+        <w:tc>
+          <w:tcPr>
+            <w:tcW w:type="dxa" w:w="2448"/>
+          </w:tcPr>
+          <w:p>
+            <w:pPr>
+              <w:spacing w:before="30" w:after="30" w:line="288" w:lineRule="auto"/>
+            </w:pPr>
+            <w:r>
+              <w:rPr>
+                <w:rFonts w:ascii="Microsoft JhengHei" w:hAnsi="Microsoft JhengHei" w:eastAsia="Microsoft JhengHei"/>
+                <w:b/>
+                <w:sz w:val="17"/>
+              </w:rPr>
+              <w:t>gpt-oss-20b</w:t>
+            </w:r>
+          </w:p>
+        </w:tc>
+        <w:tc>
+          <w:tcPr>
+            <w:tcW w:type="dxa" w:w="3168"/>
+          </w:tcPr>
+          <w:p>
+            <w:pPr>
+              <w:spacing w:before="30" w:after="30" w:line="288" w:lineRule="auto"/>
+            </w:pPr>
+            <w:r>
+              <w:rPr>
+                <w:rFonts w:ascii="Microsoft JhengHei" w:hAnsi="Microsoft JhengHei" w:eastAsia="Microsoft JhengHei"/>
+                <w:sz w:val="17"/>
+              </w:rPr>
+              <w:t>TensorRT-LLM</w:t>
+            </w:r>
+          </w:p>
+        </w:tc>
+        <w:tc>
+          <w:tcPr>
+            <w:tcW w:type="dxa" w:w="3744"/>
+          </w:tcPr>
+          <w:p>
+            <w:pPr>
+              <w:spacing w:before="30" w:after="30" w:line="288" w:lineRule="auto"/>
+            </w:pPr>
+            <w:r>
+              <w:rPr>
+                <w:rFonts w:ascii="Microsoft JhengHei" w:hAnsi="Microsoft JhengHei" w:eastAsia="Microsoft JhengHei"/>
+                <w:sz w:val="17"/>
+              </w:rPr>
+              <w:t>推理 LLM（單 H100）</w:t>
+            </w:r>
+          </w:p>
+        </w:tc>
+      </w:tr>
+      <w:tr>
+        <w:tc>
+          <w:tcPr>
+            <w:tcW w:type="dxa" w:w="2448"/>
+            <w:shd w:val="clear" w:fill="F4F6F9"/>
+          </w:tcPr>
+          <w:p>
+            <w:pPr>
+              <w:spacing w:before="30" w:after="30" w:line="288" w:lineRule="auto"/>
+            </w:pPr>
+            <w:r>
+              <w:rPr>
+                <w:rFonts w:ascii="Microsoft JhengHei" w:hAnsi="Microsoft JhengHei" w:eastAsia="Microsoft JhengHei"/>
+                <w:b/>
+                <w:sz w:val="17"/>
+              </w:rPr>
+              <w:t>gemma4</w:t>
+            </w:r>
+          </w:p>
+        </w:tc>
+        <w:tc>
+          <w:tcPr>
+            <w:tcW w:type="dxa" w:w="3168"/>
+            <w:shd w:val="clear" w:fill="F4F6F9"/>
+          </w:tcPr>
+          <w:p>
+            <w:pPr>
+              <w:spacing w:before="30" w:after="30" w:line="288" w:lineRule="auto"/>
+            </w:pPr>
+            <w:r>
+              <w:rPr>
+                <w:rFonts w:ascii="Microsoft JhengHei" w:hAnsi="Microsoft JhengHei" w:eastAsia="Microsoft JhengHei"/>
+                <w:sz w:val="17"/>
+              </w:rPr>
+              <w:t>vLLM + MTP 推測解碼</w:t>
+            </w:r>
+          </w:p>
+        </w:tc>
+        <w:tc>
+          <w:tcPr>
+            <w:tcW w:type="dxa" w:w="3744"/>
+            <w:shd w:val="clear" w:fill="F4F6F9"/>
+          </w:tcPr>
+          <w:p>
+            <w:pPr>
+              <w:spacing w:before="30" w:after="30" w:line="288" w:lineRule="auto"/>
+            </w:pPr>
+            <w:r>
+              <w:rPr>
+                <w:rFonts w:ascii="Microsoft JhengHei" w:hAnsi="Microsoft JhengHei" w:eastAsia="Microsoft JhengHei"/>
+                <w:sz w:val="17"/>
+              </w:rPr>
+              <w:t>主 LLM（gemma-4-31B-it，prefix caching + fp8 KV cache）</w:t>
+            </w:r>
+          </w:p>
+        </w:tc>
+      </w:tr>
+      <w:tr>
+        <w:tc>
+          <w:tcPr>
+            <w:tcW w:type="dxa" w:w="2448"/>
+          </w:tcPr>
+          <w:p>
+            <w:pPr>
+              <w:spacing w:before="30" w:after="30" w:line="288" w:lineRule="auto"/>
+            </w:pPr>
+            <w:r>
+              <w:rPr>
+                <w:rFonts w:ascii="Microsoft JhengHei" w:hAnsi="Microsoft JhengHei" w:eastAsia="Microsoft JhengHei"/>
+                <w:b/>
+                <w:sz w:val="17"/>
+              </w:rPr>
+              <w:t>nv-embed-triton / proxy</w:t>
+            </w:r>
+          </w:p>
+        </w:tc>
+        <w:tc>
+          <w:tcPr>
+            <w:tcW w:type="dxa" w:w="3168"/>
+          </w:tcPr>
+          <w:p>
+            <w:pPr>
+              <w:spacing w:before="30" w:after="30" w:line="288" w:lineRule="auto"/>
+            </w:pPr>
+            <w:r>
+              <w:rPr>
+                <w:rFonts w:ascii="Microsoft JhengHei" w:hAnsi="Microsoft JhengHei" w:eastAsia="Microsoft JhengHei"/>
+                <w:sz w:val="17"/>
+              </w:rPr>
+              <w:t>Triton + OpenAI 相容 shim</w:t>
+            </w:r>
+          </w:p>
+        </w:tc>
+        <w:tc>
+          <w:tcPr>
+            <w:tcW w:type="dxa" w:w="3744"/>
+          </w:tcPr>
+          <w:p>
+            <w:pPr>
+              <w:spacing w:before="30" w:after="30" w:line="288" w:lineRule="auto"/>
+            </w:pPr>
+            <w:r>
+              <w:rPr>
+                <w:rFonts w:ascii="Microsoft JhengHei" w:hAnsi="Microsoft JhengHei" w:eastAsia="Microsoft JhengHei"/>
+                <w:sz w:val="17"/>
+              </w:rPr>
+              <w:t>NV-Embed-V2 embedding（proxy 把 Triton 協定轉成 /v1/embeddings）</w:t>
+            </w:r>
+          </w:p>
+        </w:tc>
+      </w:tr>
+      <w:tr>
+        <w:tc>
+          <w:tcPr>
+            <w:tcW w:type="dxa" w:w="2448"/>
+            <w:shd w:val="clear" w:fill="F4F6F9"/>
+          </w:tcPr>
+          <w:p>
+            <w:pPr>
+              <w:spacing w:before="30" w:after="30" w:line="288" w:lineRule="auto"/>
+            </w:pPr>
+            <w:r>
+              <w:rPr>
+                <w:rFonts w:ascii="Microsoft JhengHei" w:hAnsi="Microsoft JhengHei" w:eastAsia="Microsoft JhengHei"/>
+                <w:b/>
+                <w:sz w:val="17"/>
+              </w:rPr>
+              <w:t>flux2-dev</w:t>
+            </w:r>
+          </w:p>
+        </w:tc>
+        <w:tc>
+          <w:tcPr>
+            <w:tcW w:type="dxa" w:w="3168"/>
+            <w:shd w:val="clear" w:fill="F4F6F9"/>
+          </w:tcPr>
+          <w:p>
+            <w:pPr>
+              <w:spacing w:before="30" w:after="30" w:line="288" w:lineRule="auto"/>
+            </w:pPr>
+            <w:r>
+              <w:rPr>
+                <w:rFonts w:ascii="Microsoft JhengHei" w:hAnsi="Microsoft JhengHei" w:eastAsia="Microsoft JhengHei"/>
+                <w:sz w:val="17"/>
+              </w:rPr>
+              <w:t>FLUX.2-dev（bf16，雙 H100）</w:t>
+            </w:r>
+          </w:p>
+        </w:tc>
+        <w:tc>
+          <w:tcPr>
+            <w:tcW w:type="dxa" w:w="3744"/>
+            <w:shd w:val="clear" w:fill="F4F6F9"/>
+          </w:tcPr>
+          <w:p>
+            <w:pPr>
+              <w:spacing w:before="30" w:after="30" w:line="288" w:lineRule="auto"/>
+            </w:pPr>
+            <w:r>
+              <w:rPr>
+                <w:rFonts w:ascii="Microsoft JhengHei" w:hAnsi="Microsoft JhengHei" w:eastAsia="Microsoft JhengHei"/>
+                <w:sz w:val="17"/>
+              </w:rPr>
+              <w:t>影像生成核心（/generate，回 base64 PNG）</w:t>
+            </w:r>
+          </w:p>
+        </w:tc>
+      </w:tr>
+      <w:tr>
+        <w:tc>
+          <w:tcPr>
+            <w:tcW w:type="dxa" w:w="2448"/>
+          </w:tcPr>
+          <w:p>
+            <w:pPr>
+              <w:spacing w:before="30" w:after="30" w:line="288" w:lineRule="auto"/>
+            </w:pPr>
+            <w:r>
+              <w:rPr>
+                <w:rFonts w:ascii="Microsoft JhengHei" w:hAnsi="Microsoft JhengHei" w:eastAsia="Microsoft JhengHei"/>
+                <w:b/>
+                <w:sz w:val="17"/>
+              </w:rPr>
+              <w:t>flux2-dev-agent</w:t>
+            </w:r>
+          </w:p>
+        </w:tc>
+        <w:tc>
+          <w:tcPr>
+            <w:tcW w:type="dxa" w:w="3168"/>
+          </w:tcPr>
+          <w:p>
+            <w:pPr>
+              <w:spacing w:before="30" w:after="30" w:line="288" w:lineRule="auto"/>
+            </w:pPr>
+            <w:r>
+              <w:rPr>
+                <w:rFonts w:ascii="Microsoft JhengHei" w:hAnsi="Microsoft JhengHei" w:eastAsia="Microsoft JhengHei"/>
+                <w:sz w:val="17"/>
+              </w:rPr>
+              <w:t>OpenAI 相容包裝</w:t>
+            </w:r>
+          </w:p>
+        </w:tc>
+        <w:tc>
+          <w:tcPr>
+            <w:tcW w:type="dxa" w:w="3744"/>
+          </w:tcPr>
+          <w:p>
+            <w:pPr>
+              <w:spacing w:before="30" w:after="30" w:line="288" w:lineRule="auto"/>
+            </w:pPr>
+            <w:r>
+              <w:rPr>
+                <w:rFonts w:ascii="Microsoft JhengHei" w:hAnsi="Microsoft JhengHei" w:eastAsia="Microsoft JhengHei"/>
+                <w:sz w:val="17"/>
+              </w:rPr>
+              <w:t>影像 agent：中文→英文 prompt 翻譯（gemma4）→ flux2-dev → 存圖 → 回 Markdown 圖連結</w:t>
+            </w:r>
+          </w:p>
+        </w:tc>
+      </w:tr>
+    </w:tbl>
+    <w:p>
+      <w:pPr>
+        <w:spacing w:after="40"/>
+      </w:pPr>
+    </w:p>
+    <w:p>
+      <w:pPr>
+        <w:spacing w:before="60" w:after="120" w:line="360" w:lineRule="auto"/>
+      </w:pPr>
+      <w:r>
+        <w:rPr>
+          <w:rFonts w:ascii="Microsoft JhengHei" w:hAnsi="Microsoft JhengHei" w:eastAsia="Microsoft JhengHei"/>
+          <w:b w:val="0"/>
+          <w:i w:val="0"/>
+          <w:color w:val="1A1A1A"/>
+          <w:sz w:val="21"/>
+        </w:rPr>
+        <w:t>我特別喜歡 flux2-dev-agent 的設計：它把「對話式中文需求」先用 gemma4 翻成 FLUX 友善的英文描述，翻譯失敗就 graceful 退回原文（不讓圖生失敗）；整條 user → Router → DISPATCH:image-generator → 翻譯 → 生圖 → nginx 服務 PNG 的流程，全程不出 anila-models-net。</w:t>
       </w:r>
     </w:p>
     <w:p>
@@ -3770,25 +4473,17 @@
       </w:r>
     </w:p>
     <w:p>
-      <w:r>
-        <w:br w:type="page"/>
-      </w:r>
-    </w:p>
-    <w:p>
-      <w:pPr>
-        <w:spacing w:before="280" w:after="120" w:line="288" w:lineRule="auto"/>
-        <w:pBdr>
-          <w:bottom w:val="single" w:sz="6" w:space="4" w:color="1F4E79"/>
-        </w:pBdr>
+      <w:pPr>
+        <w:spacing w:before="200" w:after="120" w:line="276" w:lineRule="auto"/>
       </w:pPr>
       <w:r>
         <w:rPr>
           <w:rFonts w:ascii="Microsoft JhengHei" w:hAnsi="Microsoft JhengHei" w:eastAsia="Microsoft JhengHei"/>
           <w:b/>
           <w:color w:val="1F4E79"/>
-          <w:sz w:val="34"/>
+          <w:sz w:val="27"/>
         </w:rPr>
-        <w:t>伍、離線 / Air-gapped 部署工程</w:t>
+        <w:t>6.8　前端：ANILA_UI 與 ANILALM</w:t>
       </w:r>
     </w:p>
     <w:p>
@@ -3803,26 +4498,89 @@
           <w:color w:val="1A1A1A"/>
           <w:sz w:val="21"/>
         </w:rPr>
-        <w:t>這一章是 prod-intranet-card 最「硬」的部分，也是我從一個寫應用程式的人，被逼成半個 DevOps / MLOps 的地方。核心挑戰只有一句話：機房沒有外網，但平台需要 image、需要好幾 TB 的模型權重、需要 Python 套件——這些全都得先在外網備齊、再實體搬進去。</w:t>
+        <w:t>ANILA_UI（React）是終端使用者對話介面，完全不在前端存 token（httpOnly cookie + double-submit CSRF）。為支援 agentic 功能，我設計了一套 typed SSE 事件介面（onInterrupt / onTodos / onFollowUps / onToolCallStarted / onSpans…），讓前端即時呈現 agent 的暫停詢問、待辦、工具執行、甚至 OTel trace 樹。分類一律由後端驅動，前端沒有手動鎖 / 解鎖開關。ANILALM 則是知識庫 + Studio 的 SPA，掛在 nginx /anilalm/ 下，另包一個 Node + LibreOffice 的 pptx-renderer 微服務。</w:t>
       </w:r>
     </w:p>
     <w:p>
       <w:pPr>
-        <w:spacing w:before="200" w:after="120" w:line="288" w:lineRule="auto"/>
+        <w:spacing w:before="120" w:after="40" w:line="240" w:lineRule="auto"/>
+        <w:jc w:val="center"/>
+      </w:pPr>
+      <w:r>
+        <w:drawing>
+          <wp:inline xmlns:a="http://schemas.openxmlformats.org/drawingml/2006/main" xmlns:pic="http://schemas.openxmlformats.org/drawingml/2006/picture">
+            <wp:extent cx="5486400" cy="3429000"/>
+            <wp:docPr id="9" name="Picture 9"/>
+            <wp:cNvGraphicFramePr>
+              <a:graphicFrameLocks noChangeAspect="1"/>
+            </wp:cNvGraphicFramePr>
+            <a:graphic>
+              <a:graphicData uri="http://schemas.openxmlformats.org/drawingml/2006/picture">
+                <pic:pic>
+                  <pic:nvPicPr>
+                    <pic:cNvPr id="0" name="chat-ui.png"/>
+                    <pic:cNvPicPr/>
+                  </pic:nvPicPr>
+                  <pic:blipFill>
+                    <a:blip r:embed="rId18"/>
+                    <a:stretch>
+                      <a:fillRect/>
+                    </a:stretch>
+                  </pic:blipFill>
+                  <pic:spPr>
+                    <a:xfrm>
+                      <a:off x="0" y="0"/>
+                      <a:ext cx="5486400" cy="3429000"/>
+                    </a:xfrm>
+                    <a:prstGeom prst="rect"/>
+                  </pic:spPr>
+                </pic:pic>
+              </a:graphicData>
+            </a:graphic>
+          </wp:inline>
+        </w:drawing>
+      </w:r>
+    </w:p>
+    <w:p>
+      <w:pPr>
+        <w:spacing w:before="0" w:after="160" w:line="264" w:lineRule="auto"/>
+        <w:jc w:val="center"/>
+      </w:pPr>
+      <w:r>
+        <w:rPr>
+          <w:rFonts w:ascii="Microsoft JhengHei" w:hAnsi="Microsoft JhengHei" w:eastAsia="Microsoft JhengHei"/>
+          <w:i/>
+          <w:color w:val="595959"/>
+          <w:sz w:val="17"/>
+        </w:rPr>
+        <w:t>圖 9：ANILA Chat UI——終端使用者與所有 Agent 對話的統一入口。</w:t>
+      </w:r>
+    </w:p>
+    <w:p>
+      <w:r>
+        <w:br w:type="page"/>
+      </w:r>
+    </w:p>
+    <w:p>
+      <w:pPr>
+        <w:spacing w:before="300" w:after="120" w:line="276" w:lineRule="auto"/>
+        <w:pBdr>
+          <w:bottom w:val="single" w:sz="6" w:space="4" w:color="1F4E79"/>
+        </w:pBdr>
       </w:pPr>
       <w:r>
         <w:rPr>
           <w:rFonts w:ascii="Microsoft JhengHei" w:hAnsi="Microsoft JhengHei" w:eastAsia="Microsoft JhengHei"/>
           <w:b/>
           <w:color w:val="1F4E79"/>
-          <w:sz w:val="28"/>
+          <w:sz w:val="34"/>
         </w:rPr>
-        <w:t>5.1　build → export → transfer → deploy 工作流</w:t>
+        <w:t>柒、prod-intranet-card：把平台「落地」到內網</w:t>
       </w:r>
     </w:p>
     <w:p>
       <w:pPr>
-        <w:spacing w:before="40" w:after="60" w:line="360" w:lineRule="auto"/>
+        <w:spacing w:before="40" w:after="40" w:line="360" w:lineRule="auto"/>
       </w:pPr>
       <w:r>
         <w:rPr>
@@ -3832,7 +4590,74 @@
           <w:color w:val="1A1A1A"/>
           <w:sz w:val="21"/>
         </w:rPr>
-        <w:t>整套離線流程被我拆成可重複、每一步都有 SHA256 把關的腳本：</w:t>
+        <w:t>前面六章是 main 上長出來的「平台本體」。這一章是我把它真正送進中科院內網時，被現實逼出來的所有工程細節——也是這條分支存在的全部理由。它是七條分支裡唯一含 SSO / 卡片認證 fork 的一條。</w:t>
+      </w:r>
+    </w:p>
+    <w:p>
+      <w:pPr>
+        <w:spacing w:before="200" w:after="120" w:line="276" w:lineRule="auto"/>
+      </w:pPr>
+      <w:r>
+        <w:rPr>
+          <w:rFonts w:ascii="Microsoft JhengHei" w:hAnsi="Microsoft JhengHei" w:eastAsia="Microsoft JhengHei"/>
+          <w:b/>
+          <w:color w:val="1F4E79"/>
+          <w:sz w:val="27"/>
+        </w:rPr>
+        <w:t>7.1　自然人憑證卡認證：從假驗章到真實 PKCS#7/CMS 驗章</w:t>
+      </w:r>
+    </w:p>
+    <w:p>
+      <w:pPr>
+        <w:spacing w:before="40" w:after="120" w:line="360" w:lineRule="auto"/>
+      </w:pPr>
+      <w:r>
+        <w:rPr>
+          <w:rFonts w:ascii="Microsoft JhengHei" w:hAnsi="Microsoft JhengHei" w:eastAsia="Microsoft JhengHei"/>
+          <w:b w:val="0"/>
+          <w:i w:val="0"/>
+          <w:color w:val="1A1A1A"/>
+          <w:sz w:val="21"/>
+        </w:rPr>
+        <w:t>如果要我選整個專案「最該被認真對待」的一段程式，毫無疑問是卡片登入。</w:t>
+      </w:r>
+    </w:p>
+    <w:p>
+      <w:pPr>
+        <w:spacing w:before="40" w:after="120" w:line="360" w:lineRule="auto"/>
+      </w:pPr>
+      <w:r>
+        <w:rPr>
+          <w:rFonts w:ascii="Microsoft JhengHei" w:hAnsi="Microsoft JhengHei" w:eastAsia="Microsoft JhengHei"/>
+          <w:b w:val="0"/>
+          <w:color w:val="1A1A1A"/>
+          <w:sz w:val="21"/>
+        </w:rPr>
+        <w:t>早期版本曾經有一個嚴重缺陷：登入時只比對「卡號」是否存在，沒有真正驗證卡片簽出來的簽章。</w:t>
+      </w:r>
+      <w:r>
+        <w:rPr>
+          <w:rFonts w:ascii="Microsoft JhengHei" w:hAnsi="Microsoft JhengHei" w:eastAsia="Microsoft JhengHei"/>
+          <w:b/>
+          <w:color w:val="A02020"/>
+          <w:sz w:val="21"/>
+        </w:rPr>
+        <w:t>這等於把門鎖換成只看門牌號碼——任何人只要知道一個合法工號就能偽造身份登入。</w:t>
+      </w:r>
+    </w:p>
+    <w:p>
+      <w:pPr>
+        <w:spacing w:before="40" w:after="60" w:line="360" w:lineRule="auto"/>
+      </w:pPr>
+      <w:r>
+        <w:rPr>
+          <w:rFonts w:ascii="Microsoft JhengHei" w:hAnsi="Microsoft JhengHei" w:eastAsia="Microsoft JhengHei"/>
+          <w:b w:val="0"/>
+          <w:i w:val="0"/>
+          <w:color w:val="1A1A1A"/>
+          <w:sz w:val="21"/>
+        </w:rPr>
+        <w:t>這個洞在一次安全檢視中被揪出，對應修補 commit ed13e5c 直接標成「close auth-bypass CRITICAL」。修補方向不是補丁，而是把整個驗證重寫成真實密碼學驗證，分三層：</w:t>
       </w:r>
     </w:p>
     <w:tbl>
@@ -3857,7 +4682,7 @@
       <w:tr>
         <w:tc>
           <w:tcPr>
-            <w:tcW w:type="dxa" w:w="3168"/>
+            <w:tcW w:type="dxa" w:w="2160"/>
             <w:shd w:val="clear" w:fill="1F4E79"/>
           </w:tcPr>
           <w:p>
@@ -3871,33 +4696,13 @@
                 <w:color w:val="FFFFFF"/>
                 <w:sz w:val="17"/>
               </w:rPr>
-              <w:t>腳本</w:t>
+              <w:t>層</w:t>
             </w:r>
           </w:p>
         </w:tc>
         <w:tc>
           <w:tcPr>
-            <w:tcW w:type="dxa" w:w="1728"/>
-            <w:shd w:val="clear" w:fill="1F4E79"/>
-          </w:tcPr>
-          <w:p>
-            <w:pPr>
-              <w:spacing w:before="40" w:after="40" w:line="276" w:lineRule="auto"/>
-            </w:pPr>
-            <w:r>
-              <w:rPr>
-                <w:rFonts w:ascii="Microsoft JhengHei" w:hAnsi="Microsoft JhengHei" w:eastAsia="Microsoft JhengHei"/>
-                <w:b/>
-                <w:color w:val="FFFFFF"/>
-                <w:sz w:val="17"/>
-              </w:rPr>
-              <w:t>在哪跑</w:t>
-            </w:r>
-          </w:p>
-        </w:tc>
-        <w:tc>
-          <w:tcPr>
-            <w:tcW w:type="dxa" w:w="4464"/>
+            <w:tcW w:type="dxa" w:w="4752"/>
             <w:shd w:val="clear" w:fill="1F4E79"/>
           </w:tcPr>
           <w:p>
@@ -3915,11 +4720,31 @@
             </w:r>
           </w:p>
         </w:tc>
+        <w:tc>
+          <w:tcPr>
+            <w:tcW w:type="dxa" w:w="2304"/>
+            <w:shd w:val="clear" w:fill="1F4E79"/>
+          </w:tcPr>
+          <w:p>
+            <w:pPr>
+              <w:spacing w:before="40" w:after="40" w:line="276" w:lineRule="auto"/>
+            </w:pPr>
+            <w:r>
+              <w:rPr>
+                <w:rFonts w:ascii="Microsoft JhengHei" w:hAnsi="Microsoft JhengHei" w:eastAsia="Microsoft JhengHei"/>
+                <w:b/>
+                <w:color w:val="FFFFFF"/>
+                <w:sz w:val="17"/>
+              </w:rPr>
+              <w:t>拒絕什麼</w:t>
+            </w:r>
+          </w:p>
+        </w:tc>
       </w:tr>
       <w:tr>
         <w:tc>
           <w:tcPr>
-            <w:tcW w:type="dxa" w:w="3168"/>
+            <w:tcW w:type="dxa" w:w="2160"/>
           </w:tcPr>
           <w:p>
             <w:pPr>
@@ -3931,13 +4756,13 @@
                 <w:b/>
                 <w:sz w:val="17"/>
               </w:rPr>
-              <w:t>build-and-export-for-intranet.sh</w:t>
+              <w:t>1. CMS + nonce 綁定</w:t>
             </w:r>
           </w:p>
         </w:tc>
         <w:tc>
           <w:tcPr>
-            <w:tcW w:type="dxa" w:w="1728"/>
+            <w:tcW w:type="dxa" w:w="4752"/>
           </w:tcPr>
           <w:p>
             <w:pPr>
@@ -3948,13 +4773,13 @@
                 <w:rFonts w:ascii="Microsoft JhengHei" w:hAnsi="Microsoft JhengHei" w:eastAsia="Microsoft JhengHei"/>
                 <w:sz w:val="17"/>
               </w:rPr>
-              <w:t>外網開發機</w:t>
+              <w:t>解出 PKCS#7/CMS signed_data，比對 eContent 是否等於本次 challenge 的 nonce</w:t>
             </w:r>
           </w:p>
         </w:tc>
         <w:tc>
           <w:tcPr>
-            <w:tcW w:type="dxa" w:w="4464"/>
+            <w:tcW w:type="dxa" w:w="2304"/>
           </w:tcPr>
           <w:p>
             <w:pPr>
@@ -3965,7 +4790,7 @@
                 <w:rFonts w:ascii="Microsoft JhengHei" w:hAnsi="Microsoft JhengHei" w:eastAsia="Microsoft JhengHei"/>
                 <w:sz w:val="17"/>
               </w:rPr>
-              <w:t>build 7 個自建 image + pull 上游 base/cold image → 壓成 tar.gz + 寫 MANIFEST / CHECKSUMS / INTRANET-LOAD.sh</w:t>
+              <w:t>重放攻擊：舊簽章換 nonce 即失效</w:t>
             </w:r>
           </w:p>
         </w:tc>
@@ -3973,7 +4798,7 @@
       <w:tr>
         <w:tc>
           <w:tcPr>
-            <w:tcW w:type="dxa" w:w="3168"/>
+            <w:tcW w:type="dxa" w:w="2160"/>
             <w:shd w:val="clear" w:fill="F4F6F9"/>
           </w:tcPr>
           <w:p>
@@ -3986,13 +4811,13 @@
                 <w:b/>
                 <w:sz w:val="17"/>
               </w:rPr>
-              <w:t>download-intranet-models.sh</w:t>
+              <w:t>2. SignerInfo 驗章</w:t>
             </w:r>
           </w:p>
         </w:tc>
         <w:tc>
           <w:tcPr>
-            <w:tcW w:type="dxa" w:w="1728"/>
+            <w:tcW w:type="dxa" w:w="4752"/>
             <w:shd w:val="clear" w:fill="F4F6F9"/>
           </w:tcPr>
           <w:p>
@@ -4004,13 +4829,13 @@
                 <w:rFonts w:ascii="Microsoft JhengHei" w:hAnsi="Microsoft JhengHei" w:eastAsia="Microsoft JhengHei"/>
                 <w:sz w:val="17"/>
               </w:rPr>
-              <w:t>外網</w:t>
+              <w:t>驗 messageDigest==hash(eContent)，再用憑證公鑰驗 signedAttrs 簽章（RSA-PKCS1v15/PSS/ECDSA）</w:t>
             </w:r>
           </w:p>
         </w:tc>
         <w:tc>
           <w:tcPr>
-            <w:tcW w:type="dxa" w:w="4464"/>
+            <w:tcW w:type="dxa" w:w="2304"/>
             <w:shd w:val="clear" w:fill="F4F6F9"/>
           </w:tcPr>
           <w:p>
@@ -4022,7 +4847,7 @@
                 <w:rFonts w:ascii="Microsoft JhengHei" w:hAnsi="Microsoft JhengHei" w:eastAsia="Microsoft JhengHei"/>
                 <w:sz w:val="17"/>
               </w:rPr>
-              <w:t>從 HuggingFace 下載約 2.5 TB 模型權重，逐一下載→打包→上傳→刪本地→下一個</w:t>
+              <w:t>簽章數學不成立的偽造</w:t>
             </w:r>
           </w:p>
         </w:tc>
@@ -4030,7 +4855,7 @@
       <w:tr>
         <w:tc>
           <w:tcPr>
-            <w:tcW w:type="dxa" w:w="3168"/>
+            <w:tcW w:type="dxa" w:w="2160"/>
           </w:tcPr>
           <w:p>
             <w:pPr>
@@ -4042,13 +4867,13 @@
                 <w:b/>
                 <w:sz w:val="17"/>
               </w:rPr>
-              <w:t>download-intranet-toolkit.sh</w:t>
+              <w:t>3. 憑證鏈驗證</w:t>
             </w:r>
           </w:p>
         </w:tc>
         <w:tc>
           <w:tcPr>
-            <w:tcW w:type="dxa" w:w="1728"/>
+            <w:tcW w:type="dxa" w:w="4752"/>
           </w:tcPr>
           <w:p>
             <w:pPr>
@@ -4059,13 +4884,13 @@
                 <w:rFonts w:ascii="Microsoft JhengHei" w:hAnsi="Microsoft JhengHei" w:eastAsia="Microsoft JhengHei"/>
                 <w:sz w:val="17"/>
               </w:rPr>
-              <w:t>外網</w:t>
+              <w:t>把 signer 憑證一路驗到釘死的 CSPKI Root + 中科院憑證管理中心 CA bundle</w:t>
             </w:r>
           </w:p>
         </w:tc>
         <w:tc>
           <w:tcPr>
-            <w:tcW w:type="dxa" w:w="4464"/>
+            <w:tcW w:type="dxa" w:w="2304"/>
           </w:tcPr>
           <w:p>
             <w:pPr>
@@ -4076,229 +4901,7 @@
                 <w:rFonts w:ascii="Microsoft JhengHei" w:hAnsi="Microsoft JhengHei" w:eastAsia="Microsoft JhengHei"/>
                 <w:sz w:val="17"/>
               </w:rPr>
-              <w:t>打包離線量化 / 服務工具鏈（vLLM、TensorRT-LLM、Triton、llm-compressor wheelhouse、校準資料集）</w:t>
-            </w:r>
-          </w:p>
-        </w:tc>
-      </w:tr>
-      <w:tr>
-        <w:tc>
-          <w:tcPr>
-            <w:tcW w:type="dxa" w:w="3168"/>
-            <w:shd w:val="clear" w:fill="F4F6F9"/>
-          </w:tcPr>
-          <w:p>
-            <w:pPr>
-              <w:spacing w:before="30" w:after="30" w:line="288" w:lineRule="auto"/>
-            </w:pPr>
-            <w:r>
-              <w:rPr>
-                <w:rFonts w:ascii="Microsoft JhengHei" w:hAnsi="Microsoft JhengHei" w:eastAsia="Microsoft JhengHei"/>
-                <w:b/>
-                <w:sz w:val="17"/>
-              </w:rPr>
-              <w:t>pack-chunks.sh / unpack-chunks.sh</w:t>
-            </w:r>
-          </w:p>
-        </w:tc>
-        <w:tc>
-          <w:tcPr>
-            <w:tcW w:type="dxa" w:w="1728"/>
-            <w:shd w:val="clear" w:fill="F4F6F9"/>
-          </w:tcPr>
-          <w:p>
-            <w:pPr>
-              <w:spacing w:before="30" w:after="30" w:line="288" w:lineRule="auto"/>
-            </w:pPr>
-            <w:r>
-              <w:rPr>
-                <w:rFonts w:ascii="Microsoft JhengHei" w:hAnsi="Microsoft JhengHei" w:eastAsia="Microsoft JhengHei"/>
-                <w:sz w:val="17"/>
-              </w:rPr>
-              <w:t>兩端</w:t>
-            </w:r>
-          </w:p>
-        </w:tc>
-        <w:tc>
-          <w:tcPr>
-            <w:tcW w:type="dxa" w:w="4464"/>
-            <w:shd w:val="clear" w:fill="F4F6F9"/>
-          </w:tcPr>
-          <w:p>
-            <w:pPr>
-              <w:spacing w:before="30" w:after="30" w:line="288" w:lineRule="auto"/>
-            </w:pPr>
-            <w:r>
-              <w:rPr>
-                <w:rFonts w:ascii="Microsoft JhengHei" w:hAnsi="Microsoft JhengHei" w:eastAsia="Microsoft JhengHei"/>
-                <w:sz w:val="17"/>
-              </w:rPr>
-              <w:t>把大檔切成 ≤45GiB chunk（邊寫邊算 SHA256，單次 IO），內網端驗證 + 串流重組（不需 2× 磁碟）</w:t>
-            </w:r>
-          </w:p>
-        </w:tc>
-      </w:tr>
-      <w:tr>
-        <w:tc>
-          <w:tcPr>
-            <w:tcW w:type="dxa" w:w="3168"/>
-          </w:tcPr>
-          <w:p>
-            <w:pPr>
-              <w:spacing w:before="30" w:after="30" w:line="288" w:lineRule="auto"/>
-            </w:pPr>
-            <w:r>
-              <w:rPr>
-                <w:rFonts w:ascii="Microsoft JhengHei" w:hAnsi="Microsoft JhengHei" w:eastAsia="Microsoft JhengHei"/>
-                <w:b/>
-                <w:sz w:val="17"/>
-              </w:rPr>
-              <w:t>intranet-quantize-nvfp4.py</w:t>
-            </w:r>
-          </w:p>
-        </w:tc>
-        <w:tc>
-          <w:tcPr>
-            <w:tcW w:type="dxa" w:w="1728"/>
-          </w:tcPr>
-          <w:p>
-            <w:pPr>
-              <w:spacing w:before="30" w:after="30" w:line="288" w:lineRule="auto"/>
-            </w:pPr>
-            <w:r>
-              <w:rPr>
-                <w:rFonts w:ascii="Microsoft JhengHei" w:hAnsi="Microsoft JhengHei" w:eastAsia="Microsoft JhengHei"/>
-                <w:sz w:val="17"/>
-              </w:rPr>
-              <w:t>外網 / 量化機</w:t>
-            </w:r>
-          </w:p>
-        </w:tc>
-        <w:tc>
-          <w:tcPr>
-            <w:tcW w:type="dxa" w:w="4464"/>
-          </w:tcPr>
-          <w:p>
-            <w:pPr>
-              <w:spacing w:before="30" w:after="30" w:line="288" w:lineRule="auto"/>
-            </w:pPr>
-            <w:r>
-              <w:rPr>
-                <w:rFonts w:ascii="Microsoft JhengHei" w:hAnsi="Microsoft JhengHei" w:eastAsia="Microsoft JhengHei"/>
-                <w:sz w:val="17"/>
-              </w:rPr>
-              <w:t>把 bf16 母模型離線量化成 NVFP4（Blackwell 原生 4-bit）</w:t>
-            </w:r>
-          </w:p>
-        </w:tc>
-      </w:tr>
-      <w:tr>
-        <w:tc>
-          <w:tcPr>
-            <w:tcW w:type="dxa" w:w="3168"/>
-            <w:shd w:val="clear" w:fill="F4F6F9"/>
-          </w:tcPr>
-          <w:p>
-            <w:pPr>
-              <w:spacing w:before="30" w:after="30" w:line="288" w:lineRule="auto"/>
-            </w:pPr>
-            <w:r>
-              <w:rPr>
-                <w:rFonts w:ascii="Microsoft JhengHei" w:hAnsi="Microsoft JhengHei" w:eastAsia="Microsoft JhengHei"/>
-                <w:b/>
-                <w:sz w:val="17"/>
-              </w:rPr>
-              <w:t>intranet-deploy.sh</w:t>
-            </w:r>
-          </w:p>
-        </w:tc>
-        <w:tc>
-          <w:tcPr>
-            <w:tcW w:type="dxa" w:w="1728"/>
-            <w:shd w:val="clear" w:fill="F4F6F9"/>
-          </w:tcPr>
-          <w:p>
-            <w:pPr>
-              <w:spacing w:before="30" w:after="30" w:line="288" w:lineRule="auto"/>
-            </w:pPr>
-            <w:r>
-              <w:rPr>
-                <w:rFonts w:ascii="Microsoft JhengHei" w:hAnsi="Microsoft JhengHei" w:eastAsia="Microsoft JhengHei"/>
-                <w:sz w:val="17"/>
-              </w:rPr>
-              <w:t>內網</w:t>
-            </w:r>
-          </w:p>
-        </w:tc>
-        <w:tc>
-          <w:tcPr>
-            <w:tcW w:type="dxa" w:w="4464"/>
-            <w:shd w:val="clear" w:fill="F4F6F9"/>
-          </w:tcPr>
-          <w:p>
-            <w:pPr>
-              <w:spacing w:before="30" w:after="30" w:line="288" w:lineRule="auto"/>
-            </w:pPr>
-            <w:r>
-              <w:rPr>
-                <w:rFonts w:ascii="Microsoft JhengHei" w:hAnsi="Microsoft JhengHei" w:eastAsia="Microsoft JhengHei"/>
-                <w:sz w:val="17"/>
-              </w:rPr>
-              <w:t>一鍵 7 步：TLS 憑證 → model CA → 產生 .env secrets → load image → JWT keypair → 建網路 → compose up → 健檢</w:t>
-            </w:r>
-          </w:p>
-        </w:tc>
-      </w:tr>
-      <w:tr>
-        <w:tc>
-          <w:tcPr>
-            <w:tcW w:type="dxa" w:w="3168"/>
-          </w:tcPr>
-          <w:p>
-            <w:pPr>
-              <w:spacing w:before="30" w:after="30" w:line="288" w:lineRule="auto"/>
-            </w:pPr>
-            <w:r>
-              <w:rPr>
-                <w:rFonts w:ascii="Microsoft JhengHei" w:hAnsi="Microsoft JhengHei" w:eastAsia="Microsoft JhengHei"/>
-                <w:b/>
-                <w:sz w:val="17"/>
-              </w:rPr>
-              <w:t>deploy-prod.sh</w:t>
-            </w:r>
-          </w:p>
-        </w:tc>
-        <w:tc>
-          <w:tcPr>
-            <w:tcW w:type="dxa" w:w="1728"/>
-          </w:tcPr>
-          <w:p>
-            <w:pPr>
-              <w:spacing w:before="30" w:after="30" w:line="288" w:lineRule="auto"/>
-            </w:pPr>
-            <w:r>
-              <w:rPr>
-                <w:rFonts w:ascii="Microsoft JhengHei" w:hAnsi="Microsoft JhengHei" w:eastAsia="Microsoft JhengHei"/>
-                <w:sz w:val="17"/>
-              </w:rPr>
-              <w:t>內網（日常）</w:t>
-            </w:r>
-          </w:p>
-        </w:tc>
-        <w:tc>
-          <w:tcPr>
-            <w:tcW w:type="dxa" w:w="4464"/>
-          </w:tcPr>
-          <w:p>
-            <w:pPr>
-              <w:spacing w:before="30" w:after="30" w:line="288" w:lineRule="auto"/>
-            </w:pPr>
-            <w:r>
-              <w:rPr>
-                <w:rFonts w:ascii="Microsoft JhengHei" w:hAnsi="Microsoft JhengHei" w:eastAsia="Microsoft JhengHei"/>
-                <w:sz w:val="17"/>
-              </w:rPr>
-              <w:t>preflight + build + up + verify；子指令 status / logs / restart / down</w:t>
+              <w:t>自簽憑證填 owner 工號（正是原 CVE 手法）</w:t>
             </w:r>
           </w:p>
         </w:tc>
@@ -4321,21 +4924,21 @@
           <w:color w:val="1A1A1A"/>
           <w:sz w:val="21"/>
         </w:rPr>
-        <w:t>我特別在每一個傳輸邊界都放了 SHA256 驗證——INTRANET-LOAD.sh 在 docker load 前一定先 sha256sum -c，對不上就 fail-loud 拒絕載入。這是供應鏈完整性（supply chain integrity）：在 air-gapped 環境，「東西有沒有在搬運途中被竄改或損毀」沒有第二次機會檢查，只能靠 checksum。</w:t>
+        <w:t>最關鍵的觀念是信任邊界：前端透過中華電信 HiPKI 本機讀卡元件（localhost:16888）讀卡、簽章，但前端送上來的工號 / 姓名 / email 一律不信任，後端一定重新從通過驗證的憑證 Subject / SAN 抽取真實身份。我在測試裡留了一個回歸守護案例——拿自簽憑證填 owner 工號，必須因鏈驗失敗被拒。另外，撤銷檢查（CRL/OCSP）刻意不做：機房沒外網連不到撤銷清單，卡片生命週期改由 User.is_active / 核准流程在平台側控制。</w:t>
       </w:r>
     </w:p>
     <w:p>
       <w:pPr>
-        <w:spacing w:before="200" w:after="120" w:line="288" w:lineRule="auto"/>
+        <w:spacing w:before="200" w:after="120" w:line="276" w:lineRule="auto"/>
       </w:pPr>
       <w:r>
         <w:rPr>
           <w:rFonts w:ascii="Microsoft JhengHei" w:hAnsi="Microsoft JhengHei" w:eastAsia="Microsoft JhengHei"/>
           <w:b/>
           <w:color w:val="1F4E79"/>
-          <w:sz w:val="28"/>
+          <w:sz w:val="27"/>
         </w:rPr>
-        <w:t>5.2　模型服務與 NVFP4 量化</w:t>
+        <w:t>7.2　內網登入收斂與 owner break-glass</w:t>
       </w:r>
     </w:p>
     <w:p>
@@ -4350,12 +4953,44 @@
           <w:color w:val="1A1A1A"/>
           <w:sz w:val="21"/>
         </w:rPr>
-        <w:t>模型 stack 跑在獨立的 anila-models-net external network 上，和 app stack 用 docker DNS 互通但不對 host 開 port。H100 階段直接跑 bf16；未來 B200 階段則要先用 intranet-quantize-nvfp4.py（基於 llm-compressor）把母模型量化成 NVFP4，例如把 748GB 的 Maverick bf16 壓到約 187GB。量化是離線跑的，因此 toolkit 腳本要連 pip wheelhouse 和校準資料集都先打包好——在內網用 pip install --no-index --find-links=wheelhouse 安裝。</w:t>
+        <w:t>啟用 REQUIRE_CARD_LOGIN_ONLY=true 後，帳密 / OIDC / 自助註冊 endpoint 全回 404（不是 403——讓外部探測者無法分辨「被政策關掉」還是「不存在」）。但我保留一條窄門：owner break-glass——唯有 owner 角色可用帳密登入，以防讀卡系統整個掛掉時所有人被鎖在門外。更進一步，啟動時加了一致性斷言：設了 REQUIRE_CARD_LOGIN_ONLY 卻沒開 ENABLE_CARD_LOGIN，container 直接 fail-fast——避免出現「所有登入路徑都被鎖死」的 bricked 慘劇。</w:t>
       </w:r>
     </w:p>
     <w:p>
       <w:pPr>
-        <w:spacing w:before="40" w:after="40" w:line="360" w:lineRule="auto"/>
+        <w:spacing w:before="120" w:after="160" w:line="360" w:lineRule="auto"/>
+        <w:ind w:left="400" w:right="320"/>
+        <w:pBdr>
+          <w:left w:val="single" w:sz="18" w:space="8" w:color="2E74B5"/>
+        </w:pBdr>
+      </w:pPr>
+      <w:r>
+        <w:rPr>
+          <w:rFonts w:ascii="Microsoft JhengHei" w:hAnsi="Microsoft JhengHei" w:eastAsia="Microsoft JhengHei"/>
+          <w:i/>
+          <w:color w:val="334455"/>
+          <w:sz w:val="21"/>
+        </w:rPr>
+        <w:t>安全設計不是把門關到最緊就好，而是要同時想清楚「正常路徑」「異常但合法的逃生路徑」與「錯誤設定下的自我保護」。三者缺一，系統就不是真的可維運。</w:t>
+      </w:r>
+    </w:p>
+    <w:p>
+      <w:pPr>
+        <w:spacing w:before="200" w:after="120" w:line="276" w:lineRule="auto"/>
+      </w:pPr>
+      <w:r>
+        <w:rPr>
+          <w:rFonts w:ascii="Microsoft JhengHei" w:hAnsi="Microsoft JhengHei" w:eastAsia="Microsoft JhengHei"/>
+          <w:b/>
+          <w:color w:val="1F4E79"/>
+          <w:sz w:val="27"/>
+        </w:rPr>
+        <w:t>7.3　離線 / Air-gapped 部署工程</w:t>
+      </w:r>
+    </w:p>
+    <w:p>
+      <w:pPr>
+        <w:spacing w:before="40" w:after="60" w:line="360" w:lineRule="auto"/>
       </w:pPr>
       <w:r>
         <w:rPr>
@@ -4365,175 +5000,7 @@
           <w:color w:val="1A1A1A"/>
           <w:sz w:val="21"/>
         </w:rPr>
-        <w:t>這部分我踩過最痛的坑，是 llm-compressor 的 API 在不同版本之間會變，第一次在沒有網路救援的內網跑風險很高。所以我把「先在外網拿一個小模型（gemma-4-E4B，15GB）完整彩排一次」寫進了流程文件——這是用時間換來的紀律。</w:t>
-      </w:r>
-    </w:p>
-    <w:p>
-      <w:pPr>
-        <w:spacing w:before="200" w:after="120" w:line="288" w:lineRule="auto"/>
-      </w:pPr>
-      <w:r>
-        <w:rPr>
-          <w:rFonts w:ascii="Microsoft JhengHei" w:hAnsi="Microsoft JhengHei" w:eastAsia="Microsoft JhengHei"/>
-          <w:b/>
-          <w:color w:val="1F4E79"/>
-          <w:sz w:val="28"/>
-        </w:rPr>
-        <w:t>5.3　nginx 閘道：唯一對外的那道門</w:t>
-      </w:r>
-    </w:p>
-    <w:p>
-      <w:pPr>
-        <w:spacing w:before="40" w:after="60" w:line="360" w:lineRule="auto"/>
-      </w:pPr>
-      <w:r>
-        <w:rPr>
-          <w:rFonts w:ascii="Microsoft JhengHei" w:hAnsi="Microsoft JhengHei" w:eastAsia="Microsoft JhengHei"/>
-          <w:b w:val="0"/>
-          <w:i w:val="0"/>
-          <w:color w:val="1A1A1A"/>
-          <w:sz w:val="21"/>
-        </w:rPr>
-        <w:t>對外入口縮到只剩 nginx，我在上面疊了好幾層防護：</w:t>
-      </w:r>
-    </w:p>
-    <w:p>
-      <w:pPr>
-        <w:pStyle w:val="ListBullet"/>
-        <w:spacing w:before="20" w:after="60" w:line="336" w:lineRule="auto"/>
-        <w:ind w:left="360"/>
-      </w:pPr>
-      <w:r>
-        <w:rPr>
-          <w:rFonts w:ascii="Microsoft JhengHei" w:hAnsi="Microsoft JhengHei" w:eastAsia="Microsoft JhengHei"/>
-          <w:b/>
-          <w:color w:val="2E74B5"/>
-          <w:sz w:val="21"/>
-        </w:rPr>
-        <w:t xml:space="preserve">主機白名單　</w:t>
-      </w:r>
-      <w:r>
-        <w:rPr>
-          <w:rFonts w:ascii="Microsoft JhengHei" w:hAnsi="Microsoft JhengHei" w:eastAsia="Microsoft JhengHei"/>
-          <w:sz w:val="21"/>
-        </w:rPr>
-        <w:t>Host allowlist：未知 Host header 直接回 444（關閉連線、不回任何內容），防 Host header smuggling / SSRF。</w:t>
-      </w:r>
-    </w:p>
-    <w:p>
-      <w:pPr>
-        <w:pStyle w:val="ListBullet"/>
-        <w:spacing w:before="20" w:after="60" w:line="336" w:lineRule="auto"/>
-        <w:ind w:left="360"/>
-      </w:pPr>
-      <w:r>
-        <w:rPr>
-          <w:rFonts w:ascii="Microsoft JhengHei" w:hAnsi="Microsoft JhengHei" w:eastAsia="Microsoft JhengHei"/>
-          <w:b/>
-          <w:color w:val="2E74B5"/>
-          <w:sz w:val="21"/>
-        </w:rPr>
-        <w:t xml:space="preserve">安全標頭　</w:t>
-      </w:r>
-      <w:r>
-        <w:rPr>
-          <w:rFonts w:ascii="Microsoft JhengHei" w:hAnsi="Microsoft JhengHei" w:eastAsia="Microsoft JhengHei"/>
-          <w:sz w:val="21"/>
-        </w:rPr>
-        <w:t>7 個安全 header：HSTS（180 天）、X-Frame-Options、X-Content-Type-Options、Referrer-Policy、CSP、Permissions-Policy（相機 / 麥克風 / 定位全關）等。</w:t>
-      </w:r>
-    </w:p>
-    <w:p>
-      <w:pPr>
-        <w:pStyle w:val="ListBullet"/>
-        <w:spacing w:before="20" w:after="60" w:line="336" w:lineRule="auto"/>
-        <w:ind w:left="360"/>
-      </w:pPr>
-      <w:r>
-        <w:rPr>
-          <w:rFonts w:ascii="Microsoft JhengHei" w:hAnsi="Microsoft JhengHei" w:eastAsia="Microsoft JhengHei"/>
-          <w:b/>
-          <w:color w:val="2E74B5"/>
-          <w:sz w:val="21"/>
-        </w:rPr>
-        <w:t xml:space="preserve">限流　</w:t>
-      </w:r>
-      <w:r>
-        <w:rPr>
-          <w:rFonts w:ascii="Microsoft JhengHei" w:hAnsi="Microsoft JhengHei" w:eastAsia="Microsoft JhengHei"/>
-          <w:sz w:val="21"/>
-        </w:rPr>
-        <w:t>分級限流：一般 API 100 req/s；登入 10 req/s；卡片驗章 endpoint 只給 2 req/s（因為 PKCS#7 解析很吃 CPU，真人一分鐘也不會刷超過一次）。</w:t>
-      </w:r>
-    </w:p>
-    <w:p>
-      <w:pPr>
-        <w:pStyle w:val="ListBullet"/>
-        <w:spacing w:before="20" w:after="60" w:line="336" w:lineRule="auto"/>
-        <w:ind w:left="360"/>
-      </w:pPr>
-      <w:r>
-        <w:rPr>
-          <w:rFonts w:ascii="Microsoft JhengHei" w:hAnsi="Microsoft JhengHei" w:eastAsia="Microsoft JhengHei"/>
-          <w:b/>
-          <w:color w:val="2E74B5"/>
-          <w:sz w:val="21"/>
-        </w:rPr>
-        <w:t xml:space="preserve">TLS　</w:t>
-      </w:r>
-      <w:r>
-        <w:rPr>
-          <w:rFonts w:ascii="Microsoft JhengHei" w:hAnsi="Microsoft JhengHei" w:eastAsia="Microsoft JhengHei"/>
-          <w:sz w:val="21"/>
-        </w:rPr>
-        <w:t>TLS 1.2/1.3 only、ECDHE 套件（前向保密）、session tickets 關閉。</w:t>
-      </w:r>
-    </w:p>
-    <w:p>
-      <w:pPr>
-        <w:spacing w:before="60" w:after="120" w:line="360" w:lineRule="auto"/>
-      </w:pPr>
-      <w:r>
-        <w:rPr>
-          <w:rFonts w:ascii="Microsoft JhengHei" w:hAnsi="Microsoft JhengHei" w:eastAsia="Microsoft JhengHei"/>
-          <w:b w:val="0"/>
-          <w:i w:val="0"/>
-          <w:color w:val="1A1A1A"/>
-          <w:sz w:val="21"/>
-        </w:rPr>
-        <w:t>這裡也有一個 CJK 特有的雷：Studio 會在 response header 回傳百分比編碼的缺陷 JSON，中文展開後大約是 3 倍長度，把 nginx 預設的 4k/8k header buffer 撐爆變成 502。我把 proxy_buffer_size 開到 32k 才解決。這種「只有中文環境才會遇到」的問題，後來成了我 review 時會特別留意的點。</w:t>
-      </w:r>
-    </w:p>
-    <w:p>
-      <w:pPr>
-        <w:spacing w:before="280" w:after="120" w:line="288" w:lineRule="auto"/>
-        <w:pBdr>
-          <w:bottom w:val="single" w:sz="6" w:space="4" w:color="1F4E79"/>
-        </w:pBdr>
-      </w:pPr>
-      <w:r>
-        <w:rPr>
-          <w:rFonts w:ascii="Microsoft JhengHei" w:hAnsi="Microsoft JhengHei" w:eastAsia="Microsoft JhengHei"/>
-          <w:b/>
-          <w:color w:val="1F4E79"/>
-          <w:sz w:val="34"/>
-        </w:rPr>
-        <w:t>陸、安全設計與一次關鍵的弱點稽核</w:t>
-      </w:r>
-    </w:p>
-    <w:p>
-      <w:pPr>
-        <w:spacing w:before="40" w:after="60" w:line="360" w:lineRule="auto"/>
-      </w:pPr>
-      <w:r>
-        <w:rPr>
-          <w:rFonts w:ascii="Microsoft JhengHei" w:hAnsi="Microsoft JhengHei" w:eastAsia="Microsoft JhengHei"/>
-          <w:b w:val="0"/>
-          <w:i w:val="0"/>
-          <w:color w:val="1A1A1A"/>
-          <w:sz w:val="21"/>
-        </w:rPr>
-        <w:t>除了前面提過的卡片驗章與登入收斂，我想把一次完整的弱點稽核（commit c8c3344 / 8db9c60）記下來，因為它讓我體會到「新功能上線時，安全是要主動去找洞、而不是等別人來報」。那次稽核一口氣補了五類問題：</w:t>
+        <w:t>這是把我從一個寫應用程式的人，逼成半個 DevOps / MLOps 的地方。核心挑戰一句話：機房沒外網，但平台需要 image、好幾 TB 模型權重、Python 套件——全得先在外網備齊、再實體搬進去。我把整套流程拆成可重複、每步都有 SHA256 把關的腳本：</w:t>
       </w:r>
     </w:p>
     <w:tbl>
@@ -4558,7 +5025,1279 @@
       <w:tr>
         <w:tc>
           <w:tcPr>
+            <w:tcW w:type="dxa" w:w="3312"/>
+            <w:shd w:val="clear" w:fill="1F4E79"/>
+          </w:tcPr>
+          <w:p>
+            <w:pPr>
+              <w:spacing w:before="40" w:after="40" w:line="276" w:lineRule="auto"/>
+            </w:pPr>
+            <w:r>
+              <w:rPr>
+                <w:rFonts w:ascii="Microsoft JhengHei" w:hAnsi="Microsoft JhengHei" w:eastAsia="Microsoft JhengHei"/>
+                <w:b/>
+                <w:color w:val="FFFFFF"/>
+                <w:sz w:val="16"/>
+              </w:rPr>
+              <w:t>腳本</w:t>
+            </w:r>
+          </w:p>
+        </w:tc>
+        <w:tc>
+          <w:tcPr>
+            <w:tcW w:type="dxa" w:w="1296"/>
+            <w:shd w:val="clear" w:fill="1F4E79"/>
+          </w:tcPr>
+          <w:p>
+            <w:pPr>
+              <w:spacing w:before="40" w:after="40" w:line="276" w:lineRule="auto"/>
+            </w:pPr>
+            <w:r>
+              <w:rPr>
+                <w:rFonts w:ascii="Microsoft JhengHei" w:hAnsi="Microsoft JhengHei" w:eastAsia="Microsoft JhengHei"/>
+                <w:b/>
+                <w:color w:val="FFFFFF"/>
+                <w:sz w:val="16"/>
+              </w:rPr>
+              <w:t>在哪跑</w:t>
+            </w:r>
+          </w:p>
+        </w:tc>
+        <w:tc>
+          <w:tcPr>
+            <w:tcW w:type="dxa" w:w="4896"/>
+            <w:shd w:val="clear" w:fill="1F4E79"/>
+          </w:tcPr>
+          <w:p>
+            <w:pPr>
+              <w:spacing w:before="40" w:after="40" w:line="276" w:lineRule="auto"/>
+            </w:pPr>
+            <w:r>
+              <w:rPr>
+                <w:rFonts w:ascii="Microsoft JhengHei" w:hAnsi="Microsoft JhengHei" w:eastAsia="Microsoft JhengHei"/>
+                <w:b/>
+                <w:color w:val="FFFFFF"/>
+                <w:sz w:val="16"/>
+              </w:rPr>
+              <w:t>做什麼</w:t>
+            </w:r>
+          </w:p>
+        </w:tc>
+      </w:tr>
+      <w:tr>
+        <w:tc>
+          <w:tcPr>
+            <w:tcW w:type="dxa" w:w="3312"/>
+          </w:tcPr>
+          <w:p>
+            <w:pPr>
+              <w:spacing w:before="30" w:after="30" w:line="288" w:lineRule="auto"/>
+            </w:pPr>
+            <w:r>
+              <w:rPr>
+                <w:rFonts w:ascii="Microsoft JhengHei" w:hAnsi="Microsoft JhengHei" w:eastAsia="Microsoft JhengHei"/>
+                <w:b/>
+                <w:sz w:val="16"/>
+              </w:rPr>
+              <w:t>build-and-export-for-intranet.sh</w:t>
+            </w:r>
+          </w:p>
+        </w:tc>
+        <w:tc>
+          <w:tcPr>
+            <w:tcW w:type="dxa" w:w="1296"/>
+          </w:tcPr>
+          <w:p>
+            <w:pPr>
+              <w:spacing w:before="30" w:after="30" w:line="288" w:lineRule="auto"/>
+            </w:pPr>
+            <w:r>
+              <w:rPr>
+                <w:rFonts w:ascii="Microsoft JhengHei" w:hAnsi="Microsoft JhengHei" w:eastAsia="Microsoft JhengHei"/>
+                <w:sz w:val="16"/>
+              </w:rPr>
+              <w:t>外網</w:t>
+            </w:r>
+          </w:p>
+        </w:tc>
+        <w:tc>
+          <w:tcPr>
+            <w:tcW w:type="dxa" w:w="4896"/>
+          </w:tcPr>
+          <w:p>
+            <w:pPr>
+              <w:spacing w:before="30" w:after="30" w:line="288" w:lineRule="auto"/>
+            </w:pPr>
+            <w:r>
+              <w:rPr>
+                <w:rFonts w:ascii="Microsoft JhengHei" w:hAnsi="Microsoft JhengHei" w:eastAsia="Microsoft JhengHei"/>
+                <w:sz w:val="16"/>
+              </w:rPr>
+              <w:t>build 自建 image + pull 上游 image → 壓 tar.gz + 寫 MANIFEST/CHECKSUMS/INTRANET-LOAD.sh</w:t>
+            </w:r>
+          </w:p>
+        </w:tc>
+      </w:tr>
+      <w:tr>
+        <w:tc>
+          <w:tcPr>
+            <w:tcW w:type="dxa" w:w="3312"/>
+            <w:shd w:val="clear" w:fill="F4F6F9"/>
+          </w:tcPr>
+          <w:p>
+            <w:pPr>
+              <w:spacing w:before="30" w:after="30" w:line="288" w:lineRule="auto"/>
+            </w:pPr>
+            <w:r>
+              <w:rPr>
+                <w:rFonts w:ascii="Microsoft JhengHei" w:hAnsi="Microsoft JhengHei" w:eastAsia="Microsoft JhengHei"/>
+                <w:b/>
+                <w:sz w:val="16"/>
+              </w:rPr>
+              <w:t>download-intranet-models.sh / toolkit.sh</w:t>
+            </w:r>
+          </w:p>
+        </w:tc>
+        <w:tc>
+          <w:tcPr>
+            <w:tcW w:type="dxa" w:w="1296"/>
+            <w:shd w:val="clear" w:fill="F4F6F9"/>
+          </w:tcPr>
+          <w:p>
+            <w:pPr>
+              <w:spacing w:before="30" w:after="30" w:line="288" w:lineRule="auto"/>
+            </w:pPr>
+            <w:r>
+              <w:rPr>
+                <w:rFonts w:ascii="Microsoft JhengHei" w:hAnsi="Microsoft JhengHei" w:eastAsia="Microsoft JhengHei"/>
+                <w:sz w:val="16"/>
+              </w:rPr>
+              <w:t>外網</w:t>
+            </w:r>
+          </w:p>
+        </w:tc>
+        <w:tc>
+          <w:tcPr>
+            <w:tcW w:type="dxa" w:w="4896"/>
+            <w:shd w:val="clear" w:fill="F4F6F9"/>
+          </w:tcPr>
+          <w:p>
+            <w:pPr>
+              <w:spacing w:before="30" w:after="30" w:line="288" w:lineRule="auto"/>
+            </w:pPr>
+            <w:r>
+              <w:rPr>
+                <w:rFonts w:ascii="Microsoft JhengHei" w:hAnsi="Microsoft JhengHei" w:eastAsia="Microsoft JhengHei"/>
+                <w:sz w:val="16"/>
+              </w:rPr>
+              <w:t>下載約 2.5TB 權重；打包離線量化 / 服務工具鏈（vLLM、TensorRT-LLM、Triton、wheelhouse、校準集）</w:t>
+            </w:r>
+          </w:p>
+        </w:tc>
+      </w:tr>
+      <w:tr>
+        <w:tc>
+          <w:tcPr>
+            <w:tcW w:type="dxa" w:w="3312"/>
+          </w:tcPr>
+          <w:p>
+            <w:pPr>
+              <w:spacing w:before="30" w:after="30" w:line="288" w:lineRule="auto"/>
+            </w:pPr>
+            <w:r>
+              <w:rPr>
+                <w:rFonts w:ascii="Microsoft JhengHei" w:hAnsi="Microsoft JhengHei" w:eastAsia="Microsoft JhengHei"/>
+                <w:b/>
+                <w:sz w:val="16"/>
+              </w:rPr>
+              <w:t>pack-chunks.sh / unpack-chunks.sh</w:t>
+            </w:r>
+          </w:p>
+        </w:tc>
+        <w:tc>
+          <w:tcPr>
+            <w:tcW w:type="dxa" w:w="1296"/>
+          </w:tcPr>
+          <w:p>
+            <w:pPr>
+              <w:spacing w:before="30" w:after="30" w:line="288" w:lineRule="auto"/>
+            </w:pPr>
+            <w:r>
+              <w:rPr>
+                <w:rFonts w:ascii="Microsoft JhengHei" w:hAnsi="Microsoft JhengHei" w:eastAsia="Microsoft JhengHei"/>
+                <w:sz w:val="16"/>
+              </w:rPr>
+              <w:t>兩端</w:t>
+            </w:r>
+          </w:p>
+        </w:tc>
+        <w:tc>
+          <w:tcPr>
+            <w:tcW w:type="dxa" w:w="4896"/>
+          </w:tcPr>
+          <w:p>
+            <w:pPr>
+              <w:spacing w:before="30" w:after="30" w:line="288" w:lineRule="auto"/>
+            </w:pPr>
+            <w:r>
+              <w:rPr>
+                <w:rFonts w:ascii="Microsoft JhengHei" w:hAnsi="Microsoft JhengHei" w:eastAsia="Microsoft JhengHei"/>
+                <w:sz w:val="16"/>
+              </w:rPr>
+              <w:t>大檔切 ≤45GiB chunk（邊寫邊算 SHA256），內網端驗證 + 串流重組（免 2× 磁碟）</w:t>
+            </w:r>
+          </w:p>
+        </w:tc>
+      </w:tr>
+      <w:tr>
+        <w:tc>
+          <w:tcPr>
+            <w:tcW w:type="dxa" w:w="3312"/>
+            <w:shd w:val="clear" w:fill="F4F6F9"/>
+          </w:tcPr>
+          <w:p>
+            <w:pPr>
+              <w:spacing w:before="30" w:after="30" w:line="288" w:lineRule="auto"/>
+            </w:pPr>
+            <w:r>
+              <w:rPr>
+                <w:rFonts w:ascii="Microsoft JhengHei" w:hAnsi="Microsoft JhengHei" w:eastAsia="Microsoft JhengHei"/>
+                <w:b/>
+                <w:sz w:val="16"/>
+              </w:rPr>
+              <w:t>intranet-quantize-nvfp4.py</w:t>
+            </w:r>
+          </w:p>
+        </w:tc>
+        <w:tc>
+          <w:tcPr>
+            <w:tcW w:type="dxa" w:w="1296"/>
+            <w:shd w:val="clear" w:fill="F4F6F9"/>
+          </w:tcPr>
+          <w:p>
+            <w:pPr>
+              <w:spacing w:before="30" w:after="30" w:line="288" w:lineRule="auto"/>
+            </w:pPr>
+            <w:r>
+              <w:rPr>
+                <w:rFonts w:ascii="Microsoft JhengHei" w:hAnsi="Microsoft JhengHei" w:eastAsia="Microsoft JhengHei"/>
+                <w:sz w:val="16"/>
+              </w:rPr>
+              <w:t>外網</w:t>
+            </w:r>
+          </w:p>
+        </w:tc>
+        <w:tc>
+          <w:tcPr>
+            <w:tcW w:type="dxa" w:w="4896"/>
+            <w:shd w:val="clear" w:fill="F4F6F9"/>
+          </w:tcPr>
+          <w:p>
+            <w:pPr>
+              <w:spacing w:before="30" w:after="30" w:line="288" w:lineRule="auto"/>
+            </w:pPr>
+            <w:r>
+              <w:rPr>
+                <w:rFonts w:ascii="Microsoft JhengHei" w:hAnsi="Microsoft JhengHei" w:eastAsia="Microsoft JhengHei"/>
+                <w:sz w:val="16"/>
+              </w:rPr>
+              <w:t>bf16 母模型離線量化成 NVFP4（如 748GB Maverick → ~187GB）</w:t>
+            </w:r>
+          </w:p>
+        </w:tc>
+      </w:tr>
+      <w:tr>
+        <w:tc>
+          <w:tcPr>
+            <w:tcW w:type="dxa" w:w="3312"/>
+          </w:tcPr>
+          <w:p>
+            <w:pPr>
+              <w:spacing w:before="30" w:after="30" w:line="288" w:lineRule="auto"/>
+            </w:pPr>
+            <w:r>
+              <w:rPr>
+                <w:rFonts w:ascii="Microsoft JhengHei" w:hAnsi="Microsoft JhengHei" w:eastAsia="Microsoft JhengHei"/>
+                <w:b/>
+                <w:sz w:val="16"/>
+              </w:rPr>
+              <w:t>intranet-deploy.sh</w:t>
+            </w:r>
+          </w:p>
+        </w:tc>
+        <w:tc>
+          <w:tcPr>
+            <w:tcW w:type="dxa" w:w="1296"/>
+          </w:tcPr>
+          <w:p>
+            <w:pPr>
+              <w:spacing w:before="30" w:after="30" w:line="288" w:lineRule="auto"/>
+            </w:pPr>
+            <w:r>
+              <w:rPr>
+                <w:rFonts w:ascii="Microsoft JhengHei" w:hAnsi="Microsoft JhengHei" w:eastAsia="Microsoft JhengHei"/>
+                <w:sz w:val="16"/>
+              </w:rPr>
+              <w:t>內網</w:t>
+            </w:r>
+          </w:p>
+        </w:tc>
+        <w:tc>
+          <w:tcPr>
+            <w:tcW w:type="dxa" w:w="4896"/>
+          </w:tcPr>
+          <w:p>
+            <w:pPr>
+              <w:spacing w:before="30" w:after="30" w:line="288" w:lineRule="auto"/>
+            </w:pPr>
+            <w:r>
+              <w:rPr>
+                <w:rFonts w:ascii="Microsoft JhengHei" w:hAnsi="Microsoft JhengHei" w:eastAsia="Microsoft JhengHei"/>
+                <w:sz w:val="16"/>
+              </w:rPr>
+              <w:t>一鍵 7 步：TLS → model CA → 產生 .env → load image → JWT keypair → 建網路 → up → 健檢</w:t>
+            </w:r>
+          </w:p>
+        </w:tc>
+      </w:tr>
+      <w:tr>
+        <w:tc>
+          <w:tcPr>
+            <w:tcW w:type="dxa" w:w="3312"/>
+            <w:shd w:val="clear" w:fill="F4F6F9"/>
+          </w:tcPr>
+          <w:p>
+            <w:pPr>
+              <w:spacing w:before="30" w:after="30" w:line="288" w:lineRule="auto"/>
+            </w:pPr>
+            <w:r>
+              <w:rPr>
+                <w:rFonts w:ascii="Microsoft JhengHei" w:hAnsi="Microsoft JhengHei" w:eastAsia="Microsoft JhengHei"/>
+                <w:b/>
+                <w:sz w:val="16"/>
+              </w:rPr>
+              <w:t>deploy-prod.sh</w:t>
+            </w:r>
+          </w:p>
+        </w:tc>
+        <w:tc>
+          <w:tcPr>
+            <w:tcW w:type="dxa" w:w="1296"/>
+            <w:shd w:val="clear" w:fill="F4F6F9"/>
+          </w:tcPr>
+          <w:p>
+            <w:pPr>
+              <w:spacing w:before="30" w:after="30" w:line="288" w:lineRule="auto"/>
+            </w:pPr>
+            <w:r>
+              <w:rPr>
+                <w:rFonts w:ascii="Microsoft JhengHei" w:hAnsi="Microsoft JhengHei" w:eastAsia="Microsoft JhengHei"/>
+                <w:sz w:val="16"/>
+              </w:rPr>
+              <w:t>內網</w:t>
+            </w:r>
+          </w:p>
+        </w:tc>
+        <w:tc>
+          <w:tcPr>
+            <w:tcW w:type="dxa" w:w="4896"/>
+            <w:shd w:val="clear" w:fill="F4F6F9"/>
+          </w:tcPr>
+          <w:p>
+            <w:pPr>
+              <w:spacing w:before="30" w:after="30" w:line="288" w:lineRule="auto"/>
+            </w:pPr>
+            <w:r>
+              <w:rPr>
+                <w:rFonts w:ascii="Microsoft JhengHei" w:hAnsi="Microsoft JhengHei" w:eastAsia="Microsoft JhengHei"/>
+                <w:sz w:val="16"/>
+              </w:rPr>
+              <w:t>日常 preflight + build + up + verify；status / logs / restart / down</w:t>
+            </w:r>
+          </w:p>
+        </w:tc>
+      </w:tr>
+    </w:tbl>
+    <w:p>
+      <w:pPr>
+        <w:spacing w:after="40"/>
+      </w:pPr>
+    </w:p>
+    <w:p>
+      <w:pPr>
+        <w:spacing w:before="60" w:after="120" w:line="360" w:lineRule="auto"/>
+      </w:pPr>
+      <w:r>
+        <w:rPr>
+          <w:rFonts w:ascii="Microsoft JhengHei" w:hAnsi="Microsoft JhengHei" w:eastAsia="Microsoft JhengHei"/>
+          <w:b w:val="0"/>
+          <w:i w:val="0"/>
+          <w:color w:val="1A1A1A"/>
+          <w:sz w:val="21"/>
+        </w:rPr>
+        <w:t>每個傳輸邊界都放 SHA256——INTRANET-LOAD.sh 在 docker load 前一定先 sha256sum -c，對不上就 fail-loud 拒絕。這是供應鏈完整性：在 air-gapped 環境，「東西有沒有在搬運途中被竄改或損毀」沒有第二次檢查機會，只能靠 checksum。我也把「先在外網拿小模型完整彩排一次量化流程」寫進文件——這是用時間換來的紀律。</w:t>
+      </w:r>
+    </w:p>
+    <w:p>
+      <w:pPr>
+        <w:spacing w:before="200" w:after="120" w:line="276" w:lineRule="auto"/>
+      </w:pPr>
+      <w:r>
+        <w:rPr>
+          <w:rFonts w:ascii="Microsoft JhengHei" w:hAnsi="Microsoft JhengHei" w:eastAsia="Microsoft JhengHei"/>
+          <w:b/>
+          <w:color w:val="1F4E79"/>
+          <w:sz w:val="27"/>
+        </w:rPr>
+        <w:t>7.4　nginx 閘道 hardening</w:t>
+      </w:r>
+    </w:p>
+    <w:p>
+      <w:pPr>
+        <w:spacing w:before="40" w:after="60" w:line="360" w:lineRule="auto"/>
+      </w:pPr>
+      <w:r>
+        <w:rPr>
+          <w:rFonts w:ascii="Microsoft JhengHei" w:hAnsi="Microsoft JhengHei" w:eastAsia="Microsoft JhengHei"/>
+          <w:b w:val="0"/>
+          <w:i w:val="0"/>
+          <w:color w:val="1A1A1A"/>
+          <w:sz w:val="21"/>
+        </w:rPr>
+        <w:t>對外入口縮到只剩 nginx，疊了好幾層防護：</w:t>
+      </w:r>
+    </w:p>
+    <w:p>
+      <w:pPr>
+        <w:pStyle w:val="ListBullet"/>
+        <w:spacing w:before="20" w:after="60" w:line="336" w:lineRule="auto"/>
+        <w:ind w:left="360"/>
+      </w:pPr>
+      <w:r>
+        <w:rPr>
+          <w:rFonts w:ascii="Microsoft JhengHei" w:hAnsi="Microsoft JhengHei" w:eastAsia="Microsoft JhengHei"/>
+          <w:b/>
+          <w:color w:val="2E74B5"/>
+          <w:sz w:val="21"/>
+        </w:rPr>
+        <w:t xml:space="preserve">主機白名單　</w:t>
+      </w:r>
+      <w:r>
+        <w:rPr>
+          <w:rFonts w:ascii="Microsoft JhengHei" w:hAnsi="Microsoft JhengHei" w:eastAsia="Microsoft JhengHei"/>
+          <w:sz w:val="21"/>
+        </w:rPr>
+        <w:t>Host allowlist：未知 Host header 直接回 444（關閉連線、不回內容），防 Host header smuggling / SSRF。</w:t>
+      </w:r>
+    </w:p>
+    <w:p>
+      <w:pPr>
+        <w:pStyle w:val="ListBullet"/>
+        <w:spacing w:before="20" w:after="60" w:line="336" w:lineRule="auto"/>
+        <w:ind w:left="360"/>
+      </w:pPr>
+      <w:r>
+        <w:rPr>
+          <w:rFonts w:ascii="Microsoft JhengHei" w:hAnsi="Microsoft JhengHei" w:eastAsia="Microsoft JhengHei"/>
+          <w:b/>
+          <w:color w:val="2E74B5"/>
+          <w:sz w:val="21"/>
+        </w:rPr>
+        <w:t xml:space="preserve">安全標頭　</w:t>
+      </w:r>
+      <w:r>
+        <w:rPr>
+          <w:rFonts w:ascii="Microsoft JhengHei" w:hAnsi="Microsoft JhengHei" w:eastAsia="Microsoft JhengHei"/>
+          <w:sz w:val="21"/>
+        </w:rPr>
+        <w:t>7 個安全 header：HSTS（180 天）、X-Frame-Options、X-Content-Type-Options、Referrer-Policy、CSP、Permissions-Policy 等。</w:t>
+      </w:r>
+    </w:p>
+    <w:p>
+      <w:pPr>
+        <w:pStyle w:val="ListBullet"/>
+        <w:spacing w:before="20" w:after="60" w:line="336" w:lineRule="auto"/>
+        <w:ind w:left="360"/>
+      </w:pPr>
+      <w:r>
+        <w:rPr>
+          <w:rFonts w:ascii="Microsoft JhengHei" w:hAnsi="Microsoft JhengHei" w:eastAsia="Microsoft JhengHei"/>
+          <w:b/>
+          <w:color w:val="2E74B5"/>
+          <w:sz w:val="21"/>
+        </w:rPr>
+        <w:t xml:space="preserve">限流　</w:t>
+      </w:r>
+      <w:r>
+        <w:rPr>
+          <w:rFonts w:ascii="Microsoft JhengHei" w:hAnsi="Microsoft JhengHei" w:eastAsia="Microsoft JhengHei"/>
+          <w:sz w:val="21"/>
+        </w:rPr>
+        <w:t>分級限流：一般 API 100 req/s、登入 10 req/s、卡片驗章 2 req/s（PKCS#7 解析吃 CPU，真人一分鐘也不會刷一次以上）。</w:t>
+      </w:r>
+    </w:p>
+    <w:p>
+      <w:pPr>
+        <w:pStyle w:val="ListBullet"/>
+        <w:spacing w:before="20" w:after="60" w:line="336" w:lineRule="auto"/>
+        <w:ind w:left="360"/>
+      </w:pPr>
+      <w:r>
+        <w:rPr>
+          <w:rFonts w:ascii="Microsoft JhengHei" w:hAnsi="Microsoft JhengHei" w:eastAsia="Microsoft JhengHei"/>
+          <w:b/>
+          <w:color w:val="2E74B5"/>
+          <w:sz w:val="21"/>
+        </w:rPr>
+        <w:t xml:space="preserve">TLS　</w:t>
+      </w:r>
+      <w:r>
+        <w:rPr>
+          <w:rFonts w:ascii="Microsoft JhengHei" w:hAnsi="Microsoft JhengHei" w:eastAsia="Microsoft JhengHei"/>
+          <w:sz w:val="21"/>
+        </w:rPr>
+        <w:t>TLS 1.2/1.3 only、ECDHE 套件（前向保密）、session tickets 關閉；TLS fullchain 從 server.pfx 萃取（leaf + 中繼）。</w:t>
+      </w:r>
+    </w:p>
+    <w:p>
+      <w:r>
+        <w:br w:type="page"/>
+      </w:r>
+    </w:p>
+    <w:p>
+      <w:pPr>
+        <w:spacing w:before="300" w:after="120" w:line="276" w:lineRule="auto"/>
+        <w:pBdr>
+          <w:bottom w:val="single" w:sz="6" w:space="4" w:color="1F4E79"/>
+        </w:pBdr>
+      </w:pPr>
+      <w:r>
+        <w:rPr>
+          <w:rFonts w:ascii="Microsoft JhengHei" w:hAnsi="Microsoft JhengHei" w:eastAsia="Microsoft JhengHei"/>
+          <w:b/>
+          <w:color w:val="1F4E79"/>
+          <w:sz w:val="34"/>
+        </w:rPr>
+        <w:t>捌、七條分支的策略與同步方法論</w:t>
+      </w:r>
+    </w:p>
+    <w:p>
+      <w:pPr>
+        <w:spacing w:before="40" w:after="60" w:line="360" w:lineRule="auto"/>
+      </w:pPr>
+      <w:r>
+        <w:rPr>
+          <w:rFonts w:ascii="Microsoft JhengHei" w:hAnsi="Microsoft JhengHei" w:eastAsia="Microsoft JhengHei"/>
+          <w:b w:val="0"/>
+          <w:i w:val="0"/>
+          <w:color w:val="1A1A1A"/>
+          <w:sz w:val="21"/>
+        </w:rPr>
+        <w:t>一套程式要同時服務內網卡片、對外帳密、國軍交付、trial 展示等對象，分支管理就是生死問題。紀律是：main 是 SSOT，新功能先進 main 再 sync 進 downstream，downstream 之間絕不直接互 sync。下表是七分支全景：</w:t>
+      </w:r>
+    </w:p>
+    <w:tbl>
+      <w:tblPr>
+        <w:tblW w:type="auto" w:w="0"/>
+        <w:jc w:val="center"/>
+        <w:tblLook w:firstColumn="1" w:firstRow="1" w:lastColumn="0" w:lastRow="0" w:noHBand="0" w:noVBand="1" w:val="04A0"/>
+        <w:tblBorders>
+          <w:top w:val="single" w:sz="4" w:space="0" w:color="BFBFBF"/>
+          <w:left w:val="single" w:sz="4" w:space="0" w:color="BFBFBF"/>
+          <w:bottom w:val="single" w:sz="4" w:space="0" w:color="BFBFBF"/>
+          <w:right w:val="single" w:sz="4" w:space="0" w:color="BFBFBF"/>
+          <w:insideH w:val="single" w:sz="4" w:space="0" w:color="BFBFBF"/>
+          <w:insideV w:val="single" w:sz="4" w:space="0" w:color="BFBFBF"/>
+        </w:tblBorders>
+      </w:tblPr>
+      <w:tblGrid>
+        <w:gridCol w:w="2340"/>
+        <w:gridCol w:w="2340"/>
+        <w:gridCol w:w="2340"/>
+        <w:gridCol w:w="2340"/>
+      </w:tblGrid>
+      <w:tr>
+        <w:tc>
+          <w:tcPr>
+            <w:tcW w:type="dxa" w:w="2160"/>
+            <w:shd w:val="clear" w:fill="1F4E79"/>
+          </w:tcPr>
+          <w:p>
+            <w:pPr>
+              <w:spacing w:before="40" w:after="40" w:line="276" w:lineRule="auto"/>
+            </w:pPr>
+            <w:r>
+              <w:rPr>
+                <w:rFonts w:ascii="Microsoft JhengHei" w:hAnsi="Microsoft JhengHei" w:eastAsia="Microsoft JhengHei"/>
+                <w:b/>
+                <w:color w:val="FFFFFF"/>
+                <w:sz w:val="16"/>
+              </w:rPr>
+              <w:t>分支</w:t>
+            </w:r>
+          </w:p>
+        </w:tc>
+        <w:tc>
+          <w:tcPr>
             <w:tcW w:type="dxa" w:w="2016"/>
+            <w:shd w:val="clear" w:fill="1F4E79"/>
+          </w:tcPr>
+          <w:p>
+            <w:pPr>
+              <w:spacing w:before="40" w:after="40" w:line="276" w:lineRule="auto"/>
+            </w:pPr>
+            <w:r>
+              <w:rPr>
+                <w:rFonts w:ascii="Microsoft JhengHei" w:hAnsi="Microsoft JhengHei" w:eastAsia="Microsoft JhengHei"/>
+                <w:b/>
+                <w:color w:val="FFFFFF"/>
+                <w:sz w:val="16"/>
+              </w:rPr>
+              <w:t>部署對象</w:t>
+            </w:r>
+          </w:p>
+        </w:tc>
+        <w:tc>
+          <w:tcPr>
+            <w:tcW w:type="dxa" w:w="1296"/>
+            <w:shd w:val="clear" w:fill="1F4E79"/>
+          </w:tcPr>
+          <w:p>
+            <w:pPr>
+              <w:spacing w:before="40" w:after="40" w:line="276" w:lineRule="auto"/>
+            </w:pPr>
+            <w:r>
+              <w:rPr>
+                <w:rFonts w:ascii="Microsoft JhengHei" w:hAnsi="Microsoft JhengHei" w:eastAsia="Microsoft JhengHei"/>
+                <w:b/>
+                <w:color w:val="FFFFFF"/>
+                <w:sz w:val="16"/>
+              </w:rPr>
+              <w:t>認證</w:t>
+            </w:r>
+          </w:p>
+        </w:tc>
+        <w:tc>
+          <w:tcPr>
+            <w:tcW w:type="dxa" w:w="3744"/>
+            <w:shd w:val="clear" w:fill="1F4E79"/>
+          </w:tcPr>
+          <w:p>
+            <w:pPr>
+              <w:spacing w:before="40" w:after="40" w:line="276" w:lineRule="auto"/>
+            </w:pPr>
+            <w:r>
+              <w:rPr>
+                <w:rFonts w:ascii="Microsoft JhengHei" w:hAnsi="Microsoft JhengHei" w:eastAsia="Microsoft JhengHei"/>
+                <w:b/>
+                <w:color w:val="FFFFFF"/>
+                <w:sz w:val="16"/>
+              </w:rPr>
+              <w:t>與 main 差異（檔案）</w:t>
+            </w:r>
+          </w:p>
+        </w:tc>
+      </w:tr>
+      <w:tr>
+        <w:tc>
+          <w:tcPr>
+            <w:tcW w:type="dxa" w:w="2160"/>
+          </w:tcPr>
+          <w:p>
+            <w:pPr>
+              <w:spacing w:before="30" w:after="30" w:line="288" w:lineRule="auto"/>
+            </w:pPr>
+            <w:r>
+              <w:rPr>
+                <w:rFonts w:ascii="Microsoft JhengHei" w:hAnsi="Microsoft JhengHei" w:eastAsia="Microsoft JhengHei"/>
+                <w:b/>
+                <w:sz w:val="16"/>
+              </w:rPr>
+              <w:t>main</w:t>
+            </w:r>
+          </w:p>
+        </w:tc>
+        <w:tc>
+          <w:tcPr>
+            <w:tcW w:type="dxa" w:w="2016"/>
+          </w:tcPr>
+          <w:p>
+            <w:pPr>
+              <w:spacing w:before="30" w:after="30" w:line="288" w:lineRule="auto"/>
+            </w:pPr>
+            <w:r>
+              <w:rPr>
+                <w:rFonts w:ascii="Microsoft JhengHei" w:hAnsi="Microsoft JhengHei" w:eastAsia="Microsoft JhengHei"/>
+                <w:sz w:val="16"/>
+              </w:rPr>
+              <w:t>開發 SSOT（預設）</w:t>
+            </w:r>
+          </w:p>
+        </w:tc>
+        <w:tc>
+          <w:tcPr>
+            <w:tcW w:type="dxa" w:w="1296"/>
+          </w:tcPr>
+          <w:p>
+            <w:pPr>
+              <w:spacing w:before="30" w:after="30" w:line="288" w:lineRule="auto"/>
+            </w:pPr>
+            <w:r>
+              <w:rPr>
+                <w:rFonts w:ascii="Microsoft JhengHei" w:hAnsi="Microsoft JhengHei" w:eastAsia="Microsoft JhengHei"/>
+                <w:sz w:val="16"/>
+              </w:rPr>
+              <w:t>帳密</w:t>
+            </w:r>
+          </w:p>
+        </w:tc>
+        <w:tc>
+          <w:tcPr>
+            <w:tcW w:type="dxa" w:w="3744"/>
+          </w:tcPr>
+          <w:p>
+            <w:pPr>
+              <w:spacing w:before="30" w:after="30" w:line="288" w:lineRule="auto"/>
+            </w:pPr>
+            <w:r>
+              <w:rPr>
+                <w:rFonts w:ascii="Microsoft JhengHei" w:hAnsi="Microsoft JhengHei" w:eastAsia="Microsoft JhengHei"/>
+                <w:sz w:val="16"/>
+              </w:rPr>
+              <w:t>基準（所有功能源頭，含 code-server/n8n/gitlab）</w:t>
+            </w:r>
+          </w:p>
+        </w:tc>
+      </w:tr>
+      <w:tr>
+        <w:tc>
+          <w:tcPr>
+            <w:tcW w:type="dxa" w:w="2160"/>
+            <w:shd w:val="clear" w:fill="F4F6F9"/>
+          </w:tcPr>
+          <w:p>
+            <w:pPr>
+              <w:spacing w:before="30" w:after="30" w:line="288" w:lineRule="auto"/>
+            </w:pPr>
+            <w:r>
+              <w:rPr>
+                <w:rFonts w:ascii="Microsoft JhengHei" w:hAnsi="Microsoft JhengHei" w:eastAsia="Microsoft JhengHei"/>
+                <w:b/>
+                <w:sz w:val="16"/>
+              </w:rPr>
+              <w:t>prod-intranet-card</w:t>
+            </w:r>
+          </w:p>
+        </w:tc>
+        <w:tc>
+          <w:tcPr>
+            <w:tcW w:type="dxa" w:w="2016"/>
+            <w:shd w:val="clear" w:fill="F4F6F9"/>
+          </w:tcPr>
+          <w:p>
+            <w:pPr>
+              <w:spacing w:before="30" w:after="30" w:line="288" w:lineRule="auto"/>
+            </w:pPr>
+            <w:r>
+              <w:rPr>
+                <w:rFonts w:ascii="Microsoft JhengHei" w:hAnsi="Microsoft JhengHei" w:eastAsia="Microsoft JhengHei"/>
+                <w:sz w:val="16"/>
+              </w:rPr>
+              <w:t>中科院內網 prod</w:t>
+            </w:r>
+          </w:p>
+        </w:tc>
+        <w:tc>
+          <w:tcPr>
+            <w:tcW w:type="dxa" w:w="1296"/>
+            <w:shd w:val="clear" w:fill="F4F6F9"/>
+          </w:tcPr>
+          <w:p>
+            <w:pPr>
+              <w:spacing w:before="30" w:after="30" w:line="288" w:lineRule="auto"/>
+            </w:pPr>
+            <w:r>
+              <w:rPr>
+                <w:rFonts w:ascii="Microsoft JhengHei" w:hAnsi="Microsoft JhengHei" w:eastAsia="Microsoft JhengHei"/>
+                <w:sz w:val="16"/>
+              </w:rPr>
+              <w:t>卡片（PKI）唯一</w:t>
+            </w:r>
+          </w:p>
+        </w:tc>
+        <w:tc>
+          <w:tcPr>
+            <w:tcW w:type="dxa" w:w="3744"/>
+            <w:shd w:val="clear" w:fill="F4F6F9"/>
+          </w:tcPr>
+          <w:p>
+            <w:pPr>
+              <w:spacing w:before="30" w:after="30" w:line="288" w:lineRule="auto"/>
+            </w:pPr>
+            <w:r>
+              <w:rPr>
+                <w:rFonts w:ascii="Microsoft JhengHei" w:hAnsi="Microsoft JhengHei" w:eastAsia="Microsoft JhengHei"/>
+                <w:sz w:val="16"/>
+              </w:rPr>
+              <w:t>~172 檔：卡片 fork + 離線部署 + 治理 + 廠商模型資產</w:t>
+            </w:r>
+          </w:p>
+        </w:tc>
+      </w:tr>
+      <w:tr>
+        <w:tc>
+          <w:tcPr>
+            <w:tcW w:type="dxa" w:w="2160"/>
+          </w:tcPr>
+          <w:p>
+            <w:pPr>
+              <w:spacing w:before="30" w:after="30" w:line="288" w:lineRule="auto"/>
+            </w:pPr>
+            <w:r>
+              <w:rPr>
+                <w:rFonts w:ascii="Microsoft JhengHei" w:hAnsi="Microsoft JhengHei" w:eastAsia="Microsoft JhengHei"/>
+                <w:b/>
+                <w:sz w:val="16"/>
+              </w:rPr>
+              <w:t>prod-public-passwd</w:t>
+            </w:r>
+          </w:p>
+        </w:tc>
+        <w:tc>
+          <w:tcPr>
+            <w:tcW w:type="dxa" w:w="2016"/>
+          </w:tcPr>
+          <w:p>
+            <w:pPr>
+              <w:spacing w:before="30" w:after="30" w:line="288" w:lineRule="auto"/>
+            </w:pPr>
+            <w:r>
+              <w:rPr>
+                <w:rFonts w:ascii="Microsoft JhengHei" w:hAnsi="Microsoft JhengHei" w:eastAsia="Microsoft JhengHei"/>
+                <w:sz w:val="16"/>
+              </w:rPr>
+              <w:t>對外網 prod</w:t>
+            </w:r>
+          </w:p>
+        </w:tc>
+        <w:tc>
+          <w:tcPr>
+            <w:tcW w:type="dxa" w:w="1296"/>
+          </w:tcPr>
+          <w:p>
+            <w:pPr>
+              <w:spacing w:before="30" w:after="30" w:line="288" w:lineRule="auto"/>
+            </w:pPr>
+            <w:r>
+              <w:rPr>
+                <w:rFonts w:ascii="Microsoft JhengHei" w:hAnsi="Microsoft JhengHei" w:eastAsia="Microsoft JhengHei"/>
+                <w:sz w:val="16"/>
+              </w:rPr>
+              <w:t>帳密</w:t>
+            </w:r>
+          </w:p>
+        </w:tc>
+        <w:tc>
+          <w:tcPr>
+            <w:tcW w:type="dxa" w:w="3744"/>
+          </w:tcPr>
+          <w:p>
+            <w:pPr>
+              <w:spacing w:before="30" w:after="30" w:line="288" w:lineRule="auto"/>
+            </w:pPr>
+            <w:r>
+              <w:rPr>
+                <w:rFonts w:ascii="Microsoft JhengHei" w:hAnsi="Microsoft JhengHei" w:eastAsia="Microsoft JhengHei"/>
+                <w:sz w:val="16"/>
+              </w:rPr>
+              <w:t>~4 檔：移除 code-server 縮小攻擊面 + JWT keypair 處理</w:t>
+            </w:r>
+          </w:p>
+        </w:tc>
+      </w:tr>
+      <w:tr>
+        <w:tc>
+          <w:tcPr>
+            <w:tcW w:type="dxa" w:w="2160"/>
+            <w:shd w:val="clear" w:fill="F4F6F9"/>
+          </w:tcPr>
+          <w:p>
+            <w:pPr>
+              <w:spacing w:before="30" w:after="30" w:line="288" w:lineRule="auto"/>
+            </w:pPr>
+            <w:r>
+              <w:rPr>
+                <w:rFonts w:ascii="Microsoft JhengHei" w:hAnsi="Microsoft JhengHei" w:eastAsia="Microsoft JhengHei"/>
+                <w:b/>
+                <w:sz w:val="16"/>
+              </w:rPr>
+              <w:t>prod-military-passwd</w:t>
+            </w:r>
+          </w:p>
+        </w:tc>
+        <w:tc>
+          <w:tcPr>
+            <w:tcW w:type="dxa" w:w="2016"/>
+            <w:shd w:val="clear" w:fill="F4F6F9"/>
+          </w:tcPr>
+          <w:p>
+            <w:pPr>
+              <w:spacing w:before="30" w:after="30" w:line="288" w:lineRule="auto"/>
+            </w:pPr>
+            <w:r>
+              <w:rPr>
+                <w:rFonts w:ascii="Microsoft JhengHei" w:hAnsi="Microsoft JhengHei" w:eastAsia="Microsoft JhengHei"/>
+                <w:sz w:val="16"/>
+              </w:rPr>
+              <w:t>國軍交付 prod</w:t>
+            </w:r>
+          </w:p>
+        </w:tc>
+        <w:tc>
+          <w:tcPr>
+            <w:tcW w:type="dxa" w:w="1296"/>
+            <w:shd w:val="clear" w:fill="F4F6F9"/>
+          </w:tcPr>
+          <w:p>
+            <w:pPr>
+              <w:spacing w:before="30" w:after="30" w:line="288" w:lineRule="auto"/>
+            </w:pPr>
+            <w:r>
+              <w:rPr>
+                <w:rFonts w:ascii="Microsoft JhengHei" w:hAnsi="Microsoft JhengHei" w:eastAsia="Microsoft JhengHei"/>
+                <w:sz w:val="16"/>
+              </w:rPr>
+              <w:t>帳密</w:t>
+            </w:r>
+          </w:p>
+        </w:tc>
+        <w:tc>
+          <w:tcPr>
+            <w:tcW w:type="dxa" w:w="3744"/>
+            <w:shd w:val="clear" w:fill="F4F6F9"/>
+          </w:tcPr>
+          <w:p>
+            <w:pPr>
+              <w:spacing w:before="30" w:after="30" w:line="288" w:lineRule="auto"/>
+            </w:pPr>
+            <w:r>
+              <w:rPr>
+                <w:rFonts w:ascii="Microsoft JhengHei" w:hAnsi="Microsoft JhengHei" w:eastAsia="Microsoft JhengHei"/>
+                <w:sz w:val="16"/>
+              </w:rPr>
+              <w:t>~4 檔：移除 n8n + gitlab + JWT keypair 處理</w:t>
+            </w:r>
+          </w:p>
+        </w:tc>
+      </w:tr>
+      <w:tr>
+        <w:tc>
+          <w:tcPr>
+            <w:tcW w:type="dxa" w:w="2160"/>
+          </w:tcPr>
+          <w:p>
+            <w:pPr>
+              <w:spacing w:before="30" w:after="30" w:line="288" w:lineRule="auto"/>
+            </w:pPr>
+            <w:r>
+              <w:rPr>
+                <w:rFonts w:ascii="Microsoft JhengHei" w:hAnsi="Microsoft JhengHei" w:eastAsia="Microsoft JhengHei"/>
+                <w:b/>
+                <w:sz w:val="16"/>
+              </w:rPr>
+              <w:t>dev-public</w:t>
+            </w:r>
+          </w:p>
+        </w:tc>
+        <w:tc>
+          <w:tcPr>
+            <w:tcW w:type="dxa" w:w="2016"/>
+          </w:tcPr>
+          <w:p>
+            <w:pPr>
+              <w:spacing w:before="30" w:after="30" w:line="288" w:lineRule="auto"/>
+            </w:pPr>
+            <w:r>
+              <w:rPr>
+                <w:rFonts w:ascii="Microsoft JhengHei" w:hAnsi="Microsoft JhengHei" w:eastAsia="Microsoft JhengHei"/>
+                <w:sz w:val="16"/>
+              </w:rPr>
+              <w:t>對外網 dev</w:t>
+            </w:r>
+          </w:p>
+        </w:tc>
+        <w:tc>
+          <w:tcPr>
+            <w:tcW w:type="dxa" w:w="1296"/>
+          </w:tcPr>
+          <w:p>
+            <w:pPr>
+              <w:spacing w:before="30" w:after="30" w:line="288" w:lineRule="auto"/>
+            </w:pPr>
+            <w:r>
+              <w:rPr>
+                <w:rFonts w:ascii="Microsoft JhengHei" w:hAnsi="Microsoft JhengHei" w:eastAsia="Microsoft JhengHei"/>
+                <w:sz w:val="16"/>
+              </w:rPr>
+              <w:t>帳密</w:t>
+            </w:r>
+          </w:p>
+        </w:tc>
+        <w:tc>
+          <w:tcPr>
+            <w:tcW w:type="dxa" w:w="3744"/>
+          </w:tcPr>
+          <w:p>
+            <w:pPr>
+              <w:spacing w:before="30" w:after="30" w:line="288" w:lineRule="auto"/>
+            </w:pPr>
+            <w:r>
+              <w:rPr>
+                <w:rFonts w:ascii="Microsoft JhengHei" w:hAnsi="Microsoft JhengHei" w:eastAsia="Microsoft JhengHei"/>
+                <w:sz w:val="16"/>
+              </w:rPr>
+              <w:t>1 檔：僅 README（dev 工具已在 main）</w:t>
+            </w:r>
+          </w:p>
+        </w:tc>
+      </w:tr>
+      <w:tr>
+        <w:tc>
+          <w:tcPr>
+            <w:tcW w:type="dxa" w:w="2160"/>
+            <w:shd w:val="clear" w:fill="F4F6F9"/>
+          </w:tcPr>
+          <w:p>
+            <w:pPr>
+              <w:spacing w:before="30" w:after="30" w:line="288" w:lineRule="auto"/>
+            </w:pPr>
+            <w:r>
+              <w:rPr>
+                <w:rFonts w:ascii="Microsoft JhengHei" w:hAnsi="Microsoft JhengHei" w:eastAsia="Microsoft JhengHei"/>
+                <w:b/>
+                <w:sz w:val="16"/>
+              </w:rPr>
+              <w:t>dev-military</w:t>
+            </w:r>
+          </w:p>
+        </w:tc>
+        <w:tc>
+          <w:tcPr>
+            <w:tcW w:type="dxa" w:w="2016"/>
+            <w:shd w:val="clear" w:fill="F4F6F9"/>
+          </w:tcPr>
+          <w:p>
+            <w:pPr>
+              <w:spacing w:before="30" w:after="30" w:line="288" w:lineRule="auto"/>
+            </w:pPr>
+            <w:r>
+              <w:rPr>
+                <w:rFonts w:ascii="Microsoft JhengHei" w:hAnsi="Microsoft JhengHei" w:eastAsia="Microsoft JhengHei"/>
+                <w:sz w:val="16"/>
+              </w:rPr>
+              <w:t>國軍 dev</w:t>
+            </w:r>
+          </w:p>
+        </w:tc>
+        <w:tc>
+          <w:tcPr>
+            <w:tcW w:type="dxa" w:w="1296"/>
+            <w:shd w:val="clear" w:fill="F4F6F9"/>
+          </w:tcPr>
+          <w:p>
+            <w:pPr>
+              <w:spacing w:before="30" w:after="30" w:line="288" w:lineRule="auto"/>
+            </w:pPr>
+            <w:r>
+              <w:rPr>
+                <w:rFonts w:ascii="Microsoft JhengHei" w:hAnsi="Microsoft JhengHei" w:eastAsia="Microsoft JhengHei"/>
+                <w:sz w:val="16"/>
+              </w:rPr>
+              <w:t>帳密</w:t>
+            </w:r>
+          </w:p>
+        </w:tc>
+        <w:tc>
+          <w:tcPr>
+            <w:tcW w:type="dxa" w:w="3744"/>
+            <w:shd w:val="clear" w:fill="F4F6F9"/>
+          </w:tcPr>
+          <w:p>
+            <w:pPr>
+              <w:spacing w:before="30" w:after="30" w:line="288" w:lineRule="auto"/>
+            </w:pPr>
+            <w:r>
+              <w:rPr>
+                <w:rFonts w:ascii="Microsoft JhengHei" w:hAnsi="Microsoft JhengHei" w:eastAsia="Microsoft JhengHei"/>
+                <w:sz w:val="16"/>
+              </w:rPr>
+              <w:t>3 檔：移除三個 dev 工具，模擬 air-gap 交付樣態</w:t>
+            </w:r>
+          </w:p>
+        </w:tc>
+      </w:tr>
+      <w:tr>
+        <w:tc>
+          <w:tcPr>
+            <w:tcW w:type="dxa" w:w="2160"/>
+          </w:tcPr>
+          <w:p>
+            <w:pPr>
+              <w:spacing w:before="30" w:after="30" w:line="288" w:lineRule="auto"/>
+            </w:pPr>
+            <w:r>
+              <w:rPr>
+                <w:rFonts w:ascii="Microsoft JhengHei" w:hAnsi="Microsoft JhengHei" w:eastAsia="Microsoft JhengHei"/>
+                <w:b/>
+                <w:sz w:val="16"/>
+              </w:rPr>
+              <w:t>trial-military</w:t>
+            </w:r>
+          </w:p>
+        </w:tc>
+        <w:tc>
+          <w:tcPr>
+            <w:tcW w:type="dxa" w:w="2016"/>
+          </w:tcPr>
+          <w:p>
+            <w:pPr>
+              <w:spacing w:before="30" w:after="30" w:line="288" w:lineRule="auto"/>
+            </w:pPr>
+            <w:r>
+              <w:rPr>
+                <w:rFonts w:ascii="Microsoft JhengHei" w:hAnsi="Microsoft JhengHei" w:eastAsia="Microsoft JhengHei"/>
+                <w:sz w:val="16"/>
+              </w:rPr>
+              <w:t>國軍 trial / 展示</w:t>
+            </w:r>
+          </w:p>
+        </w:tc>
+        <w:tc>
+          <w:tcPr>
+            <w:tcW w:type="dxa" w:w="1296"/>
+          </w:tcPr>
+          <w:p>
+            <w:pPr>
+              <w:spacing w:before="30" w:after="30" w:line="288" w:lineRule="auto"/>
+            </w:pPr>
+            <w:r>
+              <w:rPr>
+                <w:rFonts w:ascii="Microsoft JhengHei" w:hAnsi="Microsoft JhengHei" w:eastAsia="Microsoft JhengHei"/>
+                <w:sz w:val="16"/>
+              </w:rPr>
+              <w:t>帳密</w:t>
+            </w:r>
+          </w:p>
+        </w:tc>
+        <w:tc>
+          <w:tcPr>
+            <w:tcW w:type="dxa" w:w="3744"/>
+          </w:tcPr>
+          <w:p>
+            <w:pPr>
+              <w:spacing w:before="30" w:after="30" w:line="288" w:lineRule="auto"/>
+            </w:pPr>
+            <w:r>
+              <w:rPr>
+                <w:rFonts w:ascii="Microsoft JhengHei" w:hAnsi="Microsoft JhengHei" w:eastAsia="Microsoft JhengHei"/>
+                <w:sz w:val="16"/>
+              </w:rPr>
+              <w:t>427 檔：純減法，刪 ~12.4 萬行（拔掉 Studio/FLUX/ANILALM 等重型件，只留 demo 核心路徑）</w:t>
+            </w:r>
+          </w:p>
+        </w:tc>
+      </w:tr>
+    </w:tbl>
+    <w:p>
+      <w:pPr>
+        <w:spacing w:after="40"/>
+      </w:pPr>
+    </w:p>
+    <w:p>
+      <w:pPr>
+        <w:spacing w:before="40" w:after="120" w:line="360" w:lineRule="auto"/>
+      </w:pPr>
+      <w:r>
+        <w:rPr>
+          <w:rFonts w:ascii="Microsoft JhengHei" w:hAnsi="Microsoft JhengHei" w:eastAsia="Microsoft JhengHei"/>
+          <w:b w:val="0"/>
+          <w:i w:val="0"/>
+          <w:color w:val="1A1A1A"/>
+          <w:sz w:val="21"/>
+        </w:rPr>
+        <w:t>這裡有個我後來才講清楚的細節：「-passwd」後綴指的是認證模型（帳密 vs 卡片），不是密碼強度；目前 prod-*-passwd 之間的實際差異只在「拔掉哪個 dev 工具」與 JWT key 處理。</w:t>
+      </w:r>
+    </w:p>
+    <w:p>
+      <w:pPr>
+        <w:spacing w:before="40" w:after="40" w:line="360" w:lineRule="auto"/>
+      </w:pPr>
+      <w:r>
+        <w:rPr>
+          <w:rFonts w:ascii="Microsoft JhengHei" w:hAnsi="Microsoft JhengHei" w:eastAsia="Microsoft JhengHei"/>
+          <w:b w:val="0"/>
+          <w:i w:val="0"/>
+          <w:color w:val="1A1A1A"/>
+          <w:sz w:val="21"/>
+        </w:rPr>
+        <w:t>commit 用標籤決定散播範圍：無標籤＝散播到所有 downstream；[card-only]＝只進本分支；[security-all]＝五條分支各自獨立打 patch（不是 cherry-pick，因為 fork 區可能讓 patch 套不上去）。本分支有一份「永久 fork 區」清單（~25 個 auth 檔：auth.py / card_auth.py / users.py / auth_providers.py / LoginView.vue / 部分 models 等），改了不回推 main；其他改動一律先進 main，再 git merge origin/main -X theirs sync 回來、手動處理 fork 區衝突。整套 SOP 寫在 docs/branch-sync-backlog.md。</w:t>
+      </w:r>
+    </w:p>
+    <w:p>
+      <w:pPr>
+        <w:spacing w:before="300" w:after="120" w:line="276" w:lineRule="auto"/>
+        <w:pBdr>
+          <w:bottom w:val="single" w:sz="6" w:space="4" w:color="1F4E79"/>
+        </w:pBdr>
+      </w:pPr>
+      <w:r>
+        <w:rPr>
+          <w:rFonts w:ascii="Microsoft JhengHei" w:hAnsi="Microsoft JhengHei" w:eastAsia="Microsoft JhengHei"/>
+          <w:b/>
+          <w:color w:val="1F4E79"/>
+          <w:sz w:val="34"/>
+        </w:rPr>
+        <w:t>玖、安全：一次完整的弱點稽核（88 findings）</w:t>
+      </w:r>
+    </w:p>
+    <w:p>
+      <w:pPr>
+        <w:spacing w:before="40" w:after="60" w:line="360" w:lineRule="auto"/>
+      </w:pPr>
+      <w:r>
+        <w:rPr>
+          <w:rFonts w:ascii="Microsoft JhengHei" w:hAnsi="Microsoft JhengHei" w:eastAsia="Microsoft JhengHei"/>
+          <w:b w:val="0"/>
+          <w:i w:val="0"/>
+          <w:color w:val="1A1A1A"/>
+          <w:sz w:val="21"/>
+        </w:rPr>
+        <w:t>2026-06-02 我們做了一次大規模弱點稽核：以多 agent workflow 掃出 120 個 finding、人工核實 88 個，其中關鍵的 S1–S10 我逐一修補並用 py_compile + 邏輯稽核驗證。摘錄幾個最有代表性的：</w:t>
+      </w:r>
+    </w:p>
+    <w:tbl>
+      <w:tblPr>
+        <w:tblW w:type="auto" w:w="0"/>
+        <w:jc w:val="center"/>
+        <w:tblLook w:firstColumn="1" w:firstRow="1" w:lastColumn="0" w:lastRow="0" w:noHBand="0" w:noVBand="1" w:val="04A0"/>
+        <w:tblBorders>
+          <w:top w:val="single" w:sz="4" w:space="0" w:color="BFBFBF"/>
+          <w:left w:val="single" w:sz="4" w:space="0" w:color="BFBFBF"/>
+          <w:bottom w:val="single" w:sz="4" w:space="0" w:color="BFBFBF"/>
+          <w:right w:val="single" w:sz="4" w:space="0" w:color="BFBFBF"/>
+          <w:insideH w:val="single" w:sz="4" w:space="0" w:color="BFBFBF"/>
+          <w:insideV w:val="single" w:sz="4" w:space="0" w:color="BFBFBF"/>
+        </w:tblBorders>
+      </w:tblPr>
+      <w:tblGrid>
+        <w:gridCol w:w="3120"/>
+        <w:gridCol w:w="3120"/>
+        <w:gridCol w:w="3120"/>
+      </w:tblGrid>
+      <w:tr>
+        <w:tc>
+          <w:tcPr>
+            <w:tcW w:type="dxa" w:w="1296"/>
             <w:shd w:val="clear" w:fill="1F4E79"/>
           </w:tcPr>
           <w:p>
@@ -4572,13 +6311,13 @@
                 <w:color w:val="FFFFFF"/>
                 <w:sz w:val="17"/>
               </w:rPr>
-              <w:t>類別</w:t>
+              <w:t>編號</w:t>
             </w:r>
           </w:p>
         </w:tc>
         <w:tc>
           <w:tcPr>
-            <w:tcW w:type="dxa" w:w="3888"/>
+            <w:tcW w:type="dxa" w:w="4752"/>
             <w:shd w:val="clear" w:fill="1F4E79"/>
           </w:tcPr>
           <w:p>
@@ -4598,7 +6337,7 @@
         </w:tc>
         <w:tc>
           <w:tcPr>
-            <w:tcW w:type="dxa" w:w="3600"/>
+            <w:tcW w:type="dxa" w:w="3168"/>
             <w:shd w:val="clear" w:fill="1F4E79"/>
           </w:tcPr>
           <w:p>
@@ -4612,7 +6351,7 @@
                 <w:color w:val="FFFFFF"/>
                 <w:sz w:val="17"/>
               </w:rPr>
-              <w:t>修法</w:t>
+              <w:t>嚴重度 / 結果</w:t>
             </w:r>
           </w:p>
         </w:tc>
@@ -4620,7 +6359,7 @@
       <w:tr>
         <w:tc>
           <w:tcPr>
-            <w:tcW w:type="dxa" w:w="2016"/>
+            <w:tcW w:type="dxa" w:w="1296"/>
           </w:tcPr>
           <w:p>
             <w:pPr>
@@ -4632,13 +6371,13 @@
                 <w:b/>
                 <w:sz w:val="17"/>
               </w:rPr>
-              <w:t>SSRF parity</w:t>
+              <w:t>S1</w:t>
             </w:r>
           </w:p>
         </w:tc>
         <w:tc>
           <w:tcPr>
-            <w:tcW w:type="dxa" w:w="3888"/>
+            <w:tcW w:type="dxa" w:w="4752"/>
           </w:tcPr>
           <w:p>
             <w:pPr>
@@ -4649,13 +6388,13 @@
                 <w:rFonts w:ascii="Microsoft JhengHei" w:hAnsi="Microsoft JhengHei" w:eastAsia="Microsoft JhengHei"/>
                 <w:sz w:val="17"/>
               </w:rPr>
-              <w:t>記憶服務的 embed / extract 呼叫沒有經過 SSRF guard，且在驗證前就帶上 MODEL_GATEWAY_API_KEY</w:t>
+              <w:t>.env 關掉啟動 secret 守門、ADMIN_PASSWORD=changeme</w:t>
             </w:r>
           </w:p>
         </w:tc>
         <w:tc>
           <w:tcPr>
-            <w:tcW w:type="dxa" w:w="3600"/>
+            <w:tcW w:type="dxa" w:w="3168"/>
           </w:tcPr>
           <w:p>
             <w:pPr>
@@ -4666,7 +6405,7 @@
                 <w:rFonts w:ascii="Microsoft JhengHei" w:hAnsi="Microsoft JhengHei" w:eastAsia="Microsoft JhengHei"/>
                 <w:sz w:val="17"/>
               </w:rPr>
-              <w:t>改成附金鑰前先 validate_outbound_url，關掉「透過 SSRF 偷金鑰」的路徑</w:t>
+              <w:t>HIGH / 已修：強制 0 + 強密碼</w:t>
             </w:r>
           </w:p>
         </w:tc>
@@ -4674,7 +6413,7 @@
       <w:tr>
         <w:tc>
           <w:tcPr>
-            <w:tcW w:type="dxa" w:w="2016"/>
+            <w:tcW w:type="dxa" w:w="1296"/>
             <w:shd w:val="clear" w:fill="F4F6F9"/>
           </w:tcPr>
           <w:p>
@@ -4687,13 +6426,13 @@
                 <w:b/>
                 <w:sz w:val="17"/>
               </w:rPr>
-              <w:t>授權 oracle</w:t>
+              <w:t>S2</w:t>
             </w:r>
           </w:p>
         </w:tc>
         <w:tc>
           <w:tcPr>
-            <w:tcW w:type="dxa" w:w="3888"/>
+            <w:tcW w:type="dxa" w:w="4752"/>
             <w:shd w:val="clear" w:fill="F4F6F9"/>
           </w:tcPr>
           <w:p>
@@ -4705,13 +6444,13 @@
                 <w:rFonts w:ascii="Microsoft JhengHei" w:hAnsi="Microsoft JhengHei" w:eastAsia="Microsoft JhengHei"/>
                 <w:sz w:val="17"/>
               </w:rPr>
-              <w:t>list_agent_functions 沒檢查權限，且不匹配回 403</w:t>
+              <w:t>Ingestion 審計 log 沒 commit，從未落地</w:t>
             </w:r>
           </w:p>
         </w:tc>
         <w:tc>
           <w:tcPr>
-            <w:tcW w:type="dxa" w:w="3600"/>
+            <w:tcW w:type="dxa" w:w="3168"/>
             <w:shd w:val="clear" w:fill="F4F6F9"/>
           </w:tcPr>
           <w:p>
@@ -4723,7 +6462,7 @@
                 <w:rFonts w:ascii="Microsoft JhengHei" w:hAnsi="Microsoft JhengHei" w:eastAsia="Microsoft JhengHei"/>
                 <w:sz w:val="17"/>
               </w:rPr>
-              <w:t>改成需要權限，不匹配回 404，消除 agent 名稱列舉 oracle</w:t>
+              <w:t>HIGH / 已修：10 處加 commit=True</w:t>
             </w:r>
           </w:p>
         </w:tc>
@@ -4731,7 +6470,7 @@
       <w:tr>
         <w:tc>
           <w:tcPr>
-            <w:tcW w:type="dxa" w:w="2016"/>
+            <w:tcW w:type="dxa" w:w="1296"/>
           </w:tcPr>
           <w:p>
             <w:pPr>
@@ -4743,13 +6482,13 @@
                 <w:b/>
                 <w:sz w:val="17"/>
               </w:rPr>
-              <w:t>錯誤資訊外洩</w:t>
+              <w:t>S3 / S4</w:t>
             </w:r>
           </w:p>
         </w:tc>
         <w:tc>
           <w:tcPr>
-            <w:tcW w:type="dxa" w:w="3888"/>
+            <w:tcW w:type="dxa" w:w="4752"/>
           </w:tcPr>
           <w:p>
             <w:pPr>
@@ -4760,13 +6499,13 @@
                 <w:rFonts w:ascii="Microsoft JhengHei" w:hAnsi="Microsoft JhengHei" w:eastAsia="Microsoft JhengHei"/>
                 <w:sz w:val="17"/>
               </w:rPr>
-              <w:t>上游 4xx/5xx 的 body 直接回給 client</w:t>
+              <w:t>無 Host allowlist；CORS 空值 fallback 成 ["*"]</w:t>
             </w:r>
           </w:p>
         </w:tc>
         <w:tc>
           <w:tcPr>
-            <w:tcW w:type="dxa" w:w="3600"/>
+            <w:tcW w:type="dxa" w:w="3168"/>
           </w:tcPr>
           <w:p>
             <w:pPr>
@@ -4777,7 +6516,7 @@
                 <w:rFonts w:ascii="Microsoft JhengHei" w:hAnsi="Microsoft JhengHei" w:eastAsia="Microsoft JhengHei"/>
                 <w:sz w:val="17"/>
               </w:rPr>
-              <w:t>上游錯誤只記在 server 端，client 只拿到通用訊息</w:t>
+              <w:t>MEDIUM / 已修：TrustedHost + fail-closed</w:t>
             </w:r>
           </w:p>
         </w:tc>
@@ -4785,7 +6524,7 @@
       <w:tr>
         <w:tc>
           <w:tcPr>
-            <w:tcW w:type="dxa" w:w="2016"/>
+            <w:tcW w:type="dxa" w:w="1296"/>
             <w:shd w:val="clear" w:fill="F4F6F9"/>
           </w:tcPr>
           <w:p>
@@ -4798,13 +6537,13 @@
                 <w:b/>
                 <w:sz w:val="17"/>
               </w:rPr>
-              <w:t>輸入上界</w:t>
+              <w:t>S5</w:t>
             </w:r>
           </w:p>
         </w:tc>
         <w:tc>
           <w:tcPr>
-            <w:tcW w:type="dxa" w:w="3888"/>
+            <w:tcW w:type="dxa" w:w="4752"/>
             <w:shd w:val="clear" w:fill="F4F6F9"/>
           </w:tcPr>
           <w:p>
@@ -4816,13 +6555,13 @@
                 <w:rFonts w:ascii="Microsoft JhengHei" w:hAnsi="Microsoft JhengHei" w:eastAsia="Microsoft JhengHei"/>
                 <w:sz w:val="17"/>
               </w:rPr>
-              <w:t>訊息內容 / metadata 無長度上限，可被多 MB 灌爆</w:t>
+              <w:t>ingestion_images 缺 RLS（document_chunks 有）</w:t>
             </w:r>
           </w:p>
         </w:tc>
         <w:tc>
           <w:tcPr>
-            <w:tcW w:type="dxa" w:w="3600"/>
+            <w:tcW w:type="dxa" w:w="3168"/>
             <w:shd w:val="clear" w:fill="F4F6F9"/>
           </w:tcPr>
           <w:p>
@@ -4834,7 +6573,7 @@
                 <w:rFonts w:ascii="Microsoft JhengHei" w:hAnsi="Microsoft JhengHei" w:eastAsia="Microsoft JhengHei"/>
                 <w:sz w:val="17"/>
               </w:rPr>
-              <w:t>訊息 500KB 上限、metadata 64KB、UI 設定 256KB（在 parse 前就擋）</w:t>
+              <w:t>MEDIUM / migration 0037 + GUC scoping</w:t>
             </w:r>
           </w:p>
         </w:tc>
@@ -4842,7 +6581,7 @@
       <w:tr>
         <w:tc>
           <w:tcPr>
-            <w:tcW w:type="dxa" w:w="2016"/>
+            <w:tcW w:type="dxa" w:w="1296"/>
           </w:tcPr>
           <w:p>
             <w:pPr>
@@ -4854,13 +6593,13 @@
                 <w:b/>
                 <w:sz w:val="17"/>
               </w:rPr>
-              <w:t>機密對話外洩</w:t>
+              <w:t>S6</w:t>
             </w:r>
           </w:p>
         </w:tc>
         <w:tc>
           <w:tcPr>
-            <w:tcW w:type="dxa" w:w="3888"/>
+            <w:tcW w:type="dxa" w:w="4752"/>
           </w:tcPr>
           <w:p>
             <w:pPr>
@@ -4871,13 +6610,13 @@
                 <w:rFonts w:ascii="Microsoft JhengHei" w:hAnsi="Microsoft JhengHei" w:eastAsia="Microsoft JhengHei"/>
                 <w:sz w:val="17"/>
               </w:rPr>
-              <w:t>公開分享在 classified=true 時仍露出標題</w:t>
+              <w:t>SSRF 只在 create/update 驗，呼叫時不驗（TOCTOU）</w:t>
             </w:r>
           </w:p>
         </w:tc>
         <w:tc>
           <w:tcPr>
-            <w:tcW w:type="dxa" w:w="3600"/>
+            <w:tcW w:type="dxa" w:w="3168"/>
           </w:tcPr>
           <w:p>
             <w:pPr>
@@ -4888,7 +6627,64 @@
                 <w:rFonts w:ascii="Microsoft JhengHei" w:hAnsi="Microsoft JhengHei" w:eastAsia="Microsoft JhengHei"/>
                 <w:sz w:val="17"/>
               </w:rPr>
-              <w:t>標題與內容遮蔽，並加 ENABLE_PUBLIC_SHARE 旗標可整個關掉</w:t>
+              <w:t>已修：proxy 呼叫時 re-validate</w:t>
+            </w:r>
+          </w:p>
+        </w:tc>
+      </w:tr>
+      <w:tr>
+        <w:tc>
+          <w:tcPr>
+            <w:tcW w:type="dxa" w:w="1296"/>
+            <w:shd w:val="clear" w:fill="F4F6F9"/>
+          </w:tcPr>
+          <w:p>
+            <w:pPr>
+              <w:spacing w:before="30" w:after="30" w:line="288" w:lineRule="auto"/>
+            </w:pPr>
+            <w:r>
+              <w:rPr>
+                <w:rFonts w:ascii="Microsoft JhengHei" w:hAnsi="Microsoft JhengHei" w:eastAsia="Microsoft JhengHei"/>
+                <w:b/>
+                <w:sz w:val="17"/>
+              </w:rPr>
+              <w:t>S8 / S9</w:t>
+            </w:r>
+          </w:p>
+        </w:tc>
+        <w:tc>
+          <w:tcPr>
+            <w:tcW w:type="dxa" w:w="4752"/>
+            <w:shd w:val="clear" w:fill="F4F6F9"/>
+          </w:tcPr>
+          <w:p>
+            <w:pPr>
+              <w:spacing w:before="30" w:after="30" w:line="288" w:lineRule="auto"/>
+            </w:pPr>
+            <w:r>
+              <w:rPr>
+                <w:rFonts w:ascii="Microsoft JhengHei" w:hAnsi="Microsoft JhengHei" w:eastAsia="Microsoft JhengHei"/>
+                <w:sz w:val="17"/>
+              </w:rPr>
+              <w:t>Swagger 未授權公開；DB 錯誤細節外洩給 client</w:t>
+            </w:r>
+          </w:p>
+        </w:tc>
+        <w:tc>
+          <w:tcPr>
+            <w:tcW w:type="dxa" w:w="3168"/>
+            <w:shd w:val="clear" w:fill="F4F6F9"/>
+          </w:tcPr>
+          <w:p>
+            <w:pPr>
+              <w:spacing w:before="30" w:after="30" w:line="288" w:lineRule="auto"/>
+            </w:pPr>
+            <w:r>
+              <w:rPr>
+                <w:rFonts w:ascii="Microsoft JhengHei" w:hAnsi="Microsoft JhengHei" w:eastAsia="Microsoft JhengHei"/>
+                <w:sz w:val="17"/>
+              </w:rPr>
+              <w:t>已修：ENABLE_API_DOCS 旗標 + 通用錯誤訊息</w:t>
             </w:r>
           </w:p>
         </w:tc>
@@ -4911,12 +6707,12 @@
           <w:color w:val="1A1A1A"/>
           <w:sz w:val="21"/>
         </w:rPr>
-        <w:t>我也把 startup_security 做成「prod 啟動時主動拒絕危險設定」：偵測到 dev 預設值（changeme 之類）、CARD_INITIAL_OWNERS 是 placeholder、或 card-login 設定自相矛盾，container 直接開不起來。安全的最後一道防線，是讓「錯誤的設定根本跑不起來」。</w:t>
+        <w:t>這次稽核還抓到一個很有教育性的架構誤解：某個 agent 的開發指南以為「Router 會把 user JWT 傳下去給 agent 做 RAG 檢索」，但實際上 Router 只傳 X-CSP-Service-Token + X-ANILA-User-Id，不傳 JWT。這讓我學到：文件會過期、會寫錯，驗證要對著程式碼，不是對著文件。我也把 startup_security 做成 prod 啟動時主動拒絕危險設定（dev 預設值、placeholder owner、矛盾的 card 設定），讓錯誤設定根本跑不起來。</w:t>
       </w:r>
     </w:p>
     <w:p>
       <w:pPr>
-        <w:spacing w:before="280" w:after="120" w:line="288" w:lineRule="auto"/>
+        <w:spacing w:before="300" w:after="120" w:line="276" w:lineRule="auto"/>
         <w:pBdr>
           <w:bottom w:val="single" w:sz="6" w:space="4" w:color="1F4E79"/>
         </w:pBdr>
@@ -4928,12 +6724,12 @@
           <w:color w:val="1F4E79"/>
           <w:sz w:val="34"/>
         </w:rPr>
-        <w:t>柒、AI 治理：對齊 ISO/IEC 42001:2023</w:t>
+        <w:t>拾、AI 治理：對齊 ISO/IEC 42001:2023</w:t>
       </w:r>
     </w:p>
     <w:p>
       <w:pPr>
-        <w:spacing w:before="40" w:after="40" w:line="360" w:lineRule="auto"/>
+        <w:spacing w:before="40" w:after="60" w:line="360" w:lineRule="auto"/>
       </w:pPr>
       <w:r>
         <w:rPr>
@@ -4943,22 +6739,7 @@
           <w:color w:val="1A1A1A"/>
           <w:sz w:val="21"/>
         </w:rPr>
-        <w:t>這是我這一年最「不像工程、但其實很工程」的一塊。中科院內網部署要求對齊 ISO/IEC 42001:2023（AI 管理系統）。一開始我以為治理就是寫文件，後來才理解：好的治理要能「長在程式與資料裡」，而不只是躺在 Word 檔。</w:t>
-      </w:r>
-    </w:p>
-    <w:p>
-      <w:pPr>
-        <w:spacing w:before="40" w:after="60" w:line="360" w:lineRule="auto"/>
-      </w:pPr>
-      <w:r>
-        <w:rPr>
-          <w:rFonts w:ascii="Microsoft JhengHei" w:hAnsi="Microsoft JhengHei" w:eastAsia="Microsoft JhengHei"/>
-          <w:b w:val="0"/>
-          <w:i w:val="0"/>
-          <w:color w:val="1A1A1A"/>
-          <w:sz w:val="21"/>
-        </w:rPr>
-        <w:t>我們在 docs/governance/ 建了 10 份治理文件（AI 政策、角色職責 RACI、風險登錄簿、AIIA 範本、model card 範本、資料治理、AI 事件回應、第三方 AI 登錄等），以 iso-42001-compliance.md 作為主索引，逐條盤點 Clause 4–10 與 Annex A 的現況、差距與收斂計畫。但真正讓治理「可稽核」的，是 migration 0035：</w:t>
+        <w:t>中科院內網部署要求對齊 ISO/IEC 42001:2023（AI 管理系統）。一開始我以為治理就是寫文件，後來才理解：好的治理要「長進程式與資料」，而不只躺在 Word 檔。我們在 docs/governance/ 建了 10 份治理文件（AI 政策、RACI、風險登錄簿、AIIA 範本、model card 範本、資料治理、AI 事件回應、第三方 AI 登錄等），以 iso-42001-compliance.md 為主索引，逐條盤點 Clause 4–10 與 Annex A。但真正讓治理可稽核的，是 migration 0035：</w:t>
       </w:r>
     </w:p>
     <w:tbl>
@@ -5037,7 +6818,7 @@
                 <w:color w:val="FFFFFF"/>
                 <w:sz w:val="17"/>
               </w:rPr>
-              <w:t>對應 ISO 42001</w:t>
+              <w:t>對應</w:t>
             </w:r>
           </w:p>
         </w:tc>
@@ -5091,7 +6872,7 @@
                 <w:rFonts w:ascii="Microsoft JhengHei" w:hAnsi="Microsoft JhengHei" w:eastAsia="Microsoft JhengHei"/>
                 <w:sz w:val="17"/>
               </w:rPr>
-              <w:t>A.6.2.x：部署可追溯、V&amp;V 審核軌跡、AI 影響評估</w:t>
+              <w:t>部署可追溯 + V&amp;V 審核軌跡 + AI 影響評估</w:t>
             </w:r>
           </w:p>
         </w:tc>
@@ -5148,7 +6929,7 @@
                 <w:rFonts w:ascii="Microsoft JhengHei" w:hAnsi="Microsoft JhengHei" w:eastAsia="Microsoft JhengHei"/>
                 <w:sz w:val="17"/>
               </w:rPr>
-              <w:t>A.6.2.7：model card、權重校驗、用途與限制</w:t>
+              <w:t>model card + 權重校驗 + 用途與限制</w:t>
             </w:r>
           </w:p>
         </w:tc>
@@ -5171,7 +6952,7 @@
           <w:color w:val="1A1A1A"/>
           <w:sz w:val="21"/>
         </w:rPr>
-        <w:t>把這些欄位放進 schema 的意義是：未來每個 production agent 註冊時都「必須」填 AIIA，每個 model 都有 model card 與權重 SHA256（可偵測上游悄悄換檔），而且都能追回是哪個 commit、誰審核的。再加上 fail-soft 的審計日誌、RLS 的資料隔離、cookie 安全旗標——治理就從文件變成了系統行為。</w:t>
+        <w:t>把這些放進 schema 的意義是：未來每個 production agent 註冊都「必須」填 AIIA，每個 model 都有 model card 與權重 SHA256（可偵測上游悄悄換檔），且都能追回是哪個 commit、誰審核的。再加上 fail-soft 審計、RLS 資料隔離、cookie 安全旗標——治理就從文件變成了系統行為。</w:t>
       </w:r>
     </w:p>
     <w:p>
@@ -5194,7 +6975,7 @@
     </w:p>
     <w:p>
       <w:pPr>
-        <w:spacing w:before="280" w:after="120" w:line="288" w:lineRule="auto"/>
+        <w:spacing w:before="300" w:after="120" w:line="276" w:lineRule="auto"/>
         <w:pBdr>
           <w:bottom w:val="single" w:sz="6" w:space="4" w:color="1F4E79"/>
         </w:pBdr>
@@ -5206,7 +6987,7 @@
           <w:color w:val="1F4E79"/>
           <w:sz w:val="34"/>
         </w:rPr>
-        <w:t>捌、分支策略與工程方法論</w:t>
+        <w:t>拾壹、工程旅程：轉折、逆轉與教訓</w:t>
       </w:r>
     </w:p>
     <w:p>
@@ -5221,116 +7002,371 @@
           <w:color w:val="1A1A1A"/>
           <w:sz w:val="21"/>
         </w:rPr>
-        <w:t>一套程式要同時服務內網卡片、對外帳密、國軍交付等多個對象，分支管理就成了生死問題。我們的紀律是：main 是 SSOT，七條分支各有定位，新功能先進 main 再 sync。每個 commit 用標籤決定散播範圍：</w:t>
+        <w:t>這一年最珍貴的，其實是那些「走了一半才掉頭」的決定。我把幾個重要的轉折記下來：</w:t>
       </w:r>
     </w:p>
+    <w:tbl>
+      <w:tblPr>
+        <w:tblW w:type="auto" w:w="0"/>
+        <w:jc w:val="center"/>
+        <w:tblLook w:firstColumn="1" w:firstRow="1" w:lastColumn="0" w:lastRow="0" w:noHBand="0" w:noVBand="1" w:val="04A0"/>
+        <w:tblBorders>
+          <w:top w:val="single" w:sz="4" w:space="0" w:color="BFBFBF"/>
+          <w:left w:val="single" w:sz="4" w:space="0" w:color="BFBFBF"/>
+          <w:bottom w:val="single" w:sz="4" w:space="0" w:color="BFBFBF"/>
+          <w:right w:val="single" w:sz="4" w:space="0" w:color="BFBFBF"/>
+          <w:insideH w:val="single" w:sz="4" w:space="0" w:color="BFBFBF"/>
+          <w:insideV w:val="single" w:sz="4" w:space="0" w:color="BFBFBF"/>
+        </w:tblBorders>
+      </w:tblPr>
+      <w:tblGrid>
+        <w:gridCol w:w="3120"/>
+        <w:gridCol w:w="3120"/>
+        <w:gridCol w:w="3120"/>
+      </w:tblGrid>
+      <w:tr>
+        <w:tc>
+          <w:tcPr>
+            <w:tcW w:type="dxa" w:w="2016"/>
+            <w:shd w:val="clear" w:fill="1F4E79"/>
+          </w:tcPr>
+          <w:p>
+            <w:pPr>
+              <w:spacing w:before="40" w:after="40" w:line="276" w:lineRule="auto"/>
+            </w:pPr>
+            <w:r>
+              <w:rPr>
+                <w:rFonts w:ascii="Microsoft JhengHei" w:hAnsi="Microsoft JhengHei" w:eastAsia="Microsoft JhengHei"/>
+                <w:b/>
+                <w:color w:val="FFFFFF"/>
+                <w:sz w:val="16"/>
+              </w:rPr>
+              <w:t>轉折</w:t>
+            </w:r>
+          </w:p>
+        </w:tc>
+        <w:tc>
+          <w:tcPr>
+            <w:tcW w:type="dxa" w:w="2736"/>
+            <w:shd w:val="clear" w:fill="1F4E79"/>
+          </w:tcPr>
+          <w:p>
+            <w:pPr>
+              <w:spacing w:before="40" w:after="40" w:line="276" w:lineRule="auto"/>
+            </w:pPr>
+            <w:r>
+              <w:rPr>
+                <w:rFonts w:ascii="Microsoft JhengHei" w:hAnsi="Microsoft JhengHei" w:eastAsia="Microsoft JhengHei"/>
+                <w:b/>
+                <w:color w:val="FFFFFF"/>
+                <w:sz w:val="16"/>
+              </w:rPr>
+              <w:t>原本</w:t>
+            </w:r>
+          </w:p>
+        </w:tc>
+        <w:tc>
+          <w:tcPr>
+            <w:tcW w:type="dxa" w:w="4752"/>
+            <w:shd w:val="clear" w:fill="1F4E79"/>
+          </w:tcPr>
+          <w:p>
+            <w:pPr>
+              <w:spacing w:before="40" w:after="40" w:line="276" w:lineRule="auto"/>
+            </w:pPr>
+            <w:r>
+              <w:rPr>
+                <w:rFonts w:ascii="Microsoft JhengHei" w:hAnsi="Microsoft JhengHei" w:eastAsia="Microsoft JhengHei"/>
+                <w:b/>
+                <w:color w:val="FFFFFF"/>
+                <w:sz w:val="16"/>
+              </w:rPr>
+              <w:t>後來 / 教訓</w:t>
+            </w:r>
+          </w:p>
+        </w:tc>
+      </w:tr>
+      <w:tr>
+        <w:tc>
+          <w:tcPr>
+            <w:tcW w:type="dxa" w:w="2016"/>
+          </w:tcPr>
+          <w:p>
+            <w:pPr>
+              <w:spacing w:before="30" w:after="30" w:line="288" w:lineRule="auto"/>
+            </w:pPr>
+            <w:r>
+              <w:rPr>
+                <w:rFonts w:ascii="Microsoft JhengHei" w:hAnsi="Microsoft JhengHei" w:eastAsia="Microsoft JhengHei"/>
+                <w:b/>
+                <w:sz w:val="16"/>
+              </w:rPr>
+              <w:t>anila-core 的 ingestion</w:t>
+            </w:r>
+          </w:p>
+        </w:tc>
+        <w:tc>
+          <w:tcPr>
+            <w:tcW w:type="dxa" w:w="2736"/>
+          </w:tcPr>
+          <w:p>
+            <w:pPr>
+              <w:spacing w:before="30" w:after="30" w:line="288" w:lineRule="auto"/>
+            </w:pPr>
+            <w:r>
+              <w:rPr>
+                <w:rFonts w:ascii="Microsoft JhengHei" w:hAnsi="Microsoft JhengHei" w:eastAsia="Microsoft JhengHei"/>
+                <w:sz w:val="16"/>
+              </w:rPr>
+              <w:t>RAG 程式塞在 core 裡</w:t>
+            </w:r>
+          </w:p>
+        </w:tc>
+        <w:tc>
+          <w:tcPr>
+            <w:tcW w:type="dxa" w:w="4752"/>
+          </w:tcPr>
+          <w:p>
+            <w:pPr>
+              <w:spacing w:before="30" w:after="30" w:line="288" w:lineRule="auto"/>
+            </w:pPr>
+            <w:r>
+              <w:rPr>
+                <w:rFonts w:ascii="Microsoft JhengHei" w:hAnsi="Microsoft JhengHei" w:eastAsia="Microsoft JhengHei"/>
+                <w:sz w:val="16"/>
+              </w:rPr>
+              <w:t>發現是死碼、真正實作在 AgenticRAG 模板 → 砍掉 core 的 RAG，只留純 runtime。教訓：最小化發貨、讓模板創新、收斂到領先實作</w:t>
+            </w:r>
+          </w:p>
+        </w:tc>
+      </w:tr>
+      <w:tr>
+        <w:tc>
+          <w:tcPr>
+            <w:tcW w:type="dxa" w:w="2016"/>
+            <w:shd w:val="clear" w:fill="F4F6F9"/>
+          </w:tcPr>
+          <w:p>
+            <w:pPr>
+              <w:spacing w:before="30" w:after="30" w:line="288" w:lineRule="auto"/>
+            </w:pPr>
+            <w:r>
+              <w:rPr>
+                <w:rFonts w:ascii="Microsoft JhengHei" w:hAnsi="Microsoft JhengHei" w:eastAsia="Microsoft JhengHei"/>
+                <w:b/>
+                <w:sz w:val="16"/>
+              </w:rPr>
+              <w:t>記憶層歸屬</w:t>
+            </w:r>
+          </w:p>
+        </w:tc>
+        <w:tc>
+          <w:tcPr>
+            <w:tcW w:type="dxa" w:w="2736"/>
+            <w:shd w:val="clear" w:fill="F4F6F9"/>
+          </w:tcPr>
+          <w:p>
+            <w:pPr>
+              <w:spacing w:before="30" w:after="30" w:line="288" w:lineRule="auto"/>
+            </w:pPr>
+            <w:r>
+              <w:rPr>
+                <w:rFonts w:ascii="Microsoft JhengHei" w:hAnsi="Microsoft JhengHei" w:eastAsia="Microsoft JhengHei"/>
+                <w:sz w:val="16"/>
+              </w:rPr>
+              <w:t>三個競爭方案</w:t>
+            </w:r>
+          </w:p>
+        </w:tc>
+        <w:tc>
+          <w:tcPr>
+            <w:tcW w:type="dxa" w:w="4752"/>
+            <w:shd w:val="clear" w:fill="F4F6F9"/>
+          </w:tcPr>
+          <w:p>
+            <w:pPr>
+              <w:spacing w:before="30" w:after="30" w:line="288" w:lineRule="auto"/>
+            </w:pPr>
+            <w:r>
+              <w:rPr>
+                <w:rFonts w:ascii="Microsoft JhengHei" w:hAnsi="Microsoft JhengHei" w:eastAsia="Microsoft JhengHei"/>
+                <w:sz w:val="16"/>
+              </w:rPr>
+              <w:t>選 route 3（CSP 存、core 定義語意）。教訓：用「單點故障分析」當決策矩陣能快速收斂</w:t>
+            </w:r>
+          </w:p>
+        </w:tc>
+      </w:tr>
+      <w:tr>
+        <w:tc>
+          <w:tcPr>
+            <w:tcW w:type="dxa" w:w="2016"/>
+          </w:tcPr>
+          <w:p>
+            <w:pPr>
+              <w:spacing w:before="30" w:after="30" w:line="288" w:lineRule="auto"/>
+            </w:pPr>
+            <w:r>
+              <w:rPr>
+                <w:rFonts w:ascii="Microsoft JhengHei" w:hAnsi="Microsoft JhengHei" w:eastAsia="Microsoft JhengHei"/>
+                <w:b/>
+                <w:sz w:val="16"/>
+              </w:rPr>
+              <w:t>Onyx</w:t>
+            </w:r>
+          </w:p>
+        </w:tc>
+        <w:tc>
+          <w:tcPr>
+            <w:tcW w:type="dxa" w:w="2736"/>
+          </w:tcPr>
+          <w:p>
+            <w:pPr>
+              <w:spacing w:before="30" w:after="30" w:line="288" w:lineRule="auto"/>
+            </w:pPr>
+            <w:r>
+              <w:rPr>
+                <w:rFonts w:ascii="Microsoft JhengHei" w:hAnsi="Microsoft JhengHei" w:eastAsia="Microsoft JhengHei"/>
+                <w:sz w:val="16"/>
+              </w:rPr>
+              <w:t>原本排在 Phase 1</w:t>
+            </w:r>
+          </w:p>
+        </w:tc>
+        <w:tc>
+          <w:tcPr>
+            <w:tcW w:type="dxa" w:w="4752"/>
+          </w:tcPr>
+          <w:p>
+            <w:pPr>
+              <w:spacing w:before="30" w:after="30" w:line="288" w:lineRule="auto"/>
+            </w:pPr>
+            <w:r>
+              <w:rPr>
+                <w:rFonts w:ascii="Microsoft JhengHei" w:hAnsi="Microsoft JhengHei" w:eastAsia="Microsoft JhengHei"/>
+                <w:sz w:val="16"/>
+              </w:rPr>
+              <w:t>延後成「待各單位 API 穩定再開案」。教訓：別在客戶的 API 契約還沒被驗證前，就先蓋 workflow 引擎</w:t>
+            </w:r>
+          </w:p>
+        </w:tc>
+      </w:tr>
+      <w:tr>
+        <w:tc>
+          <w:tcPr>
+            <w:tcW w:type="dxa" w:w="2016"/>
+            <w:shd w:val="clear" w:fill="F4F6F9"/>
+          </w:tcPr>
+          <w:p>
+            <w:pPr>
+              <w:spacing w:before="30" w:after="30" w:line="288" w:lineRule="auto"/>
+            </w:pPr>
+            <w:r>
+              <w:rPr>
+                <w:rFonts w:ascii="Microsoft JhengHei" w:hAnsi="Microsoft JhengHei" w:eastAsia="Microsoft JhengHei"/>
+                <w:b/>
+                <w:sz w:val="16"/>
+              </w:rPr>
+              <w:t>配額</w:t>
+            </w:r>
+          </w:p>
+        </w:tc>
+        <w:tc>
+          <w:tcPr>
+            <w:tcW w:type="dxa" w:w="2736"/>
+            <w:shd w:val="clear" w:fill="F4F6F9"/>
+          </w:tcPr>
+          <w:p>
+            <w:pPr>
+              <w:spacing w:before="30" w:after="30" w:line="288" w:lineRule="auto"/>
+            </w:pPr>
+            <w:r>
+              <w:rPr>
+                <w:rFonts w:ascii="Microsoft JhengHei" w:hAnsi="Microsoft JhengHei" w:eastAsia="Microsoft JhengHei"/>
+                <w:sz w:val="16"/>
+              </w:rPr>
+              <w:t>原本規劃 token/request quota</w:t>
+            </w:r>
+          </w:p>
+        </w:tc>
+        <w:tc>
+          <w:tcPr>
+            <w:tcW w:type="dxa" w:w="4752"/>
+            <w:shd w:val="clear" w:fill="F4F6F9"/>
+          </w:tcPr>
+          <w:p>
+            <w:pPr>
+              <w:spacing w:before="30" w:after="30" w:line="288" w:lineRule="auto"/>
+            </w:pPr>
+            <w:r>
+              <w:rPr>
+                <w:rFonts w:ascii="Microsoft JhengHei" w:hAnsi="Microsoft JhengHei" w:eastAsia="Microsoft JhengHei"/>
+                <w:sz w:val="16"/>
+              </w:rPr>
+              <w:t>on-prem 直接整個拿掉（migration 0006）。教訓：務實面對部署情境，不為通用性過度設計</w:t>
+            </w:r>
+          </w:p>
+        </w:tc>
+      </w:tr>
+      <w:tr>
+        <w:tc>
+          <w:tcPr>
+            <w:tcW w:type="dxa" w:w="2016"/>
+          </w:tcPr>
+          <w:p>
+            <w:pPr>
+              <w:spacing w:before="30" w:after="30" w:line="288" w:lineRule="auto"/>
+            </w:pPr>
+            <w:r>
+              <w:rPr>
+                <w:rFonts w:ascii="Microsoft JhengHei" w:hAnsi="Microsoft JhengHei" w:eastAsia="Microsoft JhengHei"/>
+                <w:b/>
+                <w:sz w:val="16"/>
+              </w:rPr>
+              <w:t>service token</w:t>
+            </w:r>
+          </w:p>
+        </w:tc>
+        <w:tc>
+          <w:tcPr>
+            <w:tcW w:type="dxa" w:w="2736"/>
+          </w:tcPr>
+          <w:p>
+            <w:pPr>
+              <w:spacing w:before="30" w:after="30" w:line="288" w:lineRule="auto"/>
+            </w:pPr>
+            <w:r>
+              <w:rPr>
+                <w:rFonts w:ascii="Microsoft JhengHei" w:hAnsi="Microsoft JhengHei" w:eastAsia="Microsoft JhengHei"/>
+                <w:sz w:val="16"/>
+              </w:rPr>
+              <w:t>fleet 共用一把 CSP_SERVICE_TOKEN</w:t>
+            </w:r>
+          </w:p>
+        </w:tc>
+        <w:tc>
+          <w:tcPr>
+            <w:tcW w:type="dxa" w:w="4752"/>
+          </w:tcPr>
+          <w:p>
+            <w:pPr>
+              <w:spacing w:before="30" w:after="30" w:line="288" w:lineRule="auto"/>
+            </w:pPr>
+            <w:r>
+              <w:rPr>
+                <w:rFonts w:ascii="Microsoft JhengHei" w:hAnsi="Microsoft JhengHei" w:eastAsia="Microsoft JhengHei"/>
+                <w:sz w:val="16"/>
+              </w:rPr>
+              <w:t>改成 per-credential csk-，分階段可回滾切換。教訓：認證要能輪換、能審計、能 hot-reload</w:t>
+            </w:r>
+          </w:p>
+        </w:tc>
+      </w:tr>
+    </w:tbl>
     <w:p>
       <w:pPr>
-        <w:pStyle w:val="ListBullet"/>
-        <w:spacing w:before="20" w:after="60" w:line="336" w:lineRule="auto"/>
-        <w:ind w:left="360"/>
-      </w:pPr>
-      <w:r>
-        <w:rPr>
-          <w:rFonts w:ascii="Microsoft JhengHei" w:hAnsi="Microsoft JhengHei" w:eastAsia="Microsoft JhengHei"/>
-          <w:b/>
-          <w:color w:val="2E74B5"/>
-          <w:sz w:val="21"/>
-        </w:rPr>
-        <w:t xml:space="preserve">標籤約定　</w:t>
-      </w:r>
-      <w:r>
-        <w:rPr>
-          <w:rFonts w:ascii="Microsoft JhengHei" w:hAnsi="Microsoft JhengHei" w:eastAsia="Microsoft JhengHei"/>
-          <w:sz w:val="21"/>
-        </w:rPr>
-        <w:t>無標籤＝預設散播到所有 downstream；[card-only]＝只進本分支；[security-all]＝五條分支各自獨立打 patch（不是 cherry-pick）。</w:t>
-      </w:r>
-    </w:p>
-    <w:p>
-      <w:pPr>
-        <w:spacing w:before="40" w:after="40" w:line="360" w:lineRule="auto"/>
-      </w:pPr>
-      <w:r>
-        <w:rPr>
-          <w:rFonts w:ascii="Microsoft JhengHei" w:hAnsi="Microsoft JhengHei" w:eastAsia="Microsoft JhengHei"/>
-          <w:b w:val="0"/>
-          <w:i w:val="0"/>
-          <w:color w:val="1A1A1A"/>
-          <w:sz w:val="21"/>
-        </w:rPr>
-        <w:t>本分支有一份「永久 fork 區」清單（auth.py / card_auth.py / users.py / auth_providers.py / LoginView.vue / 部分 models 等），這些檔案改了就不回推 main；其他改動一律先進 main，再用 git merge origin/main -X theirs sync 回來、手動處理 fork 區衝突。我也把這套 SOP、常見排查（csp ModuleNotFoundError 多半是 fork 區 sync 漏了）寫進 docs/branch-sync-backlog.md。</w:t>
-      </w:r>
-    </w:p>
-    <w:p>
-      <w:pPr>
-        <w:spacing w:before="40" w:after="40" w:line="360" w:lineRule="auto"/>
-      </w:pPr>
-      <w:r>
-        <w:rPr>
-          <w:rFonts w:ascii="Microsoft JhengHei" w:hAnsi="Microsoft JhengHei" w:eastAsia="Microsoft JhengHei"/>
-          <w:b w:val="0"/>
-          <w:i w:val="0"/>
-          <w:color w:val="1A1A1A"/>
-          <w:sz w:val="21"/>
-        </w:rPr>
-        <w:t>這一年我對「工程方法」的理解，從「把功能寫出來」變成「讓這個系統在我休假時也能被別人安全地接手」。唯一規劃文件 anila_plan.md、分支同步 backlog、部署 runbook、治理文件——這些都不是為了好看，而是因為我親身體會過「三個月前的我寫的東西，三個月後的我也會看不懂」這件事。</w:t>
-      </w:r>
-    </w:p>
-    <w:p>
-      <w:pPr>
-        <w:spacing w:before="120" w:after="40" w:line="240" w:lineRule="auto"/>
-        <w:jc w:val="center"/>
-      </w:pPr>
-      <w:r>
-        <w:drawing>
-          <wp:inline xmlns:a="http://schemas.openxmlformats.org/drawingml/2006/main" xmlns:pic="http://schemas.openxmlformats.org/drawingml/2006/picture">
-            <wp:extent cx="5486400" cy="3429000"/>
-            <wp:docPr id="9" name="Picture 9"/>
-            <wp:cNvGraphicFramePr>
-              <a:graphicFrameLocks noChangeAspect="1"/>
-            </wp:cNvGraphicFramePr>
-            <a:graphic>
-              <a:graphicData uri="http://schemas.openxmlformats.org/drawingml/2006/picture">
-                <pic:pic>
-                  <pic:nvPicPr>
-                    <pic:cNvPr id="0" name="developer-guide.png"/>
-                    <pic:cNvPicPr/>
-                  </pic:nvPicPr>
-                  <pic:blipFill>
-                    <a:blip r:embed="rId18"/>
-                    <a:stretch>
-                      <a:fillRect/>
-                    </a:stretch>
-                  </pic:blipFill>
-                  <pic:spPr>
-                    <a:xfrm>
-                      <a:off x="0" y="0"/>
-                      <a:ext cx="5486400" cy="3429000"/>
-                    </a:xfrm>
-                    <a:prstGeom prst="rect"/>
-                  </pic:spPr>
-                </pic:pic>
-              </a:graphicData>
-            </a:graphic>
-          </wp:inline>
-        </w:drawing>
-      </w:r>
-    </w:p>
-    <w:p>
-      <w:pPr>
-        <w:spacing w:before="0" w:after="160" w:line="264" w:lineRule="auto"/>
-        <w:jc w:val="center"/>
-      </w:pPr>
-      <w:r>
-        <w:rPr>
-          <w:rFonts w:ascii="Microsoft JhengHei" w:hAnsi="Microsoft JhengHei" w:eastAsia="Microsoft JhengHei"/>
-          <w:i/>
-          <w:color w:val="595959"/>
-          <w:sz w:val="17"/>
-        </w:rPr>
-        <w:t>圖 9：開發者指南——讓各單位能照樣板複製出自己的 Agent 並註冊進來。</w:t>
-      </w:r>
+        <w:spacing w:after="40"/>
+      </w:pPr>
     </w:p>
     <w:p>
       <w:r>
@@ -5339,7 +7375,7 @@
     </w:p>
     <w:p>
       <w:pPr>
-        <w:spacing w:before="280" w:after="120" w:line="288" w:lineRule="auto"/>
+        <w:spacing w:before="300" w:after="120" w:line="276" w:lineRule="auto"/>
         <w:pBdr>
           <w:bottom w:val="single" w:sz="6" w:space="4" w:color="1F4E79"/>
         </w:pBdr>
@@ -5351,27 +7387,12 @@
           <w:color w:val="1F4E79"/>
           <w:sz w:val="34"/>
         </w:rPr>
-        <w:t>玖、一年回顧：我從這個專案學到什麼</w:t>
+        <w:t>拾貳、一年回顧：我從這個專案學到什麼</w:t>
       </w:r>
     </w:p>
     <w:p>
       <w:pPr>
-        <w:spacing w:before="40" w:after="80" w:line="360" w:lineRule="auto"/>
-      </w:pPr>
-      <w:r>
-        <w:rPr>
-          <w:rFonts w:ascii="Microsoft JhengHei" w:hAnsi="Microsoft JhengHei" w:eastAsia="Microsoft JhengHei"/>
-          <w:b w:val="0"/>
-          <w:i w:val="0"/>
-          <w:color w:val="1A1A1A"/>
-          <w:sz w:val="21"/>
-        </w:rPr>
-        <w:t>如果要把這一年濃縮成幾個真正改變我的觀念，我會寫下這些：</w:t>
-      </w:r>
-    </w:p>
-    <w:p>
-      <w:pPr>
-        <w:spacing w:before="120" w:after="40" w:line="360" w:lineRule="auto"/>
+        <w:spacing w:before="140" w:after="40" w:line="360" w:lineRule="auto"/>
       </w:pPr>
       <w:r>
         <w:rPr>
@@ -5395,12 +7416,12 @@
           <w:color w:val="1A1A1A"/>
           <w:sz w:val="21"/>
         </w:rPr>
-        <w:t>卡片登入那次 auth-bypass 讓我永遠記得：前端送來的任何身份資訊都不可信，真實身份只能從通過密碼學驗證的憑證裡抽。把「信任誰、不信任誰」變成程式裡明確的檢查與測試，比任何文件都可靠。</w:t>
+        <w:t>卡片登入的 auth-bypass 讓我永遠記得：前端送來的任何身份資訊都不可信，真實身份只能從通過密碼學驗證的憑證裡抽。把「信任誰、不信任誰」變成程式裡明確的檢查與測試，比任何文件都可靠。</w:t>
       </w:r>
     </w:p>
     <w:p>
       <w:pPr>
-        <w:spacing w:before="120" w:after="40" w:line="360" w:lineRule="auto"/>
+        <w:spacing w:before="140" w:after="40" w:line="360" w:lineRule="auto"/>
       </w:pPr>
       <w:r>
         <w:rPr>
@@ -5424,12 +7445,12 @@
           <w:color w:val="1A1A1A"/>
           <w:sz w:val="21"/>
         </w:rPr>
-        <w:t>owner break-glass、startup fail-fast、審計 fail-soft、記憶 persist 永不 raise、SHA256 fail-loud——這些都是在問「出錯時會怎樣」。一年下來我寫每個功能都會多想一句：它壞掉的時候，系統會把人鎖在門外、還是給一條安全的退路？</w:t>
+        <w:t>owner break-glass、startup fail-fast、審計 fail-soft、記憶 persist 永不 raise、SHA256 fail-loud——這些都在問「出錯時會怎樣」。我寫每個功能都會多想一句：它壞掉時，系統會把人鎖在門外、還是給一條安全退路？</w:t>
       </w:r>
     </w:p>
     <w:p>
       <w:pPr>
-        <w:spacing w:before="120" w:after="40" w:line="360" w:lineRule="auto"/>
+        <w:spacing w:before="140" w:after="40" w:line="360" w:lineRule="auto"/>
       </w:pPr>
       <w:r>
         <w:rPr>
@@ -5453,12 +7474,12 @@
           <w:color w:val="1A1A1A"/>
           <w:sz w:val="21"/>
         </w:rPr>
-        <w:t>記憶層用 MemoryAdapter Protocol 把「記憶是什麼」和「記憶存哪」拆開；模型與 Agent 拆成兩張表；Router 只是用 runtime 配置出來的角色。這些抽象一開始覺得麻煩，但正是它們讓平台能在不重寫的情況下長出七條分支。</w:t>
+        <w:t>記憶層用 MemoryAdapter Protocol 把「記憶是什麼」和「記憶存哪」拆開；模型與 Agent 拆兩張表；Router 只是用 runtime 配置出來的角色。這些抽象一開始覺得麻煩，正是它們讓平台能在不重寫的情況下長出七條分支。</w:t>
       </w:r>
     </w:p>
     <w:p>
       <w:pPr>
-        <w:spacing w:before="120" w:after="40" w:line="360" w:lineRule="auto"/>
+        <w:spacing w:before="140" w:after="40" w:line="360" w:lineRule="auto"/>
       </w:pPr>
       <w:r>
         <w:rPr>
@@ -5467,7 +7488,7 @@
           <w:color w:val="2E74B5"/>
           <w:sz w:val="22"/>
         </w:rPr>
-        <w:t>四、air-gapped 是一種世界觀，不是一個設定。</w:t>
+        <w:t>四、抄不如懂：把別人的 harness 拆開重長。</w:t>
       </w:r>
     </w:p>
     <w:p>
@@ -5482,12 +7503,12 @@
           <w:color w:val="1A1A1A"/>
           <w:sz w:val="21"/>
         </w:rPr>
-        <w:t>沒有外網，意味著你不能假設任何「線上」的東西：不能 OCSP、不能臨時 pip install、不能即時拉 image。它逼我把所有依賴前置、把每一步驟做成可驗證可重複的腳本。這套訓練讓我對「依賴」這件事的敏感度完全升級。</w:t>
+        <w:t>anila-core 的 P0/P1/P2 是我把 OpenAI Agents、Claude Code、antigravity 三套 SDK 拆開讀懂，再決定每個機制要不要、怎麼放進內網版。理解「為什麼存在」遠比照抄重要。</w:t>
       </w:r>
     </w:p>
     <w:p>
       <w:pPr>
-        <w:spacing w:before="120" w:after="40" w:line="360" w:lineRule="auto"/>
+        <w:spacing w:before="140" w:after="40" w:line="360" w:lineRule="auto"/>
       </w:pPr>
       <w:r>
         <w:rPr>
@@ -5496,7 +7517,7 @@
           <w:color w:val="2E74B5"/>
           <w:sz w:val="22"/>
         </w:rPr>
-        <w:t>五、治理是可以被工程化的。</w:t>
+        <w:t>五、air-gapped 是一種世界觀，不是一個設定。</w:t>
       </w:r>
     </w:p>
     <w:p>
@@ -5511,12 +7532,12 @@
           <w:color w:val="1A1A1A"/>
           <w:sz w:val="21"/>
         </w:rPr>
-        <w:t>ISO 42001 一開始像是外加的負擔，但當我把可追溯性做成 schema 欄位、把危險設定做成 startup 斷言、把稽核做成 fail-soft 服務之後，治理就不再是文件，而是系統的一部分。這大概是我這一年認知上最大的躍遷。</w:t>
+        <w:t>沒有外網意味著不能假設任何「線上」的東西：不能 OCSP、不能臨時 pip install、不能即時拉 image。它逼我把所有依賴前置、把每步驟做成可驗證可重複的腳本，也讓我對「依賴」的敏感度完全升級。</w:t>
       </w:r>
     </w:p>
     <w:p>
       <w:pPr>
-        <w:spacing w:before="120" w:after="40" w:line="360" w:lineRule="auto"/>
+        <w:spacing w:before="140" w:after="40" w:line="360" w:lineRule="auto"/>
       </w:pPr>
       <w:r>
         <w:rPr>
@@ -5525,7 +7546,7 @@
           <w:color w:val="2E74B5"/>
           <w:sz w:val="22"/>
         </w:rPr>
-        <w:t>六、為未來的接手者寫程式。</w:t>
+        <w:t>六、治理可以被工程化；歷史也要被治理。</w:t>
       </w:r>
     </w:p>
     <w:p>
@@ -5540,29 +7561,26 @@
           <w:color w:val="1A1A1A"/>
           <w:sz w:val="21"/>
         </w:rPr>
-        <w:t>唯一規劃文件、分支 SOP、部署 runbook、彩排流程——我越來越相信，一個專案的成熟度不看它跑得多炫，而看它能不能被安全地交接。</w:t>
+        <w:t>把可追溯性做成 schema 欄位、把危險設定做成 startup 斷言、把稽核做成 fail-soft 服務之後，治理就成了系統的一部分。連 git 歷史——onyx 那次 filter-repo——都讓我體會到歷史本身也是要被乾淨對待的資產。</w:t>
       </w:r>
     </w:p>
     <w:p>
       <w:pPr>
-        <w:spacing w:before="280" w:after="120" w:line="288" w:lineRule="auto"/>
-        <w:pBdr>
-          <w:bottom w:val="single" w:sz="6" w:space="4" w:color="1F4E79"/>
-        </w:pBdr>
+        <w:spacing w:before="140" w:after="40" w:line="360" w:lineRule="auto"/>
       </w:pPr>
       <w:r>
         <w:rPr>
           <w:rFonts w:ascii="Microsoft JhengHei" w:hAnsi="Microsoft JhengHei" w:eastAsia="Microsoft JhengHei"/>
           <w:b/>
-          <w:color w:val="1F4E79"/>
-          <w:sz w:val="34"/>
+          <w:color w:val="2E74B5"/>
+          <w:sz w:val="22"/>
         </w:rPr>
-        <w:t>拾、結語與未來展望</w:t>
+        <w:t>七、為未來的接手者寫東西。</w:t>
       </w:r>
     </w:p>
     <w:p>
       <w:pPr>
-        <w:spacing w:before="40" w:after="40" w:line="360" w:lineRule="auto"/>
+        <w:spacing w:before="0" w:after="40" w:line="360" w:lineRule="auto"/>
       </w:pPr>
       <w:r>
         <w:rPr>
@@ -5572,7 +7590,24 @@
           <w:color w:val="1A1A1A"/>
           <w:sz w:val="21"/>
         </w:rPr>
-        <w:t>回到最初：一年前我接手的是三個各自獨立的專案，今天它是一套能在 air-gapped 內網一鍵部署、用自然人憑證卡登入、對齊 ISO 42001、並且能讓各單位長出自己 Agent 的平台。對一個就職滿一年的工程師來說，能從零參與並主導這樣一個系統的成形，是很難得的養分。</w:t>
+        <w:t>唯一規劃文件、分支 SOP、部署 runbook、彩排流程——一個專案的成熟度不看它跑得多炫，而看它能不能被安全地交接。</w:t>
+      </w:r>
+    </w:p>
+    <w:p>
+      <w:pPr>
+        <w:spacing w:before="300" w:after="120" w:line="276" w:lineRule="auto"/>
+        <w:pBdr>
+          <w:bottom w:val="single" w:sz="6" w:space="4" w:color="1F4E79"/>
+        </w:pBdr>
+      </w:pPr>
+      <w:r>
+        <w:rPr>
+          <w:rFonts w:ascii="Microsoft JhengHei" w:hAnsi="Microsoft JhengHei" w:eastAsia="Microsoft JhengHei"/>
+          <w:b/>
+          <w:color w:val="1F4E79"/>
+          <w:sz w:val="34"/>
+        </w:rPr>
+        <w:t>拾參、結語與未來展望</w:t>
       </w:r>
     </w:p>
     <w:p>
@@ -5587,7 +7622,22 @@
           <w:color w:val="1A1A1A"/>
           <w:sz w:val="21"/>
         </w:rPr>
-        <w:t>接下來的路也已經鋪好：B200 階段的 NVFP4 量化模型上線、GitLab 落地以支援 MR 層級的 V&amp;V 可追溯、production agent 的每日評估（拒答率 / PII 洩漏率 / 引用精確度）、以及 ISO 42001 的首次內部稽核與管理審查。平台會持續長大，而我也清楚知道自己還有哪些要補的功課。</w:t>
+        <w:t>回到最初：一年前我接手的是三個各自獨立的專案，今天它是一套有清楚 SSOT、能在 air-gapped 內網一鍵部署、用自然人憑證卡登入、對齊 ISO 42001、並且能讓各單位長出自己 Agent 的平台，底下還分出七條為不同對象量身的分支。對一個就職滿一年的工程師來說，能從零參與並主導這樣一個系統的成形，是很難得的養分。</w:t>
+      </w:r>
+    </w:p>
+    <w:p>
+      <w:pPr>
+        <w:spacing w:before="40" w:after="40" w:line="360" w:lineRule="auto"/>
+      </w:pPr>
+      <w:r>
+        <w:rPr>
+          <w:rFonts w:ascii="Microsoft JhengHei" w:hAnsi="Microsoft JhengHei" w:eastAsia="Microsoft JhengHei"/>
+          <w:b w:val="0"/>
+          <w:i w:val="0"/>
+          <w:color w:val="1A1A1A"/>
+          <w:sz w:val="21"/>
+        </w:rPr>
+        <w:t>接下來的路也已鋪好：B200 階段的 NVFP4 量化模型上線、GitLab 落地以支援 MR 層級的 V&amp;V 可追溯、production agent 的每日評估（拒答率 / PII 洩漏率 / 引用精確度）、ISO 42001 首次內部稽核與管理審查，以及 Router 對 user-scoped RAG 檢索的認證架構定案。平台會持續長大，我也清楚自己還有哪些功課要補。</w:t>
       </w:r>
     </w:p>
     <w:p>
@@ -5615,7 +7665,7 @@
     </w:p>
     <w:p>
       <w:pPr>
-        <w:spacing w:before="280" w:after="120" w:line="288" w:lineRule="auto"/>
+        <w:spacing w:before="300" w:after="120" w:line="276" w:lineRule="auto"/>
         <w:pBdr>
           <w:bottom w:val="single" w:sz="6" w:space="4" w:color="1F4E79"/>
         </w:pBdr>
@@ -5627,21 +7677,7 @@
           <w:color w:val="1F4E79"/>
           <w:sz w:val="34"/>
         </w:rPr>
-        <w:t>附錄　專案統計數據與關鍵檔案地圖</w:t>
-      </w:r>
-    </w:p>
-    <w:p>
-      <w:pPr>
-        <w:spacing w:before="200" w:after="120" w:line="288" w:lineRule="auto"/>
-      </w:pPr>
-      <w:r>
-        <w:rPr>
-          <w:rFonts w:ascii="Microsoft JhengHei" w:hAnsi="Microsoft JhengHei" w:eastAsia="Microsoft JhengHei"/>
-          <w:b/>
-          <w:color w:val="1F4E79"/>
-          <w:sz w:val="28"/>
-        </w:rPr>
-        <w:t>A.1　專案統計（截至本分支 HEAD）</w:t>
+        <w:t>附錄 A　專案統計數據</w:t>
       </w:r>
     </w:p>
     <w:tbl>
@@ -5667,7 +7703,7 @@
       <w:tr>
         <w:tc>
           <w:tcPr>
-            <w:tcW w:type="dxa" w:w="2448"/>
+            <w:tcW w:type="dxa" w:w="2304"/>
             <w:shd w:val="clear" w:fill="1F4E79"/>
           </w:tcPr>
           <w:p>
@@ -5687,7 +7723,7 @@
         </w:tc>
         <w:tc>
           <w:tcPr>
-            <w:tcW w:type="dxa" w:w="2160"/>
+            <w:tcW w:type="dxa" w:w="2304"/>
             <w:shd w:val="clear" w:fill="1F4E79"/>
           </w:tcPr>
           <w:p>
@@ -5701,13 +7737,13 @@
                 <w:color w:val="FFFFFF"/>
                 <w:sz w:val="18"/>
               </w:rPr>
-              <w:t>數量</w:t>
+              <w:t>數值</w:t>
             </w:r>
           </w:p>
         </w:tc>
         <w:tc>
           <w:tcPr>
-            <w:tcW w:type="dxa" w:w="2448"/>
+            <w:tcW w:type="dxa" w:w="2304"/>
             <w:shd w:val="clear" w:fill="1F4E79"/>
           </w:tcPr>
           <w:p>
@@ -5727,7 +7763,7 @@
         </w:tc>
         <w:tc>
           <w:tcPr>
-            <w:tcW w:type="dxa" w:w="2160"/>
+            <w:tcW w:type="dxa" w:w="2304"/>
             <w:shd w:val="clear" w:fill="1F4E79"/>
           </w:tcPr>
           <w:p>
@@ -5741,7 +7777,7 @@
                 <w:color w:val="FFFFFF"/>
                 <w:sz w:val="18"/>
               </w:rPr>
-              <w:t>數量</w:t>
+              <w:t>數值</w:t>
             </w:r>
           </w:p>
         </w:tc>
@@ -5749,7 +7785,7 @@
       <w:tr>
         <w:tc>
           <w:tcPr>
-            <w:tcW w:type="dxa" w:w="2448"/>
+            <w:tcW w:type="dxa" w:w="2304"/>
           </w:tcPr>
           <w:p>
             <w:pPr>
@@ -5761,13 +7797,13 @@
                 <w:b/>
                 <w:sz w:val="18"/>
               </w:rPr>
-              <w:t>分支期間</w:t>
+              <w:t>專案演進</w:t>
             </w:r>
           </w:p>
         </w:tc>
         <w:tc>
           <w:tcPr>
-            <w:tcW w:type="dxa" w:w="2160"/>
+            <w:tcW w:type="dxa" w:w="2304"/>
           </w:tcPr>
           <w:p>
             <w:pPr>
@@ -5784,7 +7820,7 @@
         </w:tc>
         <w:tc>
           <w:tcPr>
-            <w:tcW w:type="dxa" w:w="2448"/>
+            <w:tcW w:type="dxa" w:w="2304"/>
           </w:tcPr>
           <w:p>
             <w:pPr>
@@ -5801,7 +7837,7 @@
         </w:tc>
         <w:tc>
           <w:tcPr>
-            <w:tcW w:type="dxa" w:w="2160"/>
+            <w:tcW w:type="dxa" w:w="2304"/>
           </w:tcPr>
           <w:p>
             <w:pPr>
@@ -5812,7 +7848,7 @@
                 <w:rFonts w:ascii="Microsoft JhengHei" w:hAnsi="Microsoft JhengHei" w:eastAsia="Microsoft JhengHei"/>
                 <w:sz w:val="18"/>
               </w:rPr>
-              <w:t>v1.0.0</w:t>
+              <w:t>v1.0.0 / GPL v3.0</w:t>
             </w:r>
           </w:p>
         </w:tc>
@@ -5820,7 +7856,7 @@
       <w:tr>
         <w:tc>
           <w:tcPr>
-            <w:tcW w:type="dxa" w:w="2448"/>
+            <w:tcW w:type="dxa" w:w="2304"/>
             <w:shd w:val="clear" w:fill="F4F6F9"/>
           </w:tcPr>
           <w:p>
@@ -5833,13 +7869,49 @@
                 <w:b/>
                 <w:sz w:val="18"/>
               </w:rPr>
-              <w:t>分支總 commit</w:t>
+              <w:t>main commits</w:t>
             </w:r>
           </w:p>
         </w:tc>
         <w:tc>
           <w:tcPr>
-            <w:tcW w:type="dxa" w:w="2160"/>
+            <w:tcW w:type="dxa" w:w="2304"/>
+            <w:shd w:val="clear" w:fill="F4F6F9"/>
+          </w:tcPr>
+          <w:p>
+            <w:pPr>
+              <w:spacing w:before="30" w:after="30" w:line="288" w:lineRule="auto"/>
+            </w:pPr>
+            <w:r>
+              <w:rPr>
+                <w:rFonts w:ascii="Microsoft JhengHei" w:hAnsi="Microsoft JhengHei" w:eastAsia="Microsoft JhengHei"/>
+                <w:sz w:val="18"/>
+              </w:rPr>
+              <w:t>212</w:t>
+            </w:r>
+          </w:p>
+        </w:tc>
+        <w:tc>
+          <w:tcPr>
+            <w:tcW w:type="dxa" w:w="2304"/>
+            <w:shd w:val="clear" w:fill="F4F6F9"/>
+          </w:tcPr>
+          <w:p>
+            <w:pPr>
+              <w:spacing w:before="30" w:after="30" w:line="288" w:lineRule="auto"/>
+            </w:pPr>
+            <w:r>
+              <w:rPr>
+                <w:rFonts w:ascii="Microsoft JhengHei" w:hAnsi="Microsoft JhengHei" w:eastAsia="Microsoft JhengHei"/>
+                <w:sz w:val="18"/>
+              </w:rPr>
+              <w:t>prod-intranet-card 譜系</w:t>
+            </w:r>
+          </w:p>
+        </w:tc>
+        <w:tc>
+          <w:tcPr>
+            <w:tcW w:type="dxa" w:w="2304"/>
             <w:shd w:val="clear" w:fill="F4F6F9"/>
           </w:tcPr>
           <w:p>
@@ -5855,47 +7927,11 @@
             </w:r>
           </w:p>
         </w:tc>
-        <w:tc>
-          <w:tcPr>
-            <w:tcW w:type="dxa" w:w="2448"/>
-            <w:shd w:val="clear" w:fill="F4F6F9"/>
-          </w:tcPr>
-          <w:p>
-            <w:pPr>
-              <w:spacing w:before="30" w:after="30" w:line="288" w:lineRule="auto"/>
-            </w:pPr>
-            <w:r>
-              <w:rPr>
-                <w:rFonts w:ascii="Microsoft JhengHei" w:hAnsi="Microsoft JhengHei" w:eastAsia="Microsoft JhengHei"/>
-                <w:sz w:val="18"/>
-              </w:rPr>
-              <w:t>Python 檔</w:t>
-            </w:r>
-          </w:p>
-        </w:tc>
-        <w:tc>
-          <w:tcPr>
-            <w:tcW w:type="dxa" w:w="2160"/>
-            <w:shd w:val="clear" w:fill="F4F6F9"/>
-          </w:tcPr>
-          <w:p>
-            <w:pPr>
-              <w:spacing w:before="30" w:after="30" w:line="288" w:lineRule="auto"/>
-            </w:pPr>
-            <w:r>
-              <w:rPr>
-                <w:rFonts w:ascii="Microsoft JhengHei" w:hAnsi="Microsoft JhengHei" w:eastAsia="Microsoft JhengHei"/>
-                <w:sz w:val="18"/>
-              </w:rPr>
-              <w:t>631</w:t>
-            </w:r>
-          </w:p>
-        </w:tc>
       </w:tr>
       <w:tr>
         <w:tc>
           <w:tcPr>
-            <w:tcW w:type="dxa" w:w="2448"/>
+            <w:tcW w:type="dxa" w:w="2304"/>
           </w:tcPr>
           <w:p>
             <w:pPr>
@@ -5907,13 +7943,13 @@
                 <w:b/>
                 <w:sz w:val="18"/>
               </w:rPr>
-              <w:t>後端程式行數</w:t>
+              <w:t>後端行數</w:t>
             </w:r>
           </w:p>
         </w:tc>
         <w:tc>
           <w:tcPr>
-            <w:tcW w:type="dxa" w:w="2160"/>
+            <w:tcW w:type="dxa" w:w="2304"/>
           </w:tcPr>
           <w:p>
             <w:pPr>
@@ -5924,13 +7960,13 @@
                 <w:rFonts w:ascii="Microsoft JhengHei" w:hAnsi="Microsoft JhengHei" w:eastAsia="Microsoft JhengHei"/>
                 <w:sz w:val="18"/>
               </w:rPr>
-              <w:t>約 34,740 行</w:t>
+              <w:t>約 34,740</w:t>
             </w:r>
           </w:p>
         </w:tc>
         <w:tc>
           <w:tcPr>
-            <w:tcW w:type="dxa" w:w="2448"/>
+            <w:tcW w:type="dxa" w:w="2304"/>
           </w:tcPr>
           <w:p>
             <w:pPr>
@@ -5947,7 +7983,7 @@
         </w:tc>
         <w:tc>
           <w:tcPr>
-            <w:tcW w:type="dxa" w:w="2160"/>
+            <w:tcW w:type="dxa" w:w="2304"/>
           </w:tcPr>
           <w:p>
             <w:pPr>
@@ -5958,7 +7994,7 @@
                 <w:rFonts w:ascii="Microsoft JhengHei" w:hAnsi="Microsoft JhengHei" w:eastAsia="Microsoft JhengHei"/>
                 <w:sz w:val="18"/>
               </w:rPr>
-              <w:t>約 21,112 行</w:t>
+              <w:t>約 21,112</w:t>
             </w:r>
           </w:p>
         </w:tc>
@@ -5966,7 +8002,7 @@
       <w:tr>
         <w:tc>
           <w:tcPr>
-            <w:tcW w:type="dxa" w:w="2448"/>
+            <w:tcW w:type="dxa" w:w="2304"/>
             <w:shd w:val="clear" w:fill="F4F6F9"/>
           </w:tcPr>
           <w:p>
@@ -5979,13 +8015,13 @@
                 <w:b/>
                 <w:sz w:val="18"/>
               </w:rPr>
-              <w:t>資料庫 migration</w:t>
+              <w:t>Python 檔</w:t>
             </w:r>
           </w:p>
         </w:tc>
         <w:tc>
           <w:tcPr>
-            <w:tcW w:type="dxa" w:w="2160"/>
+            <w:tcW w:type="dxa" w:w="2304"/>
             <w:shd w:val="clear" w:fill="F4F6F9"/>
           </w:tcPr>
           <w:p>
@@ -5997,13 +8033,13 @@
                 <w:rFonts w:ascii="Microsoft JhengHei" w:hAnsi="Microsoft JhengHei" w:eastAsia="Microsoft JhengHei"/>
                 <w:sz w:val="18"/>
               </w:rPr>
-              <w:t>44 支</w:t>
+              <w:t>631</w:t>
             </w:r>
           </w:p>
         </w:tc>
         <w:tc>
           <w:tcPr>
-            <w:tcW w:type="dxa" w:w="2448"/>
+            <w:tcW w:type="dxa" w:w="2304"/>
             <w:shd w:val="clear" w:fill="F4F6F9"/>
           </w:tcPr>
           <w:p>
@@ -6015,14 +8051,51 @@
                 <w:rFonts w:ascii="Microsoft JhengHei" w:hAnsi="Microsoft JhengHei" w:eastAsia="Microsoft JhengHei"/>
                 <w:sz w:val="18"/>
               </w:rPr>
+              <w:t>資料庫 migration</w:t>
+            </w:r>
+          </w:p>
+        </w:tc>
+        <w:tc>
+          <w:tcPr>
+            <w:tcW w:type="dxa" w:w="2304"/>
+            <w:shd w:val="clear" w:fill="F4F6F9"/>
+          </w:tcPr>
+          <w:p>
+            <w:pPr>
+              <w:spacing w:before="30" w:after="30" w:line="288" w:lineRule="auto"/>
+            </w:pPr>
+            <w:r>
+              <w:rPr>
+                <w:rFonts w:ascii="Microsoft JhengHei" w:hAnsi="Microsoft JhengHei" w:eastAsia="Microsoft JhengHei"/>
+                <w:sz w:val="18"/>
+              </w:rPr>
+              <w:t>44</w:t>
+            </w:r>
+          </w:p>
+        </w:tc>
+      </w:tr>
+      <w:tr>
+        <w:tc>
+          <w:tcPr>
+            <w:tcW w:type="dxa" w:w="2304"/>
+          </w:tcPr>
+          <w:p>
+            <w:pPr>
+              <w:spacing w:before="30" w:after="30" w:line="288" w:lineRule="auto"/>
+            </w:pPr>
+            <w:r>
+              <w:rPr>
+                <w:rFonts w:ascii="Microsoft JhengHei" w:hAnsi="Microsoft JhengHei" w:eastAsia="Microsoft JhengHei"/>
+                <w:b/>
+                <w:sz w:val="18"/>
+              </w:rPr>
               <w:t>測試檔</w:t>
             </w:r>
           </w:p>
         </w:tc>
         <w:tc>
           <w:tcPr>
-            <w:tcW w:type="dxa" w:w="2160"/>
-            <w:shd w:val="clear" w:fill="F4F6F9"/>
+            <w:tcW w:type="dxa" w:w="2304"/>
           </w:tcPr>
           <w:p>
             <w:pPr>
@@ -6037,11 +8110,46 @@
             </w:r>
           </w:p>
         </w:tc>
+        <w:tc>
+          <w:tcPr>
+            <w:tcW w:type="dxa" w:w="2304"/>
+          </w:tcPr>
+          <w:p>
+            <w:pPr>
+              <w:spacing w:before="30" w:after="30" w:line="288" w:lineRule="auto"/>
+            </w:pPr>
+            <w:r>
+              <w:rPr>
+                <w:rFonts w:ascii="Microsoft JhengHei" w:hAnsi="Microsoft JhengHei" w:eastAsia="Microsoft JhengHei"/>
+                <w:sz w:val="18"/>
+              </w:rPr>
+              <w:t>文件（md）</w:t>
+            </w:r>
+          </w:p>
+        </w:tc>
+        <w:tc>
+          <w:tcPr>
+            <w:tcW w:type="dxa" w:w="2304"/>
+          </w:tcPr>
+          <w:p>
+            <w:pPr>
+              <w:spacing w:before="30" w:after="30" w:line="288" w:lineRule="auto"/>
+            </w:pPr>
+            <w:r>
+              <w:rPr>
+                <w:rFonts w:ascii="Microsoft JhengHei" w:hAnsi="Microsoft JhengHei" w:eastAsia="Microsoft JhengHei"/>
+                <w:sz w:val="18"/>
+              </w:rPr>
+              <w:t>111</w:t>
+            </w:r>
+          </w:p>
+        </w:tc>
       </w:tr>
       <w:tr>
         <w:tc>
           <w:tcPr>
-            <w:tcW w:type="dxa" w:w="2448"/>
+            <w:tcW w:type="dxa" w:w="2304"/>
+            <w:shd w:val="clear" w:fill="F4F6F9"/>
           </w:tcPr>
           <w:p>
             <w:pPr>
@@ -6053,13 +8161,14 @@
                 <w:b/>
                 <w:sz w:val="18"/>
               </w:rPr>
-              <w:t>文件（md）</w:t>
+              <w:t>分支數</w:t>
             </w:r>
           </w:p>
         </w:tc>
         <w:tc>
           <w:tcPr>
-            <w:tcW w:type="dxa" w:w="2160"/>
+            <w:tcW w:type="dxa" w:w="2304"/>
+            <w:shd w:val="clear" w:fill="F4F6F9"/>
           </w:tcPr>
           <w:p>
             <w:pPr>
@@ -6070,13 +8179,14 @@
                 <w:rFonts w:ascii="Microsoft JhengHei" w:hAnsi="Microsoft JhengHei" w:eastAsia="Microsoft JhengHei"/>
                 <w:sz w:val="18"/>
               </w:rPr>
-              <w:t>111 份</w:t>
+              <w:t>7（+main）</w:t>
             </w:r>
           </w:p>
         </w:tc>
         <w:tc>
           <w:tcPr>
-            <w:tcW w:type="dxa" w:w="2448"/>
+            <w:tcW w:type="dxa" w:w="2304"/>
+            <w:shd w:val="clear" w:fill="F4F6F9"/>
           </w:tcPr>
           <w:p>
             <w:pPr>
@@ -6093,7 +8203,8 @@
         </w:tc>
         <w:tc>
           <w:tcPr>
-            <w:tcW w:type="dxa" w:w="2160"/>
+            <w:tcW w:type="dxa" w:w="2304"/>
+            <w:shd w:val="clear" w:fill="F4F6F9"/>
           </w:tcPr>
           <w:p>
             <w:pPr>
@@ -6104,7 +8215,7 @@
                 <w:rFonts w:ascii="Microsoft JhengHei" w:hAnsi="Microsoft JhengHei" w:eastAsia="Microsoft JhengHei"/>
                 <w:sz w:val="18"/>
               </w:rPr>
-              <w:t>10 份</w:t>
+              <w:t>10</w:t>
             </w:r>
           </w:p>
         </w:tc>
@@ -6112,8 +8223,7 @@
       <w:tr>
         <w:tc>
           <w:tcPr>
-            <w:tcW w:type="dxa" w:w="2448"/>
-            <w:shd w:val="clear" w:fill="F4F6F9"/>
+            <w:tcW w:type="dxa" w:w="2304"/>
           </w:tcPr>
           <w:p>
             <w:pPr>
@@ -6125,14 +8235,13 @@
                 <w:b/>
                 <w:sz w:val="18"/>
               </w:rPr>
-              <w:t>子系統服務</w:t>
+              <w:t>P0/P1/P2 里程碑</w:t>
             </w:r>
           </w:p>
         </w:tc>
         <w:tc>
           <w:tcPr>
-            <w:tcW w:type="dxa" w:w="2160"/>
-            <w:shd w:val="clear" w:fill="F4F6F9"/>
+            <w:tcW w:type="dxa" w:w="2304"/>
           </w:tcPr>
           <w:p>
             <w:pPr>
@@ -6143,14 +8252,13 @@
                 <w:rFonts w:ascii="Microsoft JhengHei" w:hAnsi="Microsoft JhengHei" w:eastAsia="Microsoft JhengHei"/>
                 <w:sz w:val="18"/>
               </w:rPr>
-              <w:t>10+</w:t>
+              <w:t>9 / ~19 / 15</w:t>
             </w:r>
           </w:p>
         </w:tc>
         <w:tc>
           <w:tcPr>
-            <w:tcW w:type="dxa" w:w="2448"/>
-            <w:shd w:val="clear" w:fill="F4F6F9"/>
+            <w:tcW w:type="dxa" w:w="2304"/>
           </w:tcPr>
           <w:p>
             <w:pPr>
@@ -6161,14 +8269,13 @@
                 <w:rFonts w:ascii="Microsoft JhengHei" w:hAnsi="Microsoft JhengHei" w:eastAsia="Microsoft JhengHei"/>
                 <w:sz w:val="18"/>
               </w:rPr>
-              <w:t>前端（vue/js/ts）檔</w:t>
+              <w:t>onyx 移除</w:t>
             </w:r>
           </w:p>
         </w:tc>
         <w:tc>
           <w:tcPr>
-            <w:tcW w:type="dxa" w:w="2160"/>
-            <w:shd w:val="clear" w:fill="F4F6F9"/>
+            <w:tcW w:type="dxa" w:w="2304"/>
           </w:tcPr>
           <w:p>
             <w:pPr>
@@ -6179,7 +8286,7 @@
                 <w:rFonts w:ascii="Microsoft JhengHei" w:hAnsi="Microsoft JhengHei" w:eastAsia="Microsoft JhengHei"/>
                 <w:sz w:val="18"/>
               </w:rPr>
-              <w:t>134</w:t>
+              <w:t>4690 檔 / .git −83%</w:t>
             </w:r>
           </w:p>
         </w:tc>
@@ -6192,16 +8299,51 @@
     </w:p>
     <w:p>
       <w:pPr>
-        <w:spacing w:before="200" w:after="120" w:line="288" w:lineRule="auto"/>
+        <w:spacing w:before="300" w:after="120" w:line="276" w:lineRule="auto"/>
+        <w:pBdr>
+          <w:bottom w:val="single" w:sz="6" w:space="4" w:color="1F4E79"/>
+        </w:pBdr>
       </w:pPr>
       <w:r>
         <w:rPr>
           <w:rFonts w:ascii="Microsoft JhengHei" w:hAnsi="Microsoft JhengHei" w:eastAsia="Microsoft JhengHei"/>
           <w:b/>
           <w:color w:val="1F4E79"/>
-          <w:sz w:val="28"/>
+          <w:sz w:val="34"/>
         </w:rPr>
-        <w:t>A.2　關鍵檔案地圖</w:t>
+        <w:t>附錄 B　七分支對照表</w:t>
+      </w:r>
+    </w:p>
+    <w:p>
+      <w:pPr>
+        <w:spacing w:before="40" w:after="120" w:line="360" w:lineRule="auto"/>
+      </w:pPr>
+      <w:r>
+        <w:rPr>
+          <w:rFonts w:ascii="Microsoft JhengHei" w:hAnsi="Microsoft JhengHei" w:eastAsia="Microsoft JhengHei"/>
+          <w:b w:val="0"/>
+          <w:i w:val="0"/>
+          <w:color w:val="595959"/>
+          <w:sz w:val="19"/>
+        </w:rPr>
+        <w:t>（見第捌章表格——main 為 SSOT，prod-intranet-card 為唯一卡片 fork，trial-military 為純減法 demo 子集。）</w:t>
+      </w:r>
+    </w:p>
+    <w:p>
+      <w:pPr>
+        <w:spacing w:before="300" w:after="120" w:line="276" w:lineRule="auto"/>
+        <w:pBdr>
+          <w:bottom w:val="single" w:sz="6" w:space="4" w:color="1F4E79"/>
+        </w:pBdr>
+      </w:pPr>
+      <w:r>
+        <w:rPr>
+          <w:rFonts w:ascii="Microsoft JhengHei" w:hAnsi="Microsoft JhengHei" w:eastAsia="Microsoft JhengHei"/>
+          <w:b/>
+          <w:color w:val="1F4E79"/>
+          <w:sz w:val="34"/>
+        </w:rPr>
+        <w:t>附錄 C　P0/P1/P2 里程碑精選</w:t>
       </w:r>
     </w:p>
     <w:tbl>
@@ -6225,7 +8367,7 @@
       <w:tr>
         <w:tc>
           <w:tcPr>
-            <w:tcW w:type="dxa" w:w="6048"/>
+            <w:tcW w:type="dxa" w:w="1152"/>
             <w:shd w:val="clear" w:fill="1F4E79"/>
           </w:tcPr>
           <w:p>
@@ -6239,13 +8381,13 @@
                 <w:color w:val="FFFFFF"/>
                 <w:sz w:val="17"/>
               </w:rPr>
-              <w:t>檔案 / 路徑</w:t>
+              <w:t>階段</w:t>
             </w:r>
           </w:p>
         </w:tc>
         <w:tc>
           <w:tcPr>
-            <w:tcW w:type="dxa" w:w="3456"/>
+            <w:tcW w:type="dxa" w:w="8064"/>
             <w:shd w:val="clear" w:fill="1F4E79"/>
           </w:tcPr>
           <w:p>
@@ -6259,7 +8401,7 @@
                 <w:color w:val="FFFFFF"/>
                 <w:sz w:val="17"/>
               </w:rPr>
-              <w:t>用途</w:t>
+              <w:t>里程碑（精選）</w:t>
             </w:r>
           </w:p>
         </w:tc>
@@ -6267,7 +8409,7 @@
       <w:tr>
         <w:tc>
           <w:tcPr>
-            <w:tcW w:type="dxa" w:w="6048"/>
+            <w:tcW w:type="dxa" w:w="1152"/>
           </w:tcPr>
           <w:p>
             <w:pPr>
@@ -6279,13 +8421,13 @@
                 <w:b/>
                 <w:sz w:val="17"/>
               </w:rPr>
-              <w:t>myCSPPlatform/backend/app/services/card_auth.py</w:t>
+              <w:t>P0</w:t>
             </w:r>
           </w:p>
         </w:tc>
         <w:tc>
           <w:tcPr>
-            <w:tcW w:type="dxa" w:w="3456"/>
+            <w:tcW w:type="dxa" w:w="8064"/>
           </w:tcPr>
           <w:p>
             <w:pPr>
@@ -6296,7 +8438,7 @@
                 <w:rFonts w:ascii="Microsoft JhengHei" w:hAnsi="Microsoft JhengHei" w:eastAsia="Microsoft JhengHei"/>
                 <w:sz w:val="17"/>
               </w:rPr>
-              <w:t>卡片真實 PKCS#7/CMS 驗章 + CA 鏈驗</w:t>
+              <w:t>Lifecycle hooks／ToolMetadata／三類強型別 hooks／Guardrails 框架／Policy DSL（allow/deny/disable）／AgentTool 子代理派工／Tracing 框架</w:t>
             </w:r>
           </w:p>
         </w:tc>
@@ -6304,7 +8446,7 @@
       <w:tr>
         <w:tc>
           <w:tcPr>
-            <w:tcW w:type="dxa" w:w="6048"/>
+            <w:tcW w:type="dxa" w:w="1152"/>
             <w:shd w:val="clear" w:fill="F4F6F9"/>
           </w:tcPr>
           <w:p>
@@ -6317,13 +8459,13 @@
                 <w:b/>
                 <w:sz w:val="17"/>
               </w:rPr>
-              <w:t>myCSPPlatform/backend/app/api/auth.py</w:t>
+              <w:t>P1</w:t>
             </w:r>
           </w:p>
         </w:tc>
         <w:tc>
           <w:tcPr>
-            <w:tcW w:type="dxa" w:w="3456"/>
+            <w:tcW w:type="dxa" w:w="8064"/>
             <w:shd w:val="clear" w:fill="F4F6F9"/>
           </w:tcPr>
           <w:p>
@@ -6335,7 +8477,7 @@
                 <w:rFonts w:ascii="Microsoft JhengHei" w:hAnsi="Microsoft JhengHei" w:eastAsia="Microsoft JhengHei"/>
                 <w:sz w:val="17"/>
               </w:rPr>
-              <w:t>卡片 / SSO endpoint + 內網登入鎖定（fork 區）</w:t>
+              <w:t>forkSubagent prompt-cache／runTools 唯讀並行-寫入序列／CompactingSession 壓縮器／HITL pause/resume + 工具核准／Token budget／MCP bridge／Cost tracker（USD 定價，on-prem $0）／ToolSearch 延遲工具／disable-vs-deny 二維工具控管</w:t>
             </w:r>
           </w:p>
         </w:tc>
@@ -6343,7 +8485,7 @@
       <w:tr>
         <w:tc>
           <w:tcPr>
-            <w:tcW w:type="dxa" w:w="6048"/>
+            <w:tcW w:type="dxa" w:w="1152"/>
           </w:tcPr>
           <w:p>
             <w:pPr>
@@ -6355,13 +8497,13 @@
                 <w:b/>
                 <w:sz w:val="17"/>
               </w:rPr>
-              <w:t>myCSPPlatform/backend/app/api/proxy.py</w:t>
+              <w:t>P2</w:t>
             </w:r>
           </w:p>
         </w:tc>
         <w:tc>
           <w:tcPr>
-            <w:tcW w:type="dxa" w:w="3456"/>
+            <w:tcW w:type="dxa" w:w="8064"/>
           </w:tcPr>
           <w:p>
             <w:pPr>
@@ -6372,7 +8514,90 @@
                 <w:rFonts w:ascii="Microsoft JhengHei" w:hAnsi="Microsoft JhengHei" w:eastAsia="Microsoft JhengHei"/>
                 <w:sz w:val="17"/>
               </w:rPr>
-              <w:t>資料平面 /v1/* + Classified 單向閂鎖</w:t>
+              <w:t>Agent.as_tool／RetryPolicy／ConversationIndex／SessionMemory + autoDream／FileIndex 模糊搜尋／policyLimits 組織政策／queryTracking 多層派工追蹤／10 內建 slash command／Skill loader（frontmatter）／Task 背景任務／draw_graph 視覺化</w:t>
+            </w:r>
+          </w:p>
+        </w:tc>
+      </w:tr>
+    </w:tbl>
+    <w:p>
+      <w:pPr>
+        <w:spacing w:after="40"/>
+      </w:pPr>
+    </w:p>
+    <w:p>
+      <w:pPr>
+        <w:spacing w:before="300" w:after="120" w:line="276" w:lineRule="auto"/>
+        <w:pBdr>
+          <w:bottom w:val="single" w:sz="6" w:space="4" w:color="1F4E79"/>
+        </w:pBdr>
+      </w:pPr>
+      <w:r>
+        <w:rPr>
+          <w:rFonts w:ascii="Microsoft JhengHei" w:hAnsi="Microsoft JhengHei" w:eastAsia="Microsoft JhengHei"/>
+          <w:b/>
+          <w:color w:val="1F4E79"/>
+          <w:sz w:val="34"/>
+        </w:rPr>
+        <w:t>附錄 D　關鍵檔案地圖</w:t>
+      </w:r>
+    </w:p>
+    <w:tbl>
+      <w:tblPr>
+        <w:tblW w:type="auto" w:w="0"/>
+        <w:jc w:val="center"/>
+        <w:tblLook w:firstColumn="1" w:firstRow="1" w:lastColumn="0" w:lastRow="0" w:noHBand="0" w:noVBand="1" w:val="04A0"/>
+        <w:tblBorders>
+          <w:top w:val="single" w:sz="4" w:space="0" w:color="BFBFBF"/>
+          <w:left w:val="single" w:sz="4" w:space="0" w:color="BFBFBF"/>
+          <w:bottom w:val="single" w:sz="4" w:space="0" w:color="BFBFBF"/>
+          <w:right w:val="single" w:sz="4" w:space="0" w:color="BFBFBF"/>
+          <w:insideH w:val="single" w:sz="4" w:space="0" w:color="BFBFBF"/>
+          <w:insideV w:val="single" w:sz="4" w:space="0" w:color="BFBFBF"/>
+        </w:tblBorders>
+      </w:tblPr>
+      <w:tblGrid>
+        <w:gridCol w:w="4680"/>
+        <w:gridCol w:w="4680"/>
+      </w:tblGrid>
+      <w:tr>
+        <w:tc>
+          <w:tcPr>
+            <w:tcW w:type="dxa" w:w="6192"/>
+            <w:shd w:val="clear" w:fill="1F4E79"/>
+          </w:tcPr>
+          <w:p>
+            <w:pPr>
+              <w:spacing w:before="40" w:after="40" w:line="276" w:lineRule="auto"/>
+            </w:pPr>
+            <w:r>
+              <w:rPr>
+                <w:rFonts w:ascii="Microsoft JhengHei" w:hAnsi="Microsoft JhengHei" w:eastAsia="Microsoft JhengHei"/>
+                <w:b/>
+                <w:color w:val="FFFFFF"/>
+                <w:sz w:val="16"/>
+              </w:rPr>
+              <w:t>檔案 / 路徑</w:t>
+            </w:r>
+          </w:p>
+        </w:tc>
+        <w:tc>
+          <w:tcPr>
+            <w:tcW w:type="dxa" w:w="3312"/>
+            <w:shd w:val="clear" w:fill="1F4E79"/>
+          </w:tcPr>
+          <w:p>
+            <w:pPr>
+              <w:spacing w:before="40" w:after="40" w:line="276" w:lineRule="auto"/>
+            </w:pPr>
+            <w:r>
+              <w:rPr>
+                <w:rFonts w:ascii="Microsoft JhengHei" w:hAnsi="Microsoft JhengHei" w:eastAsia="Microsoft JhengHei"/>
+                <w:b/>
+                <w:color w:val="FFFFFF"/>
+                <w:sz w:val="16"/>
+              </w:rPr>
+              <w:t>用途</w:t>
             </w:r>
           </w:p>
         </w:tc>
@@ -6380,7 +8605,44 @@
       <w:tr>
         <w:tc>
           <w:tcPr>
-            <w:tcW w:type="dxa" w:w="6048"/>
+            <w:tcW w:type="dxa" w:w="6192"/>
+          </w:tcPr>
+          <w:p>
+            <w:pPr>
+              <w:spacing w:before="30" w:after="30" w:line="288" w:lineRule="auto"/>
+            </w:pPr>
+            <w:r>
+              <w:rPr>
+                <w:rFonts w:ascii="Microsoft JhengHei" w:hAnsi="Microsoft JhengHei" w:eastAsia="Microsoft JhengHei"/>
+                <w:b/>
+                <w:sz w:val="16"/>
+              </w:rPr>
+              <w:t>anila_plan.md</w:t>
+            </w:r>
+          </w:p>
+        </w:tc>
+        <w:tc>
+          <w:tcPr>
+            <w:tcW w:type="dxa" w:w="3312"/>
+          </w:tcPr>
+          <w:p>
+            <w:pPr>
+              <w:spacing w:before="30" w:after="30" w:line="288" w:lineRule="auto"/>
+            </w:pPr>
+            <w:r>
+              <w:rPr>
+                <w:rFonts w:ascii="Microsoft JhengHei" w:hAnsi="Microsoft JhengHei" w:eastAsia="Microsoft JhengHei"/>
+                <w:sz w:val="16"/>
+              </w:rPr>
+              <w:t>唯一規劃文件（runtime-first / router-first，Phase 1–7）</w:t>
+            </w:r>
+          </w:p>
+        </w:tc>
+      </w:tr>
+      <w:tr>
+        <w:tc>
+          <w:tcPr>
+            <w:tcW w:type="dxa" w:w="6192"/>
             <w:shd w:val="clear" w:fill="F4F6F9"/>
           </w:tcPr>
           <w:p>
@@ -6391,15 +8653,15 @@
               <w:rPr>
                 <w:rFonts w:ascii="Microsoft JhengHei" w:hAnsi="Microsoft JhengHei" w:eastAsia="Microsoft JhengHei"/>
                 <w:b/>
-                <w:sz w:val="17"/>
+                <w:sz w:val="16"/>
               </w:rPr>
-              <w:t>myCSPPlatform/backend/migrations/versions/0035_iso_42001_traceability.py</w:t>
+              <w:t>docs/agent-framework/anila-agent-enhancement-roadmap.md</w:t>
             </w:r>
           </w:p>
         </w:tc>
         <w:tc>
           <w:tcPr>
-            <w:tcW w:type="dxa" w:w="3456"/>
+            <w:tcW w:type="dxa" w:w="3312"/>
             <w:shd w:val="clear" w:fill="F4F6F9"/>
           </w:tcPr>
           <w:p>
@@ -6409,9 +8671,9 @@
             <w:r>
               <w:rPr>
                 <w:rFonts w:ascii="Microsoft JhengHei" w:hAnsi="Microsoft JhengHei" w:eastAsia="Microsoft JhengHei"/>
-                <w:sz w:val="17"/>
+                <w:sz w:val="16"/>
               </w:rPr>
-              <w:t>ISO 42001 可追溯欄位</w:t>
+              <w:t>P0/P1/P2 里程碑來源（三套 SDK 深掘綜合）</w:t>
             </w:r>
           </w:p>
         </w:tc>
@@ -6419,7 +8681,7 @@
       <w:tr>
         <w:tc>
           <w:tcPr>
-            <w:tcW w:type="dxa" w:w="6048"/>
+            <w:tcW w:type="dxa" w:w="6192"/>
           </w:tcPr>
           <w:p>
             <w:pPr>
@@ -6429,15 +8691,15 @@
               <w:rPr>
                 <w:rFonts w:ascii="Microsoft JhengHei" w:hAnsi="Microsoft JhengHei" w:eastAsia="Microsoft JhengHei"/>
                 <w:b/>
-                <w:sz w:val="17"/>
+                <w:sz w:val="16"/>
               </w:rPr>
-              <w:t>anila-core/src/anila_core/engine/query_engine.py</w:t>
+              <w:t>docs/briefing/anila-memory-layer-rfc.md</w:t>
             </w:r>
           </w:p>
         </w:tc>
         <w:tc>
           <w:tcPr>
-            <w:tcW w:type="dxa" w:w="3456"/>
+            <w:tcW w:type="dxa" w:w="3312"/>
           </w:tcPr>
           <w:p>
             <w:pPr>
@@ -6446,9 +8708,9 @@
             <w:r>
               <w:rPr>
                 <w:rFonts w:ascii="Microsoft JhengHei" w:hAnsi="Microsoft JhengHei" w:eastAsia="Microsoft JhengHei"/>
-                <w:sz w:val="17"/>
+                <w:sz w:val="16"/>
               </w:rPr>
-              <w:t>七階段回合循環</w:t>
+              <w:t>記憶層 route 3 設計</w:t>
             </w:r>
           </w:p>
         </w:tc>
@@ -6456,7 +8718,7 @@
       <w:tr>
         <w:tc>
           <w:tcPr>
-            <w:tcW w:type="dxa" w:w="6048"/>
+            <w:tcW w:type="dxa" w:w="6192"/>
             <w:shd w:val="clear" w:fill="F4F6F9"/>
           </w:tcPr>
           <w:p>
@@ -6467,15 +8729,15 @@
               <w:rPr>
                 <w:rFonts w:ascii="Microsoft JhengHei" w:hAnsi="Microsoft JhengHei" w:eastAsia="Microsoft JhengHei"/>
                 <w:b/>
-                <w:sz w:val="17"/>
+                <w:sz w:val="16"/>
               </w:rPr>
-              <w:t>anila-core/src/anila_core/memory/long_term/adapter.py</w:t>
+              <w:t>docs/audits/anila-full-audit-2026-06-02.md</w:t>
             </w:r>
           </w:p>
         </w:tc>
         <w:tc>
           <w:tcPr>
-            <w:tcW w:type="dxa" w:w="3456"/>
+            <w:tcW w:type="dxa" w:w="3312"/>
             <w:shd w:val="clear" w:fill="F4F6F9"/>
           </w:tcPr>
           <w:p>
@@ -6485,9 +8747,9 @@
             <w:r>
               <w:rPr>
                 <w:rFonts w:ascii="Microsoft JhengHei" w:hAnsi="Microsoft JhengHei" w:eastAsia="Microsoft JhengHei"/>
-                <w:sz w:val="17"/>
+                <w:sz w:val="16"/>
               </w:rPr>
-              <w:t>記憶層 MemoryAdapter Protocol</w:t>
+              <w:t>88 項弱點稽核 + S1–S10 修補</w:t>
             </w:r>
           </w:p>
         </w:tc>
@@ -6495,7 +8757,7 @@
       <w:tr>
         <w:tc>
           <w:tcPr>
-            <w:tcW w:type="dxa" w:w="6048"/>
+            <w:tcW w:type="dxa" w:w="6192"/>
           </w:tcPr>
           <w:p>
             <w:pPr>
@@ -6505,15 +8767,15 @@
               <w:rPr>
                 <w:rFonts w:ascii="Microsoft JhengHei" w:hAnsi="Microsoft JhengHei" w:eastAsia="Microsoft JhengHei"/>
                 <w:b/>
-                <w:sz w:val="17"/>
+                <w:sz w:val="16"/>
               </w:rPr>
-              <w:t>anila-core/src/anila_core/security/credential_crypto.py</w:t>
+              <w:t>docs/branch-sync-backlog.md</w:t>
             </w:r>
           </w:p>
         </w:tc>
         <w:tc>
           <w:tcPr>
-            <w:tcW w:type="dxa" w:w="3456"/>
+            <w:tcW w:type="dxa" w:w="3312"/>
           </w:tcPr>
           <w:p>
             <w:pPr>
@@ -6522,9 +8784,9 @@
             <w:r>
               <w:rPr>
                 <w:rFonts w:ascii="Microsoft JhengHei" w:hAnsi="Microsoft JhengHei" w:eastAsia="Microsoft JhengHei"/>
-                <w:sz w:val="17"/>
+                <w:sz w:val="16"/>
               </w:rPr>
-              <w:t>AES-256-GCM + PBKDF2 憑證加密</w:t>
+              <w:t>七分支 fork 區清單 + sync SOP</w:t>
             </w:r>
           </w:p>
         </w:tc>
@@ -6532,7 +8794,7 @@
       <w:tr>
         <w:tc>
           <w:tcPr>
-            <w:tcW w:type="dxa" w:w="6048"/>
+            <w:tcW w:type="dxa" w:w="6192"/>
             <w:shd w:val="clear" w:fill="F4F6F9"/>
           </w:tcPr>
           <w:p>
@@ -6543,15 +8805,15 @@
               <w:rPr>
                 <w:rFonts w:ascii="Microsoft JhengHei" w:hAnsi="Microsoft JhengHei" w:eastAsia="Microsoft JhengHei"/>
                 <w:b/>
-                <w:sz w:val="17"/>
+                <w:sz w:val="16"/>
               </w:rPr>
-              <w:t>anila-studio/app/api/studio.py</w:t>
+              <w:t>myCSPPlatform/backend/app/services/card_auth.py</w:t>
             </w:r>
           </w:p>
         </w:tc>
         <w:tc>
           <w:tcPr>
-            <w:tcW w:type="dxa" w:w="3456"/>
+            <w:tcW w:type="dxa" w:w="3312"/>
             <w:shd w:val="clear" w:fill="F4F6F9"/>
           </w:tcPr>
           <w:p>
@@ -6561,9 +8823,9 @@
             <w:r>
               <w:rPr>
                 <w:rFonts w:ascii="Microsoft JhengHei" w:hAnsi="Microsoft JhengHei" w:eastAsia="Microsoft JhengHei"/>
-                <w:sz w:val="17"/>
+                <w:sz w:val="16"/>
               </w:rPr>
-              <w:t>簡報生成非同步 job 管線</w:t>
+              <w:t>卡片真實 PKCS#7/CMS 驗章 + CA 鏈驗</w:t>
             </w:r>
           </w:p>
         </w:tc>
@@ -6571,7 +8833,7 @@
       <w:tr>
         <w:tc>
           <w:tcPr>
-            <w:tcW w:type="dxa" w:w="6048"/>
+            <w:tcW w:type="dxa" w:w="6192"/>
           </w:tcPr>
           <w:p>
             <w:pPr>
@@ -6581,15 +8843,15 @@
               <w:rPr>
                 <w:rFonts w:ascii="Microsoft JhengHei" w:hAnsi="Microsoft JhengHei" w:eastAsia="Microsoft JhengHei"/>
                 <w:b/>
-                <w:sz w:val="17"/>
+                <w:sz w:val="16"/>
               </w:rPr>
-              <w:t>ingestion-worker/src/ingestion_worker/handlers.py</w:t>
+              <w:t>myCSPPlatform/backend/app/api/proxy.py</w:t>
             </w:r>
           </w:p>
         </w:tc>
         <w:tc>
           <w:tcPr>
-            <w:tcW w:type="dxa" w:w="3456"/>
+            <w:tcW w:type="dxa" w:w="3312"/>
           </w:tcPr>
           <w:p>
             <w:pPr>
@@ -6598,9 +8860,9 @@
             <w:r>
               <w:rPr>
                 <w:rFonts w:ascii="Microsoft JhengHei" w:hAnsi="Microsoft JhengHei" w:eastAsia="Microsoft JhengHei"/>
-                <w:sz w:val="17"/>
+                <w:sz w:val="16"/>
               </w:rPr>
-              <w:t>parse→chunk→embed→index 管線</w:t>
+              <w:t>資料平面 /v1/* + Classified 單向閂鎖</w:t>
             </w:r>
           </w:p>
         </w:tc>
@@ -6608,7 +8870,7 @@
       <w:tr>
         <w:tc>
           <w:tcPr>
-            <w:tcW w:type="dxa" w:w="6048"/>
+            <w:tcW w:type="dxa" w:w="6192"/>
             <w:shd w:val="clear" w:fill="F4F6F9"/>
           </w:tcPr>
           <w:p>
@@ -6619,15 +8881,15 @@
               <w:rPr>
                 <w:rFonts w:ascii="Microsoft JhengHei" w:hAnsi="Microsoft JhengHei" w:eastAsia="Microsoft JhengHei"/>
                 <w:b/>
-                <w:sz w:val="17"/>
+                <w:sz w:val="16"/>
               </w:rPr>
-              <w:t>scripts/intranet-deploy.sh</w:t>
+              <w:t>myCSPPlatform/backend/migrations/versions/0035_iso_42001_traceability.py</w:t>
             </w:r>
           </w:p>
         </w:tc>
         <w:tc>
           <w:tcPr>
-            <w:tcW w:type="dxa" w:w="3456"/>
+            <w:tcW w:type="dxa" w:w="3312"/>
             <w:shd w:val="clear" w:fill="F4F6F9"/>
           </w:tcPr>
           <w:p>
@@ -6637,9 +8899,9 @@
             <w:r>
               <w:rPr>
                 <w:rFonts w:ascii="Microsoft JhengHei" w:hAnsi="Microsoft JhengHei" w:eastAsia="Microsoft JhengHei"/>
-                <w:sz w:val="17"/>
+                <w:sz w:val="16"/>
               </w:rPr>
-              <w:t>內網一鍵 7 步部署</w:t>
+              <w:t>ISO 42001 可追溯欄位</w:t>
             </w:r>
           </w:p>
         </w:tc>
@@ -6647,7 +8909,7 @@
       <w:tr>
         <w:tc>
           <w:tcPr>
-            <w:tcW w:type="dxa" w:w="6048"/>
+            <w:tcW w:type="dxa" w:w="6192"/>
           </w:tcPr>
           <w:p>
             <w:pPr>
@@ -6657,15 +8919,15 @@
               <w:rPr>
                 <w:rFonts w:ascii="Microsoft JhengHei" w:hAnsi="Microsoft JhengHei" w:eastAsia="Microsoft JhengHei"/>
                 <w:b/>
-                <w:sz w:val="17"/>
+                <w:sz w:val="16"/>
               </w:rPr>
-              <w:t>scripts/build-and-export-for-intranet.sh</w:t>
+              <w:t>anila-core/src/anila_core/engine/query_engine.py</w:t>
             </w:r>
           </w:p>
         </w:tc>
         <w:tc>
           <w:tcPr>
-            <w:tcW w:type="dxa" w:w="3456"/>
+            <w:tcW w:type="dxa" w:w="3312"/>
           </w:tcPr>
           <w:p>
             <w:pPr>
@@ -6674,9 +8936,9 @@
             <w:r>
               <w:rPr>
                 <w:rFonts w:ascii="Microsoft JhengHei" w:hAnsi="Microsoft JhengHei" w:eastAsia="Microsoft JhengHei"/>
-                <w:sz w:val="17"/>
+                <w:sz w:val="16"/>
               </w:rPr>
-              <w:t>外網離線打包 + SHA256 manifest</w:t>
+              <w:t>七階段回合循環</w:t>
             </w:r>
           </w:p>
         </w:tc>
@@ -6684,7 +8946,7 @@
       <w:tr>
         <w:tc>
           <w:tcPr>
-            <w:tcW w:type="dxa" w:w="6048"/>
+            <w:tcW w:type="dxa" w:w="6192"/>
             <w:shd w:val="clear" w:fill="F4F6F9"/>
           </w:tcPr>
           <w:p>
@@ -6695,15 +8957,15 @@
               <w:rPr>
                 <w:rFonts w:ascii="Microsoft JhengHei" w:hAnsi="Microsoft JhengHei" w:eastAsia="Microsoft JhengHei"/>
                 <w:b/>
-                <w:sz w:val="17"/>
+                <w:sz w:val="16"/>
               </w:rPr>
-              <w:t>myCSPPlatform/docker/nginx.conf</w:t>
+              <w:t>anila-core/src/anila_core/memory/long_term/adapter.py</w:t>
             </w:r>
           </w:p>
         </w:tc>
         <w:tc>
           <w:tcPr>
-            <w:tcW w:type="dxa" w:w="3456"/>
+            <w:tcW w:type="dxa" w:w="3312"/>
             <w:shd w:val="clear" w:fill="F4F6F9"/>
           </w:tcPr>
           <w:p>
@@ -6713,9 +8975,9 @@
             <w:r>
               <w:rPr>
                 <w:rFonts w:ascii="Microsoft JhengHei" w:hAnsi="Microsoft JhengHei" w:eastAsia="Microsoft JhengHei"/>
-                <w:sz w:val="17"/>
+                <w:sz w:val="16"/>
               </w:rPr>
-              <w:t>Host allowlist + 7 安全 header + 限流 + TLS</w:t>
+              <w:t>記憶層 MemoryAdapter Protocol</w:t>
             </w:r>
           </w:p>
         </w:tc>
@@ -6723,7 +8985,7 @@
       <w:tr>
         <w:tc>
           <w:tcPr>
-            <w:tcW w:type="dxa" w:w="6048"/>
+            <w:tcW w:type="dxa" w:w="6192"/>
           </w:tcPr>
           <w:p>
             <w:pPr>
@@ -6733,15 +8995,15 @@
               <w:rPr>
                 <w:rFonts w:ascii="Microsoft JhengHei" w:hAnsi="Microsoft JhengHei" w:eastAsia="Microsoft JhengHei"/>
                 <w:b/>
-                <w:sz w:val="17"/>
+                <w:sz w:val="16"/>
               </w:rPr>
-              <w:t>docs/governance/iso-42001-compliance.md</w:t>
+              <w:t>anila-agent/anila_agent/runtime/agent_factory.py</w:t>
             </w:r>
           </w:p>
         </w:tc>
         <w:tc>
           <w:tcPr>
-            <w:tcW w:type="dxa" w:w="3456"/>
+            <w:tcW w:type="dxa" w:w="3312"/>
           </w:tcPr>
           <w:p>
             <w:pPr>
@@ -6750,9 +9012,9 @@
             <w:r>
               <w:rPr>
                 <w:rFonts w:ascii="Microsoft JhengHei" w:hAnsi="Microsoft JhengHei" w:eastAsia="Microsoft JhengHei"/>
-                <w:sz w:val="17"/>
+                <w:sz w:val="16"/>
               </w:rPr>
-              <w:t>ISO 42001 合規主索引</w:t>
+              <w:t>官方模板 agent 組裝（retriever / 記憶 / 政策守門）</w:t>
             </w:r>
           </w:p>
         </w:tc>
@@ -6760,7 +9022,7 @@
       <w:tr>
         <w:tc>
           <w:tcPr>
-            <w:tcW w:type="dxa" w:w="6048"/>
+            <w:tcW w:type="dxa" w:w="6192"/>
             <w:shd w:val="clear" w:fill="F4F6F9"/>
           </w:tcPr>
           <w:p>
@@ -6771,15 +9033,15 @@
               <w:rPr>
                 <w:rFonts w:ascii="Microsoft JhengHei" w:hAnsi="Microsoft JhengHei" w:eastAsia="Microsoft JhengHei"/>
                 <w:b/>
-                <w:sz w:val="17"/>
+                <w:sz w:val="16"/>
               </w:rPr>
-              <w:t>docs/branch-sync-backlog.md</w:t>
+              <w:t>models/inference/docker-compose.yml</w:t>
             </w:r>
           </w:p>
         </w:tc>
         <w:tc>
           <w:tcPr>
-            <w:tcW w:type="dxa" w:w="3456"/>
+            <w:tcW w:type="dxa" w:w="3312"/>
             <w:shd w:val="clear" w:fill="F4F6F9"/>
           </w:tcPr>
           <w:p>
@@ -6789,9 +9051,9 @@
             <w:r>
               <w:rPr>
                 <w:rFonts w:ascii="Microsoft JhengHei" w:hAnsi="Microsoft JhengHei" w:eastAsia="Microsoft JhengHei"/>
-                <w:sz w:val="17"/>
+                <w:sz w:val="16"/>
               </w:rPr>
-              <w:t>分支 fork 區清單 + sync SOP</w:t>
+              <w:t>模型服務 stack（vLLM/TensorRT-LLM/FLUX）</w:t>
             </w:r>
           </w:p>
         </w:tc>
@@ -6799,7 +9061,7 @@
       <w:tr>
         <w:tc>
           <w:tcPr>
-            <w:tcW w:type="dxa" w:w="6048"/>
+            <w:tcW w:type="dxa" w:w="6192"/>
           </w:tcPr>
           <w:p>
             <w:pPr>
@@ -6809,15 +9071,15 @@
               <w:rPr>
                 <w:rFonts w:ascii="Microsoft JhengHei" w:hAnsi="Microsoft JhengHei" w:eastAsia="Microsoft JhengHei"/>
                 <w:b/>
-                <w:sz w:val="17"/>
+                <w:sz w:val="16"/>
               </w:rPr>
-              <w:t>anila_plan.md</w:t>
+              <w:t>scripts/intranet-deploy.sh</w:t>
             </w:r>
           </w:p>
         </w:tc>
         <w:tc>
           <w:tcPr>
-            <w:tcW w:type="dxa" w:w="3456"/>
+            <w:tcW w:type="dxa" w:w="3312"/>
           </w:tcPr>
           <w:p>
             <w:pPr>
@@ -6826,9 +9088,48 @@
             <w:r>
               <w:rPr>
                 <w:rFonts w:ascii="Microsoft JhengHei" w:hAnsi="Microsoft JhengHei" w:eastAsia="Microsoft JhengHei"/>
-                <w:sz w:val="17"/>
+                <w:sz w:val="16"/>
               </w:rPr>
-              <w:t>唯一規劃文件（runtime-first / router-first）</w:t>
+              <w:t>內網一鍵 7 步部署</w:t>
+            </w:r>
+          </w:p>
+        </w:tc>
+      </w:tr>
+      <w:tr>
+        <w:tc>
+          <w:tcPr>
+            <w:tcW w:type="dxa" w:w="6192"/>
+            <w:shd w:val="clear" w:fill="F4F6F9"/>
+          </w:tcPr>
+          <w:p>
+            <w:pPr>
+              <w:spacing w:before="30" w:after="30" w:line="288" w:lineRule="auto"/>
+            </w:pPr>
+            <w:r>
+              <w:rPr>
+                <w:rFonts w:ascii="Microsoft JhengHei" w:hAnsi="Microsoft JhengHei" w:eastAsia="Microsoft JhengHei"/>
+                <w:b/>
+                <w:sz w:val="16"/>
+              </w:rPr>
+              <w:t>myCSPPlatform/docker/nginx.conf</w:t>
+            </w:r>
+          </w:p>
+        </w:tc>
+        <w:tc>
+          <w:tcPr>
+            <w:tcW w:type="dxa" w:w="3312"/>
+            <w:shd w:val="clear" w:fill="F4F6F9"/>
+          </w:tcPr>
+          <w:p>
+            <w:pPr>
+              <w:spacing w:before="30" w:after="30" w:line="288" w:lineRule="auto"/>
+            </w:pPr>
+            <w:r>
+              <w:rPr>
+                <w:rFonts w:ascii="Microsoft JhengHei" w:hAnsi="Microsoft JhengHei" w:eastAsia="Microsoft JhengHei"/>
+                <w:sz w:val="16"/>
+              </w:rPr>
+              <w:t>Host allowlist + 7 安全 header + 限流 + TLS</w:t>
             </w:r>
           </w:p>
         </w:tc>
@@ -6851,7 +9152,7 @@
           <w:color w:val="595959"/>
           <w:sz w:val="18"/>
         </w:rPr>
-        <w:t>（本報告依據 prod-intranet-card 分支原始碼整理，所有設計與檔案路徑均對照當前程式碼。）</w:t>
+        <w:t>（本報告依據全部 7 條分支 + main 的原始碼與文件、git 歷史整理，所有設計描述、時間點與檔案路徑均對照當前程式碼。）</w:t>
       </w:r>
     </w:p>
     <w:sectPr>

--- a/ANILA_prod-intranet-card_專案學習報告.docx
+++ b/ANILA_prod-intranet-card_專案學習報告.docx
@@ -28,9 +28,9 @@
           <w:rFonts w:ascii="Microsoft JhengHei" w:hAnsi="Microsoft JhengHei" w:eastAsia="Microsoft JhengHei"/>
           <w:b/>
           <w:color w:val="2E74B5"/>
-          <w:sz w:val="38"/>
+          <w:sz w:val="36"/>
         </w:rPr>
-        <w:t>從零到 v1.0.0 的工程實錄</w:t>
+        <w:t>從兩個前身專案到 v1.0.0 的工程實錄</w:t>
       </w:r>
     </w:p>
     <w:p>
@@ -84,7 +84,7 @@
           <w:color w:val="595959"/>
           <w:sz w:val="22"/>
         </w:rPr>
-        <w:t>涵蓋範圍：全部 7 條分支 + main（SSOT）+ 完整專案演進史</w:t>
+        <w:t>前身專案：myCSPPlatform（2026-04）、AgenticRAG（2026-04）</w:t>
         <w:br/>
       </w:r>
       <w:r>
@@ -93,7 +93,16 @@
           <w:color w:val="595959"/>
           <w:sz w:val="22"/>
         </w:rPr>
-        <w:t>專案演進：2026-04-17 三專案合併 ～ 2026-06-17 v1.0.0</w:t>
+        <w:t>涵蓋範圍：兩個前身 + 全部 7 條分支 + main（SSOT）</w:t>
+        <w:br/>
+      </w:r>
+      <w:r>
+        <w:rPr>
+          <w:rFonts w:ascii="Microsoft JhengHei" w:hAnsi="Microsoft JhengHei" w:eastAsia="Microsoft JhengHei"/>
+          <w:color w:val="595959"/>
+          <w:sz w:val="22"/>
+        </w:rPr>
+        <w:t>ANILA 演進：2026-04 整合 ～ 2026-06-17 v1.0.0</w:t>
         <w:br/>
       </w:r>
       <w:r>
@@ -162,7 +171,7 @@
           <w:color w:val="1F4E79"/>
           <w:sz w:val="21"/>
         </w:rPr>
-        <w:t>貳、專案起源與演進時間軸</w:t>
+        <w:t>貳、專案前身：兩個前導專案的開發經歷</w:t>
       </w:r>
     </w:p>
     <w:p>
@@ -174,7 +183,7 @@
           <w:rFonts w:ascii="Microsoft JhengHei" w:hAnsi="Microsoft JhengHei" w:eastAsia="Microsoft JhengHei"/>
           <w:sz w:val="21"/>
         </w:rPr>
-        <w:t xml:space="preserve">　2.1　從三個專案到一個平台：四個關鍵時間點</w:t>
+        <w:t xml:space="preserve">　2.1　myCSPPlatform — 控制 / 資料平面的種子</w:t>
       </w:r>
     </w:p>
     <w:p>
@@ -186,7 +195,7 @@
           <w:rFonts w:ascii="Microsoft JhengHei" w:hAnsi="Microsoft JhengHei" w:eastAsia="Microsoft JhengHei"/>
           <w:sz w:val="21"/>
         </w:rPr>
-        <w:t xml:space="preserve">　2.2　唯一規劃文件 anila_plan.md：Runtime-first / Router-first</w:t>
+        <w:t xml:space="preserve">　2.2　AgenticRAG — 執行期基座與 RAG 的種子</w:t>
       </w:r>
     </w:p>
     <w:p>
@@ -200,7 +209,7 @@
           <w:color w:val="1F4E79"/>
           <w:sz w:val="21"/>
         </w:rPr>
-        <w:t>參、貫穿全專案的核心設計決策</w:t>
+        <w:t>參、從前身到 ANILA：整合與演進時間軸</w:t>
       </w:r>
     </w:p>
     <w:p>
@@ -214,7 +223,7 @@
           <w:color w:val="1F4E79"/>
           <w:sz w:val="21"/>
         </w:rPr>
-        <w:t>肆、anila-core SDK 的養成：P0 / P1 / P2 階段演進</w:t>
+        <w:t>肆、貫穿全專案的核心設計決策</w:t>
       </w:r>
     </w:p>
     <w:p>
@@ -228,7 +237,7 @@
           <w:color w:val="1F4E79"/>
           <w:sz w:val="21"/>
         </w:rPr>
-        <w:t>伍、整體架構總覽</w:t>
+        <w:t>伍、anila-core SDK 的養成：P0 / P1 / P2 階段演進</w:t>
       </w:r>
     </w:p>
     <w:p>
@@ -242,103 +251,7 @@
           <w:color w:val="1F4E79"/>
           <w:sz w:val="21"/>
         </w:rPr>
-        <w:t>陸、核心子系統技術深掘</w:t>
-      </w:r>
-    </w:p>
-    <w:p>
-      <w:pPr>
-        <w:spacing w:before="20" w:after="50" w:line="312" w:lineRule="auto"/>
-      </w:pPr>
-      <w:r>
-        <w:rPr>
-          <w:rFonts w:ascii="Microsoft JhengHei" w:hAnsi="Microsoft JhengHei" w:eastAsia="Microsoft JhengHei"/>
-          <w:sz w:val="21"/>
-        </w:rPr>
-        <w:t xml:space="preserve">　6.1　anila-core：七階段引擎與三層記憶</w:t>
-      </w:r>
-    </w:p>
-    <w:p>
-      <w:pPr>
-        <w:spacing w:before="20" w:after="50" w:line="312" w:lineRule="auto"/>
-      </w:pPr>
-      <w:r>
-        <w:rPr>
-          <w:rFonts w:ascii="Microsoft JhengHei" w:hAnsi="Microsoft JhengHei" w:eastAsia="Microsoft JhengHei"/>
-          <w:sz w:val="21"/>
-        </w:rPr>
-        <w:t xml:space="preserve">　6.2　anila-agent：官方 Agent 模板與開發者生態</w:t>
-      </w:r>
-    </w:p>
-    <w:p>
-      <w:pPr>
-        <w:spacing w:before="20" w:after="50" w:line="312" w:lineRule="auto"/>
-      </w:pPr>
-      <w:r>
-        <w:rPr>
-          <w:rFonts w:ascii="Microsoft JhengHei" w:hAnsi="Microsoft JhengHei" w:eastAsia="Microsoft JhengHei"/>
-          <w:sz w:val="21"/>
-        </w:rPr>
-        <w:t xml:space="preserve">　6.3　CSP：控制 / 資料平面與 Classified 單向閂鎖</w:t>
-      </w:r>
-    </w:p>
-    <w:p>
-      <w:pPr>
-        <w:spacing w:before="20" w:after="50" w:line="312" w:lineRule="auto"/>
-      </w:pPr>
-      <w:r>
-        <w:rPr>
-          <w:rFonts w:ascii="Microsoft JhengHei" w:hAnsi="Microsoft JhengHei" w:eastAsia="Microsoft JhengHei"/>
-          <w:sz w:val="21"/>
-        </w:rPr>
-        <w:t xml:space="preserve">　6.4　anila-core-router：LLM-as-Router 智慧分派</w:t>
-      </w:r>
-    </w:p>
-    <w:p>
-      <w:pPr>
-        <w:spacing w:before="20" w:after="50" w:line="312" w:lineRule="auto"/>
-      </w:pPr>
-      <w:r>
-        <w:rPr>
-          <w:rFonts w:ascii="Microsoft JhengHei" w:hAnsi="Microsoft JhengHei" w:eastAsia="Microsoft JhengHei"/>
-          <w:sz w:val="21"/>
-        </w:rPr>
-        <w:t xml:space="preserve">　6.5　anila-studio：RAG + LLM + FLUX + PPTX 簡報生成</w:t>
-      </w:r>
-    </w:p>
-    <w:p>
-      <w:pPr>
-        <w:spacing w:before="20" w:after="50" w:line="312" w:lineRule="auto"/>
-      </w:pPr>
-      <w:r>
-        <w:rPr>
-          <w:rFonts w:ascii="Microsoft JhengHei" w:hAnsi="Microsoft JhengHei" w:eastAsia="Microsoft JhengHei"/>
-          <w:sz w:val="21"/>
-        </w:rPr>
-        <w:t xml:space="preserve">　6.6　ingestion-worker：非同步 RAG 索引管線</w:t>
-      </w:r>
-    </w:p>
-    <w:p>
-      <w:pPr>
-        <w:spacing w:before="20" w:after="50" w:line="312" w:lineRule="auto"/>
-      </w:pPr>
-      <w:r>
-        <w:rPr>
-          <w:rFonts w:ascii="Microsoft JhengHei" w:hAnsi="Microsoft JhengHei" w:eastAsia="Microsoft JhengHei"/>
-          <w:sz w:val="21"/>
-        </w:rPr>
-        <w:t xml:space="preserve">　6.7　模型服務 stack：vLLM / TensorRT-LLM / FLUX</w:t>
-      </w:r>
-    </w:p>
-    <w:p>
-      <w:pPr>
-        <w:spacing w:before="20" w:after="50" w:line="312" w:lineRule="auto"/>
-      </w:pPr>
-      <w:r>
-        <w:rPr>
-          <w:rFonts w:ascii="Microsoft JhengHei" w:hAnsi="Microsoft JhengHei" w:eastAsia="Microsoft JhengHei"/>
-          <w:sz w:val="21"/>
-        </w:rPr>
-        <w:t xml:space="preserve">　6.8　前端：ANILA_UI 與 ANILALM</w:t>
+        <w:t>陸、整體架構總覽</w:t>
       </w:r>
     </w:p>
     <w:p>
@@ -352,7 +265,7 @@
           <w:color w:val="1F4E79"/>
           <w:sz w:val="21"/>
         </w:rPr>
-        <w:t>柒、prod-intranet-card：把平台「落地」到內網</w:t>
+        <w:t>柒、核心子系統技術深掘</w:t>
       </w:r>
     </w:p>
     <w:p>
@@ -364,7 +277,7 @@
           <w:rFonts w:ascii="Microsoft JhengHei" w:hAnsi="Microsoft JhengHei" w:eastAsia="Microsoft JhengHei"/>
           <w:sz w:val="21"/>
         </w:rPr>
-        <w:t xml:space="preserve">　7.1　自然人憑證卡認證：從假驗章到真實 PKCS#7/CMS 驗章</w:t>
+        <w:t xml:space="preserve">　7.1　anila-core：七階段引擎與三層記憶</w:t>
       </w:r>
     </w:p>
     <w:p>
@@ -376,7 +289,7 @@
           <w:rFonts w:ascii="Microsoft JhengHei" w:hAnsi="Microsoft JhengHei" w:eastAsia="Microsoft JhengHei"/>
           <w:sz w:val="21"/>
         </w:rPr>
-        <w:t xml:space="preserve">　7.2　內網登入收斂與 owner break-glass</w:t>
+        <w:t xml:space="preserve">　7.2　anila-agent：官方 Agent 模板與開發者生態</w:t>
       </w:r>
     </w:p>
     <w:p>
@@ -388,7 +301,7 @@
           <w:rFonts w:ascii="Microsoft JhengHei" w:hAnsi="Microsoft JhengHei" w:eastAsia="Microsoft JhengHei"/>
           <w:sz w:val="21"/>
         </w:rPr>
-        <w:t xml:space="preserve">　7.3　離線 / Air-gapped 部署工程</w:t>
+        <w:t xml:space="preserve">　7.3　CSP：控制 / 資料平面與 Classified 單向閂鎖</w:t>
       </w:r>
     </w:p>
     <w:p>
@@ -400,7 +313,55 @@
           <w:rFonts w:ascii="Microsoft JhengHei" w:hAnsi="Microsoft JhengHei" w:eastAsia="Microsoft JhengHei"/>
           <w:sz w:val="21"/>
         </w:rPr>
-        <w:t xml:space="preserve">　7.4　nginx 閘道 hardening</w:t>
+        <w:t xml:space="preserve">　7.4　anila-core-router：LLM-as-Router 智慧分派</w:t>
+      </w:r>
+    </w:p>
+    <w:p>
+      <w:pPr>
+        <w:spacing w:before="20" w:after="50" w:line="312" w:lineRule="auto"/>
+      </w:pPr>
+      <w:r>
+        <w:rPr>
+          <w:rFonts w:ascii="Microsoft JhengHei" w:hAnsi="Microsoft JhengHei" w:eastAsia="Microsoft JhengHei"/>
+          <w:sz w:val="21"/>
+        </w:rPr>
+        <w:t xml:space="preserve">　7.5　anila-studio：RAG + LLM + FLUX + PPTX 簡報生成</w:t>
+      </w:r>
+    </w:p>
+    <w:p>
+      <w:pPr>
+        <w:spacing w:before="20" w:after="50" w:line="312" w:lineRule="auto"/>
+      </w:pPr>
+      <w:r>
+        <w:rPr>
+          <w:rFonts w:ascii="Microsoft JhengHei" w:hAnsi="Microsoft JhengHei" w:eastAsia="Microsoft JhengHei"/>
+          <w:sz w:val="21"/>
+        </w:rPr>
+        <w:t xml:space="preserve">　7.6　ingestion-worker：非同步 RAG 索引管線</w:t>
+      </w:r>
+    </w:p>
+    <w:p>
+      <w:pPr>
+        <w:spacing w:before="20" w:after="50" w:line="312" w:lineRule="auto"/>
+      </w:pPr>
+      <w:r>
+        <w:rPr>
+          <w:rFonts w:ascii="Microsoft JhengHei" w:hAnsi="Microsoft JhengHei" w:eastAsia="Microsoft JhengHei"/>
+          <w:sz w:val="21"/>
+        </w:rPr>
+        <w:t xml:space="preserve">　7.7　模型服務 stack：vLLM / TensorRT-LLM / FLUX</w:t>
+      </w:r>
+    </w:p>
+    <w:p>
+      <w:pPr>
+        <w:spacing w:before="20" w:after="50" w:line="312" w:lineRule="auto"/>
+      </w:pPr>
+      <w:r>
+        <w:rPr>
+          <w:rFonts w:ascii="Microsoft JhengHei" w:hAnsi="Microsoft JhengHei" w:eastAsia="Microsoft JhengHei"/>
+          <w:sz w:val="21"/>
+        </w:rPr>
+        <w:t xml:space="preserve">　7.8　前端：ANILA_UI 與 ANILALM</w:t>
       </w:r>
     </w:p>
     <w:p>
@@ -414,7 +375,7 @@
           <w:color w:val="1F4E79"/>
           <w:sz w:val="21"/>
         </w:rPr>
-        <w:t>捌、七條分支的策略與同步方法論</w:t>
+        <w:t>捌、prod-intranet-card：把平台「落地」到內網</w:t>
       </w:r>
     </w:p>
     <w:p>
@@ -428,7 +389,7 @@
           <w:color w:val="1F4E79"/>
           <w:sz w:val="21"/>
         </w:rPr>
-        <w:t>玖、安全：一次完整的弱點稽核（88 findings）</w:t>
+        <w:t>玖、七條分支的策略與同步方法論</w:t>
       </w:r>
     </w:p>
     <w:p>
@@ -442,7 +403,7 @@
           <w:color w:val="1F4E79"/>
           <w:sz w:val="21"/>
         </w:rPr>
-        <w:t>拾、AI 治理：對齊 ISO/IEC 42001:2023</w:t>
+        <w:t>拾、安全：一次完整的弱點稽核（88 findings）</w:t>
       </w:r>
     </w:p>
     <w:p>
@@ -456,7 +417,7 @@
           <w:color w:val="1F4E79"/>
           <w:sz w:val="21"/>
         </w:rPr>
-        <w:t>拾壹、工程旅程：轉折、逆轉與教訓</w:t>
+        <w:t>拾壹、AI 治理：對齊 ISO/IEC 42001:2023</w:t>
       </w:r>
     </w:p>
     <w:p>
@@ -470,7 +431,7 @@
           <w:color w:val="1F4E79"/>
           <w:sz w:val="21"/>
         </w:rPr>
-        <w:t>拾貳、一年回顧：我從這個專案學到什麼</w:t>
+        <w:t>拾貳、工程旅程：轉折、逆轉與教訓</w:t>
       </w:r>
     </w:p>
     <w:p>
@@ -484,7 +445,21 @@
           <w:color w:val="1F4E79"/>
           <w:sz w:val="21"/>
         </w:rPr>
-        <w:t>拾參、結語與未來展望</w:t>
+        <w:t>拾參、一年回顧：我從這個專案學到什麼</w:t>
+      </w:r>
+    </w:p>
+    <w:p>
+      <w:pPr>
+        <w:spacing w:before="20" w:after="50" w:line="312" w:lineRule="auto"/>
+      </w:pPr>
+      <w:r>
+        <w:rPr>
+          <w:rFonts w:ascii="Microsoft JhengHei" w:hAnsi="Microsoft JhengHei" w:eastAsia="Microsoft JhengHei"/>
+          <w:b/>
+          <w:color w:val="1F4E79"/>
+          <w:sz w:val="21"/>
+        </w:rPr>
+        <w:t>拾肆、結語與未來展望</w:t>
       </w:r>
     </w:p>
     <w:p>
@@ -577,7 +552,7 @@
           <w:color w:val="1A1A1A"/>
           <w:sz w:val="21"/>
         </w:rPr>
-        <w:t>這份報告是我就職滿一年的學習總結。上一版我只寫了 prod-intranet-card 這一條分支，但後來我意識到：如果只談落地的那一面，就看不見這個專案真正的「起末」——它是怎麼從三個彼此獨立、還沒整合的專案，一路長成今天這套有 main 作為唯一真實源（SSOT）、底下再分出七條為不同部署對象量身分支的平台。所以這一版我把整個專案的演進史，連同所有分支，都重新讀過一遍再寫。</w:t>
+        <w:t>這份報告是我就職滿一年的學習總結。我把整個專案的「起末」重新梳理了一遍——不只是 ANILA 本身，還包含它的兩個前身專案 myCSPPlatform 與 AgenticRAG。因為 ANILA 不是憑空出現的，它是這兩個前導專案各自走到一個段落後，被我整合、重構、再升格而成的。要講清楚我這一年的成長，就得從這兩個前身講起。</w:t>
       </w:r>
     </w:p>
     <w:p>
@@ -592,7 +567,7 @@
           <w:color w:val="1A1A1A"/>
           <w:sz w:val="21"/>
         </w:rPr>
-        <w:t>這一年我真正參與並主導的，是把「onyx / myCSPPlatform / AgenticRAG」三個專案，重構成 ANILA——一套 runtime-first 的多 Agent 平台。它的核心理念只有一句話：把 AgenticRAG 裡那個叫 anila-core 的 Python 套件「去 RAG 化」，升格成整個平台的執行期基座（runtime foundation）；而 Router 不是重寫，是「用這個基座配置成 dispatcher 角色」的一個服務。這個判斷後來成了整個平台的脊椎。</w:t>
+        <w:t>簡單說：myCSPPlatform 給了我「平台治理面」的雛形——API Key、模型管理、用量、認證、審計；AgenticRAG 給了我「Agent 執行面」的雛形——一套 agentic RAG 框架與它內含的 Python 套件 anila-core。ANILA 做的事，就是把前者升格成統一的控制 / 資料平面（CSP），把後者「去 RAG 化」升格成整個平台的執行期基座，再用 LLM-as-Router 把兩者串成一個多租戶平台。這個判斷後來成了整個平台的脊椎。</w:t>
       </w:r>
     </w:p>
     <w:p>
@@ -610,7 +585,7 @@
           <w:color w:val="334455"/>
           <w:sz w:val="21"/>
         </w:rPr>
-        <w:t>我盡量誠實地寫：每一個我引以為傲的設計，背後幾乎都有一段「原本以為簡單、結果踩了坑、最後收斂成一個明確契約」的過程；甚至有些方向是走了一半才掉頭的。我想把這些轉折也記下來，因為那才是這一年我真正的成長。</w:t>
+        <w:t>我盡量誠實地寫：每一個我引以為傲的設計，背後幾乎都有一段「原本以為簡單、結果踩了坑、最後收斂成一個明確契約」的過程；甚至有些方向是把自己幾週前的決定整個推翻重來。我想把這些轉折也記下來，因為那才是這一年我真正的成長。</w:t>
       </w:r>
     </w:p>
     <w:p>
@@ -625,7 +600,7 @@
           <w:color w:val="1A1A1A"/>
           <w:sz w:val="21"/>
         </w:rPr>
-        <w:t>規模上，main 累積了 212 個 commit，prod-intranet-card 譜系（含 main 之前的歷史）有 485 個。整個平台約 631 個 Python 檔、後端約 3.47 萬行、anila-core SDK 約 2.11 萬行、44 支資料庫 migration、174 個測試檔、111 份文件。這些數字不是用來炫耀，而是想說明：這一年我面對的不是練習題，而是一個要同時兼顧安全、可維運、可治理、還要能在沒有外網的機房裡跑起來的真實系統。</w:t>
+        <w:t>規模上，ANILA 的 main 累積了 212 個 commit，prod-intranet-card 譜系（含整合前的歷史）有 485 個。整個平台約 631 個 Python 檔、後端約 3.47 萬行、anila-core SDK 約 2.11 萬行、44 支資料庫 migration、174 個測試檔、111 份文件。加上兩個前身的開發，這一年我面對的是一個要同時兼顧安全、可維運、可治理、還要能在沒有外網的機房裡跑起來的真實系統。</w:t>
       </w:r>
     </w:p>
     <w:p>
@@ -642,26 +617,12 @@
           <w:color w:val="1F4E79"/>
           <w:sz w:val="34"/>
         </w:rPr>
-        <w:t>貳、專案起源與演進時間軸</w:t>
+        <w:t>貳、專案前身：兩個前導專案的開發經歷</w:t>
       </w:r>
     </w:p>
     <w:p>
       <w:pPr>
-        <w:spacing w:before="200" w:after="120" w:line="276" w:lineRule="auto"/>
-      </w:pPr>
-      <w:r>
-        <w:rPr>
-          <w:rFonts w:ascii="Microsoft JhengHei" w:hAnsi="Microsoft JhengHei" w:eastAsia="Microsoft JhengHei"/>
-          <w:b/>
-          <w:color w:val="1F4E79"/>
-          <w:sz w:val="27"/>
-        </w:rPr>
-        <w:t>2.1　從三個專案到一個平台：四個關鍵時間點</w:t>
-      </w:r>
-    </w:p>
-    <w:p>
-      <w:pPr>
-        <w:spacing w:before="40" w:after="60" w:line="360" w:lineRule="auto"/>
+        <w:spacing w:before="40" w:after="80" w:line="360" w:lineRule="auto"/>
       </w:pPr>
       <w:r>
         <w:rPr>
@@ -671,7 +632,595 @@
           <w:color w:val="1A1A1A"/>
           <w:sz w:val="21"/>
         </w:rPr>
-        <w:t>整個專案的「起末」可以用四個被 git tag 釘住的時間點串起來。我把它畫成一條時間軸：</w:t>
+        <w:t>ANILA 的兩個前身，分別對應到平台的兩個面向：myCSPPlatform 是治理 / 服務面，AgenticRAG 是執行 / Agent 面。它們各自獨立開發了一段時間，才在 2026 年 4 月被整合進 ANILA。</w:t>
+      </w:r>
+    </w:p>
+    <w:p>
+      <w:pPr>
+        <w:spacing w:before="200" w:after="120" w:line="276" w:lineRule="auto"/>
+      </w:pPr>
+      <w:r>
+        <w:rPr>
+          <w:rFonts w:ascii="Microsoft JhengHei" w:hAnsi="Microsoft JhengHei" w:eastAsia="Microsoft JhengHei"/>
+          <w:b/>
+          <w:color w:val="1F4E79"/>
+          <w:sz w:val="27"/>
+        </w:rPr>
+        <w:t>2.1　myCSPPlatform — 控制 / 資料平面的種子</w:t>
+      </w:r>
+    </w:p>
+    <w:p>
+      <w:pPr>
+        <w:spacing w:before="40" w:after="60" w:line="360" w:lineRule="auto"/>
+      </w:pPr>
+      <w:r>
+        <w:rPr>
+          <w:rFonts w:ascii="Microsoft JhengHei" w:hAnsi="Microsoft JhengHei" w:eastAsia="Microsoft JhengHei"/>
+          <w:b/>
+          <w:color w:val="2E74B5"/>
+          <w:sz w:val="21"/>
+        </w:rPr>
+        <w:t>一句話：</w:t>
+      </w:r>
+      <w:r>
+        <w:rPr>
+          <w:rFonts w:ascii="Microsoft JhengHei" w:hAnsi="Microsoft JhengHei" w:eastAsia="Microsoft JhengHei"/>
+          <w:b w:val="0"/>
+          <w:color w:val="1A1A1A"/>
+          <w:sz w:val="21"/>
+        </w:rPr>
+        <w:t>ANILA 的 CSP（控制 + 資料平面）幾乎是原封不動從這個前導專案長出來、再大幅擴充的。</w:t>
+      </w:r>
+    </w:p>
+    <w:p>
+      <w:pPr>
+        <w:spacing w:before="40" w:after="60" w:line="360" w:lineRule="auto"/>
+      </w:pPr>
+      <w:r>
+        <w:rPr>
+          <w:rFonts w:ascii="Microsoft JhengHei" w:hAnsi="Microsoft JhengHei" w:eastAsia="Microsoft JhengHei"/>
+          <w:b w:val="0"/>
+          <w:i w:val="0"/>
+          <w:color w:val="1A1A1A"/>
+          <w:sz w:val="21"/>
+        </w:rPr>
+        <w:t>myCSPPlatform（GitHub：zzw09773/myCSPPlatform）是一套「企業內部 AI 模型服務的統一管理平台」（Cloud Service Platform）。它在 2026-04-10 ～ 04-14 約五天內密集開發出 10 個 commit，技術棧是 Vue 3 + Vite + Tailwind + ECharts 前端、Python 3.11 + FastAPI + SQLAlchemy + PostgreSQL 16 後端、JWT + LDAP + OIDC 認證。它的開發弧線是這樣的：</w:t>
+      </w:r>
+    </w:p>
+    <w:tbl>
+      <w:tblPr>
+        <w:tblW w:type="auto" w:w="0"/>
+        <w:jc w:val="center"/>
+        <w:tblLook w:firstColumn="1" w:firstRow="1" w:lastColumn="0" w:lastRow="0" w:noHBand="0" w:noVBand="1" w:val="04A0"/>
+        <w:tblBorders>
+          <w:top w:val="single" w:sz="4" w:space="0" w:color="BFBFBF"/>
+          <w:left w:val="single" w:sz="4" w:space="0" w:color="BFBFBF"/>
+          <w:bottom w:val="single" w:sz="4" w:space="0" w:color="BFBFBF"/>
+          <w:right w:val="single" w:sz="4" w:space="0" w:color="BFBFBF"/>
+          <w:insideH w:val="single" w:sz="4" w:space="0" w:color="BFBFBF"/>
+          <w:insideV w:val="single" w:sz="4" w:space="0" w:color="BFBFBF"/>
+        </w:tblBorders>
+      </w:tblPr>
+      <w:tblGrid>
+        <w:gridCol w:w="4680"/>
+        <w:gridCol w:w="4680"/>
+      </w:tblGrid>
+      <w:tr>
+        <w:tc>
+          <w:tcPr>
+            <w:tcW w:type="dxa" w:w="1728"/>
+            <w:shd w:val="clear" w:fill="1F4E79"/>
+          </w:tcPr>
+          <w:p>
+            <w:pPr>
+              <w:spacing w:before="40" w:after="40" w:line="276" w:lineRule="auto"/>
+            </w:pPr>
+            <w:r>
+              <w:rPr>
+                <w:rFonts w:ascii="Microsoft JhengHei" w:hAnsi="Microsoft JhengHei" w:eastAsia="Microsoft JhengHei"/>
+                <w:b/>
+                <w:color w:val="FFFFFF"/>
+                <w:sz w:val="17"/>
+              </w:rPr>
+              <w:t>日期</w:t>
+            </w:r>
+          </w:p>
+        </w:tc>
+        <w:tc>
+          <w:tcPr>
+            <w:tcW w:type="dxa" w:w="7488"/>
+            <w:shd w:val="clear" w:fill="1F4E79"/>
+          </w:tcPr>
+          <w:p>
+            <w:pPr>
+              <w:spacing w:before="40" w:after="40" w:line="276" w:lineRule="auto"/>
+            </w:pPr>
+            <w:r>
+              <w:rPr>
+                <w:rFonts w:ascii="Microsoft JhengHei" w:hAnsi="Microsoft JhengHei" w:eastAsia="Microsoft JhengHei"/>
+                <w:b/>
+                <w:color w:val="FFFFFF"/>
+                <w:sz w:val="17"/>
+              </w:rPr>
+              <w:t>commit 主題</w:t>
+            </w:r>
+          </w:p>
+        </w:tc>
+      </w:tr>
+      <w:tr>
+        <w:tc>
+          <w:tcPr>
+            <w:tcW w:type="dxa" w:w="1728"/>
+          </w:tcPr>
+          <w:p>
+            <w:pPr>
+              <w:spacing w:before="30" w:after="30" w:line="288" w:lineRule="auto"/>
+            </w:pPr>
+            <w:r>
+              <w:rPr>
+                <w:rFonts w:ascii="Microsoft JhengHei" w:hAnsi="Microsoft JhengHei" w:eastAsia="Microsoft JhengHei"/>
+                <w:b/>
+                <w:sz w:val="17"/>
+              </w:rPr>
+              <w:t>2026-04-10</w:t>
+            </w:r>
+          </w:p>
+        </w:tc>
+        <w:tc>
+          <w:tcPr>
+            <w:tcW w:type="dxa" w:w="7488"/>
+          </w:tcPr>
+          <w:p>
+            <w:pPr>
+              <w:spacing w:before="30" w:after="30" w:line="288" w:lineRule="auto"/>
+            </w:pPr>
+            <w:r>
+              <w:rPr>
+                <w:rFonts w:ascii="Microsoft JhengHei" w:hAnsi="Microsoft JhengHei" w:eastAsia="Microsoft JhengHei"/>
+                <w:sz w:val="17"/>
+              </w:rPr>
+              <w:t>CSP Platform 初始版本（AI 模型服務管理平台）</w:t>
+            </w:r>
+          </w:p>
+        </w:tc>
+      </w:tr>
+      <w:tr>
+        <w:tc>
+          <w:tcPr>
+            <w:tcW w:type="dxa" w:w="1728"/>
+            <w:shd w:val="clear" w:fill="F4F6F9"/>
+          </w:tcPr>
+          <w:p>
+            <w:pPr>
+              <w:spacing w:before="30" w:after="30" w:line="288" w:lineRule="auto"/>
+            </w:pPr>
+            <w:r>
+              <w:rPr>
+                <w:rFonts w:ascii="Microsoft JhengHei" w:hAnsi="Microsoft JhengHei" w:eastAsia="Microsoft JhengHei"/>
+                <w:b/>
+                <w:sz w:val="17"/>
+              </w:rPr>
+              <w:t>2026-04-10</w:t>
+            </w:r>
+          </w:p>
+        </w:tc>
+        <w:tc>
+          <w:tcPr>
+            <w:tcW w:type="dxa" w:w="7488"/>
+            <w:shd w:val="clear" w:fill="F4F6F9"/>
+          </w:tcPr>
+          <w:p>
+            <w:pPr>
+              <w:spacing w:before="30" w:after="30" w:line="288" w:lineRule="auto"/>
+            </w:pPr>
+            <w:r>
+              <w:rPr>
+                <w:rFonts w:ascii="Microsoft JhengHei" w:hAnsi="Microsoft JhengHei" w:eastAsia="Microsoft JhengHei"/>
+                <w:sz w:val="17"/>
+              </w:rPr>
+              <w:t>模型自動註冊機制 + Docker 統一部署</w:t>
+            </w:r>
+          </w:p>
+        </w:tc>
+      </w:tr>
+      <w:tr>
+        <w:tc>
+          <w:tcPr>
+            <w:tcW w:type="dxa" w:w="1728"/>
+          </w:tcPr>
+          <w:p>
+            <w:pPr>
+              <w:spacing w:before="30" w:after="30" w:line="288" w:lineRule="auto"/>
+            </w:pPr>
+            <w:r>
+              <w:rPr>
+                <w:rFonts w:ascii="Microsoft JhengHei" w:hAnsi="Microsoft JhengHei" w:eastAsia="Microsoft JhengHei"/>
+                <w:b/>
+                <w:sz w:val="17"/>
+              </w:rPr>
+              <w:t>2026-04-10</w:t>
+            </w:r>
+          </w:p>
+        </w:tc>
+        <w:tc>
+          <w:tcPr>
+            <w:tcW w:type="dxa" w:w="7488"/>
+          </w:tcPr>
+          <w:p>
+            <w:pPr>
+              <w:spacing w:before="30" w:after="30" w:line="288" w:lineRule="auto"/>
+            </w:pPr>
+            <w:r>
+              <w:rPr>
+                <w:rFonts w:ascii="Microsoft JhengHei" w:hAnsi="Microsoft JhengHei" w:eastAsia="Microsoft JhengHei"/>
+                <w:sz w:val="17"/>
+              </w:rPr>
+              <w:t>Agent 模型類型支援 + MLSteam 整合</w:t>
+            </w:r>
+          </w:p>
+        </w:tc>
+      </w:tr>
+      <w:tr>
+        <w:tc>
+          <w:tcPr>
+            <w:tcW w:type="dxa" w:w="1728"/>
+            <w:shd w:val="clear" w:fill="F4F6F9"/>
+          </w:tcPr>
+          <w:p>
+            <w:pPr>
+              <w:spacing w:before="30" w:after="30" w:line="288" w:lineRule="auto"/>
+            </w:pPr>
+            <w:r>
+              <w:rPr>
+                <w:rFonts w:ascii="Microsoft JhengHei" w:hAnsi="Microsoft JhengHei" w:eastAsia="Microsoft JhengHei"/>
+                <w:b/>
+                <w:sz w:val="17"/>
+              </w:rPr>
+              <w:t>2026-04-10</w:t>
+            </w:r>
+          </w:p>
+        </w:tc>
+        <w:tc>
+          <w:tcPr>
+            <w:tcW w:type="dxa" w:w="7488"/>
+            <w:shd w:val="clear" w:fill="F4F6F9"/>
+          </w:tcPr>
+          <w:p>
+            <w:pPr>
+              <w:spacing w:before="30" w:after="30" w:line="288" w:lineRule="auto"/>
+            </w:pPr>
+            <w:r>
+              <w:rPr>
+                <w:rFonts w:ascii="Microsoft JhengHei" w:hAnsi="Microsoft JhengHei" w:eastAsia="Microsoft JhengHei"/>
+                <w:sz w:val="17"/>
+              </w:rPr>
+              <w:t>Nginx 反向代理 + .env 統一配置</w:t>
+            </w:r>
+          </w:p>
+        </w:tc>
+      </w:tr>
+      <w:tr>
+        <w:tc>
+          <w:tcPr>
+            <w:tcW w:type="dxa" w:w="1728"/>
+          </w:tcPr>
+          <w:p>
+            <w:pPr>
+              <w:spacing w:before="30" w:after="30" w:line="288" w:lineRule="auto"/>
+            </w:pPr>
+            <w:r>
+              <w:rPr>
+                <w:rFonts w:ascii="Microsoft JhengHei" w:hAnsi="Microsoft JhengHei" w:eastAsia="Microsoft JhengHei"/>
+                <w:b/>
+                <w:sz w:val="17"/>
+              </w:rPr>
+              <w:t>2026-04-10</w:t>
+            </w:r>
+          </w:p>
+        </w:tc>
+        <w:tc>
+          <w:tcPr>
+            <w:tcW w:type="dxa" w:w="7488"/>
+          </w:tcPr>
+          <w:p>
+            <w:pPr>
+              <w:spacing w:before="30" w:after="30" w:line="288" w:lineRule="auto"/>
+            </w:pPr>
+            <w:r>
+              <w:rPr>
+                <w:rFonts w:ascii="Microsoft JhengHei" w:hAnsi="Microsoft JhengHei" w:eastAsia="Microsoft JhengHei"/>
+                <w:sz w:val="17"/>
+              </w:rPr>
+              <w:t>生產級架構升級（Nginx 強化、healthcheck、MODEL_* env）</w:t>
+            </w:r>
+          </w:p>
+        </w:tc>
+      </w:tr>
+      <w:tr>
+        <w:tc>
+          <w:tcPr>
+            <w:tcW w:type="dxa" w:w="1728"/>
+            <w:shd w:val="clear" w:fill="F4F6F9"/>
+          </w:tcPr>
+          <w:p>
+            <w:pPr>
+              <w:spacing w:before="30" w:after="30" w:line="288" w:lineRule="auto"/>
+            </w:pPr>
+            <w:r>
+              <w:rPr>
+                <w:rFonts w:ascii="Microsoft JhengHei" w:hAnsi="Microsoft JhengHei" w:eastAsia="Microsoft JhengHei"/>
+                <w:b/>
+                <w:sz w:val="17"/>
+              </w:rPr>
+              <w:t>2026-04-11</w:t>
+            </w:r>
+          </w:p>
+        </w:tc>
+        <w:tc>
+          <w:tcPr>
+            <w:tcW w:type="dxa" w:w="7488"/>
+            <w:shd w:val="clear" w:fill="F4F6F9"/>
+          </w:tcPr>
+          <w:p>
+            <w:pPr>
+              <w:spacing w:before="30" w:after="30" w:line="288" w:lineRule="auto"/>
+            </w:pPr>
+            <w:r>
+              <w:rPr>
+                <w:rFonts w:ascii="Microsoft JhengHei" w:hAnsi="Microsoft JhengHei" w:eastAsia="Microsoft JhengHei"/>
+                <w:sz w:val="17"/>
+              </w:rPr>
+              <w:t>PostgreSQL 遷移 + Admin 重設密碼 + README 重寫</w:t>
+            </w:r>
+          </w:p>
+        </w:tc>
+      </w:tr>
+      <w:tr>
+        <w:tc>
+          <w:tcPr>
+            <w:tcW w:type="dxa" w:w="1728"/>
+          </w:tcPr>
+          <w:p>
+            <w:pPr>
+              <w:spacing w:before="30" w:after="30" w:line="288" w:lineRule="auto"/>
+            </w:pPr>
+            <w:r>
+              <w:rPr>
+                <w:rFonts w:ascii="Microsoft JhengHei" w:hAnsi="Microsoft JhengHei" w:eastAsia="Microsoft JhengHei"/>
+                <w:b/>
+                <w:sz w:val="17"/>
+              </w:rPr>
+              <w:t>2026-04-12</w:t>
+            </w:r>
+          </w:p>
+        </w:tc>
+        <w:tc>
+          <w:tcPr>
+            <w:tcW w:type="dxa" w:w="7488"/>
+          </w:tcPr>
+          <w:p>
+            <w:pPr>
+              <w:spacing w:before="30" w:after="30" w:line="288" w:lineRule="auto"/>
+            </w:pPr>
+            <w:r>
+              <w:rPr>
+                <w:rFonts w:ascii="Microsoft JhengHei" w:hAnsi="Microsoft JhengHei" w:eastAsia="Microsoft JhengHei"/>
+                <w:sz w:val="17"/>
+              </w:rPr>
+              <w:t>使用者認證系統（JWT、密碼管理、SQLite→PostgreSQL 遷移）</w:t>
+            </w:r>
+          </w:p>
+        </w:tc>
+      </w:tr>
+      <w:tr>
+        <w:tc>
+          <w:tcPr>
+            <w:tcW w:type="dxa" w:w="1728"/>
+            <w:shd w:val="clear" w:fill="F4F6F9"/>
+          </w:tcPr>
+          <w:p>
+            <w:pPr>
+              <w:spacing w:before="30" w:after="30" w:line="288" w:lineRule="auto"/>
+            </w:pPr>
+            <w:r>
+              <w:rPr>
+                <w:rFonts w:ascii="Microsoft JhengHei" w:hAnsi="Microsoft JhengHei" w:eastAsia="Microsoft JhengHei"/>
+                <w:b/>
+                <w:sz w:val="17"/>
+              </w:rPr>
+              <w:t>2026-04-12</w:t>
+            </w:r>
+          </w:p>
+        </w:tc>
+        <w:tc>
+          <w:tcPr>
+            <w:tcW w:type="dxa" w:w="7488"/>
+            <w:shd w:val="clear" w:fill="F4F6F9"/>
+          </w:tcPr>
+          <w:p>
+            <w:pPr>
+              <w:spacing w:before="30" w:after="30" w:line="288" w:lineRule="auto"/>
+            </w:pPr>
+            <w:r>
+              <w:rPr>
+                <w:rFonts w:ascii="Microsoft JhengHei" w:hAnsi="Microsoft JhengHei" w:eastAsia="Microsoft JhengHei"/>
+                <w:sz w:val="17"/>
+              </w:rPr>
+              <w:t>使用者認證 / 註冊 / API Key 管理模組 + 前端</w:t>
+            </w:r>
+          </w:p>
+        </w:tc>
+      </w:tr>
+      <w:tr>
+        <w:tc>
+          <w:tcPr>
+            <w:tcW w:type="dxa" w:w="1728"/>
+          </w:tcPr>
+          <w:p>
+            <w:pPr>
+              <w:spacing w:before="30" w:after="30" w:line="288" w:lineRule="auto"/>
+            </w:pPr>
+            <w:r>
+              <w:rPr>
+                <w:rFonts w:ascii="Microsoft JhengHei" w:hAnsi="Microsoft JhengHei" w:eastAsia="Microsoft JhengHei"/>
+                <w:b/>
+                <w:sz w:val="17"/>
+              </w:rPr>
+              <w:t>2026-04-13</w:t>
+            </w:r>
+          </w:p>
+        </w:tc>
+        <w:tc>
+          <w:tcPr>
+            <w:tcW w:type="dxa" w:w="7488"/>
+          </w:tcPr>
+          <w:p>
+            <w:pPr>
+              <w:spacing w:before="30" w:after="30" w:line="288" w:lineRule="auto"/>
+            </w:pPr>
+            <w:r>
+              <w:rPr>
+                <w:rFonts w:ascii="Microsoft JhengHei" w:hAnsi="Microsoft JhengHei" w:eastAsia="Microsoft JhengHei"/>
+                <w:sz w:val="17"/>
+              </w:rPr>
+              <w:t>核心後端 API 模組 + 前端服務層</w:t>
+            </w:r>
+          </w:p>
+        </w:tc>
+      </w:tr>
+      <w:tr>
+        <w:tc>
+          <w:tcPr>
+            <w:tcW w:type="dxa" w:w="1728"/>
+            <w:shd w:val="clear" w:fill="F4F6F9"/>
+          </w:tcPr>
+          <w:p>
+            <w:pPr>
+              <w:spacing w:before="30" w:after="30" w:line="288" w:lineRule="auto"/>
+            </w:pPr>
+            <w:r>
+              <w:rPr>
+                <w:rFonts w:ascii="Microsoft JhengHei" w:hAnsi="Microsoft JhengHei" w:eastAsia="Microsoft JhengHei"/>
+                <w:b/>
+                <w:sz w:val="17"/>
+              </w:rPr>
+              <w:t>2026-04-14</w:t>
+            </w:r>
+          </w:p>
+        </w:tc>
+        <w:tc>
+          <w:tcPr>
+            <w:tcW w:type="dxa" w:w="7488"/>
+            <w:shd w:val="clear" w:fill="F4F6F9"/>
+          </w:tcPr>
+          <w:p>
+            <w:pPr>
+              <w:spacing w:before="30" w:after="30" w:line="288" w:lineRule="auto"/>
+            </w:pPr>
+            <w:r>
+              <w:rPr>
+                <w:rFonts w:ascii="Microsoft JhengHei" w:hAnsi="Microsoft JhengHei" w:eastAsia="Microsoft JhengHei"/>
+                <w:sz w:val="17"/>
+              </w:rPr>
+              <w:t>Nginx 強制 HTTPS + SSL 憑證 / 私鑰</w:t>
+            </w:r>
+          </w:p>
+        </w:tc>
+      </w:tr>
+    </w:tbl>
+    <w:p>
+      <w:pPr>
+        <w:spacing w:after="40"/>
+      </w:pPr>
+    </w:p>
+    <w:p>
+      <w:pPr>
+        <w:spacing w:before="40" w:after="40" w:line="360" w:lineRule="auto"/>
+      </w:pPr>
+      <w:r>
+        <w:rPr>
+          <w:rFonts w:ascii="Microsoft JhengHei" w:hAnsi="Microsoft JhengHei" w:eastAsia="Microsoft JhengHei"/>
+          <w:b w:val="0"/>
+          <w:i w:val="0"/>
+          <w:color w:val="1A1A1A"/>
+          <w:sz w:val="21"/>
+        </w:rPr>
+        <w:t>短短五天，它就已經具備後來幾乎全部進了 ANILA CSP 的能力：API Key 管理（sk- 前綴、模型授權分級、一鍵 regenerate）、四型模型管理（LLM / Embedding / VLM / Agent，含自動註冊 + MLSteam 整合 + 背景健康檢查）、OpenAI 相容代理（/v1/chat/completions、/v1/embeddings、SSE streaming）、用量追蹤（時序圖 + 依模型/使用者分組 + CSV 匯出）、使用者管理 + 自助註冊 + 部門管理、JWT token_version 撤銷機制、LDAP / OIDC、告警中心、審計日誌、平台卡片。</w:t>
+      </w:r>
+    </w:p>
+    <w:p>
+      <w:pPr>
+        <w:spacing w:before="40" w:after="40" w:line="360" w:lineRule="auto"/>
+      </w:pPr>
+      <w:r>
+        <w:rPr>
+          <w:rFonts w:ascii="Microsoft JhengHei" w:hAnsi="Microsoft JhengHei" w:eastAsia="Microsoft JhengHei"/>
+          <w:b/>
+          <w:color w:val="2E74B5"/>
+          <w:sz w:val="21"/>
+        </w:rPr>
+        <w:t>我的反思：</w:t>
+      </w:r>
+      <w:r>
+        <w:rPr>
+          <w:rFonts w:ascii="Microsoft JhengHei" w:hAnsi="Microsoft JhengHei" w:eastAsia="Microsoft JhengHei"/>
+          <w:b w:val="0"/>
+          <w:color w:val="1A1A1A"/>
+          <w:sz w:val="21"/>
+        </w:rPr>
+        <w:t>這個前身教我先把「治理面」做扎實——API Key、用量、審計、認證——再談花俏的功能。ANILA 的 CSP backend/app 分層（api / models / services / schemas）幾乎就是從這裡長出來再擴充的：api 模組從約 13 個擴到 24 個，資料模型從 11 個擴到含 card_auth、handoff、memory、ingestion、agent_credential、token_revocation 等。回頭看，先有一個「可被信任的服務平台」骨架，後面要長多 Agent、長記憶、長加密閂鎖才有地基。</w:t>
+      </w:r>
+    </w:p>
+    <w:p>
+      <w:pPr>
+        <w:spacing w:before="200" w:after="120" w:line="276" w:lineRule="auto"/>
+      </w:pPr>
+      <w:r>
+        <w:rPr>
+          <w:rFonts w:ascii="Microsoft JhengHei" w:hAnsi="Microsoft JhengHei" w:eastAsia="Microsoft JhengHei"/>
+          <w:b/>
+          <w:color w:val="1F4E79"/>
+          <w:sz w:val="27"/>
+        </w:rPr>
+        <w:t>2.2　AgenticRAG — 執行期基座與 RAG 的種子</w:t>
+      </w:r>
+    </w:p>
+    <w:p>
+      <w:pPr>
+        <w:spacing w:before="40" w:after="60" w:line="360" w:lineRule="auto"/>
+      </w:pPr>
+      <w:r>
+        <w:rPr>
+          <w:rFonts w:ascii="Microsoft JhengHei" w:hAnsi="Microsoft JhengHei" w:eastAsia="Microsoft JhengHei"/>
+          <w:b/>
+          <w:color w:val="2E74B5"/>
+          <w:sz w:val="21"/>
+        </w:rPr>
+        <w:t>一句話：</w:t>
+      </w:r>
+      <w:r>
+        <w:rPr>
+          <w:rFonts w:ascii="Microsoft JhengHei" w:hAnsi="Microsoft JhengHei" w:eastAsia="Microsoft JhengHei"/>
+          <w:b w:val="0"/>
+          <w:color w:val="1A1A1A"/>
+          <w:sz w:val="21"/>
+        </w:rPr>
+        <w:t>ANILA 的執行期基座 anila-core 與官方 RAG 模板 anila-agent，都源自這個前導專案。</w:t>
+      </w:r>
+    </w:p>
+    <w:p>
+      <w:pPr>
+        <w:spacing w:before="40" w:after="60" w:line="360" w:lineRule="auto"/>
+      </w:pPr>
+      <w:r>
+        <w:rPr>
+          <w:rFonts w:ascii="Microsoft JhengHei" w:hAnsi="Microsoft JhengHei" w:eastAsia="Microsoft JhengHei"/>
+          <w:b w:val="0"/>
+          <w:i w:val="0"/>
+          <w:color w:val="1A1A1A"/>
+          <w:sz w:val="21"/>
+        </w:rPr>
+        <w:t>AgenticRAG（GitHub：zzw09773/AgenticRAG，現為 private / archived）建立於 2026-04-05，封存於 2026-04-24，封存說明寫著「Migrated to ANILA platform monorepo as the official RAG agent template」。它原本是一套 agentic RAG 框架，內含一個叫 anila-core 的 Python 套件 + 完整 RAG pipeline（parser / chunker / pgvector retriever / citation）。它的蛻變分兩個階段：</w:t>
       </w:r>
     </w:p>
     <w:tbl>
@@ -696,7 +1245,27 @@
       <w:tr>
         <w:tc>
           <w:tcPr>
-            <w:tcW w:type="dxa" w:w="1800"/>
+            <w:tcW w:type="dxa" w:w="1728"/>
+            <w:shd w:val="clear" w:fill="1F4E79"/>
+          </w:tcPr>
+          <w:p>
+            <w:pPr>
+              <w:spacing w:before="40" w:after="40" w:line="276" w:lineRule="auto"/>
+            </w:pPr>
+            <w:r>
+              <w:rPr>
+                <w:rFonts w:ascii="Microsoft JhengHei" w:hAnsi="Microsoft JhengHei" w:eastAsia="Microsoft JhengHei"/>
+                <w:b/>
+                <w:color w:val="FFFFFF"/>
+                <w:sz w:val="17"/>
+              </w:rPr>
+              <w:t>階段</w:t>
+            </w:r>
+          </w:p>
+        </w:tc>
+        <w:tc>
+          <w:tcPr>
+            <w:tcW w:type="dxa" w:w="1872"/>
             <w:shd w:val="clear" w:fill="1F4E79"/>
           </w:tcPr>
           <w:p>
@@ -716,7 +1285,274 @@
         </w:tc>
         <w:tc>
           <w:tcPr>
-            <w:tcW w:type="dxa" w:w="3672"/>
+            <w:tcW w:type="dxa" w:w="5616"/>
+            <w:shd w:val="clear" w:fill="1F4E79"/>
+          </w:tcPr>
+          <w:p>
+            <w:pPr>
+              <w:spacing w:before="40" w:after="40" w:line="276" w:lineRule="auto"/>
+            </w:pPr>
+            <w:r>
+              <w:rPr>
+                <w:rFonts w:ascii="Microsoft JhengHei" w:hAnsi="Microsoft JhengHei" w:eastAsia="Microsoft JhengHei"/>
+                <w:b/>
+                <w:color w:val="FFFFFF"/>
+                <w:sz w:val="17"/>
+              </w:rPr>
+              <w:t>內容</w:t>
+            </w:r>
+          </w:p>
+        </w:tc>
+      </w:tr>
+      <w:tr>
+        <w:tc>
+          <w:tcPr>
+            <w:tcW w:type="dxa" w:w="1728"/>
+          </w:tcPr>
+          <w:p>
+            <w:pPr>
+              <w:spacing w:before="30" w:after="30" w:line="288" w:lineRule="auto"/>
+            </w:pPr>
+            <w:r>
+              <w:rPr>
+                <w:rFonts w:ascii="Microsoft JhengHei" w:hAnsi="Microsoft JhengHei" w:eastAsia="Microsoft JhengHei"/>
+                <w:b/>
+                <w:sz w:val="17"/>
+              </w:rPr>
+              <w:t>Phase 0 解耦</w:t>
+            </w:r>
+          </w:p>
+        </w:tc>
+        <w:tc>
+          <w:tcPr>
+            <w:tcW w:type="dxa" w:w="1872"/>
+          </w:tcPr>
+          <w:p>
+            <w:pPr>
+              <w:spacing w:before="30" w:after="30" w:line="288" w:lineRule="auto"/>
+            </w:pPr>
+            <w:r>
+              <w:rPr>
+                <w:rFonts w:ascii="Microsoft JhengHei" w:hAnsi="Microsoft JhengHei" w:eastAsia="Microsoft JhengHei"/>
+                <w:sz w:val="17"/>
+              </w:rPr>
+              <w:t>2026-05-02 起</w:t>
+            </w:r>
+          </w:p>
+        </w:tc>
+        <w:tc>
+          <w:tcPr>
+            <w:tcW w:type="dxa" w:w="5616"/>
+          </w:tcPr>
+          <w:p>
+            <w:pPr>
+              <w:spacing w:before="30" w:after="30" w:line="288" w:lineRule="auto"/>
+            </w:pPr>
+            <w:r>
+              <w:rPr>
+                <w:rFonts w:ascii="Microsoft JhengHei" w:hAnsi="Microsoft JhengHei" w:eastAsia="Microsoft JhengHei"/>
+                <w:sz w:val="17"/>
+              </w:rPr>
+              <w:t>把 AgenticRAG 變成 zero-anila-core-import 的可 fork template——devs git clone 後不裝 anila-core 也能 standalone 跑。把 pg_pool / pgvector_store copy 回模板、定義 VectorStore Protocol、加 CI gate 防止再耦合。</w:t>
+            </w:r>
+          </w:p>
+        </w:tc>
+      </w:tr>
+      <w:tr>
+        <w:tc>
+          <w:tcPr>
+            <w:tcW w:type="dxa" w:w="1728"/>
+            <w:shd w:val="clear" w:fill="F4F6F9"/>
+          </w:tcPr>
+          <w:p>
+            <w:pPr>
+              <w:spacing w:before="30" w:after="30" w:line="288" w:lineRule="auto"/>
+            </w:pPr>
+            <w:r>
+              <w:rPr>
+                <w:rFonts w:ascii="Microsoft JhengHei" w:hAnsi="Microsoft JhengHei" w:eastAsia="Microsoft JhengHei"/>
+                <w:b/>
+                <w:sz w:val="17"/>
+              </w:rPr>
+              <w:t>Phase 1 升格</w:t>
+            </w:r>
+          </w:p>
+        </w:tc>
+        <w:tc>
+          <w:tcPr>
+            <w:tcW w:type="dxa" w:w="1872"/>
+            <w:shd w:val="clear" w:fill="F4F6F9"/>
+          </w:tcPr>
+          <w:p>
+            <w:pPr>
+              <w:spacing w:before="30" w:after="30" w:line="288" w:lineRule="auto"/>
+            </w:pPr>
+            <w:r>
+              <w:rPr>
+                <w:rFonts w:ascii="Microsoft JhengHei" w:hAnsi="Microsoft JhengHei" w:eastAsia="Microsoft JhengHei"/>
+                <w:sz w:val="17"/>
+              </w:rPr>
+              <w:t>2026-05 起</w:t>
+            </w:r>
+          </w:p>
+        </w:tc>
+        <w:tc>
+          <w:tcPr>
+            <w:tcW w:type="dxa" w:w="5616"/>
+            <w:shd w:val="clear" w:fill="F4F6F9"/>
+          </w:tcPr>
+          <w:p>
+            <w:pPr>
+              <w:spacing w:before="30" w:after="30" w:line="288" w:lineRule="auto"/>
+            </w:pPr>
+            <w:r>
+              <w:rPr>
+                <w:rFonts w:ascii="Microsoft JhengHei" w:hAnsi="Microsoft JhengHei" w:eastAsia="Microsoft JhengHei"/>
+                <w:sz w:val="17"/>
+              </w:rPr>
+              <w:t>升格出 anila-agent-framework，定義 5 個 primitive（Action / Middleware / StateMachine / Memory / Provider），綜合 openai-agents-python 與 claude-code-src 的設計（synthesis，不是逐行 port）。</w:t>
+            </w:r>
+          </w:p>
+        </w:tc>
+      </w:tr>
+    </w:tbl>
+    <w:p>
+      <w:pPr>
+        <w:spacing w:after="40"/>
+      </w:pPr>
+    </w:p>
+    <w:p>
+      <w:pPr>
+        <w:spacing w:before="40" w:after="40" w:line="360" w:lineRule="auto"/>
+      </w:pPr>
+      <w:r>
+        <w:rPr>
+          <w:rFonts w:ascii="Microsoft JhengHei" w:hAnsi="Microsoft JhengHei" w:eastAsia="Microsoft JhengHei"/>
+          <w:b w:val="0"/>
+          <w:i w:val="0"/>
+          <w:color w:val="1A1A1A"/>
+          <w:sz w:val="21"/>
+        </w:rPr>
+        <w:t>這裡藏著整個平台最關鍵的一個認知（也寫進了 anila_plan.md）：anila-core 必須「去 RAG 化」，從「平台內部的 RAG 服務」轉成「純執行期基座」。RAG 只是其中一種可選的 agent 能力，不是 runtime 本體。Sprint 1 我們把 RAG tool factories、ingestion、pg adapters、embedding_nvidia 全部移出 core，只留純 runtime——這正是第伍章 P0/P1/P2 演進的起點。</w:t>
+      </w:r>
+    </w:p>
+    <w:p>
+      <w:pPr>
+        <w:spacing w:before="40" w:after="40" w:line="360" w:lineRule="auto"/>
+      </w:pPr>
+      <w:r>
+        <w:rPr>
+          <w:rFonts w:ascii="Microsoft JhengHei" w:hAnsi="Microsoft JhengHei" w:eastAsia="Microsoft JhengHei"/>
+          <w:b/>
+          <w:color w:val="2E74B5"/>
+          <w:sz w:val="21"/>
+        </w:rPr>
+        <w:t>我的反思：</w:t>
+      </w:r>
+      <w:r>
+        <w:rPr>
+          <w:rFonts w:ascii="Microsoft JhengHei" w:hAnsi="Microsoft JhengHei" w:eastAsia="Microsoft JhengHei"/>
+          <w:b w:val="0"/>
+          <w:color w:val="1A1A1A"/>
+          <w:sz w:val="21"/>
+        </w:rPr>
+        <w:t>AgenticRAG 教我最深的一課是「邊界」。同一段 RAG 程式，到底該屬於「平台基座」還是「agent 模板」？我們一度放錯地方（放進 core），花了一整個 Sprint 才把它搬回模板、把 core 收乾淨。這個「砍掉自己幾週前決定」的過程，是我這一年最有價值的工程判斷訓練。今天 AgenticRAG 的下落很清楚：它分裂成 (a) anila-core——執行期基座（第柒.1 節），與 (b) anila-agent——官方 RAG 模板（第柒.2 節），原 repo 已封存。</w:t>
+      </w:r>
+    </w:p>
+    <w:p>
+      <w:r>
+        <w:br w:type="page"/>
+      </w:r>
+    </w:p>
+    <w:p>
+      <w:pPr>
+        <w:spacing w:before="300" w:after="120" w:line="276" w:lineRule="auto"/>
+        <w:pBdr>
+          <w:bottom w:val="single" w:sz="6" w:space="4" w:color="1F4E79"/>
+        </w:pBdr>
+      </w:pPr>
+      <w:r>
+        <w:rPr>
+          <w:rFonts w:ascii="Microsoft JhengHei" w:hAnsi="Microsoft JhengHei" w:eastAsia="Microsoft JhengHei"/>
+          <w:b/>
+          <w:color w:val="1F4E79"/>
+          <w:sz w:val="34"/>
+        </w:rPr>
+        <w:t>參、從前身到 ANILA：整合與演進時間軸</w:t>
+      </w:r>
+    </w:p>
+    <w:p>
+      <w:pPr>
+        <w:spacing w:before="200" w:after="120" w:line="276" w:lineRule="auto"/>
+      </w:pPr>
+      <w:r>
+        <w:rPr>
+          <w:rFonts w:ascii="Microsoft JhengHei" w:hAnsi="Microsoft JhengHei" w:eastAsia="Microsoft JhengHei"/>
+          <w:b/>
+          <w:color w:val="1F4E79"/>
+          <w:sz w:val="27"/>
+        </w:rPr>
+        <w:t>3.1　整合的時間點</w:t>
+      </w:r>
+    </w:p>
+    <w:p>
+      <w:pPr>
+        <w:spacing w:before="40" w:after="60" w:line="360" w:lineRule="auto"/>
+      </w:pPr>
+      <w:r>
+        <w:rPr>
+          <w:rFonts w:ascii="Microsoft JhengHei" w:hAnsi="Microsoft JhengHei" w:eastAsia="Microsoft JhengHei"/>
+          <w:b w:val="0"/>
+          <w:i w:val="0"/>
+          <w:color w:val="1A1A1A"/>
+          <w:sz w:val="21"/>
+        </w:rPr>
+        <w:t>兩個前身專案在 2026 年 4 月被整合進單一 repo，之後又經過兩次刻意的歷史重整，才形成今天以 main 為唯一真實源（SSOT）的結構。我把關鍵時間點畫成一條軸：</w:t>
+      </w:r>
+    </w:p>
+    <w:tbl>
+      <w:tblPr>
+        <w:tblW w:type="auto" w:w="0"/>
+        <w:jc w:val="center"/>
+        <w:tblLook w:firstColumn="1" w:firstRow="1" w:lastColumn="0" w:lastRow="0" w:noHBand="0" w:noVBand="1" w:val="04A0"/>
+        <w:tblBorders>
+          <w:top w:val="single" w:sz="4" w:space="0" w:color="BFBFBF"/>
+          <w:left w:val="single" w:sz="4" w:space="0" w:color="BFBFBF"/>
+          <w:bottom w:val="single" w:sz="4" w:space="0" w:color="BFBFBF"/>
+          <w:right w:val="single" w:sz="4" w:space="0" w:color="BFBFBF"/>
+          <w:insideH w:val="single" w:sz="4" w:space="0" w:color="BFBFBF"/>
+          <w:insideV w:val="single" w:sz="4" w:space="0" w:color="BFBFBF"/>
+        </w:tblBorders>
+      </w:tblPr>
+      <w:tblGrid>
+        <w:gridCol w:w="3120"/>
+        <w:gridCol w:w="3120"/>
+        <w:gridCol w:w="3120"/>
+      </w:tblGrid>
+      <w:tr>
+        <w:tc>
+          <w:tcPr>
+            <w:tcW w:type="dxa" w:w="2016"/>
+            <w:shd w:val="clear" w:fill="1F4E79"/>
+          </w:tcPr>
+          <w:p>
+            <w:pPr>
+              <w:spacing w:before="40" w:after="40" w:line="276" w:lineRule="auto"/>
+            </w:pPr>
+            <w:r>
+              <w:rPr>
+                <w:rFonts w:ascii="Microsoft JhengHei" w:hAnsi="Microsoft JhengHei" w:eastAsia="Microsoft JhengHei"/>
+                <w:b/>
+                <w:color w:val="FFFFFF"/>
+                <w:sz w:val="17"/>
+              </w:rPr>
+              <w:t>時間</w:t>
+            </w:r>
+          </w:p>
+        </w:tc>
+        <w:tc>
+          <w:tcPr>
+            <w:tcW w:type="dxa" w:w="3456"/>
             <w:shd w:val="clear" w:fill="1F4E79"/>
           </w:tcPr>
           <w:p>
@@ -758,7 +1594,62 @@
       <w:tr>
         <w:tc>
           <w:tcPr>
-            <w:tcW w:type="dxa" w:w="1800"/>
+            <w:tcW w:type="dxa" w:w="2016"/>
+          </w:tcPr>
+          <w:p>
+            <w:pPr>
+              <w:spacing w:before="30" w:after="30" w:line="288" w:lineRule="auto"/>
+            </w:pPr>
+            <w:r>
+              <w:rPr>
+                <w:rFonts w:ascii="Microsoft JhengHei" w:hAnsi="Microsoft JhengHei" w:eastAsia="Microsoft JhengHei"/>
+                <w:b/>
+                <w:sz w:val="17"/>
+              </w:rPr>
+              <w:t>2026-04-05 / 04-10</w:t>
+            </w:r>
+          </w:p>
+        </w:tc>
+        <w:tc>
+          <w:tcPr>
+            <w:tcW w:type="dxa" w:w="3456"/>
+          </w:tcPr>
+          <w:p>
+            <w:pPr>
+              <w:spacing w:before="30" w:after="30" w:line="288" w:lineRule="auto"/>
+            </w:pPr>
+            <w:r>
+              <w:rPr>
+                <w:rFonts w:ascii="Microsoft JhengHei" w:hAnsi="Microsoft JhengHei" w:eastAsia="Microsoft JhengHei"/>
+                <w:sz w:val="17"/>
+              </w:rPr>
+              <w:t>AgenticRAG / myCSPPlatform 各自起步</w:t>
+            </w:r>
+          </w:p>
+        </w:tc>
+        <w:tc>
+          <w:tcPr>
+            <w:tcW w:type="dxa" w:w="3744"/>
+          </w:tcPr>
+          <w:p>
+            <w:pPr>
+              <w:spacing w:before="30" w:after="30" w:line="288" w:lineRule="auto"/>
+            </w:pPr>
+            <w:r>
+              <w:rPr>
+                <w:rFonts w:ascii="Microsoft JhengHei" w:hAnsi="Microsoft JhengHei" w:eastAsia="Microsoft JhengHei"/>
+                <w:sz w:val="17"/>
+              </w:rPr>
+              <w:t>兩個前身專案分別在 GitHub 上獨立開發。</w:t>
+            </w:r>
+          </w:p>
+        </w:tc>
+      </w:tr>
+      <w:tr>
+        <w:tc>
+          <w:tcPr>
+            <w:tcW w:type="dxa" w:w="2016"/>
+            <w:shd w:val="clear" w:fill="F4F6F9"/>
           </w:tcPr>
           <w:p>
             <w:pPr>
@@ -776,62 +1667,7 @@
         </w:tc>
         <w:tc>
           <w:tcPr>
-            <w:tcW w:type="dxa" w:w="3672"/>
-          </w:tcPr>
-          <w:p>
-            <w:pPr>
-              <w:spacing w:before="30" w:after="30" w:line="288" w:lineRule="auto"/>
-            </w:pPr>
-            <w:r>
-              <w:rPr>
-                <w:rFonts w:ascii="Microsoft JhengHei" w:hAnsi="Microsoft JhengHei" w:eastAsia="Microsoft JhengHei"/>
-                <w:sz w:val="17"/>
-              </w:rPr>
-              <w:t>三專案合併（onyx / myCSPPlatform / AgenticRAG）</w:t>
-            </w:r>
-          </w:p>
-        </w:tc>
-        <w:tc>
-          <w:tcPr>
-            <w:tcW w:type="dxa" w:w="3744"/>
-          </w:tcPr>
-          <w:p>
-            <w:pPr>
-              <w:spacing w:before="30" w:after="30" w:line="288" w:lineRule="auto"/>
-            </w:pPr>
-            <w:r>
-              <w:rPr>
-                <w:rFonts w:ascii="Microsoft JhengHei" w:hAnsi="Microsoft JhengHei" w:eastAsia="Microsoft JhengHei"/>
-                <w:sz w:val="17"/>
-              </w:rPr>
-              <w:t>起點。三個專案先以 submodule 掛進來，再 inline 成完整原始碼，附上整合計畫。</w:t>
-            </w:r>
-          </w:p>
-        </w:tc>
-      </w:tr>
-      <w:tr>
-        <w:tc>
-          <w:tcPr>
-            <w:tcW w:type="dxa" w:w="1800"/>
-            <w:shd w:val="clear" w:fill="F4F6F9"/>
-          </w:tcPr>
-          <w:p>
-            <w:pPr>
-              <w:spacing w:before="30" w:after="30" w:line="288" w:lineRule="auto"/>
-            </w:pPr>
-            <w:r>
-              <w:rPr>
-                <w:rFonts w:ascii="Microsoft JhengHei" w:hAnsi="Microsoft JhengHei" w:eastAsia="Microsoft JhengHei"/>
-                <w:b/>
-                <w:sz w:val="17"/>
-              </w:rPr>
-              <w:t>2026-04-27</w:t>
-            </w:r>
-          </w:p>
-        </w:tc>
-        <w:tc>
-          <w:tcPr>
-            <w:tcW w:type="dxa" w:w="3672"/>
+            <w:tcW w:type="dxa" w:w="3456"/>
             <w:shd w:val="clear" w:fill="F4F6F9"/>
           </w:tcPr>
           <w:p>
@@ -843,7 +1679,7 @@
                 <w:rFonts w:ascii="Microsoft JhengHei" w:hAnsi="Microsoft JhengHei" w:eastAsia="Microsoft JhengHei"/>
                 <w:sz w:val="17"/>
               </w:rPr>
-              <w:t>移除 onyx（tag pre-onyx-filter-repo）</w:t>
+              <w:t>整合進單一 repo</w:t>
             </w:r>
           </w:p>
         </w:tc>
@@ -861,7 +1697,7 @@
                 <w:rFonts w:ascii="Microsoft JhengHei" w:hAnsi="Microsoft JhengHei" w:eastAsia="Microsoft JhengHei"/>
                 <w:sz w:val="17"/>
               </w:rPr>
-              <w:t>onyx upstream（4690 檔 / 61MB）被 filter-repo 移除，.git 從 34MB 縮到 5.7MB（−83%）。onyx 交由各單位 agent 開發團隊，平台團隊不再維護。</w:t>
+              <w:t>兩個前身先以 submodule 掛進來，再 inline 成完整原始碼，並附上 ANILA 整合計畫。</w:t>
             </w:r>
           </w:p>
         </w:tc>
@@ -869,7 +1705,7 @@
       <w:tr>
         <w:tc>
           <w:tcPr>
-            <w:tcW w:type="dxa" w:w="1800"/>
+            <w:tcW w:type="dxa" w:w="2016"/>
           </w:tcPr>
           <w:p>
             <w:pPr>
@@ -887,7 +1723,7 @@
         </w:tc>
         <w:tc>
           <w:tcPr>
-            <w:tcW w:type="dxa" w:w="3672"/>
+            <w:tcW w:type="dxa" w:w="3456"/>
           </w:tcPr>
           <w:p>
             <w:pPr>
@@ -915,7 +1751,7 @@
                 <w:rFonts w:ascii="Microsoft JhengHei" w:hAnsi="Microsoft JhengHei" w:eastAsia="Microsoft JhengHei"/>
                 <w:sz w:val="17"/>
               </w:rPr>
-              <w:t>以一個全新、與舊歷史無共同祖先的 root commit 重建乾淨歷史。這條 main 從此是唯一真實源。</w:t>
+              <w:t>以全新、與舊歷史無共同祖先的 root commit 重建乾淨歷史；這條 main 從此是唯一真實源。</w:t>
             </w:r>
           </w:p>
         </w:tc>
@@ -923,7 +1759,7 @@
       <w:tr>
         <w:tc>
           <w:tcPr>
-            <w:tcW w:type="dxa" w:w="1800"/>
+            <w:tcW w:type="dxa" w:w="2016"/>
             <w:shd w:val="clear" w:fill="F4F6F9"/>
           </w:tcPr>
           <w:p>
@@ -942,7 +1778,7 @@
         </w:tc>
         <w:tc>
           <w:tcPr>
-            <w:tcW w:type="dxa" w:w="3672"/>
+            <w:tcW w:type="dxa" w:w="3456"/>
             <w:shd w:val="clear" w:fill="F4F6F9"/>
           </w:tcPr>
           <w:p>
@@ -972,7 +1808,7 @@
                 <w:rFonts w:ascii="Microsoft JhengHei" w:hAnsi="Microsoft JhengHei" w:eastAsia="Microsoft JhengHei"/>
                 <w:sz w:val="17"/>
               </w:rPr>
-              <w:t>把舊 prod 改名為 prod-intranet-card，並建立「公開／國軍／內網 × dev／trial／prod × 帳密／卡片」的七分支矩陣。</w:t>
+              <w:t>把舊 prod 改名為 prod-intranet-card，建立「公開／國軍／內網 × dev／trial／prod × 帳密／卡片」的七分支矩陣。</w:t>
             </w:r>
           </w:p>
         </w:tc>
@@ -980,7 +1816,7 @@
       <w:tr>
         <w:tc>
           <w:tcPr>
-            <w:tcW w:type="dxa" w:w="1800"/>
+            <w:tcW w:type="dxa" w:w="2016"/>
           </w:tcPr>
           <w:p>
             <w:pPr>
@@ -998,7 +1834,7 @@
         </w:tc>
         <w:tc>
           <w:tcPr>
-            <w:tcW w:type="dxa" w:w="3672"/>
+            <w:tcW w:type="dxa" w:w="3456"/>
           </w:tcPr>
           <w:p>
             <w:pPr>
@@ -1049,7 +1885,7 @@
           <w:color w:val="1A1A1A"/>
           <w:sz w:val="21"/>
         </w:rPr>
-        <w:t>我特別想記下 onyx 移交那一刻：把一個 61MB 的上游 clone 從 repo 歷史裡乾淨地切掉，需要 git filter-repo、需要強推所有分支、需要所有人重新 clone。那是我第一次體會到「git 歷史本身也是要被治理的資產」——不是把檔案刪掉就算數，而是要讓歷史也乾淨。</w:t>
+        <w:t>這幾次歷史重整讓我體會到一件事：git 歷史本身也是要被治理的資產——不是把檔案改一改就算數，而是要讓「整段歷史」乾淨、可追溯、可交接。</w:t>
       </w:r>
     </w:p>
     <w:p>
@@ -1063,7 +1899,7 @@
           <w:color w:val="1F4E79"/>
           <w:sz w:val="27"/>
         </w:rPr>
-        <w:t>2.2　唯一規劃文件 anila_plan.md：Runtime-first / Router-first</w:t>
+        <w:t>3.2　唯一規劃文件 anila_plan.md：Runtime-first / Router-first</w:t>
       </w:r>
     </w:p>
     <w:p>
@@ -1078,7 +1914,7 @@
           <w:color w:val="1A1A1A"/>
           <w:sz w:val="21"/>
         </w:rPr>
-        <w:t>整個專案只有一份規劃文件（anila_plan.md，v7），這是刻意的——我不想讓計畫散落在無數張投影片裡。它定義了平台願景與七個建置階段：</w:t>
+        <w:t>整合之後只有一份規劃文件（anila_plan.md，v7），這是刻意的。它把兩個前身的角色重新定位，並排出建置階段：</w:t>
       </w:r>
     </w:p>
     <w:tbl>
@@ -1173,7 +2009,7 @@
                 <w:rFonts w:ascii="Microsoft JhengHei" w:hAnsi="Microsoft JhengHei" w:eastAsia="Microsoft JhengHei"/>
                 <w:sz w:val="18"/>
               </w:rPr>
-              <w:t>anila-core Python runtime foundation（去 RAG 化，升格成基座）</w:t>
+              <w:t>anila-core Python runtime foundation（把 AgenticRAG 的 core 去 RAG 化，升格成基座）</w:t>
             </w:r>
           </w:p>
         </w:tc>
@@ -1212,7 +2048,7 @@
                 <w:rFonts w:ascii="Microsoft JhengHei" w:hAnsi="Microsoft JhengHei" w:eastAsia="Microsoft JhengHei"/>
                 <w:sz w:val="18"/>
               </w:rPr>
-              <w:t>myCSPPlatform 資料 + 控制平面（新增 agents 表、developer 角色、SSE proxy、用量結算）</w:t>
+              <w:t>myCSPPlatform 升格為資料 + 控制平面（新增 agents 表、developer 角色、SSE proxy、用量結算）</w:t>
             </w:r>
           </w:p>
         </w:tc>
@@ -1270,7 +2106,7 @@
                 <w:b/>
                 <w:sz w:val="18"/>
               </w:rPr>
-              <w:t>P4</w:t>
+              <w:t>P5</w:t>
             </w:r>
           </w:p>
         </w:tc>
@@ -1288,7 +2124,7 @@
                 <w:rFonts w:ascii="Microsoft JhengHei" w:hAnsi="Microsoft JhengHei" w:eastAsia="Microsoft JhengHei"/>
                 <w:sz w:val="18"/>
               </w:rPr>
-              <w:t>Onyx 未來模組規劃（僅文件，不進開發排程）</w:t>
+              <w:t>ANILA Runtime UI（end-user 對話客戶端）</w:t>
             </w:r>
           </w:p>
         </w:tc>
@@ -1308,7 +2144,7 @@
                 <w:b/>
                 <w:sz w:val="18"/>
               </w:rPr>
-              <w:t>P5</w:t>
+              <w:t>P6</w:t>
             </w:r>
           </w:p>
         </w:tc>
@@ -1325,7 +2161,7 @@
                 <w:rFonts w:ascii="Microsoft JhengHei" w:hAnsi="Microsoft JhengHei" w:eastAsia="Microsoft JhengHei"/>
                 <w:sz w:val="18"/>
               </w:rPr>
-              <w:t>ANILA Runtime UI（end-user 對話客戶端）</w:t>
+              <w:t>開發者生態：anila-core init / register CLI + 官方模板（anila-agent）</w:t>
             </w:r>
           </w:p>
         </w:tc>
@@ -1346,7 +2182,7 @@
                 <w:b/>
                 <w:sz w:val="18"/>
               </w:rPr>
-              <w:t>P6</w:t>
+              <w:t>P7</w:t>
             </w:r>
           </w:p>
         </w:tc>
@@ -1364,43 +2200,6 @@
                 <w:rFonts w:ascii="Microsoft JhengHei" w:hAnsi="Microsoft JhengHei" w:eastAsia="Microsoft JhengHei"/>
                 <w:sz w:val="18"/>
               </w:rPr>
-              <w:t>開發者生態：anila-core init / register CLI + 官方模板</w:t>
-            </w:r>
-          </w:p>
-        </w:tc>
-      </w:tr>
-      <w:tr>
-        <w:tc>
-          <w:tcPr>
-            <w:tcW w:type="dxa" w:w="1152"/>
-          </w:tcPr>
-          <w:p>
-            <w:pPr>
-              <w:spacing w:before="30" w:after="30" w:line="288" w:lineRule="auto"/>
-            </w:pPr>
-            <w:r>
-              <w:rPr>
-                <w:rFonts w:ascii="Microsoft JhengHei" w:hAnsi="Microsoft JhengHei" w:eastAsia="Microsoft JhengHei"/>
-                <w:b/>
-                <w:sz w:val="18"/>
-              </w:rPr>
-              <w:t>P7</w:t>
-            </w:r>
-          </w:p>
-        </w:tc>
-        <w:tc>
-          <w:tcPr>
-            <w:tcW w:type="dxa" w:w="8064"/>
-          </w:tcPr>
-          <w:p>
-            <w:pPr>
-              <w:spacing w:before="30" w:after="30" w:line="288" w:lineRule="auto"/>
-            </w:pPr>
-            <w:r>
-              <w:rPr>
-                <w:rFonts w:ascii="Microsoft JhengHei" w:hAnsi="Microsoft JhengHei" w:eastAsia="Microsoft JhengHei"/>
-                <w:sz w:val="18"/>
-              </w:rPr>
               <w:t>平台 hardening：Alembic migration、健康檢查、啟動安全檢查</w:t>
             </w:r>
           </w:p>
@@ -1424,7 +2223,7 @@
           <w:color w:val="1A1A1A"/>
           <w:sz w:val="21"/>
         </w:rPr>
-        <w:t>幾個從頭到尾沒有動搖的設計決策，也都寫在這份文件裡——它們是後面所有章節的共同前提，我整理在第參章。</w:t>
+        <w:t>幾個從頭到尾沒有動搖的設計決策，整理在第肆章——它們是後面所有章節的共同前提。</w:t>
       </w:r>
     </w:p>
     <w:p>
@@ -1441,7 +2240,7 @@
           <w:color w:val="1F4E79"/>
           <w:sz w:val="34"/>
         </w:rPr>
-        <w:t>參、貫穿全專案的核心設計決策</w:t>
+        <w:t>肆、貫穿全專案的核心設計決策</w:t>
       </w:r>
     </w:p>
     <w:p>
@@ -1548,7 +2347,7 @@
           <w:rFonts w:ascii="Microsoft JhengHei" w:hAnsi="Microsoft JhengHei" w:eastAsia="Microsoft JhengHei"/>
           <w:sz w:val="21"/>
         </w:rPr>
-        <w:t>主循環是 router / orchestrator，不預設內建業務 RAG；知識檢索能力下放到各 agent。</w:t>
+        <w:t>主循環是 router / orchestrator，不預設內建業務 RAG；知識檢索能力下放到各 agent（呼應 AgenticRAG 的「去 RAG 化」）。</w:t>
       </w:r>
     </w:p>
     <w:p>
@@ -1611,7 +2410,7 @@
           <w:color w:val="1F4E79"/>
           <w:sz w:val="34"/>
         </w:rPr>
-        <w:t>肆、anila-core SDK 的養成：P0 / P1 / P2 階段演進</w:t>
+        <w:t>伍、anila-core SDK 的養成：P0 / P1 / P2 階段演進</w:t>
       </w:r>
     </w:p>
     <w:p>
@@ -1626,7 +2425,7 @@
           <w:color w:val="1A1A1A"/>
           <w:sz w:val="21"/>
         </w:rPr>
-        <w:t>如果說平台是骨架，anila-core 就是讓 Agent 能跑起來的肌肉。它不是憑空寫的——而是綜合了三套 SDK 的深掘研究：openai-agents 當 runtime 基底、claude-code 當 harness 模式來源、antigravity 當架構參考（只借設計、不引依賴）。整個演進被切成 P0 / P1 / P2 三波，commit 紀錄幾乎是照著 roadmap 一項一項打勾完成的。</w:t>
+        <w:t>AgenticRAG 的 core 去 RAG 化之後，剩下的就是讓 Agent 能跑起來的純執行期基座 anila-core。它不是憑空寫的——而是綜合了三套 SDK 的深掘研究：openai-agents 當 runtime 基底、claude-code 當 harness 模式來源、antigravity 當架構參考（只借設計、不引依賴）。整個演進被切成 P0 / P1 / P2 三波，commit 紀錄幾乎是照著 roadmap 一項一項打勾完成的。</w:t>
       </w:r>
     </w:p>
     <w:tbl>
@@ -1910,7 +2709,7 @@
           <w:color w:val="1F4E79"/>
           <w:sz w:val="34"/>
         </w:rPr>
-        <w:t>伍、整體架構總覽</w:t>
+        <w:t>陸、整體架構總覽</w:t>
       </w:r>
     </w:p>
     <w:p>
@@ -2225,7 +3024,7 @@
                 <w:rFonts w:ascii="Microsoft JhengHei" w:hAnsi="Microsoft JhengHei" w:eastAsia="Microsoft JhengHei"/>
                 <w:sz w:val="16"/>
               </w:rPr>
-              <w:t>Python（pin openai-agents 0.17.5）</w:t>
+              <w:t>Python</w:t>
             </w:r>
           </w:p>
         </w:tc>
@@ -2646,7 +3445,7 @@
                 <w:rFonts w:ascii="Microsoft JhengHei" w:hAnsi="Microsoft JhengHei" w:eastAsia="Microsoft JhengHei"/>
                 <w:sz w:val="16"/>
               </w:rPr>
-              <w:t>vLLM / TensorRT-LLM / FLUX 影像生成 / NV-embed proxy</w:t>
+              <w:t>vLLM / TensorRT-LLM / FLUX / NV-embed proxy</w:t>
             </w:r>
           </w:p>
         </w:tc>
@@ -2663,7 +3462,7 @@
                 <w:rFonts w:ascii="Microsoft JhengHei" w:hAnsi="Microsoft JhengHei" w:eastAsia="Microsoft JhengHei"/>
                 <w:sz w:val="16"/>
               </w:rPr>
-              <w:t>獨立 compose（anila-models-net）</w:t>
+              <w:t>獨立 compose</w:t>
             </w:r>
           </w:p>
         </w:tc>
@@ -2818,7 +3617,7 @@
           <w:color w:val="595959"/>
           <w:sz w:val="17"/>
         </w:rPr>
-        <w:t>圖 1：CSP 控制台 Dashboard——平台的單一治理入口。</w:t>
+        <w:t>圖 1：CSP 控制台 Dashboard——平台的單一治理入口（直接源自 myCSPPlatform 前身）。</w:t>
       </w:r>
     </w:p>
     <w:p>
@@ -2855,7 +3654,7 @@
           <w:color w:val="1F4E79"/>
           <w:sz w:val="34"/>
         </w:rPr>
-        <w:t>陸、核心子系統技術深掘</w:t>
+        <w:t>柒、核心子系統技術深掘</w:t>
       </w:r>
     </w:p>
     <w:p>
@@ -2869,7 +3668,7 @@
           <w:color w:val="1F4E79"/>
           <w:sz w:val="27"/>
         </w:rPr>
-        <w:t>6.1　anila-core：七階段引擎與三層記憶</w:t>
+        <w:t>7.1　anila-core：七階段引擎與三層記憶</w:t>
       </w:r>
     </w:p>
     <w:p>
@@ -3044,7 +3843,7 @@
           <w:color w:val="1A1A1A"/>
           <w:sz w:val="21"/>
         </w:rPr>
-        <w:t>是我最自豪的設計，分三層：短期 session 記憶、Compact 壓縮層、長期記憶（每輪自動萃取個人事實 + embed 訊息片段，下次對話用向量 ANN 自動帶回，跨 agent 共享）。</w:t>
+        <w:t>分三層：短期 session 記憶、Compact 壓縮層、長期記憶（每輪自動萃取個人事實 + embed 訊息片段，下次對話用向量 ANN 自動帶回，跨 agent 共享）。</w:t>
       </w:r>
     </w:p>
     <w:p>
@@ -3059,7 +3858,7 @@
           <w:color w:val="1A1A1A"/>
           <w:sz w:val="21"/>
         </w:rPr>
-        <w:t>關鍵的架構分工（記憶層 RFC 的 route 3）是：anila-core 定義「記憶是什麼、怎麼萃取、相關性怎麼算」，CSP 負責「記憶存在哪、誰能存取」，兩邊用一個 MemoryAdapter Protocol 對接。這個分工讓記憶語意可單元測試、可換後端（檔案系統給 dev、PostgreSQL+pgvector 給 prod），而不用改 agent 程式。記憶 chunk 還帶 is_encrypted 旗標，與後面講的 Classified 閂鎖咬合。</w:t>
+        <w:t>關鍵分工（記憶層 RFC 的 route 3）：anila-core 定義「記憶是什麼、怎麼萃取、相關性怎麼算」，CSP 負責「記憶存在哪、誰能存取」，兩邊用 MemoryAdapter Protocol 對接。這讓記憶語意可單元測試、可換後端（檔案系統給 dev、PostgreSQL+pgvector 給 prod），而不用改 agent 程式。</w:t>
       </w:r>
     </w:p>
     <w:p>
@@ -3073,7 +3872,7 @@
           <w:color w:val="1F4E79"/>
           <w:sz w:val="27"/>
         </w:rPr>
-        <w:t>6.2　anila-agent：官方 Agent 模板與開發者生態</w:t>
+        <w:t>7.2　anila-agent：官方 Agent 模板與開發者生態</w:t>
       </w:r>
     </w:p>
     <w:p>
@@ -3088,7 +3887,7 @@
           <w:color w:val="1A1A1A"/>
           <w:sz w:val="21"/>
         </w:rPr>
-        <w:t>anila-agent 是給各單位開發者「複製來改」的官方 RAG 模板（git subtree），它示範了一個 agent 該長什麼樣。它不是 anila-core 的依賴，而是一份獨立的最佳實踐參考。我在它身上放了三個我很在意的設計：</w:t>
+        <w:t>anila-agent 是 AgenticRAG 升格後的官方 RAG 模板（git subtree），給各單位開發者「複製來改」。它不是 anila-core 的依賴，而是獨立最佳實踐參考。我在它身上放了三個我很在意的設計：</w:t>
       </w:r>
     </w:p>
     <w:p>
@@ -3158,21 +3957,6 @@
           <w:sz w:val="21"/>
         </w:rPr>
         <w:t>多租戶 memdir：以 CSP service token 驗證身份 → 每位使用者獨立記憶目錄；萃取記憶時還會清洗 PII / 金鑰（csk-、sk-、JWT、email）。</w:t>
-      </w:r>
-    </w:p>
-    <w:p>
-      <w:pPr>
-        <w:spacing w:before="40" w:after="40" w:line="360" w:lineRule="auto"/>
-      </w:pPr>
-      <w:r>
-        <w:rPr>
-          <w:rFonts w:ascii="Microsoft JhengHei" w:hAnsi="Microsoft JhengHei" w:eastAsia="Microsoft JhengHei"/>
-          <w:b w:val="0"/>
-          <w:i w:val="0"/>
-          <w:color w:val="1A1A1A"/>
-          <w:sz w:val="21"/>
-        </w:rPr>
-        <w:t>開發者流程是：fork 模板 → 在 /developer/agents 精靈註冊 → 自助核發一把 csk-（同一把同時授權 agent inbound 與 RAG 檢索 outbound，narrowly scoped 到綁定的 collection）→ admin 審核 → 上線。</w:t>
       </w:r>
     </w:p>
     <w:p>
@@ -3227,7 +4011,7 @@
           <w:color w:val="595959"/>
           <w:sz w:val="17"/>
         </w:rPr>
-        <w:t>圖 2：開發者指南——各單位照模板複製出自己的 Agent 並註冊進來。</w:t>
+        <w:t>圖 2：開發者指南——各單位照 anila-agent 模板複製出自己的 Agent 並註冊進來。</w:t>
       </w:r>
     </w:p>
     <w:p>
@@ -3296,7 +4080,7 @@
           <w:color w:val="1F4E79"/>
           <w:sz w:val="27"/>
         </w:rPr>
-        <w:t>6.3　CSP：控制 / 資料平面與 Classified 單向閂鎖</w:t>
+        <w:t>7.3　CSP：控制 / 資料平面與 Classified 單向閂鎖</w:t>
       </w:r>
     </w:p>
     <w:p>
@@ -3311,7 +4095,7 @@
           <w:color w:val="1A1A1A"/>
           <w:sz w:val="21"/>
         </w:rPr>
-        <w:t>CSP（myCSPPlatform，FastAPI）是平台心臟，分控制平面（/api/*，走 JWT）與資料平面（/v1/*，走 CSP API Key）。我想特別談 Classified 單向閂鎖（one-way latch）：主 LLM 對話預設未加密，但只要對話「碰到」需要加密的 agent，整段對話就升級為機密，且永不降級——對應到資料安全的 Bell-LaPadula「no write-down」精神。</w:t>
+        <w:t>CSP（myCSPPlatform 升格而來，FastAPI）是平台心臟，分控制平面（/api/*，走 JWT）與資料平面（/v1/*，走 CSP API Key）。我想特別談 Classified 單向閂鎖（one-way latch）：主 LLM 對話預設未加密，但只要對話「碰到」需要加密的 agent，整段對話就升級為機密，且永不降級——對應資料安全的 Bell-LaPadula「no write-down」精神。</w:t>
       </w:r>
     </w:p>
     <w:tbl>
@@ -3578,7 +4362,7 @@
           <w:color w:val="1A1A1A"/>
           <w:sz w:val="21"/>
         </w:rPr>
-        <w:t>三條路徑都用 idempotent SQL（WHERE classified=FALSE）只閂一次，並持久化到 DB；CSP + Router + UI 三層都鎖，UI 沒有任何解除機密的開關，連公開分享 endpoint 都會在 classified 時遮蔽標題與內容。</w:t>
+        <w:t>三條路徑都用 idempotent SQL（WHERE classified=FALSE）只閂一次並持久化到 DB；CSP + Router + UI 三層都鎖，UI 沒有任何解除機密的開關，連公開分享 endpoint 都會在 classified 時遮蔽標題與內容。</w:t>
       </w:r>
     </w:p>
     <w:p>
@@ -3648,7 +4432,7 @@
           <w:color w:val="1A1A1A"/>
           <w:sz w:val="21"/>
         </w:rPr>
-        <w:t>CSP 也承載交接（handoff）、審計日誌（所有 admin 操作 + 卡片 / OIDC 登入失敗自動寫入，且 fail-soft——記不到 log 不該讓正常操作回 500）、以及 user &lt; developer &lt; admin &lt; owner 的角色階層；owner-only 欄位（IP、metadata）對一般 admin 遮成「&lt;owner-only&gt;」。</w:t>
+        <w:t>CSP 也承載交接（handoff）、審計日誌（所有 admin 操作 + 卡片 / OIDC 登入失敗自動寫入，且 fail-soft）、以及 user &lt; developer &lt; admin &lt; owner 角色階層；owner-only 欄位（IP、metadata）對一般 admin 遮成「&lt;owner-only&gt;」。這些治理能力，骨架都來自 myCSPPlatform 前身。</w:t>
       </w:r>
     </w:p>
     <w:p>
@@ -3717,7 +4501,7 @@
           <w:color w:val="1F4E79"/>
           <w:sz w:val="27"/>
         </w:rPr>
-        <w:t>6.4　anila-core-router：LLM-as-Router 智慧分派</w:t>
+        <w:t>7.4　anila-core-router：LLM-as-Router 智慧分派</w:t>
       </w:r>
     </w:p>
     <w:p>
@@ -3746,7 +4530,7 @@
           <w:color w:val="1F4E79"/>
           <w:sz w:val="27"/>
         </w:rPr>
-        <w:t>6.5　anila-studio：RAG + LLM + FLUX + PPTX 簡報生成</w:t>
+        <w:t>7.5　anila-studio：RAG + LLM + FLUX + PPTX 簡報生成</w:t>
       </w:r>
     </w:p>
     <w:p>
@@ -3845,7 +4629,7 @@
           <w:color w:val="1F4E79"/>
           <w:sz w:val="27"/>
         </w:rPr>
-        <w:t>6.6　ingestion-worker：非同步 RAG 索引管線</w:t>
+        <w:t>7.6　ingestion-worker：非同步 RAG 索引管線</w:t>
       </w:r>
     </w:p>
     <w:p>
@@ -4021,7 +4805,7 @@
           <w:color w:val="1F4E79"/>
           <w:sz w:val="27"/>
         </w:rPr>
-        <w:t>6.7　模型服務 stack：vLLM / TensorRT-LLM / FLUX</w:t>
+        <w:t>7.7　模型服務 stack：vLLM / TensorRT-LLM / FLUX</w:t>
       </w:r>
     </w:p>
     <w:p>
@@ -4414,7 +5198,7 @@
           <w:color w:val="1A1A1A"/>
           <w:sz w:val="21"/>
         </w:rPr>
-        <w:t>我特別喜歡 flux2-dev-agent 的設計：它把「對話式中文需求」先用 gemma4 翻成 FLUX 友善的英文描述，翻譯失敗就 graceful 退回原文（不讓圖生失敗）；整條 user → Router → DISPATCH:image-generator → 翻譯 → 生圖 → nginx 服務 PNG 的流程，全程不出 anila-models-net。</w:t>
+        <w:t>我特別喜歡 flux2-dev-agent 的設計：把「對話式中文需求」先用 gemma4 翻成 FLUX 友善的英文描述，翻譯失敗就 graceful 退回原文（不讓圖生失敗）；整條 user → Router → DISPATCH:image-generator → 翻譯 → 生圖 → nginx 服務 PNG 的流程全程不出 anila-models-net。</w:t>
       </w:r>
     </w:p>
     <w:p>
@@ -4483,7 +5267,7 @@
           <w:color w:val="1F4E79"/>
           <w:sz w:val="27"/>
         </w:rPr>
-        <w:t>6.8　前端：ANILA_UI 與 ANILALM</w:t>
+        <w:t>7.8　前端：ANILA_UI 與 ANILALM</w:t>
       </w:r>
     </w:p>
     <w:p>
@@ -4575,7 +5359,7 @@
           <w:color w:val="1F4E79"/>
           <w:sz w:val="34"/>
         </w:rPr>
-        <w:t>柒、prod-intranet-card：把平台「落地」到內網</w:t>
+        <w:t>捌、prod-intranet-card：把平台「落地」到內網</w:t>
       </w:r>
     </w:p>
     <w:p>
@@ -4590,7 +5374,7 @@
           <w:color w:val="1A1A1A"/>
           <w:sz w:val="21"/>
         </w:rPr>
-        <w:t>前面六章是 main 上長出來的「平台本體」。這一章是我把它真正送進中科院內網時，被現實逼出來的所有工程細節——也是這條分支存在的全部理由。它是七條分支裡唯一含 SSO / 卡片認證 fork 的一條。</w:t>
+        <w:t>前面幾章是兩個前身整合進 main 後長出來的「平台本體」。這一章是我把它真正送進中科院內網時，被現實逼出來的所有工程細節——也是這條分支存在的全部理由。它是七條分支裡唯一含 SSO / 卡片認證 fork 的一條。</w:t>
       </w:r>
     </w:p>
     <w:p>
@@ -4604,7 +5388,7 @@
           <w:color w:val="1F4E79"/>
           <w:sz w:val="27"/>
         </w:rPr>
-        <w:t>7.1　自然人憑證卡認證：從假驗章到真實 PKCS#7/CMS 驗章</w:t>
+        <w:t>8.1　自然人憑證卡認證：從假驗章到真實 PKCS#7/CMS 驗章</w:t>
       </w:r>
     </w:p>
     <w:p>
@@ -4924,7 +5708,7 @@
           <w:color w:val="1A1A1A"/>
           <w:sz w:val="21"/>
         </w:rPr>
-        <w:t>最關鍵的觀念是信任邊界：前端透過中華電信 HiPKI 本機讀卡元件（localhost:16888）讀卡、簽章，但前端送上來的工號 / 姓名 / email 一律不信任，後端一定重新從通過驗證的憑證 Subject / SAN 抽取真實身份。我在測試裡留了一個回歸守護案例——拿自簽憑證填 owner 工號，必須因鏈驗失敗被拒。另外，撤銷檢查（CRL/OCSP）刻意不做：機房沒外網連不到撤銷清單，卡片生命週期改由 User.is_active / 核准流程在平台側控制。</w:t>
+        <w:t>最關鍵的觀念是信任邊界：前端透過中華電信 HiPKI 本機讀卡元件（localhost:16888）讀卡、簽章，但前端送上來的工號 / 姓名 / email 一律不信任，後端一定重新從通過驗證的憑證 Subject / SAN 抽取真實身份。我在測試裡留了一個回歸守護案例——拿自簽憑證填 owner 工號，必須因鏈驗失敗被拒。撤銷檢查（CRL/OCSP）刻意不做：機房沒外網連不到撤銷清單，卡片生命週期改由 User.is_active / 核准流程在平台側控制。</w:t>
       </w:r>
     </w:p>
     <w:p>
@@ -4938,7 +5722,7 @@
           <w:color w:val="1F4E79"/>
           <w:sz w:val="27"/>
         </w:rPr>
-        <w:t>7.2　內網登入收斂與 owner break-glass</w:t>
+        <w:t>8.2　內網登入收斂與 owner break-glass</w:t>
       </w:r>
     </w:p>
     <w:p>
@@ -4953,7 +5737,7 @@
           <w:color w:val="1A1A1A"/>
           <w:sz w:val="21"/>
         </w:rPr>
-        <w:t>啟用 REQUIRE_CARD_LOGIN_ONLY=true 後，帳密 / OIDC / 自助註冊 endpoint 全回 404（不是 403——讓外部探測者無法分辨「被政策關掉」還是「不存在」）。但我保留一條窄門：owner break-glass——唯有 owner 角色可用帳密登入，以防讀卡系統整個掛掉時所有人被鎖在門外。更進一步，啟動時加了一致性斷言：設了 REQUIRE_CARD_LOGIN_ONLY 卻沒開 ENABLE_CARD_LOGIN，container 直接 fail-fast——避免出現「所有登入路徑都被鎖死」的 bricked 慘劇。</w:t>
+        <w:t>啟用 REQUIRE_CARD_LOGIN_ONLY=true 後，帳密 / OIDC / 自助註冊 endpoint 全回 404（不是 403——讓外部探測者無法分辨「被政策關掉」還是「不存在」）。但我保留一條窄門：owner break-glass——唯有 owner 角色可用帳密登入，以防讀卡系統整個掛掉時所有人被鎖在門外。啟動時還加了一致性斷言：設了 REQUIRE_CARD_LOGIN_ONLY 卻沒開 ENABLE_CARD_LOGIN，container 直接 fail-fast——避免「所有登入路徑都被鎖死」的 bricked 慘劇。</w:t>
       </w:r>
     </w:p>
     <w:p>
@@ -4985,7 +5769,7 @@
           <w:color w:val="1F4E79"/>
           <w:sz w:val="27"/>
         </w:rPr>
-        <w:t>7.3　離線 / Air-gapped 部署工程</w:t>
+        <w:t>8.3　離線 / Air-gapped 部署工程</w:t>
       </w:r>
     </w:p>
     <w:p>
@@ -5449,7 +6233,7 @@
           <w:color w:val="1F4E79"/>
           <w:sz w:val="27"/>
         </w:rPr>
-        <w:t>7.4　nginx 閘道 hardening</w:t>
+        <w:t>8.4　nginx 閘道 hardening</w:t>
       </w:r>
     </w:p>
     <w:p>
@@ -5578,7 +6362,7 @@
           <w:color w:val="1F4E79"/>
           <w:sz w:val="34"/>
         </w:rPr>
-        <w:t>捌、七條分支的策略與同步方法論</w:t>
+        <w:t>玖、七條分支的策略與同步方法論</w:t>
       </w:r>
     </w:p>
     <w:p>
@@ -6225,7 +7009,7 @@
           <w:color w:val="1A1A1A"/>
           <w:sz w:val="21"/>
         </w:rPr>
-        <w:t>這裡有個我後來才講清楚的細節：「-passwd」後綴指的是認證模型（帳密 vs 卡片），不是密碼強度；目前 prod-*-passwd 之間的實際差異只在「拔掉哪個 dev 工具」與 JWT key 處理。</w:t>
+        <w:t>一個我後來才講清楚的細節：「-passwd」後綴指的是認證模型（帳密 vs 卡片），不是密碼強度；目前 prod-*-passwd 之間的實際差異只在「拔掉哪個 dev 工具」與 JWT key 處理。</w:t>
       </w:r>
     </w:p>
     <w:p>
@@ -6240,7 +7024,7 @@
           <w:color w:val="1A1A1A"/>
           <w:sz w:val="21"/>
         </w:rPr>
-        <w:t>commit 用標籤決定散播範圍：無標籤＝散播到所有 downstream；[card-only]＝只進本分支；[security-all]＝五條分支各自獨立打 patch（不是 cherry-pick，因為 fork 區可能讓 patch 套不上去）。本分支有一份「永久 fork 區」清單（~25 個 auth 檔：auth.py / card_auth.py / users.py / auth_providers.py / LoginView.vue / 部分 models 等），改了不回推 main；其他改動一律先進 main，再 git merge origin/main -X theirs sync 回來、手動處理 fork 區衝突。整套 SOP 寫在 docs/branch-sync-backlog.md。</w:t>
+        <w:t>commit 用標籤決定散播範圍：無標籤＝散播到所有 downstream；[card-only]＝只進本分支；[security-all]＝五條分支各自獨立打 patch（不是 cherry-pick，因為 fork 區可能讓 patch 套不上去）。本分支有一份「永久 fork 區」清單（~25 個 auth 檔），改了不回推 main；其他改動一律先進 main，再 git merge origin/main -X theirs sync 回來、手動處理 fork 區衝突。整套 SOP 寫在 docs/branch-sync-backlog.md。</w:t>
       </w:r>
     </w:p>
     <w:p>
@@ -6257,7 +7041,7 @@
           <w:color w:val="1F4E79"/>
           <w:sz w:val="34"/>
         </w:rPr>
-        <w:t>玖、安全：一次完整的弱點稽核（88 findings）</w:t>
+        <w:t>拾、安全：一次完整的弱點稽核（88 findings）</w:t>
       </w:r>
     </w:p>
     <w:p>
@@ -6724,7 +7508,7 @@
           <w:color w:val="1F4E79"/>
           <w:sz w:val="34"/>
         </w:rPr>
-        <w:t>拾、AI 治理：對齊 ISO/IEC 42001:2023</w:t>
+        <w:t>拾壹、AI 治理：對齊 ISO/IEC 42001:2023</w:t>
       </w:r>
     </w:p>
     <w:p>
@@ -6739,7 +7523,7 @@
           <w:color w:val="1A1A1A"/>
           <w:sz w:val="21"/>
         </w:rPr>
-        <w:t>中科院內網部署要求對齊 ISO/IEC 42001:2023（AI 管理系統）。一開始我以為治理就是寫文件，後來才理解：好的治理要「長進程式與資料」，而不只躺在 Word 檔。我們在 docs/governance/ 建了 10 份治理文件（AI 政策、RACI、風險登錄簿、AIIA 範本、model card 範本、資料治理、AI 事件回應、第三方 AI 登錄等），以 iso-42001-compliance.md 為主索引，逐條盤點 Clause 4–10 與 Annex A。但真正讓治理可稽核的，是 migration 0035：</w:t>
+        <w:t>中科院內網部署要求對齊 ISO/IEC 42001:2023（AI 管理系統）。一開始我以為治理就是寫文件，後來才理解：好的治理要「長進程式與資料」，而不只躺在 Word 檔。我們在 docs/governance/ 建了 10 份治理文件（AI 政策、RACI、風險登錄簿、AIIA 範本、model card 範本、資料治理、AI 事件回應、第三方 AI 登錄等），以 iso-42001-compliance.md 為主索引。但真正讓治理可稽核的，是 migration 0035：</w:t>
       </w:r>
     </w:p>
     <w:tbl>
@@ -6987,7 +7771,7 @@
           <w:color w:val="1F4E79"/>
           <w:sz w:val="34"/>
         </w:rPr>
-        <w:t>拾壹、工程旅程：轉折、逆轉與教訓</w:t>
+        <w:t>拾貳、工程旅程：轉折、逆轉與教訓</w:t>
       </w:r>
     </w:p>
     <w:p>
@@ -7156,7 +7940,7 @@
                 <w:b/>
                 <w:sz w:val="16"/>
               </w:rPr>
-              <w:t>記憶層歸屬</w:t>
+              <w:t>AgenticRAG 的定位</w:t>
             </w:r>
           </w:p>
         </w:tc>
@@ -7174,7 +7958,7 @@
                 <w:rFonts w:ascii="Microsoft JhengHei" w:hAnsi="Microsoft JhengHei" w:eastAsia="Microsoft JhengHei"/>
                 <w:sz w:val="16"/>
               </w:rPr>
-              <w:t>三個競爭方案</w:t>
+              <w:t>當成平台內部 RAG 服務（import anila-core）</w:t>
             </w:r>
           </w:p>
         </w:tc>
@@ -7192,7 +7976,7 @@
                 <w:rFonts w:ascii="Microsoft JhengHei" w:hAnsi="Microsoft JhengHei" w:eastAsia="Microsoft JhengHei"/>
                 <w:sz w:val="16"/>
               </w:rPr>
-              <w:t>選 route 3（CSP 存、core 定義語意）。教訓：用「單點故障分析」當決策矩陣能快速收斂</w:t>
+              <w:t>改成 zero-import 可 fork 模板（Phase 0 解耦 + CI gate）。教訓：同一段程式放錯層，會綁死整個依賴方向</w:t>
             </w:r>
           </w:p>
         </w:tc>
@@ -7212,7 +7996,7 @@
                 <w:b/>
                 <w:sz w:val="16"/>
               </w:rPr>
-              <w:t>Onyx</w:t>
+              <w:t>記憶層歸屬</w:t>
             </w:r>
           </w:p>
         </w:tc>
@@ -7229,7 +8013,7 @@
                 <w:rFonts w:ascii="Microsoft JhengHei" w:hAnsi="Microsoft JhengHei" w:eastAsia="Microsoft JhengHei"/>
                 <w:sz w:val="16"/>
               </w:rPr>
-              <w:t>原本排在 Phase 1</w:t>
+              <w:t>三個競爭方案</w:t>
             </w:r>
           </w:p>
         </w:tc>
@@ -7246,7 +8030,7 @@
                 <w:rFonts w:ascii="Microsoft JhengHei" w:hAnsi="Microsoft JhengHei" w:eastAsia="Microsoft JhengHei"/>
                 <w:sz w:val="16"/>
               </w:rPr>
-              <w:t>延後成「待各單位 API 穩定再開案」。教訓：別在客戶的 API 契約還沒被驗證前，就先蓋 workflow 引擎</w:t>
+              <w:t>選 route 3（CSP 存、core 定義語意）。教訓：用「單點故障分析」當決策矩陣能快速收斂</w:t>
             </w:r>
           </w:p>
         </w:tc>
@@ -7387,7 +8171,7 @@
           <w:color w:val="1F4E79"/>
           <w:sz w:val="34"/>
         </w:rPr>
-        <w:t>拾貳、一年回顧：我從這個專案學到什麼</w:t>
+        <w:t>拾參、一年回顧：我從這個專案學到什麼</w:t>
       </w:r>
     </w:p>
     <w:p>
@@ -7401,7 +8185,65 @@
           <w:color w:val="2E74B5"/>
           <w:sz w:val="22"/>
         </w:rPr>
-        <w:t>一、信任邊界要畫得明確，而且要寫進程式。</w:t>
+        <w:t>一、先把治理面做扎實，再談花俏功能。</w:t>
+      </w:r>
+    </w:p>
+    <w:p>
+      <w:pPr>
+        <w:spacing w:before="0" w:after="40" w:line="360" w:lineRule="auto"/>
+      </w:pPr>
+      <w:r>
+        <w:rPr>
+          <w:rFonts w:ascii="Microsoft JhengHei" w:hAnsi="Microsoft JhengHei" w:eastAsia="Microsoft JhengHei"/>
+          <w:b w:val="0"/>
+          <w:i w:val="0"/>
+          <w:color w:val="1A1A1A"/>
+          <w:sz w:val="21"/>
+        </w:rPr>
+        <w:t>myCSPPlatform 前身教我的：API Key、用量、審計、認證這些「不性感」的東西，才是一個多 Agent 平台能被信任的地基。先有可信的服務平台骨架，後面要長記憶、長加密閂鎖、長卡片登入才有地方接。</w:t>
+      </w:r>
+    </w:p>
+    <w:p>
+      <w:pPr>
+        <w:spacing w:before="140" w:after="40" w:line="360" w:lineRule="auto"/>
+      </w:pPr>
+      <w:r>
+        <w:rPr>
+          <w:rFonts w:ascii="Microsoft JhengHei" w:hAnsi="Microsoft JhengHei" w:eastAsia="Microsoft JhengHei"/>
+          <w:b/>
+          <w:color w:val="2E74B5"/>
+          <w:sz w:val="22"/>
+        </w:rPr>
+        <w:t>二、邊界要畫對；放錯層就得砍掉重來。</w:t>
+      </w:r>
+    </w:p>
+    <w:p>
+      <w:pPr>
+        <w:spacing w:before="0" w:after="40" w:line="360" w:lineRule="auto"/>
+      </w:pPr>
+      <w:r>
+        <w:rPr>
+          <w:rFonts w:ascii="Microsoft JhengHei" w:hAnsi="Microsoft JhengHei" w:eastAsia="Microsoft JhengHei"/>
+          <w:b w:val="0"/>
+          <w:i w:val="0"/>
+          <w:color w:val="1A1A1A"/>
+          <w:sz w:val="21"/>
+        </w:rPr>
+        <w:t>AgenticRAG 的 RAG 程式一度被放進 anila-core，花了一整個 Sprint 才搬回模板、把 core 收乾淨。同一段程式放在「基座」還是「模板」，決定了整個依賴方向。砍掉自己幾週前的決定，是這一年最有價值的判斷訓練。</w:t>
+      </w:r>
+    </w:p>
+    <w:p>
+      <w:pPr>
+        <w:spacing w:before="140" w:after="40" w:line="360" w:lineRule="auto"/>
+      </w:pPr>
+      <w:r>
+        <w:rPr>
+          <w:rFonts w:ascii="Microsoft JhengHei" w:hAnsi="Microsoft JhengHei" w:eastAsia="Microsoft JhengHei"/>
+          <w:b/>
+          <w:color w:val="2E74B5"/>
+          <w:sz w:val="22"/>
+        </w:rPr>
+        <w:t>三、信任邊界要寫進程式。</w:t>
       </w:r>
     </w:p>
     <w:p>
@@ -7430,7 +8272,7 @@
           <w:color w:val="2E74B5"/>
           <w:sz w:val="22"/>
         </w:rPr>
-        <w:t>二、為失敗而設計，不只為成功。</w:t>
+        <w:t>四、為失敗而設計，不只為成功。</w:t>
       </w:r>
     </w:p>
     <w:p>
@@ -7459,36 +8301,7 @@
           <w:color w:val="2E74B5"/>
           <w:sz w:val="22"/>
         </w:rPr>
-        <w:t>三、把語意和儲存分開，系統才養得大。</w:t>
-      </w:r>
-    </w:p>
-    <w:p>
-      <w:pPr>
-        <w:spacing w:before="0" w:after="40" w:line="360" w:lineRule="auto"/>
-      </w:pPr>
-      <w:r>
-        <w:rPr>
-          <w:rFonts w:ascii="Microsoft JhengHei" w:hAnsi="Microsoft JhengHei" w:eastAsia="Microsoft JhengHei"/>
-          <w:b w:val="0"/>
-          <w:i w:val="0"/>
-          <w:color w:val="1A1A1A"/>
-          <w:sz w:val="21"/>
-        </w:rPr>
-        <w:t>記憶層用 MemoryAdapter Protocol 把「記憶是什麼」和「記憶存哪」拆開；模型與 Agent 拆兩張表；Router 只是用 runtime 配置出來的角色。這些抽象一開始覺得麻煩，正是它們讓平台能在不重寫的情況下長出七條分支。</w:t>
-      </w:r>
-    </w:p>
-    <w:p>
-      <w:pPr>
-        <w:spacing w:before="140" w:after="40" w:line="360" w:lineRule="auto"/>
-      </w:pPr>
-      <w:r>
-        <w:rPr>
-          <w:rFonts w:ascii="Microsoft JhengHei" w:hAnsi="Microsoft JhengHei" w:eastAsia="Microsoft JhengHei"/>
-          <w:b/>
-          <w:color w:val="2E74B5"/>
-          <w:sz w:val="22"/>
-        </w:rPr>
-        <w:t>四、抄不如懂：把別人的 harness 拆開重長。</w:t>
+        <w:t>五、抄不如懂：把別人的 harness 拆開重長。</w:t>
       </w:r>
     </w:p>
     <w:p>
@@ -7517,7 +8330,7 @@
           <w:color w:val="2E74B5"/>
           <w:sz w:val="22"/>
         </w:rPr>
-        <w:t>五、air-gapped 是一種世界觀，不是一個設定。</w:t>
+        <w:t>六、air-gapped 是一種世界觀，不是一個設定。</w:t>
       </w:r>
     </w:p>
     <w:p>
@@ -7546,7 +8359,7 @@
           <w:color w:val="2E74B5"/>
           <w:sz w:val="22"/>
         </w:rPr>
-        <w:t>六、治理可以被工程化；歷史也要被治理。</w:t>
+        <w:t>七、治理可以被工程化；歷史也要被治理。</w:t>
       </w:r>
     </w:p>
     <w:p>
@@ -7561,26 +8374,29 @@
           <w:color w:val="1A1A1A"/>
           <w:sz w:val="21"/>
         </w:rPr>
-        <w:t>把可追溯性做成 schema 欄位、把危險設定做成 startup 斷言、把稽核做成 fail-soft 服務之後，治理就成了系統的一部分。連 git 歷史——onyx 那次 filter-repo——都讓我體會到歷史本身也是要被乾淨對待的資產。</w:t>
+        <w:t>把可追溯性做成 schema 欄位、把危險設定做成 startup 斷言、把稽核做成 fail-soft 服務之後，治理就成了系統的一部分。連把兩個前身整合成乾淨歷史、再以 main 為 SSOT，都讓我體會到歷史本身也是要被乾淨對待的資產。</w:t>
       </w:r>
     </w:p>
     <w:p>
       <w:pPr>
-        <w:spacing w:before="140" w:after="40" w:line="360" w:lineRule="auto"/>
+        <w:spacing w:before="300" w:after="120" w:line="276" w:lineRule="auto"/>
+        <w:pBdr>
+          <w:bottom w:val="single" w:sz="6" w:space="4" w:color="1F4E79"/>
+        </w:pBdr>
       </w:pPr>
       <w:r>
         <w:rPr>
           <w:rFonts w:ascii="Microsoft JhengHei" w:hAnsi="Microsoft JhengHei" w:eastAsia="Microsoft JhengHei"/>
           <w:b/>
-          <w:color w:val="2E74B5"/>
-          <w:sz w:val="22"/>
+          <w:color w:val="1F4E79"/>
+          <w:sz w:val="34"/>
         </w:rPr>
-        <w:t>七、為未來的接手者寫東西。</w:t>
+        <w:t>拾肆、結語與未來展望</w:t>
       </w:r>
     </w:p>
     <w:p>
       <w:pPr>
-        <w:spacing w:before="0" w:after="40" w:line="360" w:lineRule="auto"/>
+        <w:spacing w:before="40" w:after="40" w:line="360" w:lineRule="auto"/>
       </w:pPr>
       <w:r>
         <w:rPr>
@@ -7590,39 +8406,7 @@
           <w:color w:val="1A1A1A"/>
           <w:sz w:val="21"/>
         </w:rPr>
-        <w:t>唯一規劃文件、分支 SOP、部署 runbook、彩排流程——一個專案的成熟度不看它跑得多炫，而看它能不能被安全地交接。</w:t>
-      </w:r>
-    </w:p>
-    <w:p>
-      <w:pPr>
-        <w:spacing w:before="300" w:after="120" w:line="276" w:lineRule="auto"/>
-        <w:pBdr>
-          <w:bottom w:val="single" w:sz="6" w:space="4" w:color="1F4E79"/>
-        </w:pBdr>
-      </w:pPr>
-      <w:r>
-        <w:rPr>
-          <w:rFonts w:ascii="Microsoft JhengHei" w:hAnsi="Microsoft JhengHei" w:eastAsia="Microsoft JhengHei"/>
-          <w:b/>
-          <w:color w:val="1F4E79"/>
-          <w:sz w:val="34"/>
-        </w:rPr>
-        <w:t>拾參、結語與未來展望</w:t>
-      </w:r>
-    </w:p>
-    <w:p>
-      <w:pPr>
-        <w:spacing w:before="40" w:after="40" w:line="360" w:lineRule="auto"/>
-      </w:pPr>
-      <w:r>
-        <w:rPr>
-          <w:rFonts w:ascii="Microsoft JhengHei" w:hAnsi="Microsoft JhengHei" w:eastAsia="Microsoft JhengHei"/>
-          <w:b w:val="0"/>
-          <w:i w:val="0"/>
-          <w:color w:val="1A1A1A"/>
-          <w:sz w:val="21"/>
-        </w:rPr>
-        <w:t>回到最初：一年前我接手的是三個各自獨立的專案，今天它是一套有清楚 SSOT、能在 air-gapped 內網一鍵部署、用自然人憑證卡登入、對齊 ISO 42001、並且能讓各單位長出自己 Agent 的平台，底下還分出七條為不同對象量身的分支。對一個就職滿一年的工程師來說，能從零參與並主導這樣一個系統的成形，是很難得的養分。</w:t>
+        <w:t>回到最初：一年前我手上是兩個各自獨立的前導專案——myCSPPlatform 與 AgenticRAG；今天它們合流成一套有清楚 SSOT、能在 air-gapped 內網一鍵部署、用自然人憑證卡登入、對齊 ISO 42001、並且能讓各單位長出自己 Agent 的平台，底下還分出七條為不同對象量身的分支。對一個就職滿一年的工程師來說，能從前身一路參與並主導這樣一個系統的成形，是很難得的養分。</w:t>
       </w:r>
     </w:p>
     <w:p>
@@ -7655,7 +8439,7 @@
           <w:color w:val="334455"/>
           <w:sz w:val="21"/>
         </w:rPr>
-        <w:t>這一年我學到的，遠不只是怎麼把功能寫出來；而是怎麼讓一個真實系統，在沒有外網、有人會偽造身份、有治理要求的世界裡，依然值得被信任。這份信任，是我覺得最值得寫進報告的成果。</w:t>
+        <w:t>這一年我學到的，遠不只是怎麼把功能寫出來；而是怎麼把兩個前身專案，整合成一個在沒有外網、有人會偽造身份、有治理要求的世界裡依然值得被信任的系統。這份信任，是我覺得最值得寫進報告的成果。</w:t>
       </w:r>
     </w:p>
     <w:p>
@@ -7703,7 +8487,7 @@
       <w:tr>
         <w:tc>
           <w:tcPr>
-            <w:tcW w:type="dxa" w:w="2304"/>
+            <w:tcW w:type="dxa" w:w="2448"/>
             <w:shd w:val="clear" w:fill="1F4E79"/>
           </w:tcPr>
           <w:p>
@@ -7715,7 +8499,7 @@
                 <w:rFonts w:ascii="Microsoft JhengHei" w:hAnsi="Microsoft JhengHei" w:eastAsia="Microsoft JhengHei"/>
                 <w:b/>
                 <w:color w:val="FFFFFF"/>
-                <w:sz w:val="18"/>
+                <w:sz w:val="17"/>
               </w:rPr>
               <w:t>項目</w:t>
             </w:r>
@@ -7723,7 +8507,7 @@
         </w:tc>
         <w:tc>
           <w:tcPr>
-            <w:tcW w:type="dxa" w:w="2304"/>
+            <w:tcW w:type="dxa" w:w="2448"/>
             <w:shd w:val="clear" w:fill="1F4E79"/>
           </w:tcPr>
           <w:p>
@@ -7735,7 +8519,7 @@
                 <w:rFonts w:ascii="Microsoft JhengHei" w:hAnsi="Microsoft JhengHei" w:eastAsia="Microsoft JhengHei"/>
                 <w:b/>
                 <w:color w:val="FFFFFF"/>
-                <w:sz w:val="18"/>
+                <w:sz w:val="17"/>
               </w:rPr>
               <w:t>數值</w:t>
             </w:r>
@@ -7743,7 +8527,7 @@
         </w:tc>
         <w:tc>
           <w:tcPr>
-            <w:tcW w:type="dxa" w:w="2304"/>
+            <w:tcW w:type="dxa" w:w="2448"/>
             <w:shd w:val="clear" w:fill="1F4E79"/>
           </w:tcPr>
           <w:p>
@@ -7755,7 +8539,7 @@
                 <w:rFonts w:ascii="Microsoft JhengHei" w:hAnsi="Microsoft JhengHei" w:eastAsia="Microsoft JhengHei"/>
                 <w:b/>
                 <w:color w:val="FFFFFF"/>
-                <w:sz w:val="18"/>
+                <w:sz w:val="17"/>
               </w:rPr>
               <w:t>項目</w:t>
             </w:r>
@@ -7763,7 +8547,7 @@
         </w:tc>
         <w:tc>
           <w:tcPr>
-            <w:tcW w:type="dxa" w:w="2304"/>
+            <w:tcW w:type="dxa" w:w="2160"/>
             <w:shd w:val="clear" w:fill="1F4E79"/>
           </w:tcPr>
           <w:p>
@@ -7775,7 +8559,7 @@
                 <w:rFonts w:ascii="Microsoft JhengHei" w:hAnsi="Microsoft JhengHei" w:eastAsia="Microsoft JhengHei"/>
                 <w:b/>
                 <w:color w:val="FFFFFF"/>
-                <w:sz w:val="18"/>
+                <w:sz w:val="17"/>
               </w:rPr>
               <w:t>數值</w:t>
             </w:r>
@@ -7785,7 +8569,7 @@
       <w:tr>
         <w:tc>
           <w:tcPr>
-            <w:tcW w:type="dxa" w:w="2304"/>
+            <w:tcW w:type="dxa" w:w="2448"/>
           </w:tcPr>
           <w:p>
             <w:pPr>
@@ -7795,15 +8579,15 @@
               <w:rPr>
                 <w:rFonts w:ascii="Microsoft JhengHei" w:hAnsi="Microsoft JhengHei" w:eastAsia="Microsoft JhengHei"/>
                 <w:b/>
-                <w:sz w:val="18"/>
+                <w:sz w:val="17"/>
               </w:rPr>
-              <w:t>專案演進</w:t>
+              <w:t>前身一 myCSPPlatform</w:t>
             </w:r>
           </w:p>
         </w:tc>
         <w:tc>
           <w:tcPr>
-            <w:tcW w:type="dxa" w:w="2304"/>
+            <w:tcW w:type="dxa" w:w="2448"/>
           </w:tcPr>
           <w:p>
             <w:pPr>
@@ -7812,15 +8596,15 @@
             <w:r>
               <w:rPr>
                 <w:rFonts w:ascii="Microsoft JhengHei" w:hAnsi="Microsoft JhengHei" w:eastAsia="Microsoft JhengHei"/>
-                <w:sz w:val="18"/>
+                <w:sz w:val="17"/>
               </w:rPr>
-              <w:t>2026-04-17 ～ 06-17</w:t>
+              <w:t>10 commits（2026-04-10～14）</w:t>
             </w:r>
           </w:p>
         </w:tc>
         <w:tc>
           <w:tcPr>
-            <w:tcW w:type="dxa" w:w="2304"/>
+            <w:tcW w:type="dxa" w:w="2448"/>
           </w:tcPr>
           <w:p>
             <w:pPr>
@@ -7829,15 +8613,15 @@
             <w:r>
               <w:rPr>
                 <w:rFonts w:ascii="Microsoft JhengHei" w:hAnsi="Microsoft JhengHei" w:eastAsia="Microsoft JhengHei"/>
-                <w:sz w:val="18"/>
+                <w:sz w:val="17"/>
               </w:rPr>
-              <w:t>平台版本</w:t>
+              <w:t>前身二 AgenticRAG</w:t>
             </w:r>
           </w:p>
         </w:tc>
         <w:tc>
           <w:tcPr>
-            <w:tcW w:type="dxa" w:w="2304"/>
+            <w:tcW w:type="dxa" w:w="2160"/>
           </w:tcPr>
           <w:p>
             <w:pPr>
@@ -7846,9 +8630,9 @@
             <w:r>
               <w:rPr>
                 <w:rFonts w:ascii="Microsoft JhengHei" w:hAnsi="Microsoft JhengHei" w:eastAsia="Microsoft JhengHei"/>
-                <w:sz w:val="18"/>
+                <w:sz w:val="17"/>
               </w:rPr>
-              <w:t>v1.0.0 / GPL v3.0</w:t>
+              <w:t>建立 2026-04-05 / 封存 04-24</w:t>
             </w:r>
           </w:p>
         </w:tc>
@@ -7856,7 +8640,7 @@
       <w:tr>
         <w:tc>
           <w:tcPr>
-            <w:tcW w:type="dxa" w:w="2304"/>
+            <w:tcW w:type="dxa" w:w="2448"/>
             <w:shd w:val="clear" w:fill="F4F6F9"/>
           </w:tcPr>
           <w:p>
@@ -7867,15 +8651,15 @@
               <w:rPr>
                 <w:rFonts w:ascii="Microsoft JhengHei" w:hAnsi="Microsoft JhengHei" w:eastAsia="Microsoft JhengHei"/>
                 <w:b/>
-                <w:sz w:val="18"/>
+                <w:sz w:val="17"/>
               </w:rPr>
-              <w:t>main commits</w:t>
+              <w:t>ANILA 演進</w:t>
             </w:r>
           </w:p>
         </w:tc>
         <w:tc>
           <w:tcPr>
-            <w:tcW w:type="dxa" w:w="2304"/>
+            <w:tcW w:type="dxa" w:w="2448"/>
             <w:shd w:val="clear" w:fill="F4F6F9"/>
           </w:tcPr>
           <w:p>
@@ -7885,15 +8669,15 @@
             <w:r>
               <w:rPr>
                 <w:rFonts w:ascii="Microsoft JhengHei" w:hAnsi="Microsoft JhengHei" w:eastAsia="Microsoft JhengHei"/>
-                <w:sz w:val="18"/>
+                <w:sz w:val="17"/>
               </w:rPr>
-              <w:t>212</w:t>
+              <w:t>2026-04 整合 ～ 06-17</w:t>
             </w:r>
           </w:p>
         </w:tc>
         <w:tc>
           <w:tcPr>
-            <w:tcW w:type="dxa" w:w="2304"/>
+            <w:tcW w:type="dxa" w:w="2448"/>
             <w:shd w:val="clear" w:fill="F4F6F9"/>
           </w:tcPr>
           <w:p>
@@ -7903,15 +8687,15 @@
             <w:r>
               <w:rPr>
                 <w:rFonts w:ascii="Microsoft JhengHei" w:hAnsi="Microsoft JhengHei" w:eastAsia="Microsoft JhengHei"/>
-                <w:sz w:val="18"/>
+                <w:sz w:val="17"/>
               </w:rPr>
-              <w:t>prod-intranet-card 譜系</w:t>
+              <w:t>平台版本</w:t>
             </w:r>
           </w:p>
         </w:tc>
         <w:tc>
           <w:tcPr>
-            <w:tcW w:type="dxa" w:w="2304"/>
+            <w:tcW w:type="dxa" w:w="2160"/>
             <w:shd w:val="clear" w:fill="F4F6F9"/>
           </w:tcPr>
           <w:p>
@@ -7921,7 +8705,78 @@
             <w:r>
               <w:rPr>
                 <w:rFonts w:ascii="Microsoft JhengHei" w:hAnsi="Microsoft JhengHei" w:eastAsia="Microsoft JhengHei"/>
-                <w:sz w:val="18"/>
+                <w:sz w:val="17"/>
+              </w:rPr>
+              <w:t>v1.0.0 / GPL v3.0</w:t>
+            </w:r>
+          </w:p>
+        </w:tc>
+      </w:tr>
+      <w:tr>
+        <w:tc>
+          <w:tcPr>
+            <w:tcW w:type="dxa" w:w="2448"/>
+          </w:tcPr>
+          <w:p>
+            <w:pPr>
+              <w:spacing w:before="30" w:after="30" w:line="288" w:lineRule="auto"/>
+            </w:pPr>
+            <w:r>
+              <w:rPr>
+                <w:rFonts w:ascii="Microsoft JhengHei" w:hAnsi="Microsoft JhengHei" w:eastAsia="Microsoft JhengHei"/>
+                <w:b/>
+                <w:sz w:val="17"/>
+              </w:rPr>
+              <w:t>main commits</w:t>
+            </w:r>
+          </w:p>
+        </w:tc>
+        <w:tc>
+          <w:tcPr>
+            <w:tcW w:type="dxa" w:w="2448"/>
+          </w:tcPr>
+          <w:p>
+            <w:pPr>
+              <w:spacing w:before="30" w:after="30" w:line="288" w:lineRule="auto"/>
+            </w:pPr>
+            <w:r>
+              <w:rPr>
+                <w:rFonts w:ascii="Microsoft JhengHei" w:hAnsi="Microsoft JhengHei" w:eastAsia="Microsoft JhengHei"/>
+                <w:sz w:val="17"/>
+              </w:rPr>
+              <w:t>212</w:t>
+            </w:r>
+          </w:p>
+        </w:tc>
+        <w:tc>
+          <w:tcPr>
+            <w:tcW w:type="dxa" w:w="2448"/>
+          </w:tcPr>
+          <w:p>
+            <w:pPr>
+              <w:spacing w:before="30" w:after="30" w:line="288" w:lineRule="auto"/>
+            </w:pPr>
+            <w:r>
+              <w:rPr>
+                <w:rFonts w:ascii="Microsoft JhengHei" w:hAnsi="Microsoft JhengHei" w:eastAsia="Microsoft JhengHei"/>
+                <w:sz w:val="17"/>
+              </w:rPr>
+              <w:t>prod-intranet-card 譜系</w:t>
+            </w:r>
+          </w:p>
+        </w:tc>
+        <w:tc>
+          <w:tcPr>
+            <w:tcW w:type="dxa" w:w="2160"/>
+          </w:tcPr>
+          <w:p>
+            <w:pPr>
+              <w:spacing w:before="30" w:after="30" w:line="288" w:lineRule="auto"/>
+            </w:pPr>
+            <w:r>
+              <w:rPr>
+                <w:rFonts w:ascii="Microsoft JhengHei" w:hAnsi="Microsoft JhengHei" w:eastAsia="Microsoft JhengHei"/>
+                <w:sz w:val="17"/>
               </w:rPr>
               <w:t>485</w:t>
             </w:r>
@@ -7931,78 +8786,7 @@
       <w:tr>
         <w:tc>
           <w:tcPr>
-            <w:tcW w:type="dxa" w:w="2304"/>
-          </w:tcPr>
-          <w:p>
-            <w:pPr>
-              <w:spacing w:before="30" w:after="30" w:line="288" w:lineRule="auto"/>
-            </w:pPr>
-            <w:r>
-              <w:rPr>
-                <w:rFonts w:ascii="Microsoft JhengHei" w:hAnsi="Microsoft JhengHei" w:eastAsia="Microsoft JhengHei"/>
-                <w:b/>
-                <w:sz w:val="18"/>
-              </w:rPr>
-              <w:t>後端行數</w:t>
-            </w:r>
-          </w:p>
-        </w:tc>
-        <w:tc>
-          <w:tcPr>
-            <w:tcW w:type="dxa" w:w="2304"/>
-          </w:tcPr>
-          <w:p>
-            <w:pPr>
-              <w:spacing w:before="30" w:after="30" w:line="288" w:lineRule="auto"/>
-            </w:pPr>
-            <w:r>
-              <w:rPr>
-                <w:rFonts w:ascii="Microsoft JhengHei" w:hAnsi="Microsoft JhengHei" w:eastAsia="Microsoft JhengHei"/>
-                <w:sz w:val="18"/>
-              </w:rPr>
-              <w:t>約 34,740</w:t>
-            </w:r>
-          </w:p>
-        </w:tc>
-        <w:tc>
-          <w:tcPr>
-            <w:tcW w:type="dxa" w:w="2304"/>
-          </w:tcPr>
-          <w:p>
-            <w:pPr>
-              <w:spacing w:before="30" w:after="30" w:line="288" w:lineRule="auto"/>
-            </w:pPr>
-            <w:r>
-              <w:rPr>
-                <w:rFonts w:ascii="Microsoft JhengHei" w:hAnsi="Microsoft JhengHei" w:eastAsia="Microsoft JhengHei"/>
-                <w:sz w:val="18"/>
-              </w:rPr>
-              <w:t>anila-core SDK 行數</w:t>
-            </w:r>
-          </w:p>
-        </w:tc>
-        <w:tc>
-          <w:tcPr>
-            <w:tcW w:type="dxa" w:w="2304"/>
-          </w:tcPr>
-          <w:p>
-            <w:pPr>
-              <w:spacing w:before="30" w:after="30" w:line="288" w:lineRule="auto"/>
-            </w:pPr>
-            <w:r>
-              <w:rPr>
-                <w:rFonts w:ascii="Microsoft JhengHei" w:hAnsi="Microsoft JhengHei" w:eastAsia="Microsoft JhengHei"/>
-                <w:sz w:val="18"/>
-              </w:rPr>
-              <w:t>約 21,112</w:t>
-            </w:r>
-          </w:p>
-        </w:tc>
-      </w:tr>
-      <w:tr>
-        <w:tc>
-          <w:tcPr>
-            <w:tcW w:type="dxa" w:w="2304"/>
+            <w:tcW w:type="dxa" w:w="2448"/>
             <w:shd w:val="clear" w:fill="F4F6F9"/>
           </w:tcPr>
           <w:p>
@@ -8013,15 +8797,15 @@
               <w:rPr>
                 <w:rFonts w:ascii="Microsoft JhengHei" w:hAnsi="Microsoft JhengHei" w:eastAsia="Microsoft JhengHei"/>
                 <w:b/>
-                <w:sz w:val="18"/>
+                <w:sz w:val="17"/>
               </w:rPr>
-              <w:t>Python 檔</w:t>
+              <w:t>後端行數</w:t>
             </w:r>
           </w:p>
         </w:tc>
         <w:tc>
           <w:tcPr>
-            <w:tcW w:type="dxa" w:w="2304"/>
+            <w:tcW w:type="dxa" w:w="2448"/>
             <w:shd w:val="clear" w:fill="F4F6F9"/>
           </w:tcPr>
           <w:p>
@@ -8031,15 +8815,15 @@
             <w:r>
               <w:rPr>
                 <w:rFonts w:ascii="Microsoft JhengHei" w:hAnsi="Microsoft JhengHei" w:eastAsia="Microsoft JhengHei"/>
-                <w:sz w:val="18"/>
+                <w:sz w:val="17"/>
               </w:rPr>
-              <w:t>631</w:t>
+              <w:t>約 34,740</w:t>
             </w:r>
           </w:p>
         </w:tc>
         <w:tc>
           <w:tcPr>
-            <w:tcW w:type="dxa" w:w="2304"/>
+            <w:tcW w:type="dxa" w:w="2448"/>
             <w:shd w:val="clear" w:fill="F4F6F9"/>
           </w:tcPr>
           <w:p>
@@ -8049,15 +8833,15 @@
             <w:r>
               <w:rPr>
                 <w:rFonts w:ascii="Microsoft JhengHei" w:hAnsi="Microsoft JhengHei" w:eastAsia="Microsoft JhengHei"/>
-                <w:sz w:val="18"/>
+                <w:sz w:val="17"/>
               </w:rPr>
-              <w:t>資料庫 migration</w:t>
+              <w:t>anila-core SDK 行數</w:t>
             </w:r>
           </w:p>
         </w:tc>
         <w:tc>
           <w:tcPr>
-            <w:tcW w:type="dxa" w:w="2304"/>
+            <w:tcW w:type="dxa" w:w="2160"/>
             <w:shd w:val="clear" w:fill="F4F6F9"/>
           </w:tcPr>
           <w:p>
@@ -8067,7 +8851,78 @@
             <w:r>
               <w:rPr>
                 <w:rFonts w:ascii="Microsoft JhengHei" w:hAnsi="Microsoft JhengHei" w:eastAsia="Microsoft JhengHei"/>
-                <w:sz w:val="18"/>
+                <w:sz w:val="17"/>
+              </w:rPr>
+              <w:t>約 21,112</w:t>
+            </w:r>
+          </w:p>
+        </w:tc>
+      </w:tr>
+      <w:tr>
+        <w:tc>
+          <w:tcPr>
+            <w:tcW w:type="dxa" w:w="2448"/>
+          </w:tcPr>
+          <w:p>
+            <w:pPr>
+              <w:spacing w:before="30" w:after="30" w:line="288" w:lineRule="auto"/>
+            </w:pPr>
+            <w:r>
+              <w:rPr>
+                <w:rFonts w:ascii="Microsoft JhengHei" w:hAnsi="Microsoft JhengHei" w:eastAsia="Microsoft JhengHei"/>
+                <w:b/>
+                <w:sz w:val="17"/>
+              </w:rPr>
+              <w:t>Python 檔</w:t>
+            </w:r>
+          </w:p>
+        </w:tc>
+        <w:tc>
+          <w:tcPr>
+            <w:tcW w:type="dxa" w:w="2448"/>
+          </w:tcPr>
+          <w:p>
+            <w:pPr>
+              <w:spacing w:before="30" w:after="30" w:line="288" w:lineRule="auto"/>
+            </w:pPr>
+            <w:r>
+              <w:rPr>
+                <w:rFonts w:ascii="Microsoft JhengHei" w:hAnsi="Microsoft JhengHei" w:eastAsia="Microsoft JhengHei"/>
+                <w:sz w:val="17"/>
+              </w:rPr>
+              <w:t>631</w:t>
+            </w:r>
+          </w:p>
+        </w:tc>
+        <w:tc>
+          <w:tcPr>
+            <w:tcW w:type="dxa" w:w="2448"/>
+          </w:tcPr>
+          <w:p>
+            <w:pPr>
+              <w:spacing w:before="30" w:after="30" w:line="288" w:lineRule="auto"/>
+            </w:pPr>
+            <w:r>
+              <w:rPr>
+                <w:rFonts w:ascii="Microsoft JhengHei" w:hAnsi="Microsoft JhengHei" w:eastAsia="Microsoft JhengHei"/>
+                <w:sz w:val="17"/>
+              </w:rPr>
+              <w:t>資料庫 migration</w:t>
+            </w:r>
+          </w:p>
+        </w:tc>
+        <w:tc>
+          <w:tcPr>
+            <w:tcW w:type="dxa" w:w="2160"/>
+          </w:tcPr>
+          <w:p>
+            <w:pPr>
+              <w:spacing w:before="30" w:after="30" w:line="288" w:lineRule="auto"/>
+            </w:pPr>
+            <w:r>
+              <w:rPr>
+                <w:rFonts w:ascii="Microsoft JhengHei" w:hAnsi="Microsoft JhengHei" w:eastAsia="Microsoft JhengHei"/>
+                <w:sz w:val="17"/>
               </w:rPr>
               <w:t>44</w:t>
             </w:r>
@@ -8077,78 +8932,7 @@
       <w:tr>
         <w:tc>
           <w:tcPr>
-            <w:tcW w:type="dxa" w:w="2304"/>
-          </w:tcPr>
-          <w:p>
-            <w:pPr>
-              <w:spacing w:before="30" w:after="30" w:line="288" w:lineRule="auto"/>
-            </w:pPr>
-            <w:r>
-              <w:rPr>
-                <w:rFonts w:ascii="Microsoft JhengHei" w:hAnsi="Microsoft JhengHei" w:eastAsia="Microsoft JhengHei"/>
-                <w:b/>
-                <w:sz w:val="18"/>
-              </w:rPr>
-              <w:t>測試檔</w:t>
-            </w:r>
-          </w:p>
-        </w:tc>
-        <w:tc>
-          <w:tcPr>
-            <w:tcW w:type="dxa" w:w="2304"/>
-          </w:tcPr>
-          <w:p>
-            <w:pPr>
-              <w:spacing w:before="30" w:after="30" w:line="288" w:lineRule="auto"/>
-            </w:pPr>
-            <w:r>
-              <w:rPr>
-                <w:rFonts w:ascii="Microsoft JhengHei" w:hAnsi="Microsoft JhengHei" w:eastAsia="Microsoft JhengHei"/>
-                <w:sz w:val="18"/>
-              </w:rPr>
-              <w:t>174</w:t>
-            </w:r>
-          </w:p>
-        </w:tc>
-        <w:tc>
-          <w:tcPr>
-            <w:tcW w:type="dxa" w:w="2304"/>
-          </w:tcPr>
-          <w:p>
-            <w:pPr>
-              <w:spacing w:before="30" w:after="30" w:line="288" w:lineRule="auto"/>
-            </w:pPr>
-            <w:r>
-              <w:rPr>
-                <w:rFonts w:ascii="Microsoft JhengHei" w:hAnsi="Microsoft JhengHei" w:eastAsia="Microsoft JhengHei"/>
-                <w:sz w:val="18"/>
-              </w:rPr>
-              <w:t>文件（md）</w:t>
-            </w:r>
-          </w:p>
-        </w:tc>
-        <w:tc>
-          <w:tcPr>
-            <w:tcW w:type="dxa" w:w="2304"/>
-          </w:tcPr>
-          <w:p>
-            <w:pPr>
-              <w:spacing w:before="30" w:after="30" w:line="288" w:lineRule="auto"/>
-            </w:pPr>
-            <w:r>
-              <w:rPr>
-                <w:rFonts w:ascii="Microsoft JhengHei" w:hAnsi="Microsoft JhengHei" w:eastAsia="Microsoft JhengHei"/>
-                <w:sz w:val="18"/>
-              </w:rPr>
-              <w:t>111</w:t>
-            </w:r>
-          </w:p>
-        </w:tc>
-      </w:tr>
-      <w:tr>
-        <w:tc>
-          <w:tcPr>
-            <w:tcW w:type="dxa" w:w="2304"/>
+            <w:tcW w:type="dxa" w:w="2448"/>
             <w:shd w:val="clear" w:fill="F4F6F9"/>
           </w:tcPr>
           <w:p>
@@ -8159,15 +8943,15 @@
               <w:rPr>
                 <w:rFonts w:ascii="Microsoft JhengHei" w:hAnsi="Microsoft JhengHei" w:eastAsia="Microsoft JhengHei"/>
                 <w:b/>
-                <w:sz w:val="18"/>
+                <w:sz w:val="17"/>
               </w:rPr>
-              <w:t>分支數</w:t>
+              <w:t>測試檔</w:t>
             </w:r>
           </w:p>
         </w:tc>
         <w:tc>
           <w:tcPr>
-            <w:tcW w:type="dxa" w:w="2304"/>
+            <w:tcW w:type="dxa" w:w="2448"/>
             <w:shd w:val="clear" w:fill="F4F6F9"/>
           </w:tcPr>
           <w:p>
@@ -8177,15 +8961,15 @@
             <w:r>
               <w:rPr>
                 <w:rFonts w:ascii="Microsoft JhengHei" w:hAnsi="Microsoft JhengHei" w:eastAsia="Microsoft JhengHei"/>
-                <w:sz w:val="18"/>
+                <w:sz w:val="17"/>
               </w:rPr>
-              <w:t>7（+main）</w:t>
+              <w:t>174</w:t>
             </w:r>
           </w:p>
         </w:tc>
         <w:tc>
           <w:tcPr>
-            <w:tcW w:type="dxa" w:w="2304"/>
+            <w:tcW w:type="dxa" w:w="2448"/>
             <w:shd w:val="clear" w:fill="F4F6F9"/>
           </w:tcPr>
           <w:p>
@@ -8195,15 +8979,15 @@
             <w:r>
               <w:rPr>
                 <w:rFonts w:ascii="Microsoft JhengHei" w:hAnsi="Microsoft JhengHei" w:eastAsia="Microsoft JhengHei"/>
-                <w:sz w:val="18"/>
+                <w:sz w:val="17"/>
               </w:rPr>
-              <w:t>治理文件</w:t>
+              <w:t>文件（md）</w:t>
             </w:r>
           </w:p>
         </w:tc>
         <w:tc>
           <w:tcPr>
-            <w:tcW w:type="dxa" w:w="2304"/>
+            <w:tcW w:type="dxa" w:w="2160"/>
             <w:shd w:val="clear" w:fill="F4F6F9"/>
           </w:tcPr>
           <w:p>
@@ -8213,9 +8997,9 @@
             <w:r>
               <w:rPr>
                 <w:rFonts w:ascii="Microsoft JhengHei" w:hAnsi="Microsoft JhengHei" w:eastAsia="Microsoft JhengHei"/>
-                <w:sz w:val="18"/>
+                <w:sz w:val="17"/>
               </w:rPr>
-              <w:t>10</w:t>
+              <w:t>111</w:t>
             </w:r>
           </w:p>
         </w:tc>
@@ -8223,7 +9007,7 @@
       <w:tr>
         <w:tc>
           <w:tcPr>
-            <w:tcW w:type="dxa" w:w="2304"/>
+            <w:tcW w:type="dxa" w:w="2448"/>
           </w:tcPr>
           <w:p>
             <w:pPr>
@@ -8233,15 +9017,15 @@
               <w:rPr>
                 <w:rFonts w:ascii="Microsoft JhengHei" w:hAnsi="Microsoft JhengHei" w:eastAsia="Microsoft JhengHei"/>
                 <w:b/>
-                <w:sz w:val="18"/>
+                <w:sz w:val="17"/>
               </w:rPr>
-              <w:t>P0/P1/P2 里程碑</w:t>
+              <w:t>分支數</w:t>
             </w:r>
           </w:p>
         </w:tc>
         <w:tc>
           <w:tcPr>
-            <w:tcW w:type="dxa" w:w="2304"/>
+            <w:tcW w:type="dxa" w:w="2448"/>
           </w:tcPr>
           <w:p>
             <w:pPr>
@@ -8250,15 +9034,15 @@
             <w:r>
               <w:rPr>
                 <w:rFonts w:ascii="Microsoft JhengHei" w:hAnsi="Microsoft JhengHei" w:eastAsia="Microsoft JhengHei"/>
-                <w:sz w:val="18"/>
+                <w:sz w:val="17"/>
               </w:rPr>
-              <w:t>9 / ~19 / 15</w:t>
+              <w:t>7（+main）</w:t>
             </w:r>
           </w:p>
         </w:tc>
         <w:tc>
           <w:tcPr>
-            <w:tcW w:type="dxa" w:w="2304"/>
+            <w:tcW w:type="dxa" w:w="2448"/>
           </w:tcPr>
           <w:p>
             <w:pPr>
@@ -8267,15 +9051,15 @@
             <w:r>
               <w:rPr>
                 <w:rFonts w:ascii="Microsoft JhengHei" w:hAnsi="Microsoft JhengHei" w:eastAsia="Microsoft JhengHei"/>
-                <w:sz w:val="18"/>
+                <w:sz w:val="17"/>
               </w:rPr>
-              <w:t>onyx 移除</w:t>
+              <w:t>治理文件</w:t>
             </w:r>
           </w:p>
         </w:tc>
         <w:tc>
           <w:tcPr>
-            <w:tcW w:type="dxa" w:w="2304"/>
+            <w:tcW w:type="dxa" w:w="2160"/>
           </w:tcPr>
           <w:p>
             <w:pPr>
@@ -8284,9 +9068,9 @@
             <w:r>
               <w:rPr>
                 <w:rFonts w:ascii="Microsoft JhengHei" w:hAnsi="Microsoft JhengHei" w:eastAsia="Microsoft JhengHei"/>
-                <w:sz w:val="18"/>
+                <w:sz w:val="17"/>
               </w:rPr>
-              <w:t>4690 檔 / .git −83%</w:t>
+              <w:t>10</w:t>
             </w:r>
           </w:p>
         </w:tc>
@@ -8326,7 +9110,7 @@
           <w:color w:val="595959"/>
           <w:sz w:val="19"/>
         </w:rPr>
-        <w:t>（見第捌章表格——main 為 SSOT，prod-intranet-card 為唯一卡片 fork，trial-military 為純減法 demo 子集。）</w:t>
+        <w:t>（見第玖章表格——main 為 SSOT，prod-intranet-card 為唯一卡片 fork，trial-military 為純減法 demo 子集。）</w:t>
       </w:r>
     </w:p>
     <w:p>
@@ -8617,6 +9401,82 @@
                 <w:b/>
                 <w:sz w:val="16"/>
               </w:rPr>
+              <w:t>（前身）myCSPPlatform/backend/app/</w:t>
+            </w:r>
+          </w:p>
+        </w:tc>
+        <w:tc>
+          <w:tcPr>
+            <w:tcW w:type="dxa" w:w="3312"/>
+          </w:tcPr>
+          <w:p>
+            <w:pPr>
+              <w:spacing w:before="30" w:after="30" w:line="288" w:lineRule="auto"/>
+            </w:pPr>
+            <w:r>
+              <w:rPr>
+                <w:rFonts w:ascii="Microsoft JhengHei" w:hAnsi="Microsoft JhengHei" w:eastAsia="Microsoft JhengHei"/>
+                <w:sz w:val="16"/>
+              </w:rPr>
+              <w:t>CSP 控制 / 資料平面骨架的種子（api / models / services / schemas 分層）</w:t>
+            </w:r>
+          </w:p>
+        </w:tc>
+      </w:tr>
+      <w:tr>
+        <w:tc>
+          <w:tcPr>
+            <w:tcW w:type="dxa" w:w="6192"/>
+            <w:shd w:val="clear" w:fill="F4F6F9"/>
+          </w:tcPr>
+          <w:p>
+            <w:pPr>
+              <w:spacing w:before="30" w:after="30" w:line="288" w:lineRule="auto"/>
+            </w:pPr>
+            <w:r>
+              <w:rPr>
+                <w:rFonts w:ascii="Microsoft JhengHei" w:hAnsi="Microsoft JhengHei" w:eastAsia="Microsoft JhengHei"/>
+                <w:b/>
+                <w:sz w:val="16"/>
+              </w:rPr>
+              <w:t>（前身）AgenticRAG → anila-core + anila-agent</w:t>
+            </w:r>
+          </w:p>
+        </w:tc>
+        <w:tc>
+          <w:tcPr>
+            <w:tcW w:type="dxa" w:w="3312"/>
+            <w:shd w:val="clear" w:fill="F4F6F9"/>
+          </w:tcPr>
+          <w:p>
+            <w:pPr>
+              <w:spacing w:before="30" w:after="30" w:line="288" w:lineRule="auto"/>
+            </w:pPr>
+            <w:r>
+              <w:rPr>
+                <w:rFonts w:ascii="Microsoft JhengHei" w:hAnsi="Microsoft JhengHei" w:eastAsia="Microsoft JhengHei"/>
+                <w:sz w:val="16"/>
+              </w:rPr>
+              <w:t>執行期基座 + 官方 RAG 模板的來源（已封存遷入 monorepo）</w:t>
+            </w:r>
+          </w:p>
+        </w:tc>
+      </w:tr>
+      <w:tr>
+        <w:tc>
+          <w:tcPr>
+            <w:tcW w:type="dxa" w:w="6192"/>
+          </w:tcPr>
+          <w:p>
+            <w:pPr>
+              <w:spacing w:before="30" w:after="30" w:line="288" w:lineRule="auto"/>
+            </w:pPr>
+            <w:r>
+              <w:rPr>
+                <w:rFonts w:ascii="Microsoft JhengHei" w:hAnsi="Microsoft JhengHei" w:eastAsia="Microsoft JhengHei"/>
+                <w:b/>
+                <w:sz w:val="16"/>
+              </w:rPr>
               <w:t>anila_plan.md</w:t>
             </w:r>
           </w:p>
@@ -8634,7 +9494,7 @@
                 <w:rFonts w:ascii="Microsoft JhengHei" w:hAnsi="Microsoft JhengHei" w:eastAsia="Microsoft JhengHei"/>
                 <w:sz w:val="16"/>
               </w:rPr>
-              <w:t>唯一規劃文件（runtime-first / router-first，Phase 1–7）</w:t>
+              <w:t>唯一規劃文件（runtime-first / router-first）</w:t>
             </w:r>
           </w:p>
         </w:tc>
@@ -8693,7 +9553,7 @@
                 <w:b/>
                 <w:sz w:val="16"/>
               </w:rPr>
-              <w:t>docs/briefing/anila-memory-layer-rfc.md</w:t>
+              <w:t>docs/agenticrag/agenticrag-decouple-from-anila-core.md</w:t>
             </w:r>
           </w:p>
         </w:tc>
@@ -8710,7 +9570,7 @@
                 <w:rFonts w:ascii="Microsoft JhengHei" w:hAnsi="Microsoft JhengHei" w:eastAsia="Microsoft JhengHei"/>
                 <w:sz w:val="16"/>
               </w:rPr>
-              <w:t>記憶層 route 3 設計</w:t>
+              <w:t>AgenticRAG Phase 0 解耦設計</w:t>
             </w:r>
           </w:p>
         </w:tc>
@@ -8731,7 +9591,7 @@
                 <w:b/>
                 <w:sz w:val="16"/>
               </w:rPr>
-              <w:t>docs/audits/anila-full-audit-2026-06-02.md</w:t>
+              <w:t>docs/briefing/anila-memory-layer-rfc.md</w:t>
             </w:r>
           </w:p>
         </w:tc>
@@ -8749,7 +9609,7 @@
                 <w:rFonts w:ascii="Microsoft JhengHei" w:hAnsi="Microsoft JhengHei" w:eastAsia="Microsoft JhengHei"/>
                 <w:sz w:val="16"/>
               </w:rPr>
-              <w:t>88 項弱點稽核 + S1–S10 修補</w:t>
+              <w:t>記憶層 route 3 設計</w:t>
             </w:r>
           </w:p>
         </w:tc>
@@ -8769,7 +9629,7 @@
                 <w:b/>
                 <w:sz w:val="16"/>
               </w:rPr>
-              <w:t>docs/branch-sync-backlog.md</w:t>
+              <w:t>docs/audits/anila-full-audit-2026-06-02.md</w:t>
             </w:r>
           </w:p>
         </w:tc>
@@ -8786,7 +9646,7 @@
                 <w:rFonts w:ascii="Microsoft JhengHei" w:hAnsi="Microsoft JhengHei" w:eastAsia="Microsoft JhengHei"/>
                 <w:sz w:val="16"/>
               </w:rPr>
-              <w:t>七分支 fork 區清單 + sync SOP</w:t>
+              <w:t>88 項弱點稽核 + S1–S10 修補</w:t>
             </w:r>
           </w:p>
         </w:tc>
@@ -8959,7 +9819,7 @@
                 <w:b/>
                 <w:sz w:val="16"/>
               </w:rPr>
-              <w:t>anila-core/src/anila_core/memory/long_term/adapter.py</w:t>
+              <w:t>scripts/intranet-deploy.sh</w:t>
             </w:r>
           </w:p>
         </w:tc>
@@ -8977,7 +9837,7 @@
                 <w:rFonts w:ascii="Microsoft JhengHei" w:hAnsi="Microsoft JhengHei" w:eastAsia="Microsoft JhengHei"/>
                 <w:sz w:val="16"/>
               </w:rPr>
-              <w:t>記憶層 MemoryAdapter Protocol</w:t>
+              <w:t>內網一鍵 7 步部署</w:t>
             </w:r>
           </w:p>
         </w:tc>
@@ -8997,7 +9857,7 @@
                 <w:b/>
                 <w:sz w:val="16"/>
               </w:rPr>
-              <w:t>anila-agent/anila_agent/runtime/agent_factory.py</w:t>
+              <w:t>docs/branch-sync-backlog.md</w:t>
             </w:r>
           </w:p>
         </w:tc>
@@ -9014,122 +9874,7 @@
                 <w:rFonts w:ascii="Microsoft JhengHei" w:hAnsi="Microsoft JhengHei" w:eastAsia="Microsoft JhengHei"/>
                 <w:sz w:val="16"/>
               </w:rPr>
-              <w:t>官方模板 agent 組裝（retriever / 記憶 / 政策守門）</w:t>
-            </w:r>
-          </w:p>
-        </w:tc>
-      </w:tr>
-      <w:tr>
-        <w:tc>
-          <w:tcPr>
-            <w:tcW w:type="dxa" w:w="6192"/>
-            <w:shd w:val="clear" w:fill="F4F6F9"/>
-          </w:tcPr>
-          <w:p>
-            <w:pPr>
-              <w:spacing w:before="30" w:after="30" w:line="288" w:lineRule="auto"/>
-            </w:pPr>
-            <w:r>
-              <w:rPr>
-                <w:rFonts w:ascii="Microsoft JhengHei" w:hAnsi="Microsoft JhengHei" w:eastAsia="Microsoft JhengHei"/>
-                <w:b/>
-                <w:sz w:val="16"/>
-              </w:rPr>
-              <w:t>models/inference/docker-compose.yml</w:t>
-            </w:r>
-          </w:p>
-        </w:tc>
-        <w:tc>
-          <w:tcPr>
-            <w:tcW w:type="dxa" w:w="3312"/>
-            <w:shd w:val="clear" w:fill="F4F6F9"/>
-          </w:tcPr>
-          <w:p>
-            <w:pPr>
-              <w:spacing w:before="30" w:after="30" w:line="288" w:lineRule="auto"/>
-            </w:pPr>
-            <w:r>
-              <w:rPr>
-                <w:rFonts w:ascii="Microsoft JhengHei" w:hAnsi="Microsoft JhengHei" w:eastAsia="Microsoft JhengHei"/>
-                <w:sz w:val="16"/>
-              </w:rPr>
-              <w:t>模型服務 stack（vLLM/TensorRT-LLM/FLUX）</w:t>
-            </w:r>
-          </w:p>
-        </w:tc>
-      </w:tr>
-      <w:tr>
-        <w:tc>
-          <w:tcPr>
-            <w:tcW w:type="dxa" w:w="6192"/>
-          </w:tcPr>
-          <w:p>
-            <w:pPr>
-              <w:spacing w:before="30" w:after="30" w:line="288" w:lineRule="auto"/>
-            </w:pPr>
-            <w:r>
-              <w:rPr>
-                <w:rFonts w:ascii="Microsoft JhengHei" w:hAnsi="Microsoft JhengHei" w:eastAsia="Microsoft JhengHei"/>
-                <w:b/>
-                <w:sz w:val="16"/>
-              </w:rPr>
-              <w:t>scripts/intranet-deploy.sh</w:t>
-            </w:r>
-          </w:p>
-        </w:tc>
-        <w:tc>
-          <w:tcPr>
-            <w:tcW w:type="dxa" w:w="3312"/>
-          </w:tcPr>
-          <w:p>
-            <w:pPr>
-              <w:spacing w:before="30" w:after="30" w:line="288" w:lineRule="auto"/>
-            </w:pPr>
-            <w:r>
-              <w:rPr>
-                <w:rFonts w:ascii="Microsoft JhengHei" w:hAnsi="Microsoft JhengHei" w:eastAsia="Microsoft JhengHei"/>
-                <w:sz w:val="16"/>
-              </w:rPr>
-              <w:t>內網一鍵 7 步部署</w:t>
-            </w:r>
-          </w:p>
-        </w:tc>
-      </w:tr>
-      <w:tr>
-        <w:tc>
-          <w:tcPr>
-            <w:tcW w:type="dxa" w:w="6192"/>
-            <w:shd w:val="clear" w:fill="F4F6F9"/>
-          </w:tcPr>
-          <w:p>
-            <w:pPr>
-              <w:spacing w:before="30" w:after="30" w:line="288" w:lineRule="auto"/>
-            </w:pPr>
-            <w:r>
-              <w:rPr>
-                <w:rFonts w:ascii="Microsoft JhengHei" w:hAnsi="Microsoft JhengHei" w:eastAsia="Microsoft JhengHei"/>
-                <w:b/>
-                <w:sz w:val="16"/>
-              </w:rPr>
-              <w:t>myCSPPlatform/docker/nginx.conf</w:t>
-            </w:r>
-          </w:p>
-        </w:tc>
-        <w:tc>
-          <w:tcPr>
-            <w:tcW w:type="dxa" w:w="3312"/>
-            <w:shd w:val="clear" w:fill="F4F6F9"/>
-          </w:tcPr>
-          <w:p>
-            <w:pPr>
-              <w:spacing w:before="30" w:after="30" w:line="288" w:lineRule="auto"/>
-            </w:pPr>
-            <w:r>
-              <w:rPr>
-                <w:rFonts w:ascii="Microsoft JhengHei" w:hAnsi="Microsoft JhengHei" w:eastAsia="Microsoft JhengHei"/>
-                <w:sz w:val="16"/>
-              </w:rPr>
-              <w:t>Host allowlist + 7 安全 header + 限流 + TLS</w:t>
+              <w:t>七分支 fork 區清單 + sync SOP</w:t>
             </w:r>
           </w:p>
         </w:tc>
@@ -9152,7 +9897,7 @@
           <w:color w:val="595959"/>
           <w:sz w:val="18"/>
         </w:rPr>
-        <w:t>（本報告依據全部 7 條分支 + main 的原始碼與文件、git 歷史整理，所有設計描述、時間點與檔案路徑均對照當前程式碼。）</w:t>
+        <w:t>（本報告依據兩個前身專案（myCSPPlatform git 歷史、AgenticRAG GitHub 中繼資料與其遷入 ANILA 的痕跡）、ANILA 全部 7 條分支 + main 的原始碼與文件、git 歷史整理。所有設計描述、時間點與檔案路徑均對照當前可得資料。）</w:t>
       </w:r>
     </w:p>
     <w:sectPr>
